--- a/documentacion-grado/06_entregables/perfil/Perfil_Proyecto_de_Grado_R3Foresta.docx
+++ b/documentacion-grado/06_entregables/perfil/Perfil_Proyecto_de_Grado_R3Foresta.docx
@@ -257,7 +257,7 @@
           <w:rFonts w:ascii="Times New Roman" w:hAnsi="Times New Roman"/>
           <w:sz w:val="24"/>
         </w:rPr>
-        <w:t>R3Foresta es una organización que desarrolla actividades de reforestación con la participación de comunidades, voluntarios y empresas patrocinadoras. En estas actividades, las semillas recolectadas atraviesan procesos de vivero hasta convertirse en plantas destinadas a la plantación. En la práctica actual, fotografías, mensajes, publicaciones en redes sociales, cuadernos y otros registros documentan parcialmente estos procesos, pero la información no se conserva bajo una estructura común que permita relacionar procedencia, cantidades, responsables, ubicaciones y evidencias entre las diferentes etapas. Esta fragmentación dificulta reconstruir el recorrido de las semillas y plantas y presentar información consistente a los actores interesados.</w:t>
+        <w:t>La Fundación R3Foresta para la Bioregeneración de Ecosistemas y la Economía Circular desarrolla actividades de reforestación con la participación de comunidades, voluntarios y empresas patrocinadoras. En estas actividades, las semillas recolectadas atraviesan procesos de vivero hasta convertirse en plantas destinadas a la plantación. En la práctica actual, fotografías, mensajes, publicaciones en redes sociales, cuadernos y otros registros documentan parcialmente estos procesos, pero la información no se conserva bajo una estructura común que permita relacionar procedencia, cantidades, responsables, ubicaciones y evidencias entre las diferentes etapas. Esta fragmentación dificulta reconstruir el recorrido de las semillas y plantas y presentar información consistente a los actores interesados.</w:t>
       </w:r>
     </w:p>
     <w:p>
@@ -370,7 +370,7 @@
           <w:rFonts w:ascii="Times New Roman" w:hAnsi="Times New Roman"/>
           <w:sz w:val="22"/>
         </w:rPr>
-        <w:t>3</w:t>
+        <w:t>2</w:t>
       </w:r>
     </w:p>
     <w:p>
@@ -474,7 +474,7 @@
           <w:rFonts w:ascii="Times New Roman" w:hAnsi="Times New Roman"/>
           <w:sz w:val="22"/>
         </w:rPr>
-        <w:t>13</w:t>
+        <w:t>12</w:t>
       </w:r>
     </w:p>
     <w:p>
@@ -500,7 +500,7 @@
           <w:rFonts w:ascii="Times New Roman" w:hAnsi="Times New Roman"/>
           <w:sz w:val="22"/>
         </w:rPr>
-        <w:t>17</w:t>
+        <w:t>15</w:t>
       </w:r>
     </w:p>
     <w:p>
@@ -526,7 +526,7 @@
           <w:rFonts w:ascii="Times New Roman" w:hAnsi="Times New Roman"/>
           <w:sz w:val="22"/>
         </w:rPr>
-        <w:t>20</w:t>
+        <w:t>18</w:t>
       </w:r>
     </w:p>
     <w:p>
@@ -552,7 +552,7 @@
           <w:rFonts w:ascii="Times New Roman" w:hAnsi="Times New Roman"/>
           <w:sz w:val="22"/>
         </w:rPr>
-        <w:t>24</w:t>
+        <w:t>22</w:t>
       </w:r>
     </w:p>
     <w:p>
@@ -578,7 +578,7 @@
           <w:rFonts w:ascii="Times New Roman" w:hAnsi="Times New Roman"/>
           <w:sz w:val="22"/>
         </w:rPr>
-        <w:t>27</w:t>
+        <w:t>24</w:t>
       </w:r>
     </w:p>
     <w:p>
@@ -604,7 +604,7 @@
           <w:rFonts w:ascii="Times New Roman" w:hAnsi="Times New Roman"/>
           <w:sz w:val="22"/>
         </w:rPr>
-        <w:t>29</w:t>
+        <w:t>25</w:t>
       </w:r>
     </w:p>
     <w:p>
@@ -620,7 +620,7 @@
           <w:rFonts w:ascii="Times New Roman" w:hAnsi="Times New Roman"/>
           <w:sz w:val="22"/>
         </w:rPr>
-        <w:t>12. Recursos y presupuesto</w:t>
+        <w:t>12. Recursos</w:t>
       </w:r>
       <w:r>
         <w:tab/>
@@ -630,7 +630,7 @@
           <w:rFonts w:ascii="Times New Roman" w:hAnsi="Times New Roman"/>
           <w:sz w:val="22"/>
         </w:rPr>
-        <w:t>31</w:t>
+        <w:t>26</w:t>
       </w:r>
     </w:p>
     <w:p>
@@ -656,7 +656,7 @@
           <w:rFonts w:ascii="Times New Roman" w:hAnsi="Times New Roman"/>
           <w:sz w:val="22"/>
         </w:rPr>
-        <w:t>33</w:t>
+        <w:t>27</w:t>
       </w:r>
     </w:p>
     <w:p>
@@ -682,7 +682,7 @@
           <w:rFonts w:ascii="Times New Roman" w:hAnsi="Times New Roman"/>
           <w:sz w:val="22"/>
         </w:rPr>
-        <w:t>37</w:t>
+        <w:t>30</w:t>
       </w:r>
     </w:p>
     <w:p>
@@ -724,7 +724,7 @@
           <w:rFonts w:ascii="Times New Roman" w:hAnsi="Times New Roman"/>
           <w:sz w:val="22"/>
         </w:rPr>
-        <w:t>14</w:t>
+        <w:t>13</w:t>
       </w:r>
     </w:p>
     <w:p>
@@ -750,7 +750,7 @@
           <w:rFonts w:ascii="Times New Roman" w:hAnsi="Times New Roman"/>
           <w:sz w:val="22"/>
         </w:rPr>
-        <w:t>22</w:t>
+        <w:t>20</w:t>
       </w:r>
     </w:p>
     <w:p>
@@ -776,7 +776,7 @@
           <w:rFonts w:ascii="Times New Roman" w:hAnsi="Times New Roman"/>
           <w:sz w:val="22"/>
         </w:rPr>
-        <w:t>28</w:t>
+        <w:t>25</w:t>
       </w:r>
     </w:p>
     <w:p>
@@ -802,7 +802,22 @@
           <w:rFonts w:ascii="Times New Roman" w:hAnsi="Times New Roman"/>
           <w:sz w:val="22"/>
         </w:rPr>
-        <w:t>29</w:t>
+        <w:t>25</w:t>
+      </w:r>
+    </w:p>
+    <w:p>
+      <w:pPr>
+        <w:spacing w:before="320" w:after="200"/>
+        <w:ind w:firstLine="0"/>
+        <w:jc w:val="center"/>
+      </w:pPr>
+      <w:r>
+        <w:rPr>
+          <w:rFonts w:ascii="Times New Roman" w:hAnsi="Times New Roman"/>
+          <w:b/>
+          <w:sz w:val="28"/>
+        </w:rPr>
+        <w:t>Índice de figuras</w:t>
       </w:r>
     </w:p>
     <w:p>
@@ -818,7 +833,7 @@
           <w:rFonts w:ascii="Times New Roman" w:hAnsi="Times New Roman"/>
           <w:sz w:val="22"/>
         </w:rPr>
-        <w:t>Tabla 5. Presupuesto monetario previsto.</w:t>
+        <w:t>Figura 1. Estructura organizacional de R3Foresta.</w:t>
       </w:r>
       <w:r>
         <w:tab/>
@@ -828,22 +843,7 @@
           <w:rFonts w:ascii="Times New Roman" w:hAnsi="Times New Roman"/>
           <w:sz w:val="22"/>
         </w:rPr>
-        <w:t>31</w:t>
-      </w:r>
-    </w:p>
-    <w:p>
-      <w:pPr>
-        <w:spacing w:before="320" w:after="200"/>
-        <w:ind w:firstLine="0"/>
-        <w:jc w:val="center"/>
-      </w:pPr>
-      <w:r>
-        <w:rPr>
-          <w:rFonts w:ascii="Times New Roman" w:hAnsi="Times New Roman"/>
-          <w:b/>
-          <w:sz w:val="28"/>
-        </w:rPr>
-        <w:t>Índice de figuras</w:t>
+        <w:t>3</w:t>
       </w:r>
     </w:p>
     <w:p>
@@ -859,7 +859,7 @@
           <w:rFonts w:ascii="Times New Roman" w:hAnsi="Times New Roman"/>
           <w:sz w:val="22"/>
         </w:rPr>
-        <w:t>Figura 1. Árbol de causas y efectos.</w:t>
+        <w:t>Figura 2. Árbol de causas y efectos.</w:t>
       </w:r>
       <w:r>
         <w:tab/>
@@ -885,7 +885,7 @@
           <w:rFonts w:ascii="Times New Roman" w:hAnsi="Times New Roman"/>
           <w:sz w:val="22"/>
         </w:rPr>
-        <w:t>Figura 2. Recorrido principal del material vegetal.</w:t>
+        <w:t>Figura 3. Recorrido principal del material vegetal.</w:t>
       </w:r>
       <w:r>
         <w:tab/>
@@ -895,7 +895,7 @@
           <w:rFonts w:ascii="Times New Roman" w:hAnsi="Times New Roman"/>
           <w:sz w:val="22"/>
         </w:rPr>
-        <w:t>24</w:t>
+        <w:t>22</w:t>
       </w:r>
     </w:p>
     <w:p>
@@ -911,7 +911,7 @@
           <w:rFonts w:ascii="Times New Roman" w:hAnsi="Times New Roman"/>
           <w:sz w:val="22"/>
         </w:rPr>
-        <w:t>Figura 3. Relación entre eventos, reglas de consistencia y reconstrucción.</w:t>
+        <w:t>Figura 4. Relación entre eventos, reglas de consistencia y reconstrucción.</w:t>
       </w:r>
       <w:r>
         <w:tab/>
@@ -921,7 +921,7 @@
           <w:rFonts w:ascii="Times New Roman" w:hAnsi="Times New Roman"/>
           <w:sz w:val="22"/>
         </w:rPr>
-        <w:t>25</w:t>
+        <w:t>23</w:t>
       </w:r>
     </w:p>
     <w:p>
@@ -937,7 +937,7 @@
           <w:rFonts w:ascii="Times New Roman" w:hAnsi="Times New Roman"/>
           <w:sz w:val="22"/>
         </w:rPr>
-        <w:t>Figura 4. Diagrama de Gantt, agosto–noviembre de 2026.</w:t>
+        <w:t>Figura 5. Diagrama de Gantt, agosto–noviembre de 2026.</w:t>
       </w:r>
       <w:r>
         <w:tab/>
@@ -947,7 +947,7 @@
           <w:rFonts w:ascii="Times New Roman" w:hAnsi="Times New Roman"/>
           <w:sz w:val="22"/>
         </w:rPr>
-        <w:t>30</w:t>
+        <w:t>26</w:t>
       </w:r>
     </w:p>
     <w:p>
@@ -966,7 +966,6 @@
     <w:p>
       <w:pPr>
         <w:pStyle w:val="Heading1"/>
-        <w:pageBreakBefore w:val="0"/>
       </w:pPr>
       <w:r>
         <w:rPr>
@@ -982,7 +981,7 @@
           <w:rFonts w:ascii="Times New Roman" w:hAnsi="Times New Roman"/>
           <w:sz w:val="24"/>
         </w:rPr>
-        <w:t xml:space="preserve">La reforestación comprende un conjunto de etapas sucesivas en las que las semillas, hasta convertirse en plantas, pasan por distintos procesos, ubicaciones y responsables antes de llegar a su plantación. En este recorrido, el material es recolectado, germinado, trasladado por diferentes actores y posteriormente destinado a ser plantado. Cada etapa genera información relacionada con su procedencia, cantidades, responsables, tiempos, ubicaciones y evidencias, cuya continuidad permite conocer cómo el material vegetal avanza a través del proceso. En adelante, se utilizará </w:t>
+        <w:t xml:space="preserve">La reforestación moviliza material vegetal entre lugares, responsables y etapas con propósitos distintos. Una semilla o unidad de propagación puede ser recolectada, trasladada al vivero, atravesar procesos biológicos, integrarse en lotes de plantas y finalmente ser asignada a una actividad de plantación. R3Foresta también utiliza material vegetal adquirido o recibido de terceros, que puede ingresar al vivero o dirigirse directamente a una plantación. En cualquiera de estos recorridos es necesario conservar la relación entre procedencia, cantidades, responsables, fechas, ubicaciones y evidencias. En adelante, se utilizará </w:t>
       </w:r>
       <w:r>
         <w:rPr>
@@ -1006,7 +1005,7 @@
           <w:rFonts w:ascii="Times New Roman" w:hAnsi="Times New Roman"/>
           <w:sz w:val="24"/>
         </w:rPr>
-        <w:t>La necesidad de mantener esta continuidad de información da lugar al concepto de trazabilidad. Esta no consiste únicamente en almacenar inventarios, registros o fotografías de forma aislada, sino en conservar la información y las relaciones necesarias para reconstruir el recorrido de un elemento a través de las distintas etapas de una cadena. Olsen y Borit (2013) la relacionan con la capacidad de acceder a información sobre un objeto a lo largo de su ciclo de vida.</w:t>
+        <w:t>La trazabilidad no consiste únicamente en almacenar inventarios, registros o fotografías de forma aislada, sino en conservar la información y las relaciones necesarias para reconstruir el recorrido de un elemento a través de las distintas etapas de una cadena. Olsen y Borit (2013) la relacionan con la capacidad de acceder a información sobre un objeto a lo largo de su ciclo de vida. En una cadena de custodia, además, los movimientos y cambios deben registrarse bajo reglas explícitas; sin embargo, la existencia de un sistema no verifica por sí sola la veracidad de las declaraciones de sus usuarios (International Organization for Standardization [ISO], 2020). Por ello, este proyecto plantea una trazabilidad reconstruible mediante evidencia contrastable y no una certificación independiente.</w:t>
       </w:r>
     </w:p>
     <w:p>
@@ -1015,7 +1014,22 @@
           <w:rFonts w:ascii="Times New Roman" w:hAnsi="Times New Roman"/>
           <w:sz w:val="24"/>
         </w:rPr>
-        <w:t>Asimismo, en una cadena de custodia deben registrarse los movimientos y cambios bajo reglas explícitas; sin embargo, la existencia de un sistema no verifica por sí sola la veracidad de las declaraciones realizadas por sus usuarios (International Organization for Standardization [ISO], 2020). Por esta razón, el presente trabajo plantea una trazabilidad reconstruible mediante evidencia contrastable, sin pretender constituirse en una certificación independiente.</w:t>
+        <w:t xml:space="preserve">El caso de estudio corresponde a la </w:t>
+      </w:r>
+      <w:r>
+        <w:rPr>
+          <w:rFonts w:ascii="Times New Roman" w:hAnsi="Times New Roman"/>
+          <w:b/>
+          <w:sz w:val="24"/>
+        </w:rPr>
+        <w:t>Fundación R3Foresta para la Bioregeneración de Ecosistemas y la Economía Circular</w:t>
+      </w:r>
+      <w:r>
+        <w:rPr>
+          <w:rFonts w:ascii="Times New Roman" w:hAnsi="Times New Roman"/>
+          <w:sz w:val="24"/>
+        </w:rPr>
+        <w:t>, que desarrolla actividades de reforestación con comunidades, voluntarios y organizaciones patrocinadoras. Actualmente, la información y las evidencias de estas actividades se conservan en fotografías, publicaciones en redes sociales, conversaciones de mensajería, cuadernos, notas y el conocimiento de las personas involucradas. Aunque estos registros documentan las actividades realizadas, se encuentran dispersos y no comparten una estructura, identificadores ni relaciones comunes que permitan reconstruir de extremo a extremo la procedencia y el recorrido del material vegetal, conciliar cantidades y saldos, identificar responsables y recuperar la evidencia asociada. Esta fragmentación limita la gestión interna y la capacidad de respaldar la información comunicada a patrocinadores y aliados.</w:t>
       </w:r>
     </w:p>
     <w:p>
@@ -1024,7 +1038,37 @@
           <w:rFonts w:ascii="Times New Roman" w:hAnsi="Times New Roman"/>
           <w:sz w:val="24"/>
         </w:rPr>
-        <w:t>La práctica actual de R3Foresta conserva información y evidencias de sus actividades mediante fotografías, redes sociales, servicios de mensajería, cuadernos y el conocimiento de los responsables. Sin embargo, estos registros se encuentran dispersos y no necesariamente comparten identificadores, unidades o reglas que permitan relacionarlos y conciliar las cantidades registradas entre las diferentes etapas. Esta situación afecta tanto la gestión interna como la información proporcionada a las empresas patrocinadoras, que requieren conocer cuántos árboles fueron destinados a una plantación, dónde fueron plantados y qué evidencias respaldan su ejecución. En este contexto, disponer de una trazabilidad reconstruible y respaldada por evidencia adquiere relevancia tanto para la gestión de dichos procesos como para sustentar la información comunicada a terceros.</w:t>
+        <w:t xml:space="preserve">Ante esta situación, el proyecto propone desarrollar y evaluar un sistema de trazabilidad como componente operativo de </w:t>
+      </w:r>
+      <w:r>
+        <w:rPr>
+          <w:rFonts w:ascii="Times New Roman" w:hAnsi="Times New Roman"/>
+          <w:b/>
+          <w:sz w:val="24"/>
+        </w:rPr>
+        <w:t>R3foresta App</w:t>
+      </w:r>
+      <w:r>
+        <w:rPr>
+          <w:rFonts w:ascii="Times New Roman" w:hAnsi="Times New Roman"/>
+          <w:sz w:val="24"/>
+        </w:rPr>
+        <w:t xml:space="preserve">, desde la recolección o recepción externa del material vegetal hasta el registro de su plantación. La solución integrará los módulos de </w:t>
+      </w:r>
+      <w:r>
+        <w:rPr>
+          <w:rFonts w:ascii="Times New Roman" w:hAnsi="Times New Roman"/>
+          <w:i/>
+          <w:sz w:val="24"/>
+        </w:rPr>
+        <w:t>Recolección, Vivero y Plantación</w:t>
+      </w:r>
+      <w:r>
+        <w:rPr>
+          <w:rFonts w:ascii="Times New Roman" w:hAnsi="Times New Roman"/>
+          <w:sz w:val="24"/>
+        </w:rPr>
+        <w:t>; el material adquirido o recibido de terceros se tratará como una variante de ingreso dentro de estos módulos y conservará sus datos de procedencia. Mediante el registro relacionado de eventos, movimientos, cantidades, responsables, ubicaciones y evidencias, la aplicación permitirá reconstruir la cadena de custodia y constituirá una base para la gestión y la rendición de cuentas de la Fundación.</w:t>
       </w:r>
     </w:p>
     <w:p>
@@ -1033,52 +1077,40 @@
           <w:rFonts w:ascii="Times New Roman" w:hAnsi="Times New Roman"/>
           <w:sz w:val="24"/>
         </w:rPr>
-        <w:t xml:space="preserve">Ante esta situación, el proyecto propone desarrollar y evaluar un sistema de trazabilidad que integre los procesos de </w:t>
-      </w:r>
-      <w:r>
-        <w:rPr>
-          <w:rFonts w:ascii="Times New Roman" w:hAnsi="Times New Roman"/>
-          <w:i/>
-          <w:sz w:val="24"/>
-        </w:rPr>
-        <w:t>recolección, vivero y plantación</w:t>
-      </w:r>
-      <w:r>
-        <w:rPr>
-          <w:rFonts w:ascii="Times New Roman" w:hAnsi="Times New Roman"/>
-          <w:sz w:val="24"/>
-        </w:rPr>
-        <w:t>. El sistema permitirá registrar los eventos y cambios que atraviesa el material vegetal desde su origen o ingreso al proceso hasta su plantación, vinculando información sobre cantidades, responsables, tiempos, ubicaciones y evidencias. A partir de estos registros, será posible reconstruir su recorrido a través de las distintas etapas y contrastar la información asociada a cada una de ellas. El alcance concluye con el registro de la plantación y no incluye el monitoreo posterior de los árboles. De esta manera, el sistema busca proporcionar una base estructurada para la gestión interna de R3Foresta y para respaldar la información comunicada a terceros.</w:t>
+        <w:t>El aporte de ingeniería comprende el análisis de los procesos y reglas de negocio, el diseño de un modelo de trazabilidad e integridad, la implementación integrada de los tres módulos y la verificación de los requerimientos y de las invariantes de consistencia. La evaluación comparará la solución con la práctica actual de R3Foresta en cuanto a capacidad de reconstrucción con evidencia contrastable y carga operativa, diferenciando la verificación técnica del software de su evaluación en el contexto institucional.</w:t>
       </w:r>
     </w:p>
     <w:p>
-      <w:pPr>
-        <w:pStyle w:val="Heading1"/>
-      </w:pPr>
-      <w:r>
-        <w:rPr>
-          <w:rFonts w:ascii="Times New Roman" w:hAnsi="Times New Roman"/>
-          <w:sz w:val="28"/>
-        </w:rPr>
-        <w:t>2. Antecedentes</w:t>
+      <w:r>
+        <w:rPr>
+          <w:rFonts w:ascii="Times New Roman" w:hAnsi="Times New Roman"/>
+          <w:sz w:val="24"/>
+        </w:rPr>
+        <w:t>El alcance concluye con el registro de la plantación. El sistema proporciona la base informacional de la cadena de custodia, pero no realiza monitoreo posterior de supervivencia, no mide captura de CO2, no implementa una metodología de monitoreo, reporte y verificación de carbono, no certifica plantaciones y no genera créditos de carbono.</w:t>
       </w:r>
     </w:p>
     <w:p>
-      <w:r>
-        <w:rPr>
-          <w:rFonts w:ascii="Times New Roman" w:hAnsi="Times New Roman"/>
-          <w:sz w:val="24"/>
-        </w:rPr>
-        <w:t>La revisión de antecedentes avanza desde las experiencias más cercanas al ámbito forestal boliviano hacia los fundamentos y mecanismos de trazabilidad aplicables al problema de R3Foresta.</w:t>
+      <w:pPr>
+        <w:pStyle w:val="Heading1"/>
+      </w:pPr>
+      <w:r>
+        <w:rPr>
+          <w:rFonts w:ascii="Times New Roman" w:hAnsi="Times New Roman"/>
+          <w:sz w:val="28"/>
+        </w:rPr>
+        <w:t>2. Antecedentes</w:t>
       </w:r>
     </w:p>
     <w:p>
+      <w:pPr>
+        <w:pStyle w:val="Heading2"/>
+      </w:pPr>
       <w:r>
         <w:rPr>
           <w:rFonts w:ascii="Times New Roman" w:hAnsi="Times New Roman"/>
           <w:sz w:val="24"/>
         </w:rPr>
-        <w:t>En Bolivia, Limachi Mamani (2020) desarrolló un sistema de registro y geolocalización de viveros para la Autoridad de Fiscalización y Control Social de Bosques y Tierra. El trabajo administra viveros, especies y volúmenes de producción, y demuestra la pertinencia de emplear sistemas georreferenciados en la gestión forestal del país. Su unidad principal de registro, sin embargo, es el vivero; por ello, el aporte se concentra en identificar y localizar unidades productivas y no en reconstruir el recorrido del material vegetal desde su procedencia hasta la plantación.</w:t>
+        <w:t>2.1. Antecedentes institucionales</w:t>
       </w:r>
     </w:p>
     <w:p>
@@ -1087,136 +1119,10 @@
           <w:rFonts w:ascii="Times New Roman" w:hAnsi="Times New Roman"/>
           <w:sz w:val="24"/>
         </w:rPr>
-        <w:t>La digitalización de viveros ha avanzado también en el contexto latinoamericano. Salamanca Contreras (2024) implementó un sistema web para el control interno y el inventario de un vivero comercial y reportó mejoras en la exactitud del inventario y el cumplimiento de despachos. Mayorga Vásquez et al. (2022), por su parte, propusieron un sistema web para procesos administrativos y productivos de viveros. Estos trabajos muestran que existencias, producción y despachos pueden gestionarse digitalmente, pero permanecen centrados en la administración interna del vivero: no relacionan de extremo a extremo la procedencia del material vegetal, sus transferencias hacia actividades de reforestación y la evidencia geográfica de la plantación.</w:t>
+        <w:t>R3Foresta fue creada en 2019 como una iniciativa y plataforma de acción socioambiental orientada a la bioregeneración de ecosistemas estratégicos y al fortalecimiento de las comunidades vinculadas con ellos. Su modelo evolucionó desde la acción ambiental directa hacia la integración de reforestación, agua, biodiversidad, residuos, alimentación, tecnología y comunidades. Actualmente articula las dimensiones ecológica, comunitaria, científico-tecnológica y económica mediante los componentes R3Carbon, R3Water, R3Bio y R3F10 — Reciclaje y Economía Circular (R3Foresta, 2026).</w:t>
       </w:r>
     </w:p>
     <w:p>
-      <w:r>
-        <w:rPr>
-          <w:rFonts w:ascii="Times New Roman" w:hAnsi="Times New Roman"/>
-          <w:sz w:val="24"/>
-        </w:rPr>
-        <w:t>Para superar una visión limitada al inventario, la literatura internacional aporta fundamentos sobre qué debe conservar un sistema de trazabilidad. Moe (1998) distinguió la trazabilidad interna de aquella que enlaza distintas etapas de una cadena y resaltó la necesidad de definir unidades rastreables. Olsen y Borit (2013) situaron la trazabilidad en la posibilidad de acceder a información sobre objetos considerados a lo largo de su ciclo de vida, mientras que Dabbene et al. (2014) examinaron los problemas de identificación, granularidad, transformación y recuperación de genealogía en cadenas físicas. Aunque estas contribuciones proceden principalmente del ámbito agroalimentario, permiten establecer que reconstruir una cadena requiere conservar tanto las unidades y sus atributos como las relaciones producidas cuando cambian, se agrupan o se transfieren.</w:t>
-      </w:r>
-    </w:p>
-    <w:p>
-      <w:r>
-        <w:rPr>
-          <w:rFonts w:ascii="Times New Roman" w:hAnsi="Times New Roman"/>
-          <w:sz w:val="24"/>
-        </w:rPr>
-        <w:t>Sobre esa base conceptual, Thakur et al. (2011) mostraron que los eventos de negocio pueden representar estados, movimientos y transformaciones, separando los datos maestros de los hechos ocurridos. Solanki y Brewster (2014) profundizaron esta representación al modelar transformaciones que vinculan unidades de entrada y salida, de modo que los eventos relacionados permitan recuperar su procedencia. El principio es transferible a R3Foresta porque un historial enlazado puede explicar los cambios de saldo y las relaciones entre unidades de material vegetal. Su aplicación requiere, no obstante, reglas propias para registrar la transformación biológica observada, la mortalidad o merma, las asignaciones parciales y la vinculación del lote con una ubicación de plantación. Esta transferencia conceptual no implica implementar literalmente EPCIS ni adoptar los procesos del dominio agroalimentario de las fuentes.</w:t>
-      </w:r>
-    </w:p>
-    <w:p>
-      <w:r>
-        <w:rPr>
-          <w:rFonts w:ascii="Times New Roman" w:hAnsi="Times New Roman"/>
-          <w:sz w:val="24"/>
-        </w:rPr>
-        <w:t>La representación histórica tampoco basta si los movimientos y las cantidades pueden quedar inconexos o si la capacidad de reconstrucción solo se presupone. ISO 22095:2020 proporciona terminología y modelos generales para la cadena de custodia, pero aclara que un sistema no demuestra por sí mismo la veracidad de las declaraciones registradas (ISO, 2020). Desde una perspectiva empírica, Donnelly et al. (2012) evaluaron sistemas de trazabilidad mediante un ejercicio de retiro simulado que exigía recuperar el origen y la información asociada a los lotes. Este enfoque respalda la necesidad de comprobar la reconstrucción mediante preguntas, fuentes recuperadas, vacíos y tiempo empleado, sin trasladar a R3Foresta el contexto de inocuidad alimentaria. En conjunto, estos antecedentes muestran que la trazabilidad requiere relacionar los eventos con reglas de consistencia y evidencia, y que su recuperabilidad debe evaluarse en la práctica.</w:t>
-      </w:r>
-    </w:p>
-    <w:p>
-      <w:r>
-        <w:rPr>
-          <w:rFonts w:ascii="Times New Roman" w:hAnsi="Times New Roman"/>
-          <w:sz w:val="24"/>
-        </w:rPr>
-        <w:t>Entre las fuentes revisadas no se identificó una solución que integrara, dentro de un mismo flujo, la procedencia del material vegetal, sus transformaciones, los movimientos entre etapas, la consistencia de cantidades y saldos y la evidencia asociada a la plantación, de forma que permitiera reconstruir posteriormente su cadena de custodia. Esta síntesis se limita al conjunto y alcance de la búsqueda bibliográfica realizada y no afirma la inexistencia absoluta de soluciones similares.</w:t>
-      </w:r>
-    </w:p>
-    <w:p>
-      <w:pPr>
-        <w:pStyle w:val="Heading1"/>
-      </w:pPr>
-      <w:r>
-        <w:rPr>
-          <w:rFonts w:ascii="Times New Roman" w:hAnsi="Times New Roman"/>
-          <w:sz w:val="28"/>
-        </w:rPr>
-        <w:t>3. Planteamiento del problema</w:t>
-      </w:r>
-    </w:p>
-    <w:p>
-      <w:pPr>
-        <w:pStyle w:val="Heading2"/>
-      </w:pPr>
-      <w:r>
-        <w:rPr>
-          <w:rFonts w:ascii="Times New Roman" w:hAnsi="Times New Roman"/>
-          <w:sz w:val="24"/>
-        </w:rPr>
-        <w:t>3.1. Situación problemática</w:t>
-      </w:r>
-    </w:p>
-    <w:p>
-      <w:r>
-        <w:rPr>
-          <w:rFonts w:ascii="Times New Roman" w:hAnsi="Times New Roman"/>
-          <w:sz w:val="24"/>
-        </w:rPr>
-        <w:t>R3Foresta realiza actividades de reforestación con comunidades, voluntarios y organizaciones patrocinadoras. La evidencia disponible de esas actividades se conserva actualmente en fotografías, publicaciones en redes sociales, conversaciones de mensajería, cuadernos, notas y la memoria de las personas involucradas. Estas fuentes permiten comunicar que una actividad ocurrió, pero no constituyen por sí mismas una estructura común para reconstruir de extremo a extremo la procedencia y el recorrido del material vegetal destinado a ellas.</w:t>
-      </w:r>
-    </w:p>
-    <w:p>
-      <w:r>
-        <w:rPr>
-          <w:rFonts w:ascii="Times New Roman" w:hAnsi="Times New Roman"/>
-          <w:sz w:val="24"/>
-        </w:rPr>
-        <w:t>El proceso comienza con la recolección de semillas, continúa con su manejo en vivero y concluye con la plantación de las plantas obtenidas. También puede ingresar material vegetal adquirido o recibido de terceros directamente en Vivero o Plantación. En estos casos es necesario registrar el ingreso externo como un hecho del historial, conservar los datos de procedencia disponibles y relacionar los eventos posteriores hasta la plantación.</w:t>
-      </w:r>
-    </w:p>
-    <w:p>
-      <w:r>
-        <w:rPr>
-          <w:rFonts w:ascii="Times New Roman" w:hAnsi="Times New Roman"/>
-          <w:sz w:val="24"/>
-        </w:rPr>
-        <w:t>Durante el recorrido cambian la ubicación, el responsable, el estado, la agrupación y, en ciertos procesos, la unidad de medida del material vegetal. Las semillas recolectadas pueden expresarse en gramos o unidades de propagación, mientras que el saldo vivo del vivero y la plantación se expresan en unidades de plantas. Este cambio no es una conversión aritmética automática, sino el resultado observado de un proceso biológico. También pueden ocurrir mermas, descartes, devoluciones, cierres y asignaciones parciales.</w:t>
-      </w:r>
-    </w:p>
-    <w:p>
-      <w:r>
-        <w:rPr>
-          <w:rFonts w:ascii="Times New Roman" w:hAnsi="Times New Roman"/>
-          <w:sz w:val="24"/>
-        </w:rPr>
-        <w:t>Cuando las salidas y entradas se registran de manera separada, o cuando un saldo puede alterarse sin conservar el hecho que lo explica, aparecen riesgos de registros incompletos, doble asignación, doble consumo y cantidades difíciles de conciliar. De manera similar, una fotografía o coordenada guardada fuera del hecho operativo puede perder su relación con la especie, cantidad, fecha y responsable que debía respaldar.</w:t>
-      </w:r>
-    </w:p>
-    <w:p>
-      <w:r>
-        <w:rPr>
-          <w:rFonts w:ascii="Times New Roman" w:hAnsi="Times New Roman"/>
-          <w:sz w:val="24"/>
-        </w:rPr>
-        <w:t>La consecuencia principal es una capacidad limitada para reconstruir la cadena de custodia con evidencia contrastable. Esto afecta las decisiones internas sobre disponibilidad y pérdidas, así como la capacidad de respaldar la información comunicada a empresas patrocinadoras y aliados. El problema es informacional: el sistema puede fortalecer la consistencia y recuperabilidad de lo registrado, pero no puede garantizar por sí solo que una declaración del operador sea físicamente verdadera.</w:t>
-      </w:r>
-    </w:p>
-    <w:p>
-      <w:pPr>
-        <w:pStyle w:val="Heading2"/>
-      </w:pPr>
-      <w:r>
-        <w:rPr>
-          <w:rFonts w:ascii="Times New Roman" w:hAnsi="Times New Roman"/>
-          <w:sz w:val="24"/>
-        </w:rPr>
-        <w:t>3.2. Árbol de causas y efectos</w:t>
-      </w:r>
-    </w:p>
-    <w:p>
-      <w:r>
-        <w:rPr>
-          <w:rFonts w:ascii="Times New Roman" w:hAnsi="Times New Roman"/>
-          <w:sz w:val="24"/>
-        </w:rPr>
-        <w:t>Las causas se formulan como hipótesis de diagnóstico y serán confirmadas, modificadas o descartadas mediante entrevistas, inventario documental y reconstrucción de casos históricos.</w:t>
-      </w:r>
-    </w:p>
-    <w:p>
       <w:pPr>
         <w:pStyle w:val="Caption"/>
       </w:pPr>
@@ -1225,7 +1131,7 @@
           <w:rFonts w:ascii="Times New Roman" w:hAnsi="Times New Roman"/>
           <w:sz w:val="22"/>
         </w:rPr>
-        <w:t>Figura 1. Árbol de causas y efectos.</w:t>
+        <w:t>Figura 1. Estructura organizacional de R3Foresta.</w:t>
       </w:r>
     </w:p>
     <w:p>
@@ -1237,8 +1143,251 @@
       <w:r>
         <w:drawing>
           <wp:inline xmlns:a="http://schemas.openxmlformats.org/drawingml/2006/main" xmlns:pic="http://schemas.openxmlformats.org/drawingml/2006/picture">
+            <wp:extent cx="5230368" cy="3922776"/>
+            <wp:docPr id="2" name="Picture 2"/>
+            <wp:cNvGraphicFramePr>
+              <a:graphicFrameLocks noChangeAspect="1"/>
+            </wp:cNvGraphicFramePr>
+            <a:graphic>
+              <a:graphicData uri="http://schemas.openxmlformats.org/drawingml/2006/picture">
+                <pic:pic>
+                  <pic:nvPicPr>
+                    <pic:cNvPr id="0" name="organigrama_r3foresta.png"/>
+                    <pic:cNvPicPr/>
+                  </pic:nvPicPr>
+                  <pic:blipFill>
+                    <a:blip r:embed="rId14"/>
+                    <a:stretch>
+                      <a:fillRect/>
+                    </a:stretch>
+                  </pic:blipFill>
+                  <pic:spPr>
+                    <a:xfrm>
+                      <a:off x="0" y="0"/>
+                      <a:ext cx="5230368" cy="3922776"/>
+                    </a:xfrm>
+                    <a:prstGeom prst="rect"/>
+                  </pic:spPr>
+                </pic:pic>
+              </a:graphicData>
+            </a:graphic>
+          </wp:inline>
+        </w:drawing>
+      </w:r>
+    </w:p>
+    <w:p>
+      <w:r>
+        <w:rPr>
+          <w:rFonts w:ascii="Times New Roman" w:hAnsi="Times New Roman"/>
+          <w:i/>
+          <w:sz w:val="24"/>
+        </w:rPr>
+        <w:t>Fuente: organigrama institucional proporcionado por la Fundación R3Foresta.</w:t>
+      </w:r>
+    </w:p>
+    <w:p>
+      <w:r>
+        <w:rPr>
+          <w:rFonts w:ascii="Times New Roman" w:hAnsi="Times New Roman"/>
+          <w:sz w:val="24"/>
+        </w:rPr>
+        <w:t xml:space="preserve">En la dimensión científico-tecnológica, R3Foresta integra medición, monitoreo, trazabilidad, digitalización e innovación. Dentro de R3Carbon desarrolla </w:t>
+      </w:r>
+      <w:r>
+        <w:rPr>
+          <w:rFonts w:ascii="Times New Roman" w:hAnsi="Times New Roman"/>
+          <w:b/>
+          <w:sz w:val="24"/>
+        </w:rPr>
+        <w:t>R3foresta App</w:t>
+      </w:r>
+      <w:r>
+        <w:rPr>
+          <w:rFonts w:ascii="Times New Roman" w:hAnsi="Times New Roman"/>
+          <w:sz w:val="24"/>
+        </w:rPr>
+        <w:t>, la aplicación destinada a registrar y relacionar el recorrido del material vegetal desde la recolección de semillas o su recepción externa, pasando por el manejo en vivero, hasta el registro de su plantación. Esta función convierte a la aplicación en la base operativa de la cadena de custodia del material vegetal y organiza la información y las evidencias utilizadas por la Fundación para su gestión y rendición de cuentas.</w:t>
+      </w:r>
+    </w:p>
+    <w:p>
+      <w:pPr>
+        <w:pStyle w:val="Heading2"/>
+      </w:pPr>
+      <w:r>
+        <w:rPr>
+          <w:rFonts w:ascii="Times New Roman" w:hAnsi="Times New Roman"/>
+          <w:sz w:val="24"/>
+        </w:rPr>
+        <w:t>2.2. Antecedentes académicos y tecnológicos</w:t>
+      </w:r>
+    </w:p>
+    <w:p>
+      <w:r>
+        <w:rPr>
+          <w:rFonts w:ascii="Times New Roman" w:hAnsi="Times New Roman"/>
+          <w:sz w:val="24"/>
+        </w:rPr>
+        <w:t>La revisión de trabajos académicos y sistemas similares avanza desde las experiencias más cercanas al ámbito forestal boliviano hacia los fundamentos y mecanismos de trazabilidad aplicables al problema de R3Foresta.</w:t>
+      </w:r>
+    </w:p>
+    <w:p>
+      <w:r>
+        <w:rPr>
+          <w:rFonts w:ascii="Times New Roman" w:hAnsi="Times New Roman"/>
+          <w:sz w:val="24"/>
+        </w:rPr>
+        <w:t>En Bolivia, Limachi Mamani (2020) desarrolló un sistema de registro y geolocalización de viveros para la Autoridad de Fiscalización y Control Social de Bosques y Tierra. El trabajo administra viveros, especies y volúmenes de producción, y demuestra la pertinencia de emplear sistemas georreferenciados en la gestión forestal del país. Su unidad principal de registro, sin embargo, es el vivero; por ello, el aporte se concentra en identificar y localizar unidades productivas y no en reconstruir el recorrido del material vegetal desde su procedencia hasta la plantación.</w:t>
+      </w:r>
+    </w:p>
+    <w:p>
+      <w:r>
+        <w:rPr>
+          <w:rFonts w:ascii="Times New Roman" w:hAnsi="Times New Roman"/>
+          <w:sz w:val="24"/>
+        </w:rPr>
+        <w:t>La digitalización de viveros ha avanzado también en el contexto latinoamericano. Salamanca Contreras (2024) implementó un sistema web para el control interno y el inventario de un vivero comercial y reportó mejoras en la exactitud del inventario y el cumplimiento de despachos. Mayorga Vásquez et al. (2022), por su parte, propusieron un sistema web para procesos administrativos y productivos de viveros. Estos trabajos muestran que existencias, producción y despachos pueden gestionarse digitalmente, pero permanecen centrados en la administración interna del vivero: no relacionan de extremo a extremo la procedencia del material vegetal, sus transferencias hacia actividades de reforestación y la evidencia geográfica de la plantación.</w:t>
+      </w:r>
+    </w:p>
+    <w:p>
+      <w:r>
+        <w:rPr>
+          <w:rFonts w:ascii="Times New Roman" w:hAnsi="Times New Roman"/>
+          <w:sz w:val="24"/>
+        </w:rPr>
+        <w:t>Para superar una visión limitada al inventario, la literatura internacional aporta fundamentos sobre qué debe conservar un sistema de trazabilidad. Moe (1998) distinguió la trazabilidad interna de aquella que enlaza distintas etapas de una cadena y resaltó la necesidad de definir unidades rastreables. Olsen y Borit (2013) situaron la trazabilidad en la posibilidad de acceder a información sobre objetos considerados a lo largo de su ciclo de vida, mientras que Dabbene et al. (2014) examinaron los problemas de identificación, granularidad, transformación y recuperación de genealogía en cadenas físicas. Aunque estas contribuciones proceden principalmente del ámbito agroalimentario, permiten establecer que reconstruir una cadena requiere conservar tanto las unidades y sus atributos como las relaciones producidas cuando cambian, se agrupan o se transfieren.</w:t>
+      </w:r>
+    </w:p>
+    <w:p>
+      <w:r>
+        <w:rPr>
+          <w:rFonts w:ascii="Times New Roman" w:hAnsi="Times New Roman"/>
+          <w:sz w:val="24"/>
+        </w:rPr>
+        <w:t>Sobre esa base conceptual, Thakur et al. (2011) mostraron que los eventos de negocio pueden representar estados, movimientos y transformaciones, separando los datos maestros de los hechos ocurridos. Solanki y Brewster (2014) profundizaron esta representación al modelar transformaciones que vinculan unidades de entrada y salida, de modo que los eventos relacionados permitan recuperar su procedencia. El principio es transferible a R3Foresta porque un historial enlazado puede explicar los cambios de saldo y las relaciones entre unidades de material vegetal. Su aplicación requiere, no obstante, reglas propias para registrar la transformación biológica observada, la mortalidad o merma, las asignaciones parciales y la vinculación del lote con una ubicación de plantación. Esta transferencia conceptual no implica implementar literalmente EPCIS ni adoptar los procesos del dominio agroalimentario de las fuentes.</w:t>
+      </w:r>
+    </w:p>
+    <w:p>
+      <w:r>
+        <w:rPr>
+          <w:rFonts w:ascii="Times New Roman" w:hAnsi="Times New Roman"/>
+          <w:sz w:val="24"/>
+        </w:rPr>
+        <w:t>La representación histórica tampoco basta si los movimientos y las cantidades pueden quedar inconexos o si la capacidad de reconstrucción solo se presupone. ISO 22095:2020 proporciona terminología y modelos generales para la cadena de custodia, pero aclara que un sistema no demuestra por sí mismo la veracidad de las declaraciones registradas (ISO, 2020). Desde una perspectiva empírica, Donnelly et al. (2012) evaluaron sistemas de trazabilidad mediante un ejercicio de retiro simulado que exigía recuperar el origen y la información asociada a los lotes. Este enfoque respalda la necesidad de comprobar la reconstrucción mediante preguntas, fuentes recuperadas, vacíos y tiempo empleado, sin trasladar a R3Foresta el contexto de inocuidad alimentaria. En conjunto, estos antecedentes muestran que la trazabilidad requiere relacionar los eventos con reglas de consistencia y evidencia, y que su recuperabilidad debe evaluarse en la práctica.</w:t>
+      </w:r>
+    </w:p>
+    <w:p>
+      <w:r>
+        <w:rPr>
+          <w:rFonts w:ascii="Times New Roman" w:hAnsi="Times New Roman"/>
+          <w:sz w:val="24"/>
+        </w:rPr>
+        <w:t>Entre las fuentes revisadas no se identificó una solución que integrara, dentro de un mismo flujo, la procedencia del material vegetal, sus transformaciones, los movimientos entre etapas, la consistencia de cantidades y saldos y la evidencia asociada a la plantación, de forma que permitiera reconstruir posteriormente su cadena de custodia. Esta síntesis se limita al conjunto y alcance de la búsqueda bibliográfica realizada y no afirma la inexistencia absoluta de soluciones similares.</w:t>
+      </w:r>
+    </w:p>
+    <w:p>
+      <w:pPr>
+        <w:pStyle w:val="Heading1"/>
+      </w:pPr>
+      <w:r>
+        <w:rPr>
+          <w:rFonts w:ascii="Times New Roman" w:hAnsi="Times New Roman"/>
+          <w:sz w:val="28"/>
+        </w:rPr>
+        <w:t>3. Planteamiento del problema</w:t>
+      </w:r>
+    </w:p>
+    <w:p>
+      <w:pPr>
+        <w:pStyle w:val="Heading2"/>
+      </w:pPr>
+      <w:r>
+        <w:rPr>
+          <w:rFonts w:ascii="Times New Roman" w:hAnsi="Times New Roman"/>
+          <w:sz w:val="24"/>
+        </w:rPr>
+        <w:t>3.1. Situación problemática</w:t>
+      </w:r>
+    </w:p>
+    <w:p>
+      <w:r>
+        <w:rPr>
+          <w:rFonts w:ascii="Times New Roman" w:hAnsi="Times New Roman"/>
+          <w:sz w:val="24"/>
+        </w:rPr>
+        <w:t>R3Foresta realiza actividades de reforestación con comunidades, voluntarios y organizaciones patrocinadoras. La información y las evidencias de estas actividades se conservan actualmente en fotografías, publicaciones en redes sociales, conversaciones de mensajería, cuadernos, notas y el conocimiento de las personas involucradas. Estos registros se encuentran dispersos y no comparten una estructura, identificadores ni relaciones comunes que permitan reconstruir de extremo a extremo la procedencia y el recorrido del material vegetal, las cantidades administradas, los responsables de cada etapa, las ubicaciones y las evidencias asociadas.</w:t>
+      </w:r>
+    </w:p>
+    <w:p>
+      <w:r>
+        <w:rPr>
+          <w:rFonts w:ascii="Times New Roman" w:hAnsi="Times New Roman"/>
+          <w:sz w:val="24"/>
+        </w:rPr>
+        <w:t>El material vegetal utilizado por R3Foresta puede ser de origen propio o externo. En el primer caso, la organización recolecta semillas u otro material de propagación, lo traslada al vivero, registra los procesos biológicos y obtiene plantas destinadas a la plantación. En el segundo, adquiere o recibe plantas y otros materiales vegetales de proveedores o terceros, los cuales pueden ingresar al vivero o dirigirse directamente a una plantación. En ambos casos, la cadena requiere relacionar la procedencia, la especie, las cantidades, las fechas, los responsables y las evidencias con los eventos posteriores hasta el destino del material.</w:t>
+      </w:r>
+    </w:p>
+    <w:p>
+      <w:r>
+        <w:rPr>
+          <w:rFonts w:ascii="Times New Roman" w:hAnsi="Times New Roman"/>
+          <w:sz w:val="24"/>
+        </w:rPr>
+        <w:t>Durante este recorrido cambian la ubicación, el responsable, el estado, la agrupación y, en determinados procesos, la unidad de medida del material vegetal. Las semillas recolectadas pueden registrarse en gramos o unidades de propagación, mientras que el saldo vivo del vivero y la plantación se expresa en unidades de plantas. El paso de semillas a plantas no constituye una conversión aritmética automática, sino un resultado biológico observado. El proceso también comprende mermas, descartes, devoluciones, cierres, transferencias y asignaciones parciales.</w:t>
+      </w:r>
+    </w:p>
+    <w:p>
+      <w:r>
+        <w:rPr>
+          <w:rFonts w:ascii="Times New Roman" w:hAnsi="Times New Roman"/>
+          <w:sz w:val="24"/>
+        </w:rPr>
+        <w:t>Actualmente, las entradas, salidas, transformaciones, transferencias y modificaciones de saldo se documentan en fuentes separadas y no conforman un historial común que explique cada cambio. Esta fragmentación dificulta conciliar las cantidades entre etapas, determinar la disponibilidad real del material y evitar registros incompletos, dobles asignaciones o dobles consumos. De igual manera, las fotografías, fechas o coordenadas almacenadas fuera del hecho operativo quedan desvinculadas de la especie, la cantidad, el responsable y el evento que deben respaldar.</w:t>
+      </w:r>
+    </w:p>
+    <w:p>
+      <w:r>
+        <w:rPr>
+          <w:rFonts w:ascii="Times New Roman" w:hAnsi="Times New Roman"/>
+          <w:sz w:val="24"/>
+        </w:rPr>
+        <w:t>Como consecuencia, R3Foresta tiene una capacidad limitada para reconstruir la cadena de custodia con evidencia contrastable. Esta situación dificulta las decisiones internas sobre disponibilidad, pérdidas, movimientos y destino del material vegetal, así como la presentación de información consistente a empresas patrocinadoras, aliados y otros actores que requieren conocer y contrastar el recorrido registrado.</w:t>
+      </w:r>
+    </w:p>
+    <w:p>
+      <w:pPr>
+        <w:pStyle w:val="Heading2"/>
+      </w:pPr>
+      <w:r>
+        <w:rPr>
+          <w:rFonts w:ascii="Times New Roman" w:hAnsi="Times New Roman"/>
+          <w:sz w:val="24"/>
+        </w:rPr>
+        <w:t>3.2. Árbol de causas y efectos</w:t>
+      </w:r>
+    </w:p>
+    <w:p>
+      <w:pPr>
+        <w:pStyle w:val="Caption"/>
+      </w:pPr>
+      <w:r>
+        <w:rPr>
+          <w:rFonts w:ascii="Times New Roman" w:hAnsi="Times New Roman"/>
+          <w:sz w:val="22"/>
+        </w:rPr>
+        <w:t>Figura 2. Árbol de causas y efectos.</w:t>
+      </w:r>
+    </w:p>
+    <w:p>
+      <w:pPr>
+        <w:spacing w:after="120"/>
+        <w:ind w:firstLine="0"/>
+        <w:jc w:val="center"/>
+      </w:pPr>
+      <w:r>
+        <w:drawing>
+          <wp:inline xmlns:a="http://schemas.openxmlformats.org/drawingml/2006/main" xmlns:pic="http://schemas.openxmlformats.org/drawingml/2006/picture">
             <wp:extent cx="5230368" cy="6211062"/>
-            <wp:docPr id="2" name="Picture 2"/>
+            <wp:docPr id="3" name="Picture 3"/>
             <wp:cNvGraphicFramePr>
               <a:graphicFrameLocks noChangeAspect="1"/>
             </wp:cNvGraphicFramePr>
@@ -1250,7 +1399,7 @@
                     <pic:cNvPicPr/>
                   </pic:nvPicPr>
                   <pic:blipFill>
-                    <a:blip r:embed="rId14"/>
+                    <a:blip r:embed="rId15"/>
                     <a:stretch>
                       <a:fillRect/>
                     </a:stretch>
@@ -1292,7 +1441,7 @@
           <w:i/>
           <w:sz w:val="24"/>
         </w:rPr>
-        <w:t>En la práctica actual de R3Foresta, la información sobre el recorrido del material vegetal, desde su origen o ingreso al proceso hasta su plantación, se conserva en registros dispersos que no comparten una estructura ni relaciones comunes; esta fragmentación limita la reconstrucción de la cadena de custodia, la comprobación de la consistencia de cantidades y saldos y la presentación de evidencia contrastable a los actores interesados.</w:t>
+        <w:t>En la práctica actual de R3Foresta, la información sobre la procedencia, los movimientos, las transformaciones, las cantidades, los responsables, las evidencias y el destino del material vegetal de origen propio o externo se conserva en registros dispersos que no comparten una estructura, identificadores ni relaciones comunes; esta fragmentación limita la reconstrucción de la cadena de custodia, la consistencia de cantidades y saldos y la presentación de evidencia contrastable a los actores interesados.</w:t>
       </w:r>
     </w:p>
     <w:p>
@@ -1330,7 +1479,7 @@
           <w:i/>
           <w:sz w:val="24"/>
         </w:rPr>
-        <w:t>¿Cómo desarrollar, en el caso R3Foresta, un sistema de trazabilidad que permita reconstruir con evidencia contrastable el recorrido del material vegetal desde su origen o ingreso al proceso hasta el registro de su plantación, y qué diferencias presenta frente a la práctica de registro actual en capacidad de reconstrucción y carga operativa?</w:t>
+        <w:t>¿Cómo desarrollar y evaluar, en el caso de R3Foresta, un sistema de trazabilidad para la cadena de custodia del material vegetal, desde su recolección o recepción externa hasta su manejo en vivero y plantación, que permita reconstruir con evidencia contrastable su procedencia, movimientos, cantidades, responsables y destino, y qué diferencias presenta respecto de la práctica actual en capacidad de reconstrucción y carga operativa?</w:t>
       </w:r>
     </w:p>
     <w:p>
@@ -1360,7 +1509,7 @@
           <w:rFonts w:ascii="Times New Roman" w:hAnsi="Times New Roman"/>
           <w:sz w:val="24"/>
         </w:rPr>
-        <w:t>¿Qué procesos, actores, datos, estados, eventos, unidades de medida y reglas de negocio intervienen en Recolección, Vivero y Plantación, incluidas las variantes de ingreso de material vegetal adquirido o recibido de terceros?</w:t>
+        <w:t>¿Qué procesos, actores, datos, estados, eventos, unidades de medida, requerimientos y reglas de negocio caracterizan Recolección, Vivero y Plantación, incluidas las variantes de ingreso de material vegetal adquirido o recibido de terceros?</w:t>
       </w:r>
     </w:p>
     <w:p>
@@ -1378,7 +1527,7 @@
           <w:rFonts w:ascii="Times New Roman" w:hAnsi="Times New Roman"/>
           <w:sz w:val="24"/>
         </w:rPr>
-        <w:t>¿Qué modelo de información y reglas de integridad permite relacionar los orígenes, movimientos, transformaciones, saldos, responsables y evidencias de la cadena de custodia?</w:t>
+        <w:t>¿Qué modelo de trazabilidad e integridad permite relacionar orígenes, entidades, eventos, transformaciones, cantidades, saldos, responsables y evidencias, y formalizar las reglas aplicables a las transferencias y transformaciones entre etapas?</w:t>
       </w:r>
     </w:p>
     <w:p>
@@ -1396,7 +1545,7 @@
           <w:rFonts w:ascii="Times New Roman" w:hAnsi="Times New Roman"/>
           <w:sz w:val="24"/>
         </w:rPr>
-        <w:t>¿Cómo implementar e integrar los módulos de Recolección, Vivero y Plantación y sus variantes de ingreso externo sin perder la historia de procedencia del material vegetal?</w:t>
+        <w:t>¿Cómo implementar e integrar los módulos de Recolección, Vivero y Plantación, incorporando el ingreso de material vegetal adquirido o recibido de terceros directamente en Vivero o Plantación, con sus datos de procedencia y su registro en el historial?</w:t>
       </w:r>
     </w:p>
     <w:p>
@@ -1432,7 +1581,7 @@
           <w:rFonts w:ascii="Times New Roman" w:hAnsi="Times New Roman"/>
           <w:sz w:val="24"/>
         </w:rPr>
-        <w:t>¿Qué capacidad presenta la solución para reconstruir trazas con evidencia contrastable y qué carga operativa genera respecto de la práctica actual de R3Foresta?</w:t>
+        <w:t>¿Qué capacidad presenta la solución, en el contexto del estudio de caso, para reconstruir trazas con evidencia contrastable y qué carga operativa genera en comparación con la práctica actual caracterizada en R3Foresta?</w:t>
       </w:r>
     </w:p>
     <w:p>
@@ -3022,7 +3171,7 @@
           <w:rFonts w:ascii="Times New Roman" w:hAnsi="Times New Roman"/>
           <w:sz w:val="24"/>
         </w:rPr>
-        <w:t>, que vincula la construcción y evaluación de un artefacto con un problema organizacional (Hevner et al., 2004). El proceso seguirá las actividades de DSRM: identificación del problema, definición de objetivos, diseño y desarrollo, demostración, evaluación y comunicación (Peffers et al., 2007).</w:t>
+        <w:t>, que vincula la construcción y evaluación de un artefacto con un problema organizacional (Hevner et al., 2004). El proceso seguirá las actividades de DSRM: identificación del problema, definición de objetivos, diseño y desarrollo, demostración, evaluación y comunicación (Peffers et al., 2007). El artefacto académico comprenderá el modelo de trazabilidad e integridad, sus reglas e invariantes, los tres módulos integrados, el mecanismo de reconstrucción y la evidencia obtenida al verificar y evaluar la solución; no se reducirá a las pantallas de la aplicación.</w:t>
       </w:r>
     </w:p>
     <w:p>
@@ -3046,7 +3195,7 @@
           <w:rFonts w:ascii="Times New Roman" w:hAnsi="Times New Roman"/>
           <w:sz w:val="24"/>
         </w:rPr>
-        <w:t>: la organización y su proceso constituyen el caso, y las trazas de cadena de custodia son las unidades embebidas. Este diseño permite analizar la solución dentro de su contexto y combinar documentos, registros, observación, entrevistas y resultados técnicos (Runeson &amp; Höst, 2009). El enfoque será mixto y descriptivo: utilizará conteos, porcentajes, tiempos y resultados de pruebas junto con observaciones y dificultades reportadas. Los resultados describirán el caso y no se generalizarán estadísticamente. Este planteamiento mantiene el carácter de investigación, programación y diseño exigido para un Proyecto de Grado de licenciatura (Comité Ejecutivo de la Universidad Boliviana, s. f.).</w:t>
+        <w:t>. El caso será el diseño, construcción y evaluación del proceso digital de trazabilidad del material vegetal en R3Foresta durante la ventana académica formal; la Fundación constituirá el contexto organizacional y las trazas de cadena de custodia serán las unidades embebidas. La elección de un solo caso se justifica por su relación directa con el problema, el acceso autorizado a sus procesos y registros y la profundidad requerida para estudiar la interacción entre organización, operación y artefacto. Este diseño permite combinar documentos, registros, observación, entrevistas y resultados técnicos (Runeson &amp; Höst, 2009). El enfoque será mixto y descriptivo: utilizará conteos, porcentajes, tiempos y resultados de pruebas junto con observaciones y dificultades reportadas. Los resultados describirán el caso y no se generalizarán estadísticamente. Este planteamiento mantiene el carácter de investigación, programación y diseño exigido para un Proyecto de Grado de licenciatura (Comité Ejecutivo de la Universidad Boliviana, s. f.).</w:t>
       </w:r>
     </w:p>
     <w:p>
@@ -3095,18 +3244,27 @@
       </w:r>
     </w:p>
     <w:p>
-      <w:pPr>
-        <w:pStyle w:val="Heading2"/>
-      </w:pPr>
       <w:r>
         <w:rPr>
           <w:rFonts w:ascii="Times New Roman" w:hAnsi="Times New Roman"/>
           <w:sz w:val="24"/>
         </w:rPr>
-        <w:t>8.3. Metodología de desarrollo</w:t>
+        <w:t>Antes de la recolección se delimitarán además los procesos, sitios, actores y fuentes incluidos. El diseño embebido requerirá varias trazas y concluirá con una síntesis del caso completo. Si solo resultara disponible una unidad de análisis, se revisará la denominación metodológica en lugar de conservar una clasificación que la evidencia no sostenga.</w:t>
       </w:r>
     </w:p>
     <w:p>
+      <w:pPr>
+        <w:pStyle w:val="Heading2"/>
+      </w:pPr>
+      <w:r>
+        <w:rPr>
+          <w:rFonts w:ascii="Times New Roman" w:hAnsi="Times New Roman"/>
+          <w:sz w:val="24"/>
+        </w:rPr>
+        <w:t>8.3. Metodología de desarrollo</w:t>
+      </w:r>
+    </w:p>
+    <w:p>
       <w:r>
         <w:rPr>
           <w:rFonts w:ascii="Times New Roman" w:hAnsi="Times New Roman"/>
@@ -3176,6 +3334,15 @@
           <w:sz w:val="24"/>
         </w:rPr>
         <w:t xml:space="preserve"> y deberá quedar demostrada dentro del semestre. Los prototipos anteriores podrán utilizarse como referencia técnica y evidencia de factibilidad, pero no como la construcción formal presentada. Cada sprint conservará evidencia proporcionada a su alcance: versión inicial y final, requerimientos abordados, cambios principales, migraciones, pruebas críticas, demostración y decisiones relevantes.</w:t>
+      </w:r>
+    </w:p>
+    <w:p>
+      <w:r>
+        <w:rPr>
+          <w:rFonts w:ascii="Times New Roman" w:hAnsi="Times New Roman"/>
+          <w:sz w:val="24"/>
+        </w:rPr>
+        <w:t>Cada incremento incluirá, según su alcance, selección de requisitos y riesgos, análisis, diseño, construcción, integración, pruebas, demostración, actualización documental y retrospectiva. El seguimiento registrará lo planificado y lo realizado, la evidencia disponible, las desviaciones, las decisiones adoptadas, las incidencias críticas y las horas académicas. Estos controles respaldarán la ejecución, pero no constituirán una metodología de investigación adicional.</w:t>
       </w:r>
     </w:p>
     <w:p>
@@ -3901,7 +4068,7 @@
           <w:rFonts w:ascii="Times New Roman" w:hAnsi="Times New Roman"/>
           <w:sz w:val="24"/>
         </w:rPr>
-        <w:t xml:space="preserve">Para caracterizar la </w:t>
+        <w:t xml:space="preserve">La evaluación combinará verificación técnica formativa durante los incrementos y evaluación operativa descriptiva en la situación actual y el piloto. Para caracterizar la </w:t>
       </w:r>
       <w:r>
         <w:rPr>
@@ -4015,7 +4182,7 @@
           <w:rFonts w:ascii="Times New Roman" w:hAnsi="Times New Roman"/>
           <w:sz w:val="22"/>
         </w:rPr>
-        <w:t>Figura 2. Recorrido principal del material vegetal.</w:t>
+        <w:t>Figura 3. Recorrido principal del material vegetal.</w:t>
       </w:r>
     </w:p>
     <w:p>
@@ -4028,7 +4195,7 @@
         <w:drawing>
           <wp:inline xmlns:a="http://schemas.openxmlformats.org/drawingml/2006/main" xmlns:pic="http://schemas.openxmlformats.org/drawingml/2006/picture">
             <wp:extent cx="5230368" cy="1987540"/>
-            <wp:docPr id="3" name="Picture 3"/>
+            <wp:docPr id="4" name="Picture 4"/>
             <wp:cNvGraphicFramePr>
               <a:graphicFrameLocks noChangeAspect="1"/>
             </wp:cNvGraphicFramePr>
@@ -4040,7 +4207,7 @@
                     <pic:cNvPicPr/>
                   </pic:nvPicPr>
                   <pic:blipFill>
-                    <a:blip r:embed="rId15"/>
+                    <a:blip r:embed="rId16"/>
                     <a:stretch>
                       <a:fillRect/>
                     </a:stretch>
@@ -4089,7 +4256,7 @@
           <w:rFonts w:ascii="Times New Roman" w:hAnsi="Times New Roman"/>
           <w:sz w:val="22"/>
         </w:rPr>
-        <w:t>Figura 3. Relación entre eventos, reglas de consistencia y reconstrucción.</w:t>
+        <w:t>Figura 4. Relación entre eventos, reglas de consistencia y reconstrucción.</w:t>
       </w:r>
     </w:p>
     <w:p>
@@ -4102,7 +4269,7 @@
         <w:drawing>
           <wp:inline xmlns:a="http://schemas.openxmlformats.org/drawingml/2006/main" xmlns:pic="http://schemas.openxmlformats.org/drawingml/2006/picture">
             <wp:extent cx="5230368" cy="2222906"/>
-            <wp:docPr id="4" name="Picture 4"/>
+            <wp:docPr id="5" name="Picture 5"/>
             <wp:cNvGraphicFramePr>
               <a:graphicFrameLocks noChangeAspect="1"/>
             </wp:cNvGraphicFramePr>
@@ -4114,7 +4281,7 @@
                     <pic:cNvPicPr/>
                   </pic:nvPicPr>
                   <pic:blipFill>
-                    <a:blip r:embed="rId16"/>
+                    <a:blip r:embed="rId17"/>
                     <a:stretch>
                       <a:fillRect/>
                     </a:stretch>
@@ -4338,7 +4505,7 @@
           <w:b w:val="0"/>
           <w:sz w:val="20"/>
         </w:rPr>
-        <w:t>Contexto, problema, objetivos, justificación, alcance y estructura</w:t>
+        <w:t>Sección independiente que se redactará al finalizar todos los capítulos</w:t>
       </w:r>
     </w:p>
     <w:p>
@@ -4357,7 +4524,7 @@
           <w:b/>
           <w:sz w:val="20"/>
         </w:rPr>
-        <w:t>Capítulo I — Marco teórico y conceptual</w:t>
+        <w:t>Capítulo I — Marco introductorio</w:t>
       </w:r>
     </w:p>
     <w:p>
@@ -4371,7 +4538,7 @@
           <w:b w:val="0"/>
           <w:sz w:val="20"/>
         </w:rPr>
-        <w:t>1.1 Material vegetal, trazabilidad y cadena de custodia</w:t>
+        <w:t>1.1 Antecedentes institucionales, operativos y trabajos similares</w:t>
       </w:r>
     </w:p>
     <w:p>
@@ -4385,7 +4552,7 @@
           <w:b w:val="0"/>
           <w:sz w:val="20"/>
         </w:rPr>
-        <w:t>1.2 Unidades trazables, eventos, transformaciones y procedencia</w:t>
+        <w:t>1.2 Planteamiento del problema</w:t>
       </w:r>
     </w:p>
     <w:p>
@@ -4399,7 +4566,7 @@
           <w:b w:val="0"/>
           <w:sz w:val="20"/>
         </w:rPr>
-        <w:t>1.3 Integridad de cantidades y operaciones</w:t>
+        <w:t>1.3 Objetivos</w:t>
       </w:r>
     </w:p>
     <w:p>
@@ -4413,17 +4580,73 @@
           <w:b w:val="0"/>
           <w:sz w:val="20"/>
         </w:rPr>
-        <w:t>1.4 Evidencia, información geográfica y reconstrucción</w:t>
+        <w:t>1.4 Justificación</w:t>
       </w:r>
     </w:p>
     <w:p>
       <w:pPr>
-        <w:spacing w:after="40"/>
-      </w:pPr>
+        <w:spacing w:after="20" w:line="240" w:lineRule="auto"/>
+        <w:ind w:firstLine="0" w:left="136"/>
+      </w:pPr>
+      <w:r>
+        <w:rPr>
+          <w:rFonts w:ascii="Times New Roman" w:hAnsi="Times New Roman"/>
+          <w:b w:val="0"/>
+          <w:sz w:val="20"/>
+        </w:rPr>
+        <w:t>1.5 Alcances y límites</w:t>
+      </w:r>
     </w:p>
     <w:p>
       <w:pPr>
         <w:spacing w:after="20" w:line="240" w:lineRule="auto"/>
+        <w:ind w:firstLine="0" w:left="136"/>
+      </w:pPr>
+      <w:r>
+        <w:rPr>
+          <w:rFonts w:ascii="Times New Roman" w:hAnsi="Times New Roman"/>
+          <w:b w:val="0"/>
+          <w:sz w:val="20"/>
+        </w:rPr>
+        <w:t>1.6 Aportes esperados</w:t>
+      </w:r>
+    </w:p>
+    <w:p>
+      <w:pPr>
+        <w:spacing w:after="20" w:line="240" w:lineRule="auto"/>
+        <w:ind w:firstLine="0" w:left="136"/>
+      </w:pPr>
+      <w:r>
+        <w:rPr>
+          <w:rFonts w:ascii="Times New Roman" w:hAnsi="Times New Roman"/>
+          <w:b w:val="0"/>
+          <w:sz w:val="20"/>
+        </w:rPr>
+        <w:t>1.7 Diseño metodológico</w:t>
+      </w:r>
+    </w:p>
+    <w:p>
+      <w:pPr>
+        <w:spacing w:after="20" w:line="240" w:lineRule="auto"/>
+        <w:ind w:firstLine="0" w:left="136"/>
+      </w:pPr>
+      <w:r>
+        <w:rPr>
+          <w:rFonts w:ascii="Times New Roman" w:hAnsi="Times New Roman"/>
+          <w:b w:val="0"/>
+          <w:sz w:val="20"/>
+        </w:rPr>
+        <w:t>1.8 Organización del documento</w:t>
+      </w:r>
+    </w:p>
+    <w:p>
+      <w:pPr>
+        <w:spacing w:after="40"/>
+      </w:pPr>
+    </w:p>
+    <w:p>
+      <w:pPr>
+        <w:spacing w:after="20" w:line="240" w:lineRule="auto"/>
         <w:ind w:firstLine="0" w:left="0"/>
       </w:pPr>
       <w:r>
@@ -4432,7 +4655,7 @@
           <w:b/>
           <w:sz w:val="20"/>
         </w:rPr>
-        <w:t>Capítulo II — Marco referencial y contextual</w:t>
+        <w:t>Capítulo II — Marco teórico y conceptual</w:t>
       </w:r>
     </w:p>
     <w:p>
@@ -4446,7 +4669,7 @@
           <w:b w:val="0"/>
           <w:sz w:val="20"/>
         </w:rPr>
-        <w:t>2.1 Reforestación y material vegetal</w:t>
+        <w:t>2.1 Material vegetal y procesos de reforestación</w:t>
       </w:r>
     </w:p>
     <w:p>
@@ -4460,7 +4683,7 @@
           <w:b w:val="0"/>
           <w:sz w:val="20"/>
         </w:rPr>
-        <w:t>2.2 R3Foresta como caso de aplicación</w:t>
+        <w:t>2.2 Trazabilidad y cadena de custodia</w:t>
       </w:r>
     </w:p>
     <w:p>
@@ -4474,7 +4697,7 @@
           <w:b w:val="0"/>
           <w:sz w:val="20"/>
         </w:rPr>
-        <w:t>2.3 Actores y práctica de registro actual</w:t>
+        <w:t>2.3 Eventos, transformaciones y procedencia</w:t>
       </w:r>
     </w:p>
     <w:p>
@@ -4488,17 +4711,59 @@
           <w:b w:val="0"/>
           <w:sz w:val="20"/>
         </w:rPr>
-        <w:t>2.4 Antecedentes y brecha identificada</w:t>
+        <w:t>2.4 Integridad de cantidades y saldos</w:t>
       </w:r>
     </w:p>
     <w:p>
       <w:pPr>
-        <w:spacing w:after="40"/>
-      </w:pPr>
+        <w:spacing w:after="20" w:line="240" w:lineRule="auto"/>
+        <w:ind w:firstLine="0" w:left="136"/>
+      </w:pPr>
+      <w:r>
+        <w:rPr>
+          <w:rFonts w:ascii="Times New Roman" w:hAnsi="Times New Roman"/>
+          <w:b w:val="0"/>
+          <w:sz w:val="20"/>
+        </w:rPr>
+        <w:t>2.5 Evidencia e información geográfica</w:t>
+      </w:r>
     </w:p>
     <w:p>
       <w:pPr>
         <w:spacing w:after="20" w:line="240" w:lineRule="auto"/>
+        <w:ind w:firstLine="0" w:left="136"/>
+      </w:pPr>
+      <w:r>
+        <w:rPr>
+          <w:rFonts w:ascii="Times New Roman" w:hAnsi="Times New Roman"/>
+          <w:b w:val="0"/>
+          <w:sz w:val="20"/>
+        </w:rPr>
+        <w:t>2.6 Reconstrucción y evaluación de la trazabilidad</w:t>
+      </w:r>
+    </w:p>
+    <w:p>
+      <w:pPr>
+        <w:spacing w:after="20" w:line="240" w:lineRule="auto"/>
+        <w:ind w:firstLine="0" w:left="136"/>
+      </w:pPr>
+      <w:r>
+        <w:rPr>
+          <w:rFonts w:ascii="Times New Roman" w:hAnsi="Times New Roman"/>
+          <w:b w:val="0"/>
+          <w:sz w:val="20"/>
+        </w:rPr>
+        <w:t>2.7 Síntesis conceptual adoptada por R3Foresta</w:t>
+      </w:r>
+    </w:p>
+    <w:p>
+      <w:pPr>
+        <w:spacing w:after="40"/>
+      </w:pPr>
+    </w:p>
+    <w:p>
+      <w:pPr>
+        <w:spacing w:after="20" w:line="240" w:lineRule="auto"/>
         <w:ind w:firstLine="0" w:left="0"/>
       </w:pPr>
       <w:r>
@@ -4507,7 +4772,7 @@
           <w:b/>
           <w:sz w:val="20"/>
         </w:rPr>
-        <w:t>Capítulo III — Marco metodológico</w:t>
+        <w:t>Capítulo III — Marco aplicativo</w:t>
       </w:r>
     </w:p>
     <w:p>
@@ -4521,7 +4786,7 @@
           <w:b w:val="0"/>
           <w:sz w:val="20"/>
         </w:rPr>
-        <w:t>3.1 Ciencia del diseño y estudio de caso</w:t>
+        <w:t>Análisis, diseño, construcción e integración de la solución</w:t>
       </w:r>
     </w:p>
     <w:p>
@@ -4535,11 +4800,30 @@
           <w:b w:val="0"/>
           <w:sz w:val="20"/>
         </w:rPr>
-        <w:t>3.2 Unidades de análisis y participantes</w:t>
+        <w:t>Estructura interna pendiente de definición</w:t>
       </w:r>
     </w:p>
     <w:p>
       <w:pPr>
+        <w:spacing w:after="40"/>
+      </w:pPr>
+    </w:p>
+    <w:p>
+      <w:pPr>
+        <w:spacing w:after="20" w:line="240" w:lineRule="auto"/>
+        <w:ind w:firstLine="0" w:left="0"/>
+      </w:pPr>
+      <w:r>
+        <w:rPr>
+          <w:rFonts w:ascii="Times New Roman" w:hAnsi="Times New Roman"/>
+          <w:b/>
+          <w:sz w:val="20"/>
+        </w:rPr>
+        <w:t>Capítulos posteriores</w:t>
+      </w:r>
+    </w:p>
+    <w:p>
+      <w:pPr>
         <w:spacing w:after="20" w:line="240" w:lineRule="auto"/>
         <w:ind w:firstLine="0" w:left="136"/>
       </w:pPr>
@@ -4549,7 +4833,7 @@
           <w:b w:val="0"/>
           <w:sz w:val="20"/>
         </w:rPr>
-        <w:t>3.3 Desarrollo iterativo e incremental</w:t>
+        <w:t>Verificación y evaluación de resultados</w:t>
       </w:r>
     </w:p>
     <w:p>
@@ -4563,7 +4847,7 @@
           <w:b w:val="0"/>
           <w:sz w:val="20"/>
         </w:rPr>
-        <w:t>3.4 Evaluación, instrumentos y análisis</w:t>
+        <w:t>Conclusiones y recomendaciones</w:t>
       </w:r>
     </w:p>
     <w:p>
@@ -4577,227 +4861,7 @@
           <w:b w:val="0"/>
           <w:sz w:val="20"/>
         </w:rPr>
-        <w:t>3.5 Consideraciones éticas y amenazas a la validez</w:t>
-      </w:r>
-    </w:p>
-    <w:p>
-      <w:pPr>
-        <w:spacing w:after="40"/>
-      </w:pPr>
-    </w:p>
-    <w:p>
-      <w:pPr>
-        <w:spacing w:after="20" w:line="240" w:lineRule="auto"/>
-        <w:ind w:firstLine="0" w:left="0"/>
-      </w:pPr>
-      <w:r>
-        <w:rPr>
-          <w:rFonts w:ascii="Times New Roman" w:hAnsi="Times New Roman"/>
-          <w:b/>
-          <w:sz w:val="20"/>
-        </w:rPr>
-        <w:t>Capítulo IV — Desarrollo y resultados</w:t>
-      </w:r>
-    </w:p>
-    <w:p>
-      <w:pPr>
-        <w:spacing w:after="20" w:line="240" w:lineRule="auto"/>
-        <w:ind w:firstLine="0" w:left="136"/>
-      </w:pPr>
-      <w:r>
-        <w:rPr>
-          <w:rFonts w:ascii="Times New Roman" w:hAnsi="Times New Roman"/>
-          <w:b w:val="0"/>
-          <w:sz w:val="20"/>
-        </w:rPr>
-        <w:t>4.1 Procesos, requerimientos y reglas de negocio</w:t>
-      </w:r>
-    </w:p>
-    <w:p>
-      <w:pPr>
-        <w:spacing w:after="20" w:line="240" w:lineRule="auto"/>
-        <w:ind w:firstLine="0" w:left="408"/>
-      </w:pPr>
-      <w:r>
-        <w:rPr>
-          <w:rFonts w:ascii="Times New Roman" w:hAnsi="Times New Roman"/>
-          <w:b w:val="0"/>
-          <w:sz w:val="20"/>
-        </w:rPr>
-        <w:t>4.1.1 Recolección</w:t>
-      </w:r>
-    </w:p>
-    <w:p>
-      <w:pPr>
-        <w:spacing w:after="20" w:line="240" w:lineRule="auto"/>
-        <w:ind w:firstLine="0" w:left="408"/>
-      </w:pPr>
-      <w:r>
-        <w:rPr>
-          <w:rFonts w:ascii="Times New Roman" w:hAnsi="Times New Roman"/>
-          <w:b w:val="0"/>
-          <w:sz w:val="20"/>
-        </w:rPr>
-        <w:t>4.1.2 Vivero y transformación biológica observada</w:t>
-      </w:r>
-    </w:p>
-    <w:p>
-      <w:pPr>
-        <w:spacing w:after="20" w:line="240" w:lineRule="auto"/>
-        <w:ind w:firstLine="0" w:left="408"/>
-      </w:pPr>
-      <w:r>
-        <w:rPr>
-          <w:rFonts w:ascii="Times New Roman" w:hAnsi="Times New Roman"/>
-          <w:b w:val="0"/>
-          <w:sz w:val="20"/>
-        </w:rPr>
-        <w:t>4.1.3 Plantación e integración entre etapas</w:t>
-      </w:r>
-    </w:p>
-    <w:p>
-      <w:pPr>
-        <w:spacing w:after="20" w:line="240" w:lineRule="auto"/>
-        <w:ind w:firstLine="0" w:left="136"/>
-      </w:pPr>
-      <w:r>
-        <w:rPr>
-          <w:rFonts w:ascii="Times New Roman" w:hAnsi="Times New Roman"/>
-          <w:b w:val="0"/>
-          <w:sz w:val="20"/>
-        </w:rPr>
-        <w:t>4.2 Modelo de trazabilidad e integridad</w:t>
-      </w:r>
-    </w:p>
-    <w:p>
-      <w:pPr>
-        <w:spacing w:after="20" w:line="240" w:lineRule="auto"/>
-        <w:ind w:firstLine="0" w:left="136"/>
-      </w:pPr>
-      <w:r>
-        <w:rPr>
-          <w:rFonts w:ascii="Times New Roman" w:hAnsi="Times New Roman"/>
-          <w:b w:val="0"/>
-          <w:sz w:val="20"/>
-        </w:rPr>
-        <w:t>4.3 Implementación e integración de los tres módulos</w:t>
-      </w:r>
-    </w:p>
-    <w:p>
-      <w:pPr>
-        <w:spacing w:after="20" w:line="240" w:lineRule="auto"/>
-        <w:ind w:firstLine="0" w:left="136"/>
-      </w:pPr>
-      <w:r>
-        <w:rPr>
-          <w:rFonts w:ascii="Times New Roman" w:hAnsi="Times New Roman"/>
-          <w:b w:val="0"/>
-          <w:sz w:val="20"/>
-        </w:rPr>
-        <w:t>4.4 Verificación de requerimientos e invariantes</w:t>
-      </w:r>
-    </w:p>
-    <w:p>
-      <w:pPr>
-        <w:spacing w:after="20" w:line="240" w:lineRule="auto"/>
-        <w:ind w:firstLine="0" w:left="136"/>
-      </w:pPr>
-      <w:r>
-        <w:rPr>
-          <w:rFonts w:ascii="Times New Roman" w:hAnsi="Times New Roman"/>
-          <w:b w:val="0"/>
-          <w:sz w:val="20"/>
-        </w:rPr>
-        <w:t>4.5 Reconstrucción, comparación y carga operativa</w:t>
-      </w:r>
-    </w:p>
-    <w:p>
-      <w:pPr>
-        <w:spacing w:after="20" w:line="240" w:lineRule="auto"/>
-        <w:ind w:firstLine="0" w:left="136"/>
-      </w:pPr>
-      <w:r>
-        <w:rPr>
-          <w:rFonts w:ascii="Times New Roman" w:hAnsi="Times New Roman"/>
-          <w:b w:val="0"/>
-          <w:sz w:val="20"/>
-        </w:rPr>
-        <w:t>4.6 Discusión y limitaciones</w:t>
-      </w:r>
-    </w:p>
-    <w:p>
-      <w:pPr>
-        <w:spacing w:after="40"/>
-      </w:pPr>
-    </w:p>
-    <w:p>
-      <w:pPr>
-        <w:spacing w:after="20" w:line="240" w:lineRule="auto"/>
-        <w:ind w:firstLine="0" w:left="0"/>
-      </w:pPr>
-      <w:r>
-        <w:rPr>
-          <w:rFonts w:ascii="Times New Roman" w:hAnsi="Times New Roman"/>
-          <w:b/>
-          <w:sz w:val="20"/>
-        </w:rPr>
-        <w:t>Capítulo V — Conclusiones y recomendaciones</w:t>
-      </w:r>
-    </w:p>
-    <w:p>
-      <w:pPr>
-        <w:spacing w:after="20" w:line="240" w:lineRule="auto"/>
-        <w:ind w:firstLine="0" w:left="136"/>
-      </w:pPr>
-      <w:r>
-        <w:rPr>
-          <w:rFonts w:ascii="Times New Roman" w:hAnsi="Times New Roman"/>
-          <w:b w:val="0"/>
-          <w:sz w:val="20"/>
-        </w:rPr>
-        <w:t>5.1 Cumplimiento de objetivos</w:t>
-      </w:r>
-    </w:p>
-    <w:p>
-      <w:pPr>
-        <w:spacing w:after="20" w:line="240" w:lineRule="auto"/>
-        <w:ind w:firstLine="0" w:left="136"/>
-      </w:pPr>
-      <w:r>
-        <w:rPr>
-          <w:rFonts w:ascii="Times New Roman" w:hAnsi="Times New Roman"/>
-          <w:b w:val="0"/>
-          <w:sz w:val="20"/>
-        </w:rPr>
-        <w:t>5.2 Aportes</w:t>
-      </w:r>
-    </w:p>
-    <w:p>
-      <w:pPr>
-        <w:spacing w:after="20" w:line="240" w:lineRule="auto"/>
-        <w:ind w:firstLine="0" w:left="136"/>
-      </w:pPr>
-      <w:r>
-        <w:rPr>
-          <w:rFonts w:ascii="Times New Roman" w:hAnsi="Times New Roman"/>
-          <w:b w:val="0"/>
-          <w:sz w:val="20"/>
-        </w:rPr>
-        <w:t>5.3 Limitaciones</w:t>
-      </w:r>
-    </w:p>
-    <w:p>
-      <w:pPr>
-        <w:spacing w:after="20" w:line="240" w:lineRule="auto"/>
-        <w:ind w:firstLine="0" w:left="136"/>
-      </w:pPr>
-      <w:r>
-        <w:rPr>
-          <w:rFonts w:ascii="Times New Roman" w:hAnsi="Times New Roman"/>
-          <w:b w:val="0"/>
-          <w:sz w:val="20"/>
-        </w:rPr>
-        <w:t>5.4 Trabajo futuro</w:t>
+        <w:t>Denominación y numeración pendientes de definición</w:t>
       </w:r>
     </w:p>
     <w:p>
@@ -5029,7 +5093,7 @@
                 <w:rFonts w:ascii="Times New Roman" w:hAnsi="Times New Roman"/>
                 <w:sz w:val="18"/>
               </w:rPr>
-              <w:t>4.1</w:t>
+              <w:t>Capítulo III, sección por definir</w:t>
             </w:r>
           </w:p>
         </w:tc>
@@ -5112,7 +5176,7 @@
                 <w:rFonts w:ascii="Times New Roman" w:hAnsi="Times New Roman"/>
                 <w:sz w:val="18"/>
               </w:rPr>
-              <w:t>4.2</w:t>
+              <w:t>Capítulo III, sección por definir</w:t>
             </w:r>
           </w:p>
         </w:tc>
@@ -5192,7 +5256,7 @@
                 <w:rFonts w:ascii="Times New Roman" w:hAnsi="Times New Roman"/>
                 <w:sz w:val="18"/>
               </w:rPr>
-              <w:t>4.3</w:t>
+              <w:t>Capítulo III, sección por definir</w:t>
             </w:r>
           </w:p>
         </w:tc>
@@ -5275,7 +5339,7 @@
                 <w:rFonts w:ascii="Times New Roman" w:hAnsi="Times New Roman"/>
                 <w:sz w:val="18"/>
               </w:rPr>
-              <w:t>4.4</w:t>
+              <w:t>Capítulo posterior de verificación y evaluación, por definir</w:t>
             </w:r>
           </w:p>
         </w:tc>
@@ -5355,7 +5419,7 @@
                 <w:rFonts w:ascii="Times New Roman" w:hAnsi="Times New Roman"/>
                 <w:sz w:val="18"/>
               </w:rPr>
-              <w:t>4.5</w:t>
+              <w:t>Capítulo posterior de verificación y evaluación, por definir</w:t>
             </w:r>
           </w:p>
         </w:tc>
@@ -6175,7 +6239,7 @@
           <w:rFonts w:ascii="Times New Roman" w:hAnsi="Times New Roman"/>
           <w:sz w:val="22"/>
         </w:rPr>
-        <w:t>Figura 4. Diagrama de Gantt, agosto–noviembre de 2026.</w:t>
+        <w:t>Figura 5. Diagrama de Gantt, agosto–noviembre de 2026.</w:t>
       </w:r>
     </w:p>
     <w:p>
@@ -6188,7 +6252,7 @@
         <w:drawing>
           <wp:inline xmlns:a="http://schemas.openxmlformats.org/drawingml/2006/main" xmlns:pic="http://schemas.openxmlformats.org/drawingml/2006/picture">
             <wp:extent cx="5230368" cy="3138221"/>
-            <wp:docPr id="5" name="Picture 5"/>
+            <wp:docPr id="6" name="Picture 6"/>
             <wp:cNvGraphicFramePr>
               <a:graphicFrameLocks noChangeAspect="1"/>
             </wp:cNvGraphicFramePr>
@@ -6200,7 +6264,7 @@
                     <pic:cNvPicPr/>
                   </pic:nvPicPr>
                   <pic:blipFill>
-                    <a:blip r:embed="rId17"/>
+                    <a:blip r:embed="rId18"/>
                     <a:stretch>
                       <a:fillRect/>
                     </a:stretch>
@@ -6228,7 +6292,7 @@
           <w:rFonts w:ascii="Times New Roman" w:hAnsi="Times New Roman"/>
           <w:sz w:val="28"/>
         </w:rPr>
-        <w:t>12. Recursos y presupuesto</w:t>
+        <w:t>12. Recursos</w:t>
       </w:r>
     </w:p>
     <w:p>
@@ -6321,7 +6385,7 @@
           <w:rFonts w:ascii="Times New Roman" w:hAnsi="Times New Roman"/>
           <w:sz w:val="24"/>
         </w:rPr>
-        <w:t>Las horas del postulante y colaboradores se consideran aporte en especie. Se registrarán durante los sprints para documentar el esfuerzo, pero no se monetizan en este presupuesto porque no existe una tarifa institucional definida.</w:t>
+        <w:t>Las horas del postulante y de los colaboradores se registrarán durante los sprints para documentar el esfuerzo dedicado al proyecto.</w:t>
       </w:r>
     </w:p>
     <w:p>
@@ -6459,7 +6523,7 @@
           <w:rFonts w:ascii="Times New Roman" w:hAnsi="Times New Roman"/>
           <w:sz w:val="24"/>
         </w:rPr>
-        <w:t>transporte y alimentación para aproximadamente 20 visitas de campo.</w:t>
+        <w:t>transporte y alimentación para las actividades de campo que se coordinen con R3Foresta.</w:t>
       </w:r>
     </w:p>
     <w:p>
@@ -6468,1266 +6532,23 @@
           <w:rFonts w:ascii="Times New Roman" w:hAnsi="Times New Roman"/>
           <w:sz w:val="24"/>
         </w:rPr>
-        <w:t>No se contempla dominio personalizado: se utilizará el subdominio de Vercel. Tampoco se presupuestan servicios blockchain, IPFS o redes RPC porque se encuentran fuera del alcance.</w:t>
+        <w:t>Se utilizará el subdominio gratuito de Vercel. Los servicios blockchain, IPFS y redes RPC no se consideran recursos del proyecto porque se encuentran fuera del alcance.</w:t>
       </w:r>
     </w:p>
     <w:p>
       <w:pPr>
-        <w:pStyle w:val="Heading2"/>
-      </w:pPr>
-      <w:r>
-        <w:rPr>
-          <w:rFonts w:ascii="Times New Roman" w:hAnsi="Times New Roman"/>
-          <w:sz w:val="24"/>
-        </w:rPr>
-        <w:t>12.3. Presupuesto</w:t>
+        <w:pStyle w:val="Heading1"/>
+      </w:pPr>
+      <w:r>
+        <w:rPr>
+          <w:rFonts w:ascii="Times New Roman" w:hAnsi="Times New Roman"/>
+          <w:sz w:val="28"/>
+        </w:rPr>
+        <w:t>13. Referencias bibliográficas</w:t>
       </w:r>
     </w:p>
     <w:p>
       <w:pPr>
-        <w:pStyle w:val="Caption"/>
-      </w:pPr>
-      <w:r>
-        <w:rPr>
-          <w:rFonts w:ascii="Times New Roman" w:hAnsi="Times New Roman"/>
-          <w:sz w:val="22"/>
-        </w:rPr>
-        <w:t>Tabla 5. Presupuesto monetario previsto.</w:t>
-      </w:r>
-    </w:p>
-    <w:tbl>
-      <w:tblPr>
-        <w:tblW w:type="dxa" w:w="8270"/>
-        <w:jc w:val="center"/>
-        <w:tblLayout w:type="fixed"/>
-        <w:tblLook w:firstColumn="1" w:firstRow="1" w:lastColumn="0" w:lastRow="0" w:noHBand="0" w:noVBand="1" w:val="04A0"/>
-        <w:tblBorders>
-          <w:top w:val="single" w:sz="4" w:color="94A3B8"/>
-          <w:left w:val="single" w:sz="4" w:color="94A3B8"/>
-          <w:bottom w:val="single" w:sz="4" w:color="94A3B8"/>
-          <w:right w:val="single" w:sz="4" w:color="94A3B8"/>
-          <w:insideH w:val="single" w:sz="4" w:color="94A3B8"/>
-          <w:insideV w:val="single" w:sz="4" w:color="94A3B8"/>
-        </w:tblBorders>
-      </w:tblPr>
-      <w:tblGrid>
-        <w:gridCol w:w="2700"/>
-        <w:gridCol w:w="2570"/>
-        <w:gridCol w:w="1500"/>
-        <w:gridCol w:w="1500"/>
-      </w:tblGrid>
-      <w:tr>
-        <w:trPr>
-          <w:tblHeader w:val="true"/>
-        </w:trPr>
-        <w:tc>
-          <w:tcPr>
-            <w:tcW w:type="dxa" w:w="2700"/>
-            <w:vAlign w:val="center"/>
-            <w:tcMar>
-              <w:top w:w="100" w:type="dxa"/>
-              <w:start w:w="110" w:type="dxa"/>
-              <w:bottom w:w="100" w:type="dxa"/>
-              <w:end w:w="110" w:type="dxa"/>
-            </w:tcMar>
-            <w:shd w:fill="DCE6F1"/>
-          </w:tcPr>
-          <w:p>
-            <w:pPr>
-              <w:spacing w:after="0" w:line="240" w:lineRule="auto"/>
-              <w:ind w:firstLine="0" w:left="0" w:right="0"/>
-              <w:jc w:val="left"/>
-            </w:pPr>
-            <w:r>
-              <w:rPr>
-                <w:rFonts w:ascii="Times New Roman" w:hAnsi="Times New Roman"/>
-                <w:b/>
-                <w:sz w:val="18"/>
-              </w:rPr>
-              <w:t>Concepto</w:t>
-            </w:r>
-          </w:p>
-        </w:tc>
-        <w:tc>
-          <w:tcPr>
-            <w:tcW w:type="dxa" w:w="2570"/>
-            <w:vAlign w:val="center"/>
-            <w:tcMar>
-              <w:top w:w="100" w:type="dxa"/>
-              <w:start w:w="110" w:type="dxa"/>
-              <w:bottom w:w="100" w:type="dxa"/>
-              <w:end w:w="110" w:type="dxa"/>
-            </w:tcMar>
-            <w:shd w:fill="DCE6F1"/>
-          </w:tcPr>
-          <w:p>
-            <w:pPr>
-              <w:spacing w:after="0" w:line="240" w:lineRule="auto"/>
-              <w:ind w:firstLine="0" w:left="0" w:right="0"/>
-              <w:jc w:val="right"/>
-            </w:pPr>
-            <w:r>
-              <w:rPr>
-                <w:rFonts w:ascii="Times New Roman" w:hAnsi="Times New Roman"/>
-                <w:b/>
-                <w:sz w:val="18"/>
-              </w:rPr>
-              <w:t>Cálculo</w:t>
-            </w:r>
-          </w:p>
-        </w:tc>
-        <w:tc>
-          <w:tcPr>
-            <w:tcW w:type="dxa" w:w="1500"/>
-            <w:vAlign w:val="center"/>
-            <w:tcMar>
-              <w:top w:w="100" w:type="dxa"/>
-              <w:start w:w="110" w:type="dxa"/>
-              <w:bottom w:w="100" w:type="dxa"/>
-              <w:end w:w="110" w:type="dxa"/>
-            </w:tcMar>
-            <w:shd w:fill="DCE6F1"/>
-          </w:tcPr>
-          <w:p>
-            <w:pPr>
-              <w:spacing w:after="0" w:line="240" w:lineRule="auto"/>
-              <w:ind w:firstLine="0" w:left="0" w:right="0"/>
-              <w:jc w:val="right"/>
-            </w:pPr>
-            <w:r>
-              <w:rPr>
-                <w:rFonts w:ascii="Times New Roman" w:hAnsi="Times New Roman"/>
-                <w:b/>
-                <w:sz w:val="18"/>
-              </w:rPr>
-              <w:t>Moneda</w:t>
-            </w:r>
-          </w:p>
-        </w:tc>
-        <w:tc>
-          <w:tcPr>
-            <w:tcW w:type="dxa" w:w="1500"/>
-            <w:vAlign w:val="center"/>
-            <w:tcMar>
-              <w:top w:w="100" w:type="dxa"/>
-              <w:start w:w="110" w:type="dxa"/>
-              <w:bottom w:w="100" w:type="dxa"/>
-              <w:end w:w="110" w:type="dxa"/>
-            </w:tcMar>
-            <w:shd w:fill="DCE6F1"/>
-          </w:tcPr>
-          <w:p>
-            <w:pPr>
-              <w:spacing w:after="0" w:line="240" w:lineRule="auto"/>
-              <w:ind w:firstLine="0" w:left="0" w:right="0"/>
-              <w:jc w:val="right"/>
-            </w:pPr>
-            <w:r>
-              <w:rPr>
-                <w:rFonts w:ascii="Times New Roman" w:hAnsi="Times New Roman"/>
-                <w:b/>
-                <w:sz w:val="18"/>
-              </w:rPr>
-              <w:t>Subtotal</w:t>
-            </w:r>
-          </w:p>
-        </w:tc>
-      </w:tr>
-      <w:tr>
-        <w:tc>
-          <w:tcPr>
-            <w:tcW w:type="dxa" w:w="2700"/>
-            <w:vAlign w:val="center"/>
-            <w:tcMar>
-              <w:top w:w="100" w:type="dxa"/>
-              <w:start w:w="110" w:type="dxa"/>
-              <w:bottom w:w="100" w:type="dxa"/>
-              <w:end w:w="110" w:type="dxa"/>
-            </w:tcMar>
-          </w:tcPr>
-          <w:p>
-            <w:pPr>
-              <w:spacing w:after="0" w:line="240" w:lineRule="auto"/>
-              <w:ind w:firstLine="0" w:left="0" w:right="0"/>
-              <w:jc w:val="left"/>
-            </w:pPr>
-            <w:r>
-              <w:rPr>
-                <w:rFonts w:ascii="Times New Roman" w:hAnsi="Times New Roman"/>
-                <w:sz w:val="18"/>
-              </w:rPr>
-              <w:t>Agentes de IA: suscripción alternada entre Claude Code y Codex</w:t>
-            </w:r>
-          </w:p>
-        </w:tc>
-        <w:tc>
-          <w:tcPr>
-            <w:tcW w:type="dxa" w:w="2570"/>
-            <w:vAlign w:val="center"/>
-            <w:tcMar>
-              <w:top w:w="100" w:type="dxa"/>
-              <w:start w:w="110" w:type="dxa"/>
-              <w:bottom w:w="100" w:type="dxa"/>
-              <w:end w:w="110" w:type="dxa"/>
-            </w:tcMar>
-          </w:tcPr>
-          <w:p>
-            <w:pPr>
-              <w:spacing w:after="0" w:line="240" w:lineRule="auto"/>
-              <w:ind w:firstLine="0" w:left="0" w:right="0"/>
-              <w:jc w:val="right"/>
-            </w:pPr>
-            <w:r>
-              <w:rPr>
-                <w:rFonts w:ascii="Times New Roman" w:hAnsi="Times New Roman"/>
-                <w:sz w:val="18"/>
-              </w:rPr>
-              <w:t>4 meses × USD 20, agosto–noviembre de 2026</w:t>
-            </w:r>
-          </w:p>
-        </w:tc>
-        <w:tc>
-          <w:tcPr>
-            <w:tcW w:type="dxa" w:w="1500"/>
-            <w:vAlign w:val="center"/>
-            <w:tcMar>
-              <w:top w:w="100" w:type="dxa"/>
-              <w:start w:w="110" w:type="dxa"/>
-              <w:bottom w:w="100" w:type="dxa"/>
-              <w:end w:w="110" w:type="dxa"/>
-            </w:tcMar>
-          </w:tcPr>
-          <w:p>
-            <w:pPr>
-              <w:spacing w:after="0" w:line="240" w:lineRule="auto"/>
-              <w:ind w:firstLine="0" w:left="0" w:right="0"/>
-              <w:jc w:val="right"/>
-            </w:pPr>
-            <w:r>
-              <w:rPr>
-                <w:rFonts w:ascii="Times New Roman" w:hAnsi="Times New Roman"/>
-                <w:sz w:val="18"/>
-              </w:rPr>
-              <w:t>USD</w:t>
-            </w:r>
-          </w:p>
-        </w:tc>
-        <w:tc>
-          <w:tcPr>
-            <w:tcW w:type="dxa" w:w="1500"/>
-            <w:vAlign w:val="center"/>
-            <w:tcMar>
-              <w:top w:w="100" w:type="dxa"/>
-              <w:start w:w="110" w:type="dxa"/>
-              <w:bottom w:w="100" w:type="dxa"/>
-              <w:end w:w="110" w:type="dxa"/>
-            </w:tcMar>
-          </w:tcPr>
-          <w:p>
-            <w:pPr>
-              <w:spacing w:after="0" w:line="240" w:lineRule="auto"/>
-              <w:ind w:firstLine="0" w:left="0" w:right="0"/>
-              <w:jc w:val="right"/>
-            </w:pPr>
-            <w:r>
-              <w:rPr>
-                <w:rFonts w:ascii="Times New Roman" w:hAnsi="Times New Roman"/>
-                <w:sz w:val="18"/>
-              </w:rPr>
-              <w:t>80</w:t>
-            </w:r>
-          </w:p>
-        </w:tc>
-      </w:tr>
-      <w:tr>
-        <w:tc>
-          <w:tcPr>
-            <w:tcW w:type="dxa" w:w="2700"/>
-            <w:vAlign w:val="center"/>
-            <w:tcMar>
-              <w:top w:w="100" w:type="dxa"/>
-              <w:start w:w="110" w:type="dxa"/>
-              <w:bottom w:w="100" w:type="dxa"/>
-              <w:end w:w="110" w:type="dxa"/>
-            </w:tcMar>
-            <w:shd w:fill="F8FAFC"/>
-          </w:tcPr>
-          <w:p>
-            <w:pPr>
-              <w:spacing w:after="0" w:line="240" w:lineRule="auto"/>
-              <w:ind w:firstLine="0" w:left="0" w:right="0"/>
-              <w:jc w:val="left"/>
-            </w:pPr>
-            <w:r>
-              <w:rPr>
-                <w:rFonts w:ascii="Times New Roman" w:hAnsi="Times New Roman"/>
-                <w:sz w:val="18"/>
-              </w:rPr>
-              <w:t>Supabase, Vercel, Render y GitHub</w:t>
-            </w:r>
-          </w:p>
-        </w:tc>
-        <w:tc>
-          <w:tcPr>
-            <w:tcW w:type="dxa" w:w="2570"/>
-            <w:vAlign w:val="center"/>
-            <w:tcMar>
-              <w:top w:w="100" w:type="dxa"/>
-              <w:start w:w="110" w:type="dxa"/>
-              <w:bottom w:w="100" w:type="dxa"/>
-              <w:end w:w="110" w:type="dxa"/>
-            </w:tcMar>
-            <w:shd w:fill="F8FAFC"/>
-          </w:tcPr>
-          <w:p>
-            <w:pPr>
-              <w:spacing w:after="0" w:line="240" w:lineRule="auto"/>
-              <w:ind w:firstLine="0" w:left="0" w:right="0"/>
-              <w:jc w:val="right"/>
-            </w:pPr>
-            <w:r>
-              <w:rPr>
-                <w:rFonts w:ascii="Times New Roman" w:hAnsi="Times New Roman"/>
-                <w:sz w:val="18"/>
-              </w:rPr>
-              <w:t>Planes gratuitos</w:t>
-            </w:r>
-          </w:p>
-        </w:tc>
-        <w:tc>
-          <w:tcPr>
-            <w:tcW w:type="dxa" w:w="1500"/>
-            <w:vAlign w:val="center"/>
-            <w:tcMar>
-              <w:top w:w="100" w:type="dxa"/>
-              <w:start w:w="110" w:type="dxa"/>
-              <w:bottom w:w="100" w:type="dxa"/>
-              <w:end w:w="110" w:type="dxa"/>
-            </w:tcMar>
-            <w:shd w:fill="F8FAFC"/>
-          </w:tcPr>
-          <w:p>
-            <w:pPr>
-              <w:spacing w:after="0" w:line="240" w:lineRule="auto"/>
-              <w:ind w:firstLine="0" w:left="0" w:right="0"/>
-              <w:jc w:val="right"/>
-            </w:pPr>
-            <w:r>
-              <w:rPr>
-                <w:rFonts w:ascii="Times New Roman" w:hAnsi="Times New Roman"/>
-                <w:sz w:val="18"/>
-              </w:rPr>
-              <w:t>USD</w:t>
-            </w:r>
-          </w:p>
-        </w:tc>
-        <w:tc>
-          <w:tcPr>
-            <w:tcW w:type="dxa" w:w="1500"/>
-            <w:vAlign w:val="center"/>
-            <w:tcMar>
-              <w:top w:w="100" w:type="dxa"/>
-              <w:start w:w="110" w:type="dxa"/>
-              <w:bottom w:w="100" w:type="dxa"/>
-              <w:end w:w="110" w:type="dxa"/>
-            </w:tcMar>
-            <w:shd w:fill="F8FAFC"/>
-          </w:tcPr>
-          <w:p>
-            <w:pPr>
-              <w:spacing w:after="0" w:line="240" w:lineRule="auto"/>
-              <w:ind w:firstLine="0" w:left="0" w:right="0"/>
-              <w:jc w:val="right"/>
-            </w:pPr>
-            <w:r>
-              <w:rPr>
-                <w:rFonts w:ascii="Times New Roman" w:hAnsi="Times New Roman"/>
-                <w:sz w:val="18"/>
-              </w:rPr>
-              <w:t>0</w:t>
-            </w:r>
-          </w:p>
-        </w:tc>
-      </w:tr>
-      <w:tr>
-        <w:tc>
-          <w:tcPr>
-            <w:tcW w:type="dxa" w:w="2700"/>
-            <w:vAlign w:val="center"/>
-            <w:tcMar>
-              <w:top w:w="100" w:type="dxa"/>
-              <w:start w:w="110" w:type="dxa"/>
-              <w:bottom w:w="100" w:type="dxa"/>
-              <w:end w:w="110" w:type="dxa"/>
-            </w:tcMar>
-          </w:tcPr>
-          <w:p>
-            <w:pPr>
-              <w:spacing w:after="0" w:line="240" w:lineRule="auto"/>
-              <w:ind w:firstLine="0" w:left="0" w:right="0"/>
-              <w:jc w:val="left"/>
-            </w:pPr>
-            <w:r>
-              <w:rPr>
-                <w:rFonts w:ascii="Times New Roman" w:hAnsi="Times New Roman"/>
-                <w:sz w:val="18"/>
-              </w:rPr>
-              <w:t>Dominio personalizado</w:t>
-            </w:r>
-          </w:p>
-        </w:tc>
-        <w:tc>
-          <w:tcPr>
-            <w:tcW w:type="dxa" w:w="2570"/>
-            <w:vAlign w:val="center"/>
-            <w:tcMar>
-              <w:top w:w="100" w:type="dxa"/>
-              <w:start w:w="110" w:type="dxa"/>
-              <w:bottom w:w="100" w:type="dxa"/>
-              <w:end w:w="110" w:type="dxa"/>
-            </w:tcMar>
-          </w:tcPr>
-          <w:p>
-            <w:pPr>
-              <w:spacing w:after="0" w:line="240" w:lineRule="auto"/>
-              <w:ind w:firstLine="0" w:left="0" w:right="0"/>
-              <w:jc w:val="right"/>
-            </w:pPr>
-            <w:r>
-              <w:rPr>
-                <w:rFonts w:ascii="Times New Roman" w:hAnsi="Times New Roman"/>
-                <w:sz w:val="18"/>
-              </w:rPr>
-              <w:t>No requerido</w:t>
-            </w:r>
-          </w:p>
-        </w:tc>
-        <w:tc>
-          <w:tcPr>
-            <w:tcW w:type="dxa" w:w="1500"/>
-            <w:vAlign w:val="center"/>
-            <w:tcMar>
-              <w:top w:w="100" w:type="dxa"/>
-              <w:start w:w="110" w:type="dxa"/>
-              <w:bottom w:w="100" w:type="dxa"/>
-              <w:end w:w="110" w:type="dxa"/>
-            </w:tcMar>
-          </w:tcPr>
-          <w:p>
-            <w:pPr>
-              <w:spacing w:after="0" w:line="240" w:lineRule="auto"/>
-              <w:ind w:firstLine="0" w:left="0" w:right="0"/>
-              <w:jc w:val="right"/>
-            </w:pPr>
-            <w:r>
-              <w:rPr>
-                <w:rFonts w:ascii="Times New Roman" w:hAnsi="Times New Roman"/>
-                <w:sz w:val="18"/>
-              </w:rPr>
-              <w:t>USD</w:t>
-            </w:r>
-          </w:p>
-        </w:tc>
-        <w:tc>
-          <w:tcPr>
-            <w:tcW w:type="dxa" w:w="1500"/>
-            <w:vAlign w:val="center"/>
-            <w:tcMar>
-              <w:top w:w="100" w:type="dxa"/>
-              <w:start w:w="110" w:type="dxa"/>
-              <w:bottom w:w="100" w:type="dxa"/>
-              <w:end w:w="110" w:type="dxa"/>
-            </w:tcMar>
-          </w:tcPr>
-          <w:p>
-            <w:pPr>
-              <w:spacing w:after="0" w:line="240" w:lineRule="auto"/>
-              <w:ind w:firstLine="0" w:left="0" w:right="0"/>
-              <w:jc w:val="right"/>
-            </w:pPr>
-            <w:r>
-              <w:rPr>
-                <w:rFonts w:ascii="Times New Roman" w:hAnsi="Times New Roman"/>
-                <w:sz w:val="18"/>
-              </w:rPr>
-              <w:t>0</w:t>
-            </w:r>
-          </w:p>
-        </w:tc>
-      </w:tr>
-      <w:tr>
-        <w:tc>
-          <w:tcPr>
-            <w:tcW w:type="dxa" w:w="2700"/>
-            <w:vAlign w:val="center"/>
-            <w:tcMar>
-              <w:top w:w="100" w:type="dxa"/>
-              <w:start w:w="110" w:type="dxa"/>
-              <w:bottom w:w="100" w:type="dxa"/>
-              <w:end w:w="110" w:type="dxa"/>
-            </w:tcMar>
-            <w:shd w:fill="F8FAFC"/>
-          </w:tcPr>
-          <w:p>
-            <w:pPr>
-              <w:spacing w:after="0" w:line="240" w:lineRule="auto"/>
-              <w:ind w:firstLine="0" w:left="0" w:right="0"/>
-              <w:jc w:val="left"/>
-            </w:pPr>
-            <w:r>
-              <w:rPr>
-                <w:rFonts w:ascii="Times New Roman" w:hAnsi="Times New Roman"/>
-                <w:sz w:val="18"/>
-              </w:rPr>
-              <w:t>Transporte de campo</w:t>
-            </w:r>
-          </w:p>
-        </w:tc>
-        <w:tc>
-          <w:tcPr>
-            <w:tcW w:type="dxa" w:w="2570"/>
-            <w:vAlign w:val="center"/>
-            <w:tcMar>
-              <w:top w:w="100" w:type="dxa"/>
-              <w:start w:w="110" w:type="dxa"/>
-              <w:bottom w:w="100" w:type="dxa"/>
-              <w:end w:w="110" w:type="dxa"/>
-            </w:tcMar>
-            <w:shd w:fill="F8FAFC"/>
-          </w:tcPr>
-          <w:p>
-            <w:pPr>
-              <w:spacing w:after="0" w:line="240" w:lineRule="auto"/>
-              <w:ind w:firstLine="0" w:left="0" w:right="0"/>
-              <w:jc w:val="right"/>
-            </w:pPr>
-            <w:r>
-              <w:rPr>
-                <w:rFonts w:ascii="Times New Roman" w:hAnsi="Times New Roman"/>
-                <w:sz w:val="18"/>
-              </w:rPr>
-              <w:t>20 visitas × Bs 20–35</w:t>
-            </w:r>
-          </w:p>
-        </w:tc>
-        <w:tc>
-          <w:tcPr>
-            <w:tcW w:type="dxa" w:w="1500"/>
-            <w:vAlign w:val="center"/>
-            <w:tcMar>
-              <w:top w:w="100" w:type="dxa"/>
-              <w:start w:w="110" w:type="dxa"/>
-              <w:bottom w:w="100" w:type="dxa"/>
-              <w:end w:w="110" w:type="dxa"/>
-            </w:tcMar>
-            <w:shd w:fill="F8FAFC"/>
-          </w:tcPr>
-          <w:p>
-            <w:pPr>
-              <w:spacing w:after="0" w:line="240" w:lineRule="auto"/>
-              <w:ind w:firstLine="0" w:left="0" w:right="0"/>
-              <w:jc w:val="right"/>
-            </w:pPr>
-            <w:r>
-              <w:rPr>
-                <w:rFonts w:ascii="Times New Roman" w:hAnsi="Times New Roman"/>
-                <w:sz w:val="18"/>
-              </w:rPr>
-              <w:t>Bs</w:t>
-            </w:r>
-          </w:p>
-        </w:tc>
-        <w:tc>
-          <w:tcPr>
-            <w:tcW w:type="dxa" w:w="1500"/>
-            <w:vAlign w:val="center"/>
-            <w:tcMar>
-              <w:top w:w="100" w:type="dxa"/>
-              <w:start w:w="110" w:type="dxa"/>
-              <w:bottom w:w="100" w:type="dxa"/>
-              <w:end w:w="110" w:type="dxa"/>
-            </w:tcMar>
-            <w:shd w:fill="F8FAFC"/>
-          </w:tcPr>
-          <w:p>
-            <w:pPr>
-              <w:spacing w:after="0" w:line="240" w:lineRule="auto"/>
-              <w:ind w:firstLine="0" w:left="0" w:right="0"/>
-              <w:jc w:val="right"/>
-            </w:pPr>
-            <w:r>
-              <w:rPr>
-                <w:rFonts w:ascii="Times New Roman" w:hAnsi="Times New Roman"/>
-                <w:sz w:val="18"/>
-              </w:rPr>
-              <w:t>400–700</w:t>
-            </w:r>
-          </w:p>
-        </w:tc>
-      </w:tr>
-      <w:tr>
-        <w:tc>
-          <w:tcPr>
-            <w:tcW w:type="dxa" w:w="2700"/>
-            <w:vAlign w:val="center"/>
-            <w:tcMar>
-              <w:top w:w="100" w:type="dxa"/>
-              <w:start w:w="110" w:type="dxa"/>
-              <w:bottom w:w="100" w:type="dxa"/>
-              <w:end w:w="110" w:type="dxa"/>
-            </w:tcMar>
-          </w:tcPr>
-          <w:p>
-            <w:pPr>
-              <w:spacing w:after="0" w:line="240" w:lineRule="auto"/>
-              <w:ind w:firstLine="0" w:left="0" w:right="0"/>
-              <w:jc w:val="left"/>
-            </w:pPr>
-            <w:r>
-              <w:rPr>
-                <w:rFonts w:ascii="Times New Roman" w:hAnsi="Times New Roman"/>
-                <w:sz w:val="18"/>
-              </w:rPr>
-              <w:t>Alimentación de campo</w:t>
-            </w:r>
-          </w:p>
-        </w:tc>
-        <w:tc>
-          <w:tcPr>
-            <w:tcW w:type="dxa" w:w="2570"/>
-            <w:vAlign w:val="center"/>
-            <w:tcMar>
-              <w:top w:w="100" w:type="dxa"/>
-              <w:start w:w="110" w:type="dxa"/>
-              <w:bottom w:w="100" w:type="dxa"/>
-              <w:end w:w="110" w:type="dxa"/>
-            </w:tcMar>
-          </w:tcPr>
-          <w:p>
-            <w:pPr>
-              <w:spacing w:after="0" w:line="240" w:lineRule="auto"/>
-              <w:ind w:firstLine="0" w:left="0" w:right="0"/>
-              <w:jc w:val="right"/>
-            </w:pPr>
-            <w:r>
-              <w:rPr>
-                <w:rFonts w:ascii="Times New Roman" w:hAnsi="Times New Roman"/>
-                <w:sz w:val="18"/>
-              </w:rPr>
-              <w:t>20 visitas × Bs 20</w:t>
-            </w:r>
-          </w:p>
-        </w:tc>
-        <w:tc>
-          <w:tcPr>
-            <w:tcW w:type="dxa" w:w="1500"/>
-            <w:vAlign w:val="center"/>
-            <w:tcMar>
-              <w:top w:w="100" w:type="dxa"/>
-              <w:start w:w="110" w:type="dxa"/>
-              <w:bottom w:w="100" w:type="dxa"/>
-              <w:end w:w="110" w:type="dxa"/>
-            </w:tcMar>
-          </w:tcPr>
-          <w:p>
-            <w:pPr>
-              <w:spacing w:after="0" w:line="240" w:lineRule="auto"/>
-              <w:ind w:firstLine="0" w:left="0" w:right="0"/>
-              <w:jc w:val="right"/>
-            </w:pPr>
-            <w:r>
-              <w:rPr>
-                <w:rFonts w:ascii="Times New Roman" w:hAnsi="Times New Roman"/>
-                <w:sz w:val="18"/>
-              </w:rPr>
-              <w:t>Bs</w:t>
-            </w:r>
-          </w:p>
-        </w:tc>
-        <w:tc>
-          <w:tcPr>
-            <w:tcW w:type="dxa" w:w="1500"/>
-            <w:vAlign w:val="center"/>
-            <w:tcMar>
-              <w:top w:w="100" w:type="dxa"/>
-              <w:start w:w="110" w:type="dxa"/>
-              <w:bottom w:w="100" w:type="dxa"/>
-              <w:end w:w="110" w:type="dxa"/>
-            </w:tcMar>
-          </w:tcPr>
-          <w:p>
-            <w:pPr>
-              <w:spacing w:after="0" w:line="240" w:lineRule="auto"/>
-              <w:ind w:firstLine="0" w:left="0" w:right="0"/>
-              <w:jc w:val="right"/>
-            </w:pPr>
-            <w:r>
-              <w:rPr>
-                <w:rFonts w:ascii="Times New Roman" w:hAnsi="Times New Roman"/>
-                <w:sz w:val="18"/>
-              </w:rPr>
-              <w:t>400</w:t>
-            </w:r>
-          </w:p>
-        </w:tc>
-      </w:tr>
-      <w:tr>
-        <w:tc>
-          <w:tcPr>
-            <w:tcW w:type="dxa" w:w="2700"/>
-            <w:vAlign w:val="center"/>
-            <w:tcMar>
-              <w:top w:w="100" w:type="dxa"/>
-              <w:start w:w="110" w:type="dxa"/>
-              <w:bottom w:w="100" w:type="dxa"/>
-              <w:end w:w="110" w:type="dxa"/>
-            </w:tcMar>
-            <w:shd w:fill="F8FAFC"/>
-          </w:tcPr>
-          <w:p>
-            <w:pPr>
-              <w:spacing w:after="0" w:line="240" w:lineRule="auto"/>
-              <w:ind w:firstLine="0" w:left="0" w:right="0"/>
-              <w:jc w:val="left"/>
-            </w:pPr>
-            <w:r>
-              <w:rPr>
-                <w:rFonts w:ascii="Times New Roman" w:hAnsi="Times New Roman"/>
-                <w:sz w:val="18"/>
-              </w:rPr>
-              <w:t>Datos móviles</w:t>
-            </w:r>
-          </w:p>
-        </w:tc>
-        <w:tc>
-          <w:tcPr>
-            <w:tcW w:type="dxa" w:w="2570"/>
-            <w:vAlign w:val="center"/>
-            <w:tcMar>
-              <w:top w:w="100" w:type="dxa"/>
-              <w:start w:w="110" w:type="dxa"/>
-              <w:bottom w:w="100" w:type="dxa"/>
-              <w:end w:w="110" w:type="dxa"/>
-            </w:tcMar>
-            <w:shd w:fill="F8FAFC"/>
-          </w:tcPr>
-          <w:p>
-            <w:pPr>
-              <w:spacing w:after="0" w:line="240" w:lineRule="auto"/>
-              <w:ind w:firstLine="0" w:left="0" w:right="0"/>
-              <w:jc w:val="right"/>
-            </w:pPr>
-            <w:r>
-              <w:rPr>
-                <w:rFonts w:ascii="Times New Roman" w:hAnsi="Times New Roman"/>
-                <w:sz w:val="18"/>
-              </w:rPr>
-              <w:t>20 visitas × Bs 3</w:t>
-            </w:r>
-          </w:p>
-        </w:tc>
-        <w:tc>
-          <w:tcPr>
-            <w:tcW w:type="dxa" w:w="1500"/>
-            <w:vAlign w:val="center"/>
-            <w:tcMar>
-              <w:top w:w="100" w:type="dxa"/>
-              <w:start w:w="110" w:type="dxa"/>
-              <w:bottom w:w="100" w:type="dxa"/>
-              <w:end w:w="110" w:type="dxa"/>
-            </w:tcMar>
-            <w:shd w:fill="F8FAFC"/>
-          </w:tcPr>
-          <w:p>
-            <w:pPr>
-              <w:spacing w:after="0" w:line="240" w:lineRule="auto"/>
-              <w:ind w:firstLine="0" w:left="0" w:right="0"/>
-              <w:jc w:val="right"/>
-            </w:pPr>
-            <w:r>
-              <w:rPr>
-                <w:rFonts w:ascii="Times New Roman" w:hAnsi="Times New Roman"/>
-                <w:sz w:val="18"/>
-              </w:rPr>
-              <w:t>Bs</w:t>
-            </w:r>
-          </w:p>
-        </w:tc>
-        <w:tc>
-          <w:tcPr>
-            <w:tcW w:type="dxa" w:w="1500"/>
-            <w:vAlign w:val="center"/>
-            <w:tcMar>
-              <w:top w:w="100" w:type="dxa"/>
-              <w:start w:w="110" w:type="dxa"/>
-              <w:bottom w:w="100" w:type="dxa"/>
-              <w:end w:w="110" w:type="dxa"/>
-            </w:tcMar>
-            <w:shd w:fill="F8FAFC"/>
-          </w:tcPr>
-          <w:p>
-            <w:pPr>
-              <w:spacing w:after="0" w:line="240" w:lineRule="auto"/>
-              <w:ind w:firstLine="0" w:left="0" w:right="0"/>
-              <w:jc w:val="right"/>
-            </w:pPr>
-            <w:r>
-              <w:rPr>
-                <w:rFonts w:ascii="Times New Roman" w:hAnsi="Times New Roman"/>
-                <w:sz w:val="18"/>
-              </w:rPr>
-              <w:t>60</w:t>
-            </w:r>
-          </w:p>
-        </w:tc>
-      </w:tr>
-      <w:tr>
-        <w:tc>
-          <w:tcPr>
-            <w:tcW w:type="dxa" w:w="2700"/>
-            <w:vAlign w:val="center"/>
-            <w:tcMar>
-              <w:top w:w="100" w:type="dxa"/>
-              <w:start w:w="110" w:type="dxa"/>
-              <w:bottom w:w="100" w:type="dxa"/>
-              <w:end w:w="110" w:type="dxa"/>
-            </w:tcMar>
-          </w:tcPr>
-          <w:p>
-            <w:pPr>
-              <w:spacing w:after="0" w:line="240" w:lineRule="auto"/>
-              <w:ind w:firstLine="0" w:left="0" w:right="0"/>
-              <w:jc w:val="left"/>
-            </w:pPr>
-            <w:r>
-              <w:rPr>
-                <w:rFonts w:ascii="Times New Roman" w:hAnsi="Times New Roman"/>
-                <w:sz w:val="18"/>
-              </w:rPr>
-              <w:t>Internet, agosto–noviembre</w:t>
-            </w:r>
-          </w:p>
-        </w:tc>
-        <w:tc>
-          <w:tcPr>
-            <w:tcW w:type="dxa" w:w="2570"/>
-            <w:vAlign w:val="center"/>
-            <w:tcMar>
-              <w:top w:w="100" w:type="dxa"/>
-              <w:start w:w="110" w:type="dxa"/>
-              <w:bottom w:w="100" w:type="dxa"/>
-              <w:end w:w="110" w:type="dxa"/>
-            </w:tcMar>
-          </w:tcPr>
-          <w:p>
-            <w:pPr>
-              <w:spacing w:after="0" w:line="240" w:lineRule="auto"/>
-              <w:ind w:firstLine="0" w:left="0" w:right="0"/>
-              <w:jc w:val="right"/>
-            </w:pPr>
-            <w:r>
-              <w:rPr>
-                <w:rFonts w:ascii="Times New Roman" w:hAnsi="Times New Roman"/>
-                <w:sz w:val="18"/>
-              </w:rPr>
-              <w:t>4 meses × Bs 50</w:t>
-            </w:r>
-          </w:p>
-        </w:tc>
-        <w:tc>
-          <w:tcPr>
-            <w:tcW w:type="dxa" w:w="1500"/>
-            <w:vAlign w:val="center"/>
-            <w:tcMar>
-              <w:top w:w="100" w:type="dxa"/>
-              <w:start w:w="110" w:type="dxa"/>
-              <w:bottom w:w="100" w:type="dxa"/>
-              <w:end w:w="110" w:type="dxa"/>
-            </w:tcMar>
-          </w:tcPr>
-          <w:p>
-            <w:pPr>
-              <w:spacing w:after="0" w:line="240" w:lineRule="auto"/>
-              <w:ind w:firstLine="0" w:left="0" w:right="0"/>
-              <w:jc w:val="right"/>
-            </w:pPr>
-            <w:r>
-              <w:rPr>
-                <w:rFonts w:ascii="Times New Roman" w:hAnsi="Times New Roman"/>
-                <w:sz w:val="18"/>
-              </w:rPr>
-              <w:t>Bs</w:t>
-            </w:r>
-          </w:p>
-        </w:tc>
-        <w:tc>
-          <w:tcPr>
-            <w:tcW w:type="dxa" w:w="1500"/>
-            <w:vAlign w:val="center"/>
-            <w:tcMar>
-              <w:top w:w="100" w:type="dxa"/>
-              <w:start w:w="110" w:type="dxa"/>
-              <w:bottom w:w="100" w:type="dxa"/>
-              <w:end w:w="110" w:type="dxa"/>
-            </w:tcMar>
-          </w:tcPr>
-          <w:p>
-            <w:pPr>
-              <w:spacing w:after="0" w:line="240" w:lineRule="auto"/>
-              <w:ind w:firstLine="0" w:left="0" w:right="0"/>
-              <w:jc w:val="right"/>
-            </w:pPr>
-            <w:r>
-              <w:rPr>
-                <w:rFonts w:ascii="Times New Roman" w:hAnsi="Times New Roman"/>
-                <w:sz w:val="18"/>
-              </w:rPr>
-              <w:t>200</w:t>
-            </w:r>
-          </w:p>
-        </w:tc>
-      </w:tr>
-      <w:tr>
-        <w:tc>
-          <w:tcPr>
-            <w:tcW w:type="dxa" w:w="2700"/>
-            <w:vAlign w:val="center"/>
-            <w:tcMar>
-              <w:top w:w="100" w:type="dxa"/>
-              <w:start w:w="110" w:type="dxa"/>
-              <w:bottom w:w="100" w:type="dxa"/>
-              <w:end w:w="110" w:type="dxa"/>
-            </w:tcMar>
-            <w:shd w:fill="F8FAFC"/>
-          </w:tcPr>
-          <w:p>
-            <w:pPr>
-              <w:spacing w:after="0" w:line="240" w:lineRule="auto"/>
-              <w:ind w:firstLine="0" w:left="0" w:right="0"/>
-              <w:jc w:val="left"/>
-            </w:pPr>
-            <w:r>
-              <w:rPr>
-                <w:rFonts w:ascii="Times New Roman" w:hAnsi="Times New Roman"/>
-                <w:sz w:val="18"/>
-              </w:rPr>
-              <w:t>Equipos y horas de trabajo</w:t>
-            </w:r>
-          </w:p>
-        </w:tc>
-        <w:tc>
-          <w:tcPr>
-            <w:tcW w:type="dxa" w:w="2570"/>
-            <w:vAlign w:val="center"/>
-            <w:tcMar>
-              <w:top w:w="100" w:type="dxa"/>
-              <w:start w:w="110" w:type="dxa"/>
-              <w:bottom w:w="100" w:type="dxa"/>
-              <w:end w:w="110" w:type="dxa"/>
-            </w:tcMar>
-            <w:shd w:fill="F8FAFC"/>
-          </w:tcPr>
-          <w:p>
-            <w:pPr>
-              <w:spacing w:after="0" w:line="240" w:lineRule="auto"/>
-              <w:ind w:firstLine="0" w:left="0" w:right="0"/>
-              <w:jc w:val="right"/>
-            </w:pPr>
-            <w:r>
-              <w:rPr>
-                <w:rFonts w:ascii="Times New Roman" w:hAnsi="Times New Roman"/>
-                <w:sz w:val="18"/>
-              </w:rPr>
-              <w:t>Aporte en especie, no monetizado</w:t>
-            </w:r>
-          </w:p>
-        </w:tc>
-        <w:tc>
-          <w:tcPr>
-            <w:tcW w:type="dxa" w:w="1500"/>
-            <w:vAlign w:val="center"/>
-            <w:tcMar>
-              <w:top w:w="100" w:type="dxa"/>
-              <w:start w:w="110" w:type="dxa"/>
-              <w:bottom w:w="100" w:type="dxa"/>
-              <w:end w:w="110" w:type="dxa"/>
-            </w:tcMar>
-            <w:shd w:fill="F8FAFC"/>
-          </w:tcPr>
-          <w:p>
-            <w:pPr>
-              <w:spacing w:after="0" w:line="240" w:lineRule="auto"/>
-              <w:ind w:firstLine="0" w:left="0" w:right="0"/>
-              <w:jc w:val="right"/>
-            </w:pPr>
-            <w:r>
-              <w:rPr>
-                <w:rFonts w:ascii="Times New Roman" w:hAnsi="Times New Roman"/>
-                <w:sz w:val="18"/>
-              </w:rPr>
-              <w:t>—</w:t>
-            </w:r>
-          </w:p>
-        </w:tc>
-        <w:tc>
-          <w:tcPr>
-            <w:tcW w:type="dxa" w:w="1500"/>
-            <w:vAlign w:val="center"/>
-            <w:tcMar>
-              <w:top w:w="100" w:type="dxa"/>
-              <w:start w:w="110" w:type="dxa"/>
-              <w:bottom w:w="100" w:type="dxa"/>
-              <w:end w:w="110" w:type="dxa"/>
-            </w:tcMar>
-            <w:shd w:fill="F8FAFC"/>
-          </w:tcPr>
-          <w:p>
-            <w:pPr>
-              <w:spacing w:after="0" w:line="240" w:lineRule="auto"/>
-              <w:ind w:firstLine="0" w:left="0" w:right="0"/>
-              <w:jc w:val="right"/>
-            </w:pPr>
-            <w:r>
-              <w:rPr>
-                <w:rFonts w:ascii="Times New Roman" w:hAnsi="Times New Roman"/>
-                <w:sz w:val="18"/>
-              </w:rPr>
-              <w:t>—</w:t>
-            </w:r>
-          </w:p>
-        </w:tc>
-      </w:tr>
-      <w:tr>
-        <w:tc>
-          <w:tcPr>
-            <w:tcW w:type="dxa" w:w="2700"/>
-            <w:vAlign w:val="center"/>
-            <w:tcMar>
-              <w:top w:w="100" w:type="dxa"/>
-              <w:start w:w="110" w:type="dxa"/>
-              <w:bottom w:w="100" w:type="dxa"/>
-              <w:end w:w="110" w:type="dxa"/>
-            </w:tcMar>
-          </w:tcPr>
-          <w:p>
-            <w:pPr>
-              <w:spacing w:after="0" w:line="240" w:lineRule="auto"/>
-              <w:ind w:firstLine="0" w:left="0" w:right="0"/>
-              <w:jc w:val="left"/>
-            </w:pPr>
-            <w:r>
-              <w:rPr>
-                <w:rFonts w:ascii="Times New Roman" w:hAnsi="Times New Roman"/>
-                <w:sz w:val="18"/>
-              </w:rPr>
-              <w:t>Total en dólares</w:t>
-            </w:r>
-          </w:p>
-        </w:tc>
-        <w:tc>
-          <w:tcPr>
-            <w:tcW w:type="dxa" w:w="2570"/>
-            <w:vAlign w:val="center"/>
-            <w:tcMar>
-              <w:top w:w="100" w:type="dxa"/>
-              <w:start w:w="110" w:type="dxa"/>
-              <w:bottom w:w="100" w:type="dxa"/>
-              <w:end w:w="110" w:type="dxa"/>
-            </w:tcMar>
-          </w:tcPr>
-          <w:p>
-            <w:pPr>
-              <w:spacing w:after="0" w:line="240" w:lineRule="auto"/>
-              <w:ind w:firstLine="0" w:left="0" w:right="0"/>
-              <w:jc w:val="right"/>
-            </w:pPr>
-          </w:p>
-        </w:tc>
-        <w:tc>
-          <w:tcPr>
-            <w:tcW w:type="dxa" w:w="1500"/>
-            <w:vAlign w:val="center"/>
-            <w:tcMar>
-              <w:top w:w="100" w:type="dxa"/>
-              <w:start w:w="110" w:type="dxa"/>
-              <w:bottom w:w="100" w:type="dxa"/>
-              <w:end w:w="110" w:type="dxa"/>
-            </w:tcMar>
-          </w:tcPr>
-          <w:p>
-            <w:pPr>
-              <w:spacing w:after="0" w:line="240" w:lineRule="auto"/>
-              <w:ind w:firstLine="0" w:left="0" w:right="0"/>
-              <w:jc w:val="right"/>
-            </w:pPr>
-            <w:r>
-              <w:rPr>
-                <w:rFonts w:ascii="Times New Roman" w:hAnsi="Times New Roman"/>
-                <w:sz w:val="18"/>
-              </w:rPr>
-              <w:t>USD</w:t>
-            </w:r>
-          </w:p>
-        </w:tc>
-        <w:tc>
-          <w:tcPr>
-            <w:tcW w:type="dxa" w:w="1500"/>
-            <w:vAlign w:val="center"/>
-            <w:tcMar>
-              <w:top w:w="100" w:type="dxa"/>
-              <w:start w:w="110" w:type="dxa"/>
-              <w:bottom w:w="100" w:type="dxa"/>
-              <w:end w:w="110" w:type="dxa"/>
-            </w:tcMar>
-          </w:tcPr>
-          <w:p>
-            <w:pPr>
-              <w:spacing w:after="0" w:line="240" w:lineRule="auto"/>
-              <w:ind w:firstLine="0" w:left="0" w:right="0"/>
-              <w:jc w:val="right"/>
-            </w:pPr>
-            <w:r>
-              <w:rPr>
-                <w:rFonts w:ascii="Times New Roman" w:hAnsi="Times New Roman"/>
-                <w:sz w:val="18"/>
-              </w:rPr>
-              <w:t>80</w:t>
-            </w:r>
-          </w:p>
-        </w:tc>
-      </w:tr>
-      <w:tr>
-        <w:tc>
-          <w:tcPr>
-            <w:tcW w:type="dxa" w:w="2700"/>
-            <w:vAlign w:val="center"/>
-            <w:tcMar>
-              <w:top w:w="100" w:type="dxa"/>
-              <w:start w:w="110" w:type="dxa"/>
-              <w:bottom w:w="100" w:type="dxa"/>
-              <w:end w:w="110" w:type="dxa"/>
-            </w:tcMar>
-            <w:shd w:fill="F8FAFC"/>
-          </w:tcPr>
-          <w:p>
-            <w:pPr>
-              <w:spacing w:after="0" w:line="240" w:lineRule="auto"/>
-              <w:ind w:firstLine="0" w:left="0" w:right="0"/>
-              <w:jc w:val="left"/>
-            </w:pPr>
-            <w:r>
-              <w:rPr>
-                <w:rFonts w:ascii="Times New Roman" w:hAnsi="Times New Roman"/>
-                <w:sz w:val="18"/>
-              </w:rPr>
-              <w:t>Total en bolivianos</w:t>
-            </w:r>
-          </w:p>
-        </w:tc>
-        <w:tc>
-          <w:tcPr>
-            <w:tcW w:type="dxa" w:w="2570"/>
-            <w:vAlign w:val="center"/>
-            <w:tcMar>
-              <w:top w:w="100" w:type="dxa"/>
-              <w:start w:w="110" w:type="dxa"/>
-              <w:bottom w:w="100" w:type="dxa"/>
-              <w:end w:w="110" w:type="dxa"/>
-            </w:tcMar>
-            <w:shd w:fill="F8FAFC"/>
-          </w:tcPr>
-          <w:p>
-            <w:pPr>
-              <w:spacing w:after="0" w:line="240" w:lineRule="auto"/>
-              <w:ind w:firstLine="0" w:left="0" w:right="0"/>
-              <w:jc w:val="right"/>
-            </w:pPr>
-          </w:p>
-        </w:tc>
-        <w:tc>
-          <w:tcPr>
-            <w:tcW w:type="dxa" w:w="1500"/>
-            <w:vAlign w:val="center"/>
-            <w:tcMar>
-              <w:top w:w="100" w:type="dxa"/>
-              <w:start w:w="110" w:type="dxa"/>
-              <w:bottom w:w="100" w:type="dxa"/>
-              <w:end w:w="110" w:type="dxa"/>
-            </w:tcMar>
-            <w:shd w:fill="F8FAFC"/>
-          </w:tcPr>
-          <w:p>
-            <w:pPr>
-              <w:spacing w:after="0" w:line="240" w:lineRule="auto"/>
-              <w:ind w:firstLine="0" w:left="0" w:right="0"/>
-              <w:jc w:val="right"/>
-            </w:pPr>
-            <w:r>
-              <w:rPr>
-                <w:rFonts w:ascii="Times New Roman" w:hAnsi="Times New Roman"/>
-                <w:sz w:val="18"/>
-              </w:rPr>
-              <w:t>Bs</w:t>
-            </w:r>
-          </w:p>
-        </w:tc>
-        <w:tc>
-          <w:tcPr>
-            <w:tcW w:type="dxa" w:w="1500"/>
-            <w:vAlign w:val="center"/>
-            <w:tcMar>
-              <w:top w:w="100" w:type="dxa"/>
-              <w:start w:w="110" w:type="dxa"/>
-              <w:bottom w:w="100" w:type="dxa"/>
-              <w:end w:w="110" w:type="dxa"/>
-            </w:tcMar>
-            <w:shd w:fill="F8FAFC"/>
-          </w:tcPr>
-          <w:p>
-            <w:pPr>
-              <w:spacing w:after="0" w:line="240" w:lineRule="auto"/>
-              <w:ind w:firstLine="0" w:left="0" w:right="0"/>
-              <w:jc w:val="right"/>
-            </w:pPr>
-            <w:r>
-              <w:rPr>
-                <w:rFonts w:ascii="Times New Roman" w:hAnsi="Times New Roman"/>
-                <w:sz w:val="18"/>
-              </w:rPr>
-              <w:t>1.060–1.360</w:t>
-            </w:r>
-          </w:p>
-        </w:tc>
-      </w:tr>
-    </w:tbl>
-    <w:p>
-      <w:pPr>
-        <w:spacing w:after="0"/>
-      </w:pPr>
-    </w:p>
-    <w:p>
-      <w:r>
-        <w:rPr>
-          <w:rFonts w:ascii="Times New Roman" w:hAnsi="Times New Roman"/>
-          <w:sz w:val="24"/>
-        </w:rPr>
-        <w:t>El postulante financiará el 100 % de los desembolsos monetarios. R3Foresta aportará acceso al contexto operativo y participación, sin aporte económico comprometido. El presupuesto corresponde exclusivamente a la ejecución formal agosto–noviembre; los gastos exploratorios anteriores se consideran costos hundidos y no se imputan al Proyecto de Grado. Los costos se presentan en sus monedas originales para evitar una conversión sujeta a variaciones. La impresión no se incluye porque la entrega actual es digital y la cantidad de copias físicas todavía no está definida.</w:t>
-      </w:r>
-    </w:p>
-    <w:p>
-      <w:pPr>
-        <w:pStyle w:val="Heading1"/>
-      </w:pPr>
-      <w:r>
-        <w:rPr>
-          <w:rFonts w:ascii="Times New Roman" w:hAnsi="Times New Roman"/>
-          <w:sz w:val="28"/>
-        </w:rPr>
-        <w:t>13. Referencias bibliográficas</w:t>
-      </w:r>
-    </w:p>
-    <w:p>
-      <w:pPr>
         <w:spacing w:line="360" w:lineRule="auto" w:after="80"/>
         <w:ind w:hanging="720" w:left="720"/>
       </w:pPr>
@@ -7753,7 +6574,7 @@
         </w:rPr>
         <w:t xml:space="preserve">(4), 390–396. </w:t>
       </w:r>
-      <w:hyperlink r:id="rId18">
+      <w:hyperlink r:id="rId19">
         <w:r>
           <w:rPr>
             <w:rFonts w:ascii="Times New Roman" w:hAnsi="Times New Roman"/>
@@ -7792,7 +6613,7 @@
         </w:rPr>
         <w:t xml:space="preserve">. </w:t>
       </w:r>
-      <w:hyperlink r:id="rId19">
+      <w:hyperlink r:id="rId20">
         <w:r>
           <w:rPr>
             <w:rFonts w:ascii="Times New Roman" w:hAnsi="Times New Roman"/>
@@ -7831,7 +6652,7 @@
         </w:rPr>
         <w:t xml:space="preserve">, 65–80. </w:t>
       </w:r>
-      <w:hyperlink r:id="rId20">
+      <w:hyperlink r:id="rId21">
         <w:r>
           <w:rPr>
             <w:rFonts w:ascii="Times New Roman" w:hAnsi="Times New Roman"/>
@@ -7870,7 +6691,7 @@
         </w:rPr>
         <w:t xml:space="preserve">(7), 1016–1031. </w:t>
       </w:r>
-      <w:hyperlink r:id="rId21">
+      <w:hyperlink r:id="rId22">
         <w:r>
           <w:rPr>
             <w:rFonts w:ascii="Times New Roman" w:hAnsi="Times New Roman"/>
@@ -7909,7 +6730,7 @@
         </w:rPr>
         <w:t xml:space="preserve">. Sustainable Forest Management Toolbox. Recuperado el 19 de agosto de 2026, de </w:t>
       </w:r>
-      <w:hyperlink r:id="rId22">
+      <w:hyperlink r:id="rId23">
         <w:r>
           <w:rPr>
             <w:rFonts w:ascii="Times New Roman" w:hAnsi="Times New Roman"/>
@@ -7948,7 +6769,7 @@
         </w:rPr>
         <w:t xml:space="preserve">, 94–101. </w:t>
       </w:r>
-      <w:hyperlink r:id="rId23">
+      <w:hyperlink r:id="rId24">
         <w:r>
           <w:rPr>
             <w:rFonts w:ascii="Times New Roman" w:hAnsi="Times New Roman"/>
@@ -7987,7 +6808,7 @@
         </w:rPr>
         <w:t xml:space="preserve">(4), 287–317. </w:t>
       </w:r>
-      <w:hyperlink r:id="rId24">
+      <w:hyperlink r:id="rId25">
         <w:r>
           <w:rPr>
             <w:rFonts w:ascii="Times New Roman" w:hAnsi="Times New Roman"/>
@@ -8026,7 +6847,7 @@
         </w:rPr>
         <w:t xml:space="preserve">(1), 75–105. </w:t>
       </w:r>
-      <w:hyperlink r:id="rId25">
+      <w:hyperlink r:id="rId26">
         <w:r>
           <w:rPr>
             <w:rFonts w:ascii="Times New Roman" w:hAnsi="Times New Roman"/>
@@ -8065,7 +6886,7 @@
         </w:rPr>
         <w:t xml:space="preserve">. </w:t>
       </w:r>
-      <w:hyperlink r:id="rId26">
+      <w:hyperlink r:id="rId27">
         <w:r>
           <w:rPr>
             <w:rFonts w:ascii="Times New Roman" w:hAnsi="Times New Roman"/>
@@ -8104,7 +6925,7 @@
         </w:rPr>
         <w:t xml:space="preserve"> (ISO Standard No. 22095:2020). </w:t>
       </w:r>
-      <w:hyperlink r:id="rId27">
+      <w:hyperlink r:id="rId28">
         <w:r>
           <w:rPr>
             <w:rFonts w:ascii="Times New Roman" w:hAnsi="Times New Roman"/>
@@ -8143,7 +6964,7 @@
         </w:rPr>
         <w:t xml:space="preserve"> (ISO/IEC Standard No. 25010:2023). </w:t>
       </w:r>
-      <w:hyperlink r:id="rId28">
+      <w:hyperlink r:id="rId29">
         <w:r>
           <w:rPr>
             <w:rFonts w:ascii="Times New Roman" w:hAnsi="Times New Roman"/>
@@ -8182,7 +7003,7 @@
         </w:rPr>
         <w:t xml:space="preserve"> (ISO/IEC/IEEE Standard No. 12207:2026). </w:t>
       </w:r>
-      <w:hyperlink r:id="rId29">
+      <w:hyperlink r:id="rId30">
         <w:r>
           <w:rPr>
             <w:rFonts w:ascii="Times New Roman" w:hAnsi="Times New Roman"/>
@@ -8221,7 +7042,7 @@
         </w:rPr>
         <w:t xml:space="preserve">(6), 47–56. </w:t>
       </w:r>
-      <w:hyperlink r:id="rId30">
+      <w:hyperlink r:id="rId31">
         <w:r>
           <w:rPr>
             <w:rFonts w:ascii="Times New Roman" w:hAnsi="Times New Roman"/>
@@ -8260,7 +7081,7 @@
         </w:rPr>
         <w:t xml:space="preserve"> [Proyecto de grado, Universidad Pública de El Alto]. </w:t>
       </w:r>
-      <w:hyperlink r:id="rId31">
+      <w:hyperlink r:id="rId32">
         <w:r>
           <w:rPr>
             <w:rFonts w:ascii="Times New Roman" w:hAnsi="Times New Roman"/>
@@ -8299,7 +7120,7 @@
         </w:rPr>
         <w:t xml:space="preserve">(16), 200–213. </w:t>
       </w:r>
-      <w:hyperlink r:id="rId32">
+      <w:hyperlink r:id="rId33">
         <w:r>
           <w:rPr>
             <w:rFonts w:ascii="Times New Roman" w:hAnsi="Times New Roman"/>
@@ -8338,7 +7159,7 @@
         </w:rPr>
         <w:t xml:space="preserve">(10), 40–51. </w:t>
       </w:r>
-      <w:hyperlink r:id="rId33">
+      <w:hyperlink r:id="rId34">
         <w:r>
           <w:rPr>
             <w:rFonts w:ascii="Times New Roman" w:hAnsi="Times New Roman"/>
@@ -8377,7 +7198,7 @@
         </w:rPr>
         <w:t xml:space="preserve">(5), 211–214. </w:t>
       </w:r>
-      <w:hyperlink r:id="rId34">
+      <w:hyperlink r:id="rId35">
         <w:r>
           <w:rPr>
             <w:rFonts w:ascii="Times New Roman" w:hAnsi="Times New Roman"/>
@@ -8423,7 +7244,7 @@
         </w:rPr>
         <w:t xml:space="preserve">(2), 142–150. </w:t>
       </w:r>
-      <w:hyperlink r:id="rId35">
+      <w:hyperlink r:id="rId36">
         <w:r>
           <w:rPr>
             <w:rFonts w:ascii="Times New Roman" w:hAnsi="Times New Roman"/>
@@ -8462,7 +7283,7 @@
         </w:rPr>
         <w:t xml:space="preserve">, 143–149. </w:t>
       </w:r>
-      <w:hyperlink r:id="rId36">
+      <w:hyperlink r:id="rId37">
         <w:r>
           <w:rPr>
             <w:rFonts w:ascii="Times New Roman" w:hAnsi="Times New Roman"/>
@@ -8501,7 +7322,7 @@
         </w:rPr>
         <w:t xml:space="preserve">(3), 45–77. </w:t>
       </w:r>
-      <w:hyperlink r:id="rId37">
+      <w:hyperlink r:id="rId38">
         <w:r>
           <w:rPr>
             <w:rFonts w:ascii="Times New Roman" w:hAnsi="Times New Roman"/>
@@ -8523,7 +7344,7 @@
           <w:rFonts w:ascii="Times New Roman" w:hAnsi="Times New Roman"/>
           <w:sz w:val="24"/>
         </w:rPr>
-        <w:t xml:space="preserve">Runeson, P., &amp; Höst, M. (2009). Guidelines for conducting and reporting case study research in software engineering. </w:t>
+        <w:t xml:space="preserve">R3Foresta. (2026, 23 de agosto). </w:t>
       </w:r>
       <w:r>
         <w:rPr>
@@ -8531,6 +7352,34 @@
           <w:i/>
           <w:sz w:val="24"/>
         </w:rPr>
+        <w:t>Resumen Ejecutivo Institucional: Modelo Integral de Bioregeneración, Innovación Ambiental y Desarrollo Comunitario</w:t>
+      </w:r>
+      <w:r>
+        <w:rPr>
+          <w:rFonts w:ascii="Times New Roman" w:hAnsi="Times New Roman"/>
+          <w:sz w:val="24"/>
+        </w:rPr>
+        <w:t xml:space="preserve"> [Documento institucional no publicado].</w:t>
+      </w:r>
+    </w:p>
+    <w:p>
+      <w:pPr>
+        <w:spacing w:line="360" w:lineRule="auto" w:after="80"/>
+        <w:ind w:hanging="720" w:left="720"/>
+      </w:pPr>
+      <w:r>
+        <w:rPr>
+          <w:rFonts w:ascii="Times New Roman" w:hAnsi="Times New Roman"/>
+          <w:sz w:val="24"/>
+        </w:rPr>
+        <w:t xml:space="preserve">Runeson, P., &amp; Höst, M. (2009). Guidelines for conducting and reporting case study research in software engineering. </w:t>
+      </w:r>
+      <w:r>
+        <w:rPr>
+          <w:rFonts w:ascii="Times New Roman" w:hAnsi="Times New Roman"/>
+          <w:i/>
+          <w:sz w:val="24"/>
+        </w:rPr>
         <w:t>Empirical Software Engineering, 14</w:t>
       </w:r>
       <w:r>
@@ -8540,7 +7389,7 @@
         </w:rPr>
         <w:t xml:space="preserve">, 131–164. </w:t>
       </w:r>
-      <w:hyperlink r:id="rId38">
+      <w:hyperlink r:id="rId39">
         <w:r>
           <w:rPr>
             <w:rFonts w:ascii="Times New Roman" w:hAnsi="Times New Roman"/>
@@ -8579,7 +7428,7 @@
         </w:rPr>
         <w:t xml:space="preserve"> [Tesis, Universidad Privada de Tacna]. </w:t>
       </w:r>
-      <w:hyperlink r:id="rId39">
+      <w:hyperlink r:id="rId40">
         <w:r>
           <w:rPr>
             <w:rFonts w:ascii="Times New Roman" w:hAnsi="Times New Roman"/>
@@ -8618,7 +7467,7 @@
         </w:rPr>
         <w:t xml:space="preserve"> (Lecture Notes in Business Information Processing, Vol. 188, pp. 46–57). Springer. </w:t>
       </w:r>
-      <w:hyperlink r:id="rId40">
+      <w:hyperlink r:id="rId41">
         <w:r>
           <w:rPr>
             <w:rFonts w:ascii="Times New Roman" w:hAnsi="Times New Roman"/>
@@ -8657,7 +7506,7 @@
         </w:rPr>
         <w:t xml:space="preserve">(4), 417–433. </w:t>
       </w:r>
-      <w:hyperlink r:id="rId41">
+      <w:hyperlink r:id="rId42">
         <w:r>
           <w:rPr>
             <w:rFonts w:ascii="Times New Roman" w:hAnsi="Times New Roman"/>
@@ -8696,7 +7545,7 @@
         </w:rPr>
         <w:t xml:space="preserve">. </w:t>
       </w:r>
-      <w:hyperlink r:id="rId42">
+      <w:hyperlink r:id="rId43">
         <w:r>
           <w:rPr>
             <w:rFonts w:ascii="Times New Roman" w:hAnsi="Times New Roman"/>
@@ -9547,7 +8396,7 @@
     <w:pPr>
       <w:keepNext/>
       <w:keepLines/>
-      <w:pageBreakBefore/>
+      <w:pageBreakBefore w:val="0"/>
       <w:spacing w:before="240" w:after="120" w:line="276" w:lineRule="auto"/>
       <w:ind w:firstLine="0"/>
       <w:outlineLvl w:val="0"/>

--- a/documentacion-grado/06_entregables/perfil/Perfil_Proyecto_de_Grado_R3Foresta.docx
+++ b/documentacion-grado/06_entregables/perfil/Perfil_Proyecto_de_Grado_R3Foresta.docx
@@ -57,7 +57,7 @@
         <w:drawing>
           <wp:inline xmlns:a="http://schemas.openxmlformats.org/drawingml/2006/main" xmlns:pic="http://schemas.openxmlformats.org/drawingml/2006/picture">
             <wp:extent cx="1463040" cy="2600960"/>
-            <wp:docPr id="1" name="Picture 1"/>
+            <wp:docPr id="1" name="Picture 1" title="Logotipo de R3Foresta" descr="Logotipo institucional de R3Foresta"/>
             <wp:cNvGraphicFramePr>
               <a:graphicFrameLocks noChangeAspect="1"/>
             </wp:cNvGraphicFramePr>
@@ -105,6 +105,21 @@
     </w:p>
     <w:p>
       <w:pPr>
+        <w:spacing w:line="240" w:lineRule="auto" w:before="0" w:after="40"/>
+        <w:ind w:firstLine="0"/>
+        <w:jc w:val="center"/>
+      </w:pPr>
+      <w:r>
+        <w:rPr>
+          <w:rFonts w:ascii="Times New Roman" w:hAnsi="Times New Roman"/>
+          <w:b/>
+          <w:sz w:val="28"/>
+        </w:rPr>
+        <w:t>SISTEMA DE TRAZABILIDAD DEL MATERIAL VEGETAL PARA REFORESTACIÓN</w:t>
+      </w:r>
+    </w:p>
+    <w:p>
+      <w:pPr>
         <w:spacing w:line="240" w:lineRule="auto" w:before="0" w:after="60"/>
         <w:ind w:firstLine="0"/>
         <w:jc w:val="center"/>
@@ -113,14 +128,14 @@
         <w:rPr>
           <w:rFonts w:ascii="Times New Roman" w:hAnsi="Times New Roman"/>
           <w:b/>
-          <w:sz w:val="28"/>
-        </w:rPr>
-        <w:t>SISTEMA DE TRAZABILIDAD DE MATERIAL VEGETAL PARA REFORESTACIÓN</w:t>
+          <w:sz w:val="26"/>
+        </w:rPr>
+        <w:t>CON PROYECCIÓN HACIA BONOS DE CARBONO</w:t>
       </w:r>
     </w:p>
     <w:p>
       <w:pPr>
-        <w:spacing w:line="240" w:lineRule="auto" w:before="0" w:after="200"/>
+        <w:spacing w:line="240" w:lineRule="auto" w:before="0" w:after="160"/>
         <w:ind w:firstLine="0"/>
         <w:jc w:val="center"/>
       </w:pPr>
@@ -235,79 +250,7 @@
     </w:p>
     <w:p>
       <w:pPr>
-        <w:spacing w:after="200"/>
-        <w:ind w:firstLine="0"/>
-        <w:jc w:val="center"/>
-      </w:pPr>
-      <w:r>
-        <w:rPr>
-          <w:rFonts w:ascii="Times New Roman" w:hAnsi="Times New Roman"/>
-          <w:b/>
-          <w:sz w:val="28"/>
-        </w:rPr>
-        <w:t>Resumen</w:t>
-      </w:r>
-    </w:p>
-    <w:p>
-      <w:pPr>
-        <w:spacing w:after="120"/>
-      </w:pPr>
-      <w:r>
-        <w:rPr>
-          <w:rFonts w:ascii="Times New Roman" w:hAnsi="Times New Roman"/>
-          <w:sz w:val="24"/>
-        </w:rPr>
-        <w:t>La Fundación R3Foresta para la Bioregeneración de Ecosistemas y la Economía Circular desarrolla actividades de reforestación con la participación de comunidades, voluntarios y empresas patrocinadoras. En estas actividades, las semillas recolectadas atraviesan procesos de vivero hasta convertirse en plantas destinadas a la plantación. En la práctica actual, fotografías, mensajes, publicaciones en redes sociales, cuadernos y otros registros documentan parcialmente estos procesos, pero la información no se conserva bajo una estructura común que permita relacionar procedencia, cantidades, responsables, ubicaciones y evidencias entre las diferentes etapas. Esta fragmentación dificulta reconstruir el recorrido de las semillas y plantas y presentar información consistente a los actores interesados.</w:t>
-      </w:r>
-    </w:p>
-    <w:p>
-      <w:pPr>
-        <w:spacing w:after="120"/>
-      </w:pPr>
-      <w:r>
-        <w:rPr>
-          <w:rFonts w:ascii="Times New Roman" w:hAnsi="Times New Roman"/>
-          <w:sz w:val="24"/>
-        </w:rPr>
-        <w:t>El proyecto tiene como objetivo desarrollar y evaluar un sistema de trazabilidad que registre los eventos ocurridos desde el origen o ingreso del material vegetal al proceso hasta el registro de su plantación. La solución articulará los módulos de Recolección, Vivero y Plantación, conservará las relaciones entre sus registros y permitirá reconstruir el recorrido con información y evidencia contrastable.</w:t>
-      </w:r>
-    </w:p>
-    <w:p>
-      <w:pPr>
-        <w:spacing w:after="120"/>
-      </w:pPr>
-      <w:r>
-        <w:rPr>
-          <w:rFonts w:ascii="Times New Roman" w:hAnsi="Times New Roman"/>
-          <w:sz w:val="24"/>
-        </w:rPr>
-        <w:t>La investigación será aplicada y tecnológica: construirá el sistema y evaluará su funcionamiento en el caso de R3Foresta. El desarrollo seguirá un proceso iterativo e incremental de agosto a noviembre de 2026. La evaluación combinará la verificación técnica de los requerimientos y reglas de consistencia, la reconstrucción de trazas, la comparación con la práctica actual y un piloto cuya cobertura dependerá de las operaciones y participantes disponibles. Se analizarán la información recuperable, la coherencia de cantidades y saldos, el tiempo de reconstrucción y la carga de registro. El alcance concluye con el registro de la plantación; el sistema no realiza monitoreo posterior ni certifica plantaciones, supervivencia, captura de carbono o créditos de carbono.</w:t>
-      </w:r>
-    </w:p>
-    <w:p>
-      <w:pPr>
-        <w:spacing w:after="120"/>
-        <w:ind w:firstLine="0"/>
-      </w:pPr>
-      <w:r>
-        <w:rPr>
-          <w:rFonts w:ascii="Times New Roman" w:hAnsi="Times New Roman"/>
-          <w:b/>
-          <w:sz w:val="24"/>
-        </w:rPr>
-        <w:t>Palabras clave:</w:t>
-      </w:r>
-      <w:r>
-        <w:rPr>
-          <w:rFonts w:ascii="Times New Roman" w:hAnsi="Times New Roman"/>
-          <w:sz w:val="24"/>
-        </w:rPr>
-        <w:t xml:space="preserve"> trazabilidad, cadena de custodia, material vegetal, reforestación, eventos, integridad de datos, R3Foresta.</w:t>
-      </w:r>
-    </w:p>
-    <w:p>
-      <w:pPr>
-        <w:pageBreakBefore/>
+        <w:pageBreakBefore w:val="0"/>
         <w:spacing w:after="200"/>
         <w:ind w:firstLine="0"/>
         <w:jc w:val="center"/>
@@ -370,7 +313,7 @@
           <w:rFonts w:ascii="Times New Roman" w:hAnsi="Times New Roman"/>
           <w:sz w:val="22"/>
         </w:rPr>
-        <w:t>2</w:t>
+        <w:t>3</w:t>
       </w:r>
     </w:p>
     <w:p>
@@ -422,7 +365,7 @@
           <w:rFonts w:ascii="Times New Roman" w:hAnsi="Times New Roman"/>
           <w:sz w:val="22"/>
         </w:rPr>
-        <w:t>10</w:t>
+        <w:t>9</w:t>
       </w:r>
     </w:p>
     <w:p>
@@ -448,7 +391,7 @@
           <w:rFonts w:ascii="Times New Roman" w:hAnsi="Times New Roman"/>
           <w:sz w:val="22"/>
         </w:rPr>
-        <w:t>11</w:t>
+        <w:t>10</w:t>
       </w:r>
     </w:p>
     <w:p>
@@ -500,7 +443,7 @@
           <w:rFonts w:ascii="Times New Roman" w:hAnsi="Times New Roman"/>
           <w:sz w:val="22"/>
         </w:rPr>
-        <w:t>15</w:t>
+        <w:t>14</w:t>
       </w:r>
     </w:p>
     <w:p>
@@ -516,7 +459,7 @@
           <w:rFonts w:ascii="Times New Roman" w:hAnsi="Times New Roman"/>
           <w:sz w:val="22"/>
         </w:rPr>
-        <w:t>8. Marco metodológico</w:t>
+        <w:t>8. Metodología de desarrollo</w:t>
       </w:r>
       <w:r>
         <w:tab/>
@@ -542,7 +485,7 @@
           <w:rFonts w:ascii="Times New Roman" w:hAnsi="Times New Roman"/>
           <w:sz w:val="22"/>
         </w:rPr>
-        <w:t>9. Propuesta de solución y aporte de ingeniería</w:t>
+        <w:t>9. Índice propuesto del Proyecto de Grado</w:t>
       </w:r>
       <w:r>
         <w:tab/>
@@ -552,7 +495,7 @@
           <w:rFonts w:ascii="Times New Roman" w:hAnsi="Times New Roman"/>
           <w:sz w:val="22"/>
         </w:rPr>
-        <w:t>22</w:t>
+        <w:t>21</w:t>
       </w:r>
     </w:p>
     <w:p>
@@ -568,7 +511,7 @@
           <w:rFonts w:ascii="Times New Roman" w:hAnsi="Times New Roman"/>
           <w:sz w:val="22"/>
         </w:rPr>
-        <w:t>10. Temario tentativo del documento final</w:t>
+        <w:t>10. Cronograma de actividades</w:t>
       </w:r>
       <w:r>
         <w:tab/>
@@ -578,7 +521,7 @@
           <w:rFonts w:ascii="Times New Roman" w:hAnsi="Times New Roman"/>
           <w:sz w:val="22"/>
         </w:rPr>
-        <w:t>24</w:t>
+        <w:t>22</w:t>
       </w:r>
     </w:p>
     <w:p>
@@ -594,7 +537,7 @@
           <w:rFonts w:ascii="Times New Roman" w:hAnsi="Times New Roman"/>
           <w:sz w:val="22"/>
         </w:rPr>
-        <w:t>11. Cronograma de actividades</w:t>
+        <w:t>11. Referencias bibliográficas</w:t>
       </w:r>
       <w:r>
         <w:tab/>
@@ -604,7 +547,7 @@
           <w:rFonts w:ascii="Times New Roman" w:hAnsi="Times New Roman"/>
           <w:sz w:val="22"/>
         </w:rPr>
-        <w:t>25</w:t>
+        <w:t>24</w:t>
       </w:r>
     </w:p>
     <w:p>
@@ -620,7 +563,7 @@
           <w:rFonts w:ascii="Times New Roman" w:hAnsi="Times New Roman"/>
           <w:sz w:val="22"/>
         </w:rPr>
-        <w:t>12. Recursos</w:t>
+        <w:t>12. Anexos</w:t>
       </w:r>
       <w:r>
         <w:tab/>
@@ -630,7 +573,23 @@
           <w:rFonts w:ascii="Times New Roman" w:hAnsi="Times New Roman"/>
           <w:sz w:val="22"/>
         </w:rPr>
-        <w:t>26</w:t>
+        <w:t>28</w:t>
+      </w:r>
+    </w:p>
+    <w:p>
+      <w:pPr>
+        <w:pageBreakBefore/>
+        <w:spacing w:after="200"/>
+        <w:ind w:firstLine="0"/>
+        <w:jc w:val="center"/>
+      </w:pPr>
+      <w:r>
+        <w:rPr>
+          <w:rFonts w:ascii="Times New Roman" w:hAnsi="Times New Roman"/>
+          <w:b/>
+          <w:sz w:val="28"/>
+        </w:rPr>
+        <w:t>Índice de tablas</w:t>
       </w:r>
     </w:p>
     <w:p>
@@ -646,7 +605,7 @@
           <w:rFonts w:ascii="Times New Roman" w:hAnsi="Times New Roman"/>
           <w:sz w:val="22"/>
         </w:rPr>
-        <w:t>13. Referencias bibliográficas</w:t>
+        <w:t>Tabla 1. Aplicación de RUP adaptado</w:t>
       </w:r>
       <w:r>
         <w:tab/>
@@ -656,7 +615,7 @@
           <w:rFonts w:ascii="Times New Roman" w:hAnsi="Times New Roman"/>
           <w:sz w:val="22"/>
         </w:rPr>
-        <w:t>27</w:t>
+        <w:t>19</w:t>
       </w:r>
     </w:p>
     <w:p>
@@ -672,7 +631,7 @@
           <w:rFonts w:ascii="Times New Roman" w:hAnsi="Times New Roman"/>
           <w:sz w:val="22"/>
         </w:rPr>
-        <w:t>Anexos previstos para el documento final</w:t>
+        <w:t>Tabla 2. Correspondencia entre objetivos y secciones del documento final</w:t>
       </w:r>
       <w:r>
         <w:tab/>
@@ -682,23 +641,7 @@
           <w:rFonts w:ascii="Times New Roman" w:hAnsi="Times New Roman"/>
           <w:sz w:val="22"/>
         </w:rPr>
-        <w:t>30</w:t>
-      </w:r>
-    </w:p>
-    <w:p>
-      <w:pPr>
-        <w:pageBreakBefore/>
-        <w:spacing w:after="200"/>
-        <w:ind w:firstLine="0"/>
-        <w:jc w:val="center"/>
-      </w:pPr>
-      <w:r>
-        <w:rPr>
-          <w:rFonts w:ascii="Times New Roman" w:hAnsi="Times New Roman"/>
-          <w:b/>
-          <w:sz w:val="28"/>
-        </w:rPr>
-        <w:t>Índice de tablas</w:t>
+        <w:t>22</w:t>
       </w:r>
     </w:p>
     <w:p>
@@ -714,7 +657,7 @@
           <w:rFonts w:ascii="Times New Roman" w:hAnsi="Times New Roman"/>
           <w:sz w:val="22"/>
         </w:rPr>
-        <w:t>Tabla 1. Aspectos previstos para la evaluación.</w:t>
+        <w:t>Tabla 3. Cronograma por objetivos, fases e iteraciones RUP</w:t>
       </w:r>
       <w:r>
         <w:tab/>
@@ -724,7 +667,22 @@
           <w:rFonts w:ascii="Times New Roman" w:hAnsi="Times New Roman"/>
           <w:sz w:val="22"/>
         </w:rPr>
-        <w:t>13</w:t>
+        <w:t>22</w:t>
+      </w:r>
+    </w:p>
+    <w:p>
+      <w:pPr>
+        <w:spacing w:before="320" w:after="200"/>
+        <w:ind w:firstLine="0"/>
+        <w:jc w:val="center"/>
+      </w:pPr>
+      <w:r>
+        <w:rPr>
+          <w:rFonts w:ascii="Times New Roman" w:hAnsi="Times New Roman"/>
+          <w:b/>
+          <w:sz w:val="28"/>
+        </w:rPr>
+        <w:t>Índice de figuras</w:t>
       </w:r>
     </w:p>
     <w:p>
@@ -740,7 +698,7 @@
           <w:rFonts w:ascii="Times New Roman" w:hAnsi="Times New Roman"/>
           <w:sz w:val="22"/>
         </w:rPr>
-        <w:t>Tabla 2. Métricas e instrumentos de evaluación.</w:t>
+        <w:t>Figura 1. Estructura organizacional de R3Foresta</w:t>
       </w:r>
       <w:r>
         <w:tab/>
@@ -750,7 +708,7 @@
           <w:rFonts w:ascii="Times New Roman" w:hAnsi="Times New Roman"/>
           <w:sz w:val="22"/>
         </w:rPr>
-        <w:t>20</w:t>
+        <w:t>4</w:t>
       </w:r>
     </w:p>
     <w:p>
@@ -766,7 +724,7 @@
           <w:rFonts w:ascii="Times New Roman" w:hAnsi="Times New Roman"/>
           <w:sz w:val="22"/>
         </w:rPr>
-        <w:t>Tabla 3. Correspondencia entre objetivos y resultados.</w:t>
+        <w:t>Figura 2. Diagrama de Gantt del proceso de desarrollo, julio–noviembre de 2026</w:t>
       </w:r>
       <w:r>
         <w:tab/>
@@ -776,7 +734,7 @@
           <w:rFonts w:ascii="Times New Roman" w:hAnsi="Times New Roman"/>
           <w:sz w:val="22"/>
         </w:rPr>
-        <w:t>25</w:t>
+        <w:t>24</w:t>
       </w:r>
     </w:p>
     <w:p>
@@ -792,7 +750,7 @@
           <w:rFonts w:ascii="Times New Roman" w:hAnsi="Times New Roman"/>
           <w:sz w:val="22"/>
         </w:rPr>
-        <w:t>Tabla 4. Cronograma resumido.</w:t>
+        <w:t>Figura A1. Árbol de causas y efectos de la situación problemática</w:t>
       </w:r>
       <w:r>
         <w:tab/>
@@ -802,152 +760,7 @@
           <w:rFonts w:ascii="Times New Roman" w:hAnsi="Times New Roman"/>
           <w:sz w:val="22"/>
         </w:rPr>
-        <w:t>25</w:t>
-      </w:r>
-    </w:p>
-    <w:p>
-      <w:pPr>
-        <w:spacing w:before="320" w:after="200"/>
-        <w:ind w:firstLine="0"/>
-        <w:jc w:val="center"/>
-      </w:pPr>
-      <w:r>
-        <w:rPr>
-          <w:rFonts w:ascii="Times New Roman" w:hAnsi="Times New Roman"/>
-          <w:b/>
-          <w:sz w:val="28"/>
-        </w:rPr>
-        <w:t>Índice de figuras</w:t>
-      </w:r>
-    </w:p>
-    <w:p>
-      <w:pPr>
-        <w:tabs>
-          <w:tab w:pos="8107" w:val="right" w:leader="dot"/>
-        </w:tabs>
-        <w:spacing w:after="60" w:line="276" w:lineRule="auto"/>
-        <w:ind w:firstLine="0" w:left="0"/>
-      </w:pPr>
-      <w:r>
-        <w:rPr>
-          <w:rFonts w:ascii="Times New Roman" w:hAnsi="Times New Roman"/>
-          <w:sz w:val="22"/>
-        </w:rPr>
-        <w:t>Figura 1. Estructura organizacional de R3Foresta.</w:t>
-      </w:r>
-      <w:r>
-        <w:tab/>
-      </w:r>
-      <w:r>
-        <w:rPr>
-          <w:rFonts w:ascii="Times New Roman" w:hAnsi="Times New Roman"/>
-          <w:sz w:val="22"/>
-        </w:rPr>
-        <w:t>3</w:t>
-      </w:r>
-    </w:p>
-    <w:p>
-      <w:pPr>
-        <w:tabs>
-          <w:tab w:pos="8107" w:val="right" w:leader="dot"/>
-        </w:tabs>
-        <w:spacing w:after="60" w:line="276" w:lineRule="auto"/>
-        <w:ind w:firstLine="0" w:left="0"/>
-      </w:pPr>
-      <w:r>
-        <w:rPr>
-          <w:rFonts w:ascii="Times New Roman" w:hAnsi="Times New Roman"/>
-          <w:sz w:val="22"/>
-        </w:rPr>
-        <w:t>Figura 2. Árbol de causas y efectos.</w:t>
-      </w:r>
-      <w:r>
-        <w:tab/>
-      </w:r>
-      <w:r>
-        <w:rPr>
-          <w:rFonts w:ascii="Times New Roman" w:hAnsi="Times New Roman"/>
-          <w:sz w:val="22"/>
-        </w:rPr>
-        <w:t>8</w:t>
-      </w:r>
-    </w:p>
-    <w:p>
-      <w:pPr>
-        <w:tabs>
-          <w:tab w:pos="8107" w:val="right" w:leader="dot"/>
-        </w:tabs>
-        <w:spacing w:after="60" w:line="276" w:lineRule="auto"/>
-        <w:ind w:firstLine="0" w:left="0"/>
-      </w:pPr>
-      <w:r>
-        <w:rPr>
-          <w:rFonts w:ascii="Times New Roman" w:hAnsi="Times New Roman"/>
-          <w:sz w:val="22"/>
-        </w:rPr>
-        <w:t>Figura 3. Recorrido principal del material vegetal.</w:t>
-      </w:r>
-      <w:r>
-        <w:tab/>
-      </w:r>
-      <w:r>
-        <w:rPr>
-          <w:rFonts w:ascii="Times New Roman" w:hAnsi="Times New Roman"/>
-          <w:sz w:val="22"/>
-        </w:rPr>
-        <w:t>22</w:t>
-      </w:r>
-    </w:p>
-    <w:p>
-      <w:pPr>
-        <w:tabs>
-          <w:tab w:pos="8107" w:val="right" w:leader="dot"/>
-        </w:tabs>
-        <w:spacing w:after="60" w:line="276" w:lineRule="auto"/>
-        <w:ind w:firstLine="0" w:left="0"/>
-      </w:pPr>
-      <w:r>
-        <w:rPr>
-          <w:rFonts w:ascii="Times New Roman" w:hAnsi="Times New Roman"/>
-          <w:sz w:val="22"/>
-        </w:rPr>
-        <w:t>Figura 4. Relación entre eventos, reglas de consistencia y reconstrucción.</w:t>
-      </w:r>
-      <w:r>
-        <w:tab/>
-      </w:r>
-      <w:r>
-        <w:rPr>
-          <w:rFonts w:ascii="Times New Roman" w:hAnsi="Times New Roman"/>
-          <w:sz w:val="22"/>
-        </w:rPr>
-        <w:t>23</w:t>
-      </w:r>
-    </w:p>
-    <w:p>
-      <w:pPr>
-        <w:tabs>
-          <w:tab w:pos="8107" w:val="right" w:leader="dot"/>
-        </w:tabs>
-        <w:spacing w:after="60" w:line="276" w:lineRule="auto"/>
-        <w:ind w:firstLine="0" w:left="0"/>
-      </w:pPr>
-      <w:r>
-        <w:rPr>
-          <w:rFonts w:ascii="Times New Roman" w:hAnsi="Times New Roman"/>
-          <w:sz w:val="22"/>
-        </w:rPr>
-        <w:t>Figura 5. Diagrama de Gantt, agosto–noviembre de 2026.</w:t>
-      </w:r>
-      <w:r>
-        <w:tab/>
-      </w:r>
-      <w:r>
-        <w:rPr>
-          <w:rFonts w:ascii="Times New Roman" w:hAnsi="Times New Roman"/>
-          <w:sz w:val="22"/>
-        </w:rPr>
-        <w:t>26</w:t>
+        <w:t>28</w:t>
       </w:r>
     </w:p>
     <w:p>
@@ -981,7 +794,7 @@
           <w:rFonts w:ascii="Times New Roman" w:hAnsi="Times New Roman"/>
           <w:sz w:val="24"/>
         </w:rPr>
-        <w:t xml:space="preserve">La reforestación moviliza material vegetal entre lugares, responsables y etapas con propósitos distintos. Una semilla o unidad de propagación puede ser recolectada, trasladada al vivero, atravesar procesos biológicos, integrarse en lotes de plantas y finalmente ser asignada a una actividad de plantación. R3Foresta también utiliza material vegetal adquirido o recibido de terceros, que puede ingresar al vivero o dirigirse directamente a una plantación. En cualquiera de estos recorridos es necesario conservar la relación entre procedencia, cantidades, responsables, fechas, ubicaciones y evidencias. En adelante, se utilizará </w:t>
+        <w:t xml:space="preserve">La reforestación moviliza material vegetal entre lugares, responsables y etapas con propósitos distintos. Una semilla o unidad de propagación puede ser recolectada, trasladada al vivero, atravesar procesos biológicos, integrarse en lotes de plantas y finalmente ser asignada a una actividad de plantación. R3Foresta también utiliza material vegetal adquirido o recibido de terceros, que puede ingresar al vivero o dirigirse directamente a una plantación. En cualquiera de estos recorridos es necesario conservar la relación entre la procedencia, las cantidades, los responsables, las fechas, las ubicaciones y las evidencias. En adelante, se utilizará </w:t>
       </w:r>
       <w:r>
         <w:rPr>
@@ -1005,7 +818,7 @@
           <w:rFonts w:ascii="Times New Roman" w:hAnsi="Times New Roman"/>
           <w:sz w:val="24"/>
         </w:rPr>
-        <w:t>La trazabilidad no consiste únicamente en almacenar inventarios, registros o fotografías de forma aislada, sino en conservar la información y las relaciones necesarias para reconstruir el recorrido de un elemento a través de las distintas etapas de una cadena. Olsen y Borit (2013) la relacionan con la capacidad de acceder a información sobre un objeto a lo largo de su ciclo de vida. En una cadena de custodia, además, los movimientos y cambios deben registrarse bajo reglas explícitas; sin embargo, la existencia de un sistema no verifica por sí sola la veracidad de las declaraciones de sus usuarios (International Organization for Standardization [ISO], 2020). Por ello, este proyecto plantea una trazabilidad reconstruible mediante evidencia contrastable y no una certificación independiente.</w:t>
+        <w:t>La trazabilidad no consiste únicamente en almacenar inventarios, formularios o fotografías de forma aislada. Requiere conservar la información y las relaciones necesarias para reconstruir el recorrido de un objeto a través de las etapas de una cadena (Olsen &amp; Borit, 2013). En una cadena de custodia, además, los movimientos y cambios deben registrarse bajo reglas explícitas; sin embargo, la existencia de un sistema no demuestra por sí sola la veracidad de las declaraciones registradas (International Organization for Standardization, 2020). Por ello, el proyecto plantea registros reconstruibles con evidencia contrastable y no una certificación independiente de los hechos físicos.</w:t>
       </w:r>
     </w:p>
     <w:p>
@@ -1014,7 +827,22 @@
           <w:rFonts w:ascii="Times New Roman" w:hAnsi="Times New Roman"/>
           <w:sz w:val="24"/>
         </w:rPr>
-        <w:t xml:space="preserve">El caso de estudio corresponde a la </w:t>
+        <w:t xml:space="preserve">La expresión </w:t>
+      </w:r>
+      <w:r>
+        <w:rPr>
+          <w:rFonts w:ascii="Times New Roman" w:hAnsi="Times New Roman"/>
+          <w:i/>
+          <w:sz w:val="24"/>
+        </w:rPr>
+        <w:t>caso R3Foresta</w:t>
+      </w:r>
+      <w:r>
+        <w:rPr>
+          <w:rFonts w:ascii="Times New Roman" w:hAnsi="Times New Roman"/>
+          <w:sz w:val="24"/>
+        </w:rPr>
+        <w:t xml:space="preserve"> del título delimita la organización y el contexto donde se aplicará el producto; no declara un diseño investigativo de estudio de caso. La </w:t>
       </w:r>
       <w:r>
         <w:rPr>
@@ -1029,7 +857,7 @@
           <w:rFonts w:ascii="Times New Roman" w:hAnsi="Times New Roman"/>
           <w:sz w:val="24"/>
         </w:rPr>
-        <w:t>, que desarrolla actividades de reforestación con comunidades, voluntarios y organizaciones patrocinadoras. Actualmente, la información y las evidencias de estas actividades se conservan en fotografías, publicaciones en redes sociales, conversaciones de mensajería, cuadernos, notas y el conocimiento de las personas involucradas. Aunque estos registros documentan las actividades realizadas, se encuentran dispersos y no comparten una estructura, identificadores ni relaciones comunes que permitan reconstruir de extremo a extremo la procedencia y el recorrido del material vegetal, conciliar cantidades y saldos, identificar responsables y recuperar la evidencia asociada. Esta fragmentación limita la gestión interna y la capacidad de respaldar la información comunicada a patrocinadores y aliados.</w:t>
+        <w:t xml:space="preserve"> desarrolla actividades de reforestación con comunidades, voluntarios y organizaciones patrocinadoras. Actualmente, la información y las evidencias de estas actividades se conservan en fotografías, publicaciones en redes sociales, conversaciones de mensajería, cuadernos, notas y el conocimiento de las personas involucradas. Aunque estas fuentes documentan las actividades realizadas, se encuentran dispersas y no comparten una estructura, identificadores ni relaciones comunes para reconstruir de extremo a extremo el recorrido del material vegetal, conciliar cantidades y saldos, identificar responsables y recuperar la evidencia asociada.</w:t>
       </w:r>
     </w:p>
     <w:p>
@@ -1038,7 +866,7 @@
           <w:rFonts w:ascii="Times New Roman" w:hAnsi="Times New Roman"/>
           <w:sz w:val="24"/>
         </w:rPr>
-        <w:t xml:space="preserve">Ante esta situación, el proyecto propone desarrollar y evaluar un sistema de trazabilidad como componente operativo de </w:t>
+        <w:t xml:space="preserve">Ante esta situación, el proyecto desarrollará un sistema de trazabilidad como componente operativo de </w:t>
       </w:r>
       <w:r>
         <w:rPr>
@@ -1053,85 +881,110 @@
           <w:rFonts w:ascii="Times New Roman" w:hAnsi="Times New Roman"/>
           <w:sz w:val="24"/>
         </w:rPr>
-        <w:t xml:space="preserve">, desde la recolección o recepción externa del material vegetal hasta el registro de su plantación. La solución integrará los módulos de </w:t>
-      </w:r>
+        <w:t xml:space="preserve">, desde la recolección o recepción externa del material vegetal hasta el registro de su plantación. La solución comprenderá los módulos de </w:t>
+      </w:r>
+      <w:r>
+        <w:rPr>
+          <w:rFonts w:ascii="Times New Roman" w:hAnsi="Times New Roman"/>
+          <w:b/>
+          <w:sz w:val="24"/>
+        </w:rPr>
+        <w:t>Recolección, Vivero y Plantación</w:t>
+      </w:r>
+      <w:r>
+        <w:rPr>
+          <w:rFonts w:ascii="Times New Roman" w:hAnsi="Times New Roman"/>
+          <w:sz w:val="24"/>
+        </w:rPr>
+        <w:t>. El material adquirido o recibido de terceros se tratará como una variante de ingreso en Vivero o Plantación y conservará sus datos de procedencia, sin constituir un módulo adicional.</w:t>
+      </w:r>
+    </w:p>
+    <w:p>
+      <w:r>
+        <w:rPr>
+          <w:rFonts w:ascii="Times New Roman" w:hAnsi="Times New Roman"/>
+          <w:sz w:val="24"/>
+        </w:rPr>
+        <w:t>R3foresta App se plantea, ante todo, como un componente operativo para organizar la cadena que comienza con el origen del material vegetal y concluye con el registro de su plantación. La relación entre procedencia, especie, movimientos, cantidades, responsables, fechas, ubicaciones y evidencias busca facilitar la reconstrucción de la cadena de custodia, explicar los saldos, apoyar la toma de decisiones y presentar información consistente ante patrocinadores, aliados y otros actores. Estos beneficios justifican el desarrollo del sistema con independencia de cualquier iniciativa de carbono.</w:t>
+      </w:r>
+    </w:p>
+    <w:p>
+      <w:r>
+        <w:rPr>
+          <w:rFonts w:ascii="Times New Roman" w:hAnsi="Times New Roman"/>
+          <w:sz w:val="24"/>
+        </w:rPr>
+        <w:t>Como valor estratégico secundario, la estructura producida por el sistema podrá conservar un historial reutilizable de actividades de reforestación. Los registros de procedencia, cantidades, transferencias y plantación podrían servir como insumo informativo para procesos institucionales o ambientales futuros que necesiten identificar qué material fue registrado, de dónde provino, cuándo y dónde se plantó y qué evidencia quedó asociada. Este vínculo es parcial: la FAO recomienda documentar la fuente, la cantidad, la distribución y los lugares de uso del material reproductivo forestal, mientras que una iniciativa de carbono exige además una metodología aplicable, escenario de línea base, adicionalidad, parámetros de monitoreo, cuantificación y verificación independiente (Food and Agriculture Organization of the United Nations, s. f.; International Organization for Standardization, 2019; Verra, s. f.). Por tanto, la proyección hacia bonos de carbono señalada en el título expresa una posible reutilización futura de la base documental y no una función del producto académico.</w:t>
+      </w:r>
+    </w:p>
+    <w:p>
+      <w:r>
+        <w:rPr>
+          <w:rFonts w:ascii="Times New Roman" w:hAnsi="Times New Roman"/>
+          <w:sz w:val="24"/>
+        </w:rPr>
+        <w:t>El alcance concluye con el registro de la plantación. El sistema no realiza monitoreo posterior de supervivencia, no mide captura de dióxido de carbono, no implementa una metodología de monitoreo, reporte y verificación de carbono, no certifica plantaciones y no genera, emite ni comercializa bonos o créditos de carbono.</w:t>
+      </w:r>
+    </w:p>
+    <w:p>
+      <w:pPr>
+        <w:pStyle w:val="Heading1"/>
+      </w:pPr>
+      <w:r>
+        <w:rPr>
+          <w:rFonts w:ascii="Times New Roman" w:hAnsi="Times New Roman"/>
+          <w:sz w:val="28"/>
+        </w:rPr>
+        <w:t>2. Antecedentes</w:t>
+      </w:r>
+    </w:p>
+    <w:p>
+      <w:pPr>
+        <w:pStyle w:val="Heading2"/>
+      </w:pPr>
+      <w:r>
+        <w:rPr>
+          <w:rFonts w:ascii="Times New Roman" w:hAnsi="Times New Roman"/>
+          <w:sz w:val="24"/>
+        </w:rPr>
+        <w:t>2.1. Antecedentes institucionales</w:t>
+      </w:r>
+    </w:p>
+    <w:p>
+      <w:r>
+        <w:rPr>
+          <w:rFonts w:ascii="Times New Roman" w:hAnsi="Times New Roman"/>
+          <w:sz w:val="24"/>
+        </w:rPr>
+        <w:t>R3Foresta fue creada en 2019 como una iniciativa y plataforma de acción socioambiental orientada a la bioregeneración de ecosistemas estratégicos y al fortalecimiento de las comunidades vinculadas con ellos. Su modelo evolucionó desde la acción ambiental directa hacia la integración de reforestación, agua, biodiversidad, residuos, alimentación, tecnología y comunidades. Actualmente articula las dimensiones ecológica, comunitaria, científico-tecnológica y económica mediante los componentes R3Carbon, R3Water, R3Bio y R3F10 — Reciclaje y Economía Circular (R3Foresta, 2026).</w:t>
+      </w:r>
+    </w:p>
+    <w:p>
+      <w:pPr>
+        <w:pStyle w:val="Caption"/>
+      </w:pPr>
+      <w:r>
+        <w:rPr>
+          <w:rFonts w:ascii="Times New Roman" w:hAnsi="Times New Roman"/>
+          <w:sz w:val="22"/>
+        </w:rPr>
+        <w:t>Figura 1</w:t>
+      </w:r>
+    </w:p>
+    <w:p>
+      <w:pPr>
+        <w:keepNext/>
+        <w:spacing w:after="80"/>
+        <w:ind w:firstLine="0"/>
+        <w:jc w:val="left"/>
+      </w:pPr>
       <w:r>
         <w:rPr>
           <w:rFonts w:ascii="Times New Roman" w:hAnsi="Times New Roman"/>
           <w:i/>
           <w:sz w:val="24"/>
         </w:rPr>
-        <w:t>Recolección, Vivero y Plantación</w:t>
-      </w:r>
-      <w:r>
-        <w:rPr>
-          <w:rFonts w:ascii="Times New Roman" w:hAnsi="Times New Roman"/>
-          <w:sz w:val="24"/>
-        </w:rPr>
-        <w:t>; el material adquirido o recibido de terceros se tratará como una variante de ingreso dentro de estos módulos y conservará sus datos de procedencia. Mediante el registro relacionado de eventos, movimientos, cantidades, responsables, ubicaciones y evidencias, la aplicación permitirá reconstruir la cadena de custodia y constituirá una base para la gestión y la rendición de cuentas de la Fundación.</w:t>
-      </w:r>
-    </w:p>
-    <w:p>
-      <w:r>
-        <w:rPr>
-          <w:rFonts w:ascii="Times New Roman" w:hAnsi="Times New Roman"/>
-          <w:sz w:val="24"/>
-        </w:rPr>
-        <w:t>El aporte de ingeniería comprende el análisis de los procesos y reglas de negocio, el diseño de un modelo de trazabilidad e integridad, la implementación integrada de los tres módulos y la verificación de los requerimientos y de las invariantes de consistencia. La evaluación comparará la solución con la práctica actual de R3Foresta en cuanto a capacidad de reconstrucción con evidencia contrastable y carga operativa, diferenciando la verificación técnica del software de su evaluación en el contexto institucional.</w:t>
-      </w:r>
-    </w:p>
-    <w:p>
-      <w:r>
-        <w:rPr>
-          <w:rFonts w:ascii="Times New Roman" w:hAnsi="Times New Roman"/>
-          <w:sz w:val="24"/>
-        </w:rPr>
-        <w:t>El alcance concluye con el registro de la plantación. El sistema proporciona la base informacional de la cadena de custodia, pero no realiza monitoreo posterior de supervivencia, no mide captura de CO2, no implementa una metodología de monitoreo, reporte y verificación de carbono, no certifica plantaciones y no genera créditos de carbono.</w:t>
-      </w:r>
-    </w:p>
-    <w:p>
-      <w:pPr>
-        <w:pStyle w:val="Heading1"/>
-      </w:pPr>
-      <w:r>
-        <w:rPr>
-          <w:rFonts w:ascii="Times New Roman" w:hAnsi="Times New Roman"/>
-          <w:sz w:val="28"/>
-        </w:rPr>
-        <w:t>2. Antecedentes</w:t>
-      </w:r>
-    </w:p>
-    <w:p>
-      <w:pPr>
-        <w:pStyle w:val="Heading2"/>
-      </w:pPr>
-      <w:r>
-        <w:rPr>
-          <w:rFonts w:ascii="Times New Roman" w:hAnsi="Times New Roman"/>
-          <w:sz w:val="24"/>
-        </w:rPr>
-        <w:t>2.1. Antecedentes institucionales</w:t>
-      </w:r>
-    </w:p>
-    <w:p>
-      <w:r>
-        <w:rPr>
-          <w:rFonts w:ascii="Times New Roman" w:hAnsi="Times New Roman"/>
-          <w:sz w:val="24"/>
-        </w:rPr>
-        <w:t>R3Foresta fue creada en 2019 como una iniciativa y plataforma de acción socioambiental orientada a la bioregeneración de ecosistemas estratégicos y al fortalecimiento de las comunidades vinculadas con ellos. Su modelo evolucionó desde la acción ambiental directa hacia la integración de reforestación, agua, biodiversidad, residuos, alimentación, tecnología y comunidades. Actualmente articula las dimensiones ecológica, comunitaria, científico-tecnológica y económica mediante los componentes R3Carbon, R3Water, R3Bio y R3F10 — Reciclaje y Economía Circular (R3Foresta, 2026).</w:t>
-      </w:r>
-    </w:p>
-    <w:p>
-      <w:pPr>
-        <w:pStyle w:val="Caption"/>
-      </w:pPr>
-      <w:r>
-        <w:rPr>
-          <w:rFonts w:ascii="Times New Roman" w:hAnsi="Times New Roman"/>
-          <w:sz w:val="22"/>
-        </w:rPr>
-        <w:t>Figura 1. Estructura organizacional de R3Foresta.</w:t>
+        <w:t>Estructura organizacional de R3Foresta</w:t>
       </w:r>
     </w:p>
     <w:p>
@@ -1144,7 +997,7 @@
         <w:drawing>
           <wp:inline xmlns:a="http://schemas.openxmlformats.org/drawingml/2006/main" xmlns:pic="http://schemas.openxmlformats.org/drawingml/2006/picture">
             <wp:extent cx="5230368" cy="3922776"/>
-            <wp:docPr id="2" name="Picture 2"/>
+            <wp:docPr id="2" name="Picture 2" title="Organigrama institucional de R3Foresta" descr="Organigrama institucional de R3Foresta"/>
             <wp:cNvGraphicFramePr>
               <a:graphicFrameLocks noChangeAspect="1"/>
             </wp:cNvGraphicFramePr>
@@ -1182,7 +1035,14 @@
           <w:i/>
           <w:sz w:val="24"/>
         </w:rPr>
-        <w:t>Fuente: organigrama institucional proporcionado por la Fundación R3Foresta.</w:t>
+        <w:t>Nota.</w:t>
+      </w:r>
+      <w:r>
+        <w:rPr>
+          <w:rFonts w:ascii="Times New Roman" w:hAnsi="Times New Roman"/>
+          <w:sz w:val="24"/>
+        </w:rPr>
+        <w:t xml:space="preserve"> Organigrama institucional proporcionado por la Fundación R3Foresta.</w:t>
       </w:r>
     </w:p>
     <w:p>
@@ -1206,7 +1066,7 @@
           <w:rFonts w:ascii="Times New Roman" w:hAnsi="Times New Roman"/>
           <w:sz w:val="24"/>
         </w:rPr>
-        <w:t>, la aplicación destinada a registrar y relacionar el recorrido del material vegetal desde la recolección de semillas o su recepción externa, pasando por el manejo en vivero, hasta el registro de su plantación. Esta función convierte a la aplicación en la base operativa de la cadena de custodia del material vegetal y organiza la información y las evidencias utilizadas por la Fundación para su gestión y rendición de cuentas.</w:t>
+        <w:t>, destinada a registrar y relacionar el recorrido del material vegetal desde la recolección de semillas o su recepción externa, pasando por el manejo en vivero, hasta el registro de su plantación. Esta función plantea la aplicación como base operativa de la cadena de custodia del material vegetal y como medio para organizar la información y las evidencias utilizadas por la Fundación en su gestión y rendición de cuentas.</w:t>
       </w:r>
     </w:p>
     <w:p>
@@ -1218,7 +1078,7 @@
           <w:rFonts w:ascii="Times New Roman" w:hAnsi="Times New Roman"/>
           <w:sz w:val="24"/>
         </w:rPr>
-        <w:t>2.2. Antecedentes académicos y tecnológicos</w:t>
+        <w:t>2.2. Antecedentes internacionales</w:t>
       </w:r>
     </w:p>
     <w:p>
@@ -1227,7 +1087,7 @@
           <w:rFonts w:ascii="Times New Roman" w:hAnsi="Times New Roman"/>
           <w:sz w:val="24"/>
         </w:rPr>
-        <w:t>La revisión de trabajos académicos y sistemas similares avanza desde las experiencias más cercanas al ámbito forestal boliviano hacia los fundamentos y mecanismos de trazabilidad aplicables al problema de R3Foresta.</w:t>
+        <w:t>En Perú, Salamanca Contreras (2024) implementó un sistema web para el control interno y el seguimiento del inventario de un vivero comercial. El trabajo abordó la administración de existencias y despachos y reportó mejoras en la exactitud del inventario. Su resultado aporta evidencia sobre la centralización de los movimientos de un vivero, pero su alcance permanece en la gestión comercial interna y no reconstruye la procedencia del material ni su transferencia hacia actividades de reforestación.</w:t>
       </w:r>
     </w:p>
     <w:p>
@@ -1236,7 +1096,7 @@
           <w:rFonts w:ascii="Times New Roman" w:hAnsi="Times New Roman"/>
           <w:sz w:val="24"/>
         </w:rPr>
-        <w:t>En Bolivia, Limachi Mamani (2020) desarrolló un sistema de registro y geolocalización de viveros para la Autoridad de Fiscalización y Control Social de Bosques y Tierra. El trabajo administra viveros, especies y volúmenes de producción, y demuestra la pertinencia de emplear sistemas georreferenciados en la gestión forestal del país. Su unidad principal de registro, sin embargo, es el vivero; por ello, el aporte se concentra en identificar y localizar unidades productivas y no en reconstruir el recorrido del material vegetal desde su procedencia hasta la plantación.</w:t>
+        <w:t>En Ecuador, Mayorga Vásquez et al. (2022) propusieron un sistema web para los procesos administrativos y productivos de viveros. La solución integró información de producción y administración, mostrando que estos procesos pueden gestionarse mediante una plataforma común. Su diferencia respecto de R3foresta App radica en que no relaciona de extremo a extremo la recolección o recepción externa, el manejo en vivero y la evidencia geográfica de la plantación.</w:t>
       </w:r>
     </w:p>
     <w:p>
@@ -1245,16 +1105,19 @@
           <w:rFonts w:ascii="Times New Roman" w:hAnsi="Times New Roman"/>
           <w:sz w:val="24"/>
         </w:rPr>
-        <w:t>La digitalización de viveros ha avanzado también en el contexto latinoamericano. Salamanca Contreras (2024) implementó un sistema web para el control interno y el inventario de un vivero comercial y reportó mejoras en la exactitud del inventario y el cumplimiento de despachos. Mayorga Vásquez et al. (2022), por su parte, propusieron un sistema web para procesos administrativos y productivos de viveros. Estos trabajos muestran que existencias, producción y despachos pueden gestionarse digitalmente, pero permanecen centrados en la administración interna del vivero: no relacionan de extremo a extremo la procedencia del material vegetal, sus transferencias hacia actividades de reforestación y la evidencia geográfica de la plantación.</w:t>
+        <w:t>En el ámbito internacional de la trazabilidad, Thakur et al. (2011) utilizaron eventos para representar estados, movimientos y transformaciones dentro de una cadena y separar los datos maestros de los hechos ocurridos. Este antecedente aporta un mecanismo para conservar relaciones históricas y recuperar el recorrido de unidades identificadas. Su dominio es agroalimentario y no contempla los cambios biológicos, las unidades de medida ni las reglas operativas propias del material vegetal utilizado por R3Foresta.</w:t>
       </w:r>
     </w:p>
     <w:p>
+      <w:pPr>
+        <w:pStyle w:val="Heading2"/>
+      </w:pPr>
       <w:r>
         <w:rPr>
           <w:rFonts w:ascii="Times New Roman" w:hAnsi="Times New Roman"/>
           <w:sz w:val="24"/>
         </w:rPr>
-        <w:t>Para superar una visión limitada al inventario, la literatura internacional aporta fundamentos sobre qué debe conservar un sistema de trazabilidad. Moe (1998) distinguió la trazabilidad interna de aquella que enlaza distintas etapas de una cadena y resaltó la necesidad de definir unidades rastreables. Olsen y Borit (2013) situaron la trazabilidad en la posibilidad de acceder a información sobre objetos considerados a lo largo de su ciclo de vida, mientras que Dabbene et al. (2014) examinaron los problemas de identificación, granularidad, transformación y recuperación de genealogía en cadenas físicas. Aunque estas contribuciones proceden principalmente del ámbito agroalimentario, permiten establecer que reconstruir una cadena requiere conservar tanto las unidades y sus atributos como las relaciones producidas cuando cambian, se agrupan o se transfieren.</w:t>
+        <w:t>2.3. Antecedentes en Bolivia</w:t>
       </w:r>
     </w:p>
     <w:p>
@@ -1263,16 +1126,19 @@
           <w:rFonts w:ascii="Times New Roman" w:hAnsi="Times New Roman"/>
           <w:sz w:val="24"/>
         </w:rPr>
-        <w:t>Sobre esa base conceptual, Thakur et al. (2011) mostraron que los eventos de negocio pueden representar estados, movimientos y transformaciones, separando los datos maestros de los hechos ocurridos. Solanki y Brewster (2014) profundizaron esta representación al modelar transformaciones que vinculan unidades de entrada y salida, de modo que los eventos relacionados permitan recuperar su procedencia. El principio es transferible a R3Foresta porque un historial enlazado puede explicar los cambios de saldo y las relaciones entre unidades de material vegetal. Su aplicación requiere, no obstante, reglas propias para registrar la transformación biológica observada, la mortalidad o merma, las asignaciones parciales y la vinculación del lote con una ubicación de plantación. Esta transferencia conceptual no implica implementar literalmente EPCIS ni adoptar los procesos del dominio agroalimentario de las fuentes.</w:t>
+        <w:t>Quispe Tola y Condori Zapana (2020) desarrollaron para la Autoridad de Fiscalización y Control Social de Bosques y Tierra un sistema de inventario y registro de iniciativas de manejo integral sustentable de los bosques y la Madre Tierra. La solución centralizó el registro de iniciativas e incorporó consultas, mapas y reportes por niveles. Su unidad principal es la iniciativa o proyecto forestal, por lo que no registra la cadena operativa de semillas y plantas ni las relaciones entre recolección, vivero y plantación.</w:t>
       </w:r>
     </w:p>
     <w:p>
+      <w:pPr>
+        <w:pStyle w:val="Heading2"/>
+      </w:pPr>
       <w:r>
         <w:rPr>
           <w:rFonts w:ascii="Times New Roman" w:hAnsi="Times New Roman"/>
           <w:sz w:val="24"/>
         </w:rPr>
-        <w:t>La representación histórica tampoco basta si los movimientos y las cantidades pueden quedar inconexos o si la capacidad de reconstrucción solo se presupone. ISO 22095:2020 proporciona terminología y modelos generales para la cadena de custodia, pero aclara que un sistema no demuestra por sí mismo la veracidad de las declaraciones registradas (ISO, 2020). Desde una perspectiva empírica, Donnelly et al. (2012) evaluaron sistemas de trazabilidad mediante un ejercicio de retiro simulado que exigía recuperar el origen y la información asociada a los lotes. Este enfoque respalda la necesidad de comprobar la reconstrucción mediante preguntas, fuentes recuperadas, vacíos y tiempo empleado, sin trasladar a R3Foresta el contexto de inocuidad alimentaria. En conjunto, estos antecedentes muestran que la trazabilidad requiere relacionar los eventos con reglas de consistencia y evidencia, y que su recuperabilidad debe evaluarse en la práctica.</w:t>
+        <w:t>2.4. Antecedentes cercanos a la ciudad de La Paz</w:t>
       </w:r>
     </w:p>
     <w:p>
@@ -1281,31 +1147,25 @@
           <w:rFonts w:ascii="Times New Roman" w:hAnsi="Times New Roman"/>
           <w:sz w:val="24"/>
         </w:rPr>
-        <w:t>Entre las fuentes revisadas no se identificó una solución que integrara, dentro de un mismo flujo, la procedencia del material vegetal, sus transformaciones, los movimientos entre etapas, la consistencia de cantidades y saldos y la evidencia asociada a la plantación, de forma que permitiera reconstruir posteriormente su cadena de custodia. Esta síntesis se limita al conjunto y alcance de la búsqueda bibliográfica realizada y no afirma la inexistencia absoluta de soluciones similares.</w:t>
+        <w:t>Dentro de las fuentes revisadas no se identificó un trabajo equivalente desarrollado específicamente en la ciudad de La Paz. Los antecedentes geográficamente más cercanos corresponden al departamento de La Paz y a la ciudad de El Alto.</w:t>
       </w:r>
     </w:p>
     <w:p>
-      <w:pPr>
-        <w:pStyle w:val="Heading1"/>
-      </w:pPr>
-      <w:r>
-        <w:rPr>
-          <w:rFonts w:ascii="Times New Roman" w:hAnsi="Times New Roman"/>
-          <w:sz w:val="28"/>
-        </w:rPr>
-        <w:t>3. Planteamiento del problema</w:t>
+      <w:r>
+        <w:rPr>
+          <w:rFonts w:ascii="Times New Roman" w:hAnsi="Times New Roman"/>
+          <w:sz w:val="24"/>
+        </w:rPr>
+        <w:t>Limachi Mamani (2020) desarrolló un sistema de registro y geolocalización de viveros para la Autoridad de Fiscalización y Control Social de Bosques y Tierra en el departamento de La Paz. El sistema administra viveros, especies y volúmenes de producción y ofrece una vista espacial para apoyar decisiones. Su unidad principal es el vivero, de modo que no reconstruye el recorrido de cada conjunto de material vegetal desde su procedencia hasta la plantación.</w:t>
       </w:r>
     </w:p>
     <w:p>
-      <w:pPr>
-        <w:pStyle w:val="Heading2"/>
-      </w:pPr>
       <w:r>
         <w:rPr>
           <w:rFonts w:ascii="Times New Roman" w:hAnsi="Times New Roman"/>
           <w:sz w:val="24"/>
         </w:rPr>
-        <w:t>3.1. Situación problemática</w:t>
+        <w:t>Valdez Alvarado (2023) desarrolló un sistema web para la gestión y control de viveros de la Unidad de Forestación del Gobierno Autónomo Municipal de El Alto. La solución centralizó información sobre plantines, responsables, solicitudes y plantaciones y permitió conocer el estado de los plantines durante su crecimiento. Este trabajo es el antecedente local más cercano al recorrido Vivero–Plantación; R3foresta App se diferencia al incorporar también la Recolección, la recepción externa, la cadena de custodia y las relaciones necesarias para reconstruir el origen, los movimientos, las cantidades y las evidencias.</w:t>
       </w:r>
     </w:p>
     <w:p>
@@ -1314,25 +1174,31 @@
           <w:rFonts w:ascii="Times New Roman" w:hAnsi="Times New Roman"/>
           <w:sz w:val="24"/>
         </w:rPr>
-        <w:t>R3Foresta realiza actividades de reforestación con comunidades, voluntarios y organizaciones patrocinadoras. La información y las evidencias de estas actividades se conservan actualmente en fotografías, publicaciones en redes sociales, conversaciones de mensajería, cuadernos, notas y el conocimiento de las personas involucradas. Estos registros se encuentran dispersos y no comparten una estructura, identificadores ni relaciones comunes que permitan reconstruir de extremo a extremo la procedencia y el recorrido del material vegetal, las cantidades administradas, los responsables de cada etapa, las ubicaciones y las evidencias asociadas.</w:t>
+        <w:t>En conjunto, los trabajos revisados resuelven partes del problema: inventarios de vivero, geolocalización, producción, solicitudes, iniciativas forestales o representación de eventos. No se identificó, dentro del alcance de la búsqueda, una solución que integre la procedencia propia o externa del material vegetal, sus movimientos y cambios entre Recolección, Vivero y Plantación, la consistencia de cantidades y saldos y la evidencia vinculada con el destino. Esta conclusión se limita a las fuentes revisadas y no afirma la inexistencia absoluta de soluciones similares.</w:t>
       </w:r>
     </w:p>
     <w:p>
-      <w:r>
-        <w:rPr>
-          <w:rFonts w:ascii="Times New Roman" w:hAnsi="Times New Roman"/>
-          <w:sz w:val="24"/>
-        </w:rPr>
-        <w:t>El material vegetal utilizado por R3Foresta puede ser de origen propio o externo. En el primer caso, la organización recolecta semillas u otro material de propagación, lo traslada al vivero, registra los procesos biológicos y obtiene plantas destinadas a la plantación. En el segundo, adquiere o recibe plantas y otros materiales vegetales de proveedores o terceros, los cuales pueden ingresar al vivero o dirigirse directamente a una plantación. En ambos casos, la cadena requiere relacionar la procedencia, la especie, las cantidades, las fechas, los responsables y las evidencias con los eventos posteriores hasta el destino del material.</w:t>
+      <w:pPr>
+        <w:pStyle w:val="Heading1"/>
+      </w:pPr>
+      <w:r>
+        <w:rPr>
+          <w:rFonts w:ascii="Times New Roman" w:hAnsi="Times New Roman"/>
+          <w:sz w:val="28"/>
+        </w:rPr>
+        <w:t>3. Planteamiento del problema</w:t>
       </w:r>
     </w:p>
     <w:p>
+      <w:pPr>
+        <w:pStyle w:val="Heading2"/>
+      </w:pPr>
       <w:r>
         <w:rPr>
           <w:rFonts w:ascii="Times New Roman" w:hAnsi="Times New Roman"/>
           <w:sz w:val="24"/>
         </w:rPr>
-        <w:t>Durante este recorrido cambian la ubicación, el responsable, el estado, la agrupación y, en determinados procesos, la unidad de medida del material vegetal. Las semillas recolectadas pueden registrarse en gramos o unidades de propagación, mientras que el saldo vivo del vivero y la plantación se expresa en unidades de plantas. El paso de semillas a plantas no constituye una conversión aritmética automática, sino un resultado biológico observado. El proceso también comprende mermas, descartes, devoluciones, cierres, transferencias y asignaciones parciales.</w:t>
+        <w:t>3.1. Situación problemática</w:t>
       </w:r>
     </w:p>
     <w:p>
@@ -1341,7 +1207,7 @@
           <w:rFonts w:ascii="Times New Roman" w:hAnsi="Times New Roman"/>
           <w:sz w:val="24"/>
         </w:rPr>
-        <w:t>Actualmente, las entradas, salidas, transformaciones, transferencias y modificaciones de saldo se documentan en fuentes separadas y no conforman un historial común que explique cada cambio. Esta fragmentación dificulta conciliar las cantidades entre etapas, determinar la disponibilidad real del material y evitar registros incompletos, dobles asignaciones o dobles consumos. De igual manera, las fotografías, fechas o coordenadas almacenadas fuera del hecho operativo quedan desvinculadas de la especie, la cantidad, el responsable y el evento que deben respaldar.</w:t>
+        <w:t>R3Foresta realiza actividades de reforestación con comunidades, voluntarios y organizaciones patrocinadoras. La información y las evidencias de estas actividades se conservan actualmente en fotografías, publicaciones en redes sociales, conversaciones de mensajería, cuadernos, notas y el conocimiento de las personas involucradas. Estos registros se encuentran dispersos y no comparten una estructura, identificadores ni relaciones comunes que permitan reconstruir de extremo a extremo la procedencia y el recorrido del material vegetal, las cantidades administradas, los responsables de cada etapa, las ubicaciones y las evidencias asociadas.</w:t>
       </w:r>
     </w:p>
     <w:p>
@@ -1350,87 +1216,82 @@
           <w:rFonts w:ascii="Times New Roman" w:hAnsi="Times New Roman"/>
           <w:sz w:val="24"/>
         </w:rPr>
-        <w:t>Como consecuencia, R3Foresta tiene una capacidad limitada para reconstruir la cadena de custodia con evidencia contrastable. Esta situación dificulta las decisiones internas sobre disponibilidad, pérdidas, movimientos y destino del material vegetal, así como la presentación de información consistente a empresas patrocinadoras, aliados y otros actores que requieren conocer y contrastar el recorrido registrado.</w:t>
+        <w:t>El material vegetal utilizado por R3Foresta puede ser de origen propio o externo. En el primer caso, la organización recolecta semillas u otro material de propagación, lo traslada al vivero, registra los procesos biológicos y obtiene plantas destinadas a la plantación. En el segundo, adquiere o recibe plantas y otros materiales vegetales de proveedores o terceros, que pueden ingresar al vivero o dirigirse directamente a una plantación. En ambos casos, la cadena requiere relacionar la procedencia, la especie, las cantidades, las fechas, los responsables y las evidencias con los hechos posteriores hasta el destino del material.</w:t>
       </w:r>
     </w:p>
     <w:p>
-      <w:pPr>
-        <w:pStyle w:val="Heading2"/>
-      </w:pPr>
       <w:r>
         <w:rPr>
           <w:rFonts w:ascii="Times New Roman" w:hAnsi="Times New Roman"/>
           <w:sz w:val="24"/>
         </w:rPr>
-        <w:t>3.2. Árbol de causas y efectos</w:t>
+        <w:t>Durante este recorrido cambian la ubicación, el responsable, el estado, la agrupación y, en determinados procesos, la unidad de medida del material vegetal. Las semillas recolectadas pueden registrarse en gramos o unidades de propagación, mientras que el saldo vivo del vivero y la plantación se expresa en unidades de plantas. El paso de semillas a plantas no constituye una conversión aritmética automática, sino un resultado biológico observado. El proceso también comprende mermas, descartes, devoluciones, cierres, transferencias y asignaciones parciales.</w:t>
       </w:r>
     </w:p>
     <w:p>
-      <w:pPr>
-        <w:pStyle w:val="Caption"/>
-      </w:pPr>
-      <w:r>
-        <w:rPr>
-          <w:rFonts w:ascii="Times New Roman" w:hAnsi="Times New Roman"/>
-          <w:sz w:val="22"/>
-        </w:rPr>
-        <w:t>Figura 2. Árbol de causas y efectos.</w:t>
+      <w:r>
+        <w:rPr>
+          <w:rFonts w:ascii="Times New Roman" w:hAnsi="Times New Roman"/>
+          <w:sz w:val="24"/>
+        </w:rPr>
+        <w:t>Actualmente, las entradas, salidas, transformaciones, transferencias y modificaciones de saldo se documentan en fuentes separadas y no conforman un historial común que explique cada cambio. Esta fragmentación dificulta conciliar las cantidades entre etapas, determinar la disponibilidad real del material y reconocer registros incompletos, asignaciones repetidas o consumos duplicados. De igual manera, las fotografías, fechas o coordenadas almacenadas fuera del hecho operativo quedan desvinculadas de la especie, la cantidad, el responsable y la actividad que deben respaldar.</w:t>
       </w:r>
     </w:p>
     <w:p>
-      <w:pPr>
-        <w:spacing w:after="120"/>
-        <w:ind w:firstLine="0"/>
-        <w:jc w:val="center"/>
-      </w:pPr>
-      <w:r>
-        <w:drawing>
-          <wp:inline xmlns:a="http://schemas.openxmlformats.org/drawingml/2006/main" xmlns:pic="http://schemas.openxmlformats.org/drawingml/2006/picture">
-            <wp:extent cx="5230368" cy="6211062"/>
-            <wp:docPr id="3" name="Picture 3"/>
-            <wp:cNvGraphicFramePr>
-              <a:graphicFrameLocks noChangeAspect="1"/>
-            </wp:cNvGraphicFramePr>
-            <a:graphic>
-              <a:graphicData uri="http://schemas.openxmlformats.org/drawingml/2006/picture">
-                <pic:pic>
-                  <pic:nvPicPr>
-                    <pic:cNvPr id="0" name="figura_1.png"/>
-                    <pic:cNvPicPr/>
-                  </pic:nvPicPr>
-                  <pic:blipFill>
-                    <a:blip r:embed="rId15"/>
-                    <a:stretch>
-                      <a:fillRect/>
-                    </a:stretch>
-                  </pic:blipFill>
-                  <pic:spPr>
-                    <a:xfrm>
-                      <a:off x="0" y="0"/>
-                      <a:ext cx="5230368" cy="6211062"/>
-                    </a:xfrm>
-                    <a:prstGeom prst="rect"/>
-                  </pic:spPr>
-                </pic:pic>
-              </a:graphicData>
-            </a:graphic>
-          </wp:inline>
-        </w:drawing>
+      <w:r>
+        <w:rPr>
+          <w:rFonts w:ascii="Times New Roman" w:hAnsi="Times New Roman"/>
+          <w:sz w:val="24"/>
+        </w:rPr>
+        <w:t>Como consecuencia, la reconstrucción de una cadena de custodia exige buscar y contrastar manualmente diferentes fuentes y recurrir a la memoria de las personas involucradas. Esto puede aumentar el tiempo necesario para responder consultas, favorece omisiones y contradicciones y dificulta determinar qué material se encontraba disponible, qué cantidades se perdieron o trasladaron, quién fue responsable de cada movimiento y cuál fue el destino registrado. La dispersión también limita la elaboración de reportes consistentes y la capacidad de explicar los saldos entre las etapas de Recolección, Vivero y Plantación.</w:t>
       </w:r>
     </w:p>
     <w:p>
-      <w:pPr>
-        <w:pStyle w:val="Heading2"/>
-      </w:pPr>
       <w:r>
         <w:rPr>
           <w:rFonts w:ascii="Times New Roman" w:hAnsi="Times New Roman"/>
           <w:sz w:val="24"/>
         </w:rPr>
-        <w:t>3.3. Problema central</w:t>
+        <w:t>La misma situación afecta la rendición de cuentas. R3Foresta dispone de evidencias sobre sus actividades, pero no de una cadena informacional común que las vincule sistemáticamente con el origen, los responsables, las cantidades y el destino del material vegetal. En consecuencia, la Fundación tiene menor capacidad para presentar a patrocinadores, aliados y comunidades un recorrido transparente y contrastable, y carece de una base operativa consolidada para procesos institucionales o ambientales posteriores que exijan mayor consistencia documental e histórica. El proyecto no realizará esos procesos posteriores, pero atiende la información operativa que podría precederlos.</w:t>
       </w:r>
     </w:p>
     <w:p>
+      <w:r>
+        <w:rPr>
+          <w:rFonts w:ascii="Times New Roman" w:hAnsi="Times New Roman"/>
+          <w:sz w:val="24"/>
+        </w:rPr>
+        <w:t xml:space="preserve">El árbol de causas y efectos que sintetiza esta situación se presenta en el </w:t>
+      </w:r>
+      <w:r>
+        <w:rPr>
+          <w:rFonts w:ascii="Times New Roman" w:hAnsi="Times New Roman"/>
+          <w:b/>
+          <w:sz w:val="24"/>
+        </w:rPr>
+        <w:t>Anexo A</w:t>
+      </w:r>
+      <w:r>
+        <w:rPr>
+          <w:rFonts w:ascii="Times New Roman" w:hAnsi="Times New Roman"/>
+          <w:sz w:val="24"/>
+        </w:rPr>
+        <w:t>.</w:t>
+      </w:r>
+    </w:p>
+    <w:p>
+      <w:pPr>
+        <w:pStyle w:val="Heading2"/>
+      </w:pPr>
+      <w:r>
+        <w:rPr>
+          <w:rFonts w:ascii="Times New Roman" w:hAnsi="Times New Roman"/>
+          <w:sz w:val="24"/>
+        </w:rPr>
+        <w:t>3.2. Problema central</w:t>
+      </w:r>
+    </w:p>
+    <w:p>
       <w:pPr>
         <w:spacing w:before="100" w:after="100"/>
         <w:ind w:left="567" w:right="340" w:firstLine="0"/>
@@ -1453,7 +1314,7 @@
           <w:rFonts w:ascii="Times New Roman" w:hAnsi="Times New Roman"/>
           <w:sz w:val="24"/>
         </w:rPr>
-        <w:t>3.4. Formulación del problema</w:t>
+        <w:t>3.3. Formulación del problema</w:t>
       </w:r>
     </w:p>
     <w:p>
@@ -1479,7 +1340,7 @@
           <w:i/>
           <w:sz w:val="24"/>
         </w:rPr>
-        <w:t>¿Cómo desarrollar y evaluar, en el caso de R3Foresta, un sistema de trazabilidad para la cadena de custodia del material vegetal, desde su recolección o recepción externa hasta su manejo en vivero y plantación, que permita reconstruir con evidencia contrastable su procedencia, movimientos, cantidades, responsables y destino, y qué diferencias presenta respecto de la práctica actual en capacidad de reconstrucción y carga operativa?</w:t>
+        <w:t>¿Cómo asegurar, en el caso de R3Foresta, la trazabilidad de la cadena de custodia del material vegetal desde su recolección o recepción externa, pasando por el vivero, hasta el registro de su plantación, de manera que puedan reconstruirse su procedencia, movimientos, cantidades, responsables, evidencias y destino?</w:t>
       </w:r>
     </w:p>
     <w:p>
@@ -1581,7 +1442,7 @@
           <w:rFonts w:ascii="Times New Roman" w:hAnsi="Times New Roman"/>
           <w:sz w:val="24"/>
         </w:rPr>
-        <w:t>¿Qué capacidad presenta la solución, en el contexto del estudio de caso, para reconstruir trazas con evidencia contrastable y qué carga operativa genera en comparación con la práctica actual caracterizada en R3Foresta?</w:t>
+        <w:t>¿Cómo comprobar, mediante escenarios operativos y criterios de aceptación, la capacidad de la solución para reconstruir trazas con evidencia contrastable y la carga de los flujos implementados?</w:t>
       </w:r>
     </w:p>
     <w:p>
@@ -1614,7 +1475,7 @@
           <w:rFonts w:ascii="Times New Roman" w:hAnsi="Times New Roman"/>
           <w:sz w:val="24"/>
         </w:rPr>
-        <w:t>Desarrollar y evaluar un sistema de trazabilidad para la cadena de custodia del material vegetal utilizado por R3Foresta, desde su recolección o recepción externa hasta su manejo en vivero y plantación, que permita reconstruir con evidencia contrastable su procedencia, movimientos, cantidades, responsables y destino.</w:t>
+        <w:t>Desarrollar un sistema de trazabilidad para la cadena de custodia del material vegetal utilizado por R3Foresta, desde su recolección o recepción externa hasta el registro de la plantación, con información relacionada sobre procedencia, movimientos, cantidades, responsables, evidencias y destino.</w:t>
       </w:r>
     </w:p>
     <w:p>
@@ -1756,7 +1617,7 @@
           <w:rFonts w:ascii="Times New Roman" w:hAnsi="Times New Roman"/>
           <w:sz w:val="24"/>
         </w:rPr>
-        <w:t>, en el contexto del estudio de caso, la capacidad de reconstrucción con evidencia contrastable y la carga operativa de la solución, comparándolas con la práctica actual caracterizada en R3Foresta.</w:t>
+        <w:t>, mediante escenarios operativos y criterios de aceptación, la capacidad de la solución para reconstruir trazas con evidencia contrastable y la carga de los flujos implementados.</w:t>
       </w:r>
     </w:p>
     <w:p>
@@ -1777,7 +1638,7 @@
           <w:rFonts w:ascii="Times New Roman" w:hAnsi="Times New Roman"/>
           <w:sz w:val="24"/>
         </w:rPr>
-        <w:t>R3Foresta necesita reconstruir el recorrido del material vegetal que recibe o produce para conocer su procedencia, las cantidades disponibles, las pérdidas ocurridas, las asignaciones y transferencias realizadas y su destino final. Cuando esta información se conserva en formularios, inventarios o evidencias independientes, resulta difícil establecer posteriormente qué ocurrió con una cantidad o lote determinado a medida que atravesó las etapas de recolección, vivero y plantación. Por ello, la organización requiere conservar relaciones trazables entre el origen, los movimientos y el destino del material vegetal.</w:t>
+        <w:t>R3Foresta necesita reconstruir el recorrido del material vegetal que recibe o produce para conocer su procedencia, las cantidades disponibles, las pérdidas ocurridas, las asignaciones y transferencias realizadas y su destino final. Cuando esta información se conserva en registros y evidencias independientes, resulta difícil establecer posteriormente qué ocurrió con una cantidad o lote a medida que atravesó las etapas de Recolección, Vivero y Plantación. Por ello, la organización requiere una cadena informacional común que relacione el origen, los movimientos y el destino del material vegetal.</w:t>
       </w:r>
     </w:p>
     <w:p>
@@ -1786,7 +1647,7 @@
           <w:rFonts w:ascii="Times New Roman" w:hAnsi="Times New Roman"/>
           <w:sz w:val="24"/>
         </w:rPr>
-        <w:t>Atender esta necesidad requiere una solución informática orientada a la trazabilidad, pues el registro aislado de datos no garantiza la conservación de las relaciones necesarias para explicar el recorrido del material. La información generada en las diferentes etapas debe mantener vínculos entre las cantidades, los movimientos realizados, los responsables, las fechas y las ubicaciones correspondientes. De este modo, los registros podrán ser consultados como partes de un mismo recorrido y no como constancias aisladas cuya correspondencia dependa de una reconstrucción manual.</w:t>
+        <w:t>La solución es necesaria desde el punto de vista operativo porque permitirá que los registros de cada módulo formen parte de un mismo recorrido. La procedencia, las cantidades, los responsables, las fechas, las ubicaciones y las evidencias podrán consultarse de forma relacionada, con el propósito de reducir la dependencia de búsquedas manuales y de la memoria de las personas y apoyar decisiones sobre disponibilidad, movimientos, pérdidas y destino del material.</w:t>
       </w:r>
     </w:p>
     <w:p>
@@ -1795,7 +1656,7 @@
           <w:rFonts w:ascii="Times New Roman" w:hAnsi="Times New Roman"/>
           <w:sz w:val="24"/>
         </w:rPr>
-        <w:t>Disponer de información reconstruible y respaldada permitirá a R3Foresta relacionar las cantidades administradas con su procedencia y destino, identificar los actores involucrados y recuperar la evidencia asociada a las actividades registradas. Esta capacidad permitirá presentar información consistente y contrastable ante comunidades, voluntarios, empresas patrocinadoras y aliados, además de facilitar la rendición de cuentas entre los actores involucrados. La trazabilidad propuesta respaldará las actividades registradas, sin constituir por sí misma una certificación de supervivencia de las plantas, recuperación ecológica o captura de carbono.</w:t>
+        <w:t>Desde la perspectiva institucional, R3foresta App permitirá organizar información para respaldar las actividades comunicadas a comunidades, voluntarios, patrocinadores y aliados. La procedencia y la especie podrán identificar el material declarado; las cantidades, fechas, responsables y transferencias permitirán reconstruir su manejo; y la ubicación, el evento de plantación y las evidencias documentales o fotográficas podrán respaldar que una actividad fue registrada bajo determinadas circunstancias. En conjunto, estos datos conformarán un historial operativo consultable y contrastable.</w:t>
       </w:r>
     </w:p>
     <w:p>
@@ -1804,40 +1665,58 @@
           <w:rFonts w:ascii="Times New Roman" w:hAnsi="Times New Roman"/>
           <w:sz w:val="24"/>
         </w:rPr>
-        <w:t>Desde la perspectiva académica, el proyecto permitirá vincular el análisis del dominio con un modelo de trazabilidad, reglas de integridad, una implementación verificable y una evaluación aplicada en un caso real. Su ejecución es viable porque aprovecha infraestructura disponible en planes gratuitos y concentra el gasto monetario en conectividad, trabajo de campo y herramientas de apoyo. Los posibles beneficios de tiempo o costo no se asumirán de antemano: se observarán durante la comparación con la práctica actual y se informarán junto con la carga operativa que introduzca la solución.</w:t>
+        <w:t>Ese historial podría constituir una base documental parcial para futuras iniciativas de carbono, pues aportaría información de actividad y procedencia susceptible de ser revisada o reutilizada. No demostraría, por sí mismo, la supervivencia o el crecimiento de las plantas, la biomasa, las remociones de dióxido de carbono equivalente, la línea base, la adicionalidad, la permanencia o las fugas. Tampoco sustituiría el monitoreo definido por una metodología, la gestión de calidad de los datos, la validación, la verificación ni la emisión de créditos requeridos en un proyecto de gases de efecto invernadero (International Organization for Standardization, 2019; Verra, s. f.). De este modo, la proyección de carbono fortalece la utilidad estratégica de la información sin modificar el propósito, los objetivos ni la evaluación del sistema.</w:t>
       </w:r>
     </w:p>
     <w:p>
-      <w:pPr>
-        <w:pStyle w:val="Heading1"/>
-      </w:pPr>
-      <w:r>
-        <w:rPr>
-          <w:rFonts w:ascii="Times New Roman" w:hAnsi="Times New Roman"/>
-          <w:sz w:val="28"/>
-        </w:rPr>
-        <w:t>6. Alcances y límites</w:t>
+      <w:r>
+        <w:rPr>
+          <w:rFonts w:ascii="Times New Roman" w:hAnsi="Times New Roman"/>
+          <w:sz w:val="24"/>
+        </w:rPr>
+        <w:t>Desde la perspectiva tecnológica y académica, el proyecto relacionará el análisis del dominio con un modelo de trazabilidad, reglas de integridad, tres módulos integrados y evidencia de verificación y validación. Su desarrollo permitirá aplicar principios de Ingeniería de Software a un contexto real en el que las unidades cambian de estado, cantidad, agrupación y responsabilidad. Los beneficios de tiempo, carga o calidad de información no se asumirán de antemano; cualquier resultado se limitará a los escenarios ejecutados y a la evidencia obtenida.</w:t>
       </w:r>
     </w:p>
     <w:p>
-      <w:pPr>
-        <w:pStyle w:val="Heading2"/>
-      </w:pPr>
       <w:r>
         <w:rPr>
           <w:rFonts w:ascii="Times New Roman" w:hAnsi="Times New Roman"/>
           <w:sz w:val="24"/>
         </w:rPr>
-        <w:t>6.1. Alcance funcional</w:t>
+        <w:t>La factibilidad técnica se apoya en la infraestructura de software, el repositorio y los equipos ya disponibles para R3foresta App, por lo que el alcance no exige adquirir hardware especializado. Desde una perspectiva social y ambiental indirecta, una mejor organización de la procedencia, las cantidades y las evidencias puede apoyar la rendición de cuentas de las actividades de reforestación; esta utilidad esperada no equivale a medir impacto ecológico ni a certificar resultados ambientales.</w:t>
       </w:r>
     </w:p>
     <w:p>
+      <w:pPr>
+        <w:pStyle w:val="Heading1"/>
+      </w:pPr>
+      <w:r>
+        <w:rPr>
+          <w:rFonts w:ascii="Times New Roman" w:hAnsi="Times New Roman"/>
+          <w:sz w:val="28"/>
+        </w:rPr>
+        <w:t>6. Alcances y límites</w:t>
+      </w:r>
+    </w:p>
+    <w:p>
+      <w:pPr>
+        <w:pStyle w:val="Heading2"/>
+      </w:pPr>
       <w:r>
         <w:rPr>
           <w:rFonts w:ascii="Times New Roman" w:hAnsi="Times New Roman"/>
           <w:sz w:val="24"/>
         </w:rPr>
-        <w:t>El proyecto mantendrá tres módulos operativos:</w:t>
+        <w:t>6.1. Alcance funcional</w:t>
+      </w:r>
+    </w:p>
+    <w:p>
+      <w:r>
+        <w:rPr>
+          <w:rFonts w:ascii="Times New Roman" w:hAnsi="Times New Roman"/>
+          <w:sz w:val="24"/>
+        </w:rPr>
+        <w:t>El alcance funcional comprende exclusivamente los siguientes tres módulos:</w:t>
       </w:r>
     </w:p>
     <w:p>
@@ -1856,14 +1735,14 @@
           <w:b/>
           <w:sz w:val="24"/>
         </w:rPr>
-        <w:t>Recolección:</w:t>
+        <w:t>Recolección.</w:t>
       </w:r>
       <w:r>
         <w:rPr>
           <w:rFonts w:ascii="Times New Roman" w:hAnsi="Times New Roman"/>
           <w:sz w:val="24"/>
         </w:rPr>
-        <w:t xml:space="preserve"> registro de las semillas o unidades de propagación recolectadas, su especie, cantidad y unidad de medida, fecha, responsable, ubicación y evidencia.</w:t>
+        <w:t xml:space="preserve"> Registrará el origen del material vegetal recolectado por R3Foresta. Incluirá la especie, la cantidad y unidad de medida, la fecha, el responsable, la ubicación y la evidencia disponible. Permitirá identificar el lote de origen y documentar su entrega o transferencia al vivero. El módulo comenzará con el registro de la actividad de recolección y concluirá con el cierre del lote o su vinculación con el material recibido en Vivero.</w:t>
       </w:r>
     </w:p>
     <w:p>
@@ -1882,14 +1761,14 @@
           <w:b/>
           <w:sz w:val="24"/>
         </w:rPr>
-        <w:t>Vivero:</w:t>
+        <w:t>Vivero.</w:t>
       </w:r>
       <w:r>
         <w:rPr>
           <w:rFonts w:ascii="Times New Roman" w:hAnsi="Times New Roman"/>
           <w:sz w:val="24"/>
         </w:rPr>
-        <w:t xml:space="preserve"> recepción y manejo del material vegetal, registro de eventos biológicos y operativos, mermas, descartes, saldo vivo, despacho y cierre.</w:t>
+        <w:t xml:space="preserve"> Registrará la recepción y el manejo del material vegetal procedente de Recolección o adquirido o recibido de terceros. Para los ingresos externos conservará el tipo de ingreso, el proveedor u organización de procedencia, la especie, la cantidad y unidad, la fecha, el responsable y la evidencia documental disponible. Durante el manejo registrará los hechos biológicos y operativos observados, las mermas, los descartes, los cambios de cantidad, el saldo vivo y la salida o asignación hacia Plantación. El módulo concluirá con el despacho, cierre o agotamiento explicado del material.</w:t>
       </w:r>
     </w:p>
     <w:p>
@@ -1908,14 +1787,14 @@
           <w:b/>
           <w:sz w:val="24"/>
         </w:rPr>
-        <w:t>Plantación:</w:t>
+        <w:t>Plantación.</w:t>
       </w:r>
       <w:r>
         <w:rPr>
           <w:rFonts w:ascii="Times New Roman" w:hAnsi="Times New Roman"/>
           <w:sz w:val="24"/>
         </w:rPr>
-        <w:t xml:space="preserve"> asignación de plantas a una subcampaña y registro de la cantidad plantada, responsables, fecha, ubicación y evidencia.</w:t>
+        <w:t xml:space="preserve"> Registrará el material procedente de Vivero y el material externo que se dirija directamente a una actividad de plantación. Relacionará la asignación con la campaña o subcampaña correspondiente y conservará la cantidad recibida, plantada, devuelta o descartada, los responsables, la fecha, la ubicación y la evidencia disponible. El módulo concluirá con el registro de la plantación y permitirá consultar la procedencia y el recorrido relacionado del material utilizado.</w:t>
       </w:r>
     </w:p>
     <w:p>
@@ -1924,7 +1803,7 @@
           <w:rFonts w:ascii="Times New Roman" w:hAnsi="Times New Roman"/>
           <w:sz w:val="24"/>
         </w:rPr>
-        <w:t>El sistema podrá registrar material vegetal adquirido o recibido de terceros que ingrese directamente en Vivero o Plantación. El historial distinguirá este ingreso externo de una recolección realizada por R3Foresta y conservará, según la información disponible, el tipo de ingreso, el proveedor o la organización de procedencia, la especie, la cantidad y unidad, la fecha, el responsable de la recepción y la evidencia documental asociada. Estas variantes se resolverán dentro de los tres módulos existentes y no constituirán un módulo adicional.</w:t>
+        <w:t>Los tres módulos compartirán identificadores y relaciones suficientes para reconstruir el recorrido del material vegetal. El historial distinguirá los movimientos entre responsables o etapas de los cambios biológicos u operativos que modifican cantidades o unidades, y permitirá explicar los saldos a partir de los registros relacionados. La recepción externa permanecerá como variante de Vivero o Plantación y no constituirá un cuarto módulo.</w:t>
       </w:r>
     </w:p>
     <w:p>
@@ -1933,7 +1812,28 @@
           <w:rFonts w:ascii="Times New Roman" w:hAnsi="Times New Roman"/>
           <w:sz w:val="24"/>
         </w:rPr>
-        <w:t>También se encuentran dentro del alcance:</w:t>
+        <w:t>Como controles transversales, el producto aplicará autenticación y autorización según responsabilidades, registro de operaciones críticas, protección de credenciales, respaldo y recuperación de la información y tratamiento restringido de fotografías, coordenadas y datos personales. Las credenciales, los secretos, las coordenadas sensibles y los datos personales o institucionales no autorizados no se proporcionarán a agentes de inteligencia artificial.</w:t>
+      </w:r>
+    </w:p>
+    <w:p>
+      <w:r>
+        <w:rPr>
+          <w:rFonts w:ascii="Times New Roman" w:hAnsi="Times New Roman"/>
+          <w:sz w:val="24"/>
+        </w:rPr>
+        <w:t>En conjunto, el sistema proporcionará trazabilidad estructurada y evidencia operativa de la cadena del material vegetal hasta el registro de la plantación. Estos registros podrán reutilizarse como insumo informativo en procesos posteriores, pero su suficiencia deberá determinarse fuera de este proyecto según la metodología, las mediciones y los controles exigidos por cada iniciativa ambiental o de carbono.</w:t>
+      </w:r>
+    </w:p>
+    <w:p>
+      <w:pPr>
+        <w:pStyle w:val="Heading2"/>
+      </w:pPr>
+      <w:r>
+        <w:rPr>
+          <w:rFonts w:ascii="Times New Roman" w:hAnsi="Times New Roman"/>
+          <w:sz w:val="24"/>
+        </w:rPr>
+        <w:t>6.2. Límites</w:t>
       </w:r>
     </w:p>
     <w:p>
@@ -1951,7 +1851,7 @@
           <w:rFonts w:ascii="Times New Roman" w:hAnsi="Times New Roman"/>
           <w:sz w:val="24"/>
         </w:rPr>
-        <w:t>reconstrucción del origen y recorrido del material vegetal;</w:t>
+        <w:t>El alcance temporal del material vegetal concluye con el registro de la plantación. No comprende monitoreo posterior, mantenimiento, crecimiento, reposición ni seguimiento de supervivencia.</w:t>
       </w:r>
     </w:p>
     <w:p>
@@ -1969,7 +1869,7 @@
           <w:rFonts w:ascii="Times New Roman" w:hAnsi="Times New Roman"/>
           <w:sz w:val="24"/>
         </w:rPr>
-        <w:t>historial de eventos que explique sus cambios de estado, cantidades y ubicación;</w:t>
+        <w:t>El sistema no calcula biomasa, dióxido de carbono equivalente, adicionalidad, permanencia ni líneas base de carbono y no implementa una metodología de monitoreo, reporte y verificación.</w:t>
       </w:r>
     </w:p>
     <w:p>
@@ -1987,7 +1887,7 @@
           <w:rFonts w:ascii="Times New Roman" w:hAnsi="Times New Roman"/>
           <w:sz w:val="24"/>
         </w:rPr>
-        <w:t>reglas orientadas a prevenir cantidades negativas, asignaciones o consumos superiores al disponible, doble asignación, doble consumo y saldos incoherentes;</w:t>
+        <w:t>El proyecto no certifica plantaciones y no genera, emite, certifica ni comercializa bonos o créditos de carbono.</w:t>
       </w:r>
     </w:p>
     <w:p>
@@ -2005,7 +1905,7 @@
           <w:rFonts w:ascii="Times New Roman" w:hAnsi="Times New Roman"/>
           <w:sz w:val="24"/>
         </w:rPr>
-        <w:t>mantenimiento de la coherencia de cantidades y saldos durante transferencias y transformaciones del material vegetal;</w:t>
+        <w:t>Las fotografías, coordenadas, fechas y documentos respaldan el registro con el que se relacionan, pero no constituyen autenticación forense ni certificación independiente del hecho físico.</w:t>
       </w:r>
     </w:p>
     <w:p>
@@ -2023,32 +1923,413 @@
           <w:rFonts w:ascii="Times New Roman" w:hAnsi="Times New Roman"/>
           <w:sz w:val="24"/>
         </w:rPr>
-        <w:t>evidencia fotográfica, temporal y geográfica vinculada con el evento correspondiente.</w:t>
+        <w:t>Blockchain, NFT, contratos inteligentes, IPFS, anclajes criptográficos y componentes equivalentes quedan fuera del aporte académico, de la verificación y de los resultados.</w:t>
       </w:r>
     </w:p>
     <w:p>
       <w:pPr>
-        <w:pStyle w:val="Heading2"/>
+        <w:pStyle w:val="ListParagraph"/>
+        <w:numPr>
+          <w:ilvl w:val="0"/>
+          <w:numId w:val="13"/>
+        </w:numPr>
+        <w:spacing w:line="360" w:lineRule="auto" w:after="0"/>
+        <w:ind w:left="454" w:hanging="283"/>
       </w:pPr>
       <w:r>
         <w:rPr>
           <w:rFonts w:ascii="Times New Roman" w:hAnsi="Times New Roman"/>
           <w:sz w:val="24"/>
         </w:rPr>
-        <w:t>6.2. Alcance de la evaluación</w:t>
+        <w:t>No se implementarán integraciones con mercados de carbono, certificadoras o plataformas externas de intercambio de créditos.</w:t>
       </w:r>
     </w:p>
     <w:p>
+      <w:pPr>
+        <w:pStyle w:val="ListParagraph"/>
+        <w:numPr>
+          <w:ilvl w:val="0"/>
+          <w:numId w:val="13"/>
+        </w:numPr>
+        <w:spacing w:line="360" w:lineRule="auto" w:after="0"/>
+        <w:ind w:left="454" w:hanging="283"/>
+      </w:pPr>
       <w:r>
         <w:rPr>
           <w:rFonts w:ascii="Times New Roman" w:hAnsi="Times New Roman"/>
           <w:sz w:val="24"/>
         </w:rPr>
-        <w:t>La evaluación se orientará primero a demostrar propiedades observables del sistema y, posteriormente, a comparar sus resultados con la forma en que R3Foresta conserva y reconstruye actualmente la información.</w:t>
+        <w:t>El producto se desarrollará para el caso y los procesos de R3Foresta; no incluye una operación nacional, un despliegue masivo ni la generalización automática a otras organizaciones.</w:t>
       </w:r>
     </w:p>
     <w:p>
       <w:pPr>
+        <w:pStyle w:val="Heading1"/>
+      </w:pPr>
+      <w:r>
+        <w:rPr>
+          <w:rFonts w:ascii="Times New Roman" w:hAnsi="Times New Roman"/>
+          <w:sz w:val="28"/>
+        </w:rPr>
+        <w:t>7. Marco teórico preliminar</w:t>
+      </w:r>
+    </w:p>
+    <w:p>
+      <w:pPr>
+        <w:pStyle w:val="Heading2"/>
+      </w:pPr>
+      <w:r>
+        <w:rPr>
+          <w:rFonts w:ascii="Times New Roman" w:hAnsi="Times New Roman"/>
+          <w:sz w:val="24"/>
+        </w:rPr>
+        <w:t>7.1. Sistema de información</w:t>
+      </w:r>
+    </w:p>
+    <w:p>
+      <w:r>
+        <w:rPr>
+          <w:rFonts w:ascii="Times New Roman" w:hAnsi="Times New Roman"/>
+          <w:sz w:val="24"/>
+        </w:rPr>
+        <w:t>Un sistema es un conjunto de elementos interrelacionados o que interactúan entre sí (International Organization for Standardization, 2026). En este proyecto se trata específicamente de un sistema de información: una solución cuyos usuarios, módulos, datos, reglas y controles actúan de forma coordinada para capturar, procesar, almacenar y consultar el recorrido del material vegetal. Su utilidad no depende únicamente de cada módulo por separado, sino de las relaciones que permiten explicar el paso de la información entre Recolección, Vivero y Plantación.</w:t>
+      </w:r>
+    </w:p>
+    <w:p>
+      <w:pPr>
+        <w:pStyle w:val="Heading2"/>
+      </w:pPr>
+      <w:r>
+        <w:rPr>
+          <w:rFonts w:ascii="Times New Roman" w:hAnsi="Times New Roman"/>
+          <w:sz w:val="24"/>
+        </w:rPr>
+        <w:t>7.2. Trazabilidad</w:t>
+      </w:r>
+    </w:p>
+    <w:p>
+      <w:r>
+        <w:rPr>
+          <w:rFonts w:ascii="Times New Roman" w:hAnsi="Times New Roman"/>
+          <w:sz w:val="24"/>
+        </w:rPr>
+        <w:t>La trazabilidad es la capacidad de acceder a información relacionada con un objeto a lo largo de su ciclo de vida o de las etapas definidas para su seguimiento (Olsen &amp; Borit, 2013). Moe (1998) diferencia la trazabilidad interna de aquella que enlaza diferentes etapas de una cadena, mientras que Dabbene et al. (2014) destacan la importancia de la identificación, la granularidad y la recuperación de las relaciones históricas. En R3Foresta, la trazabilidad abarcará desde la recolección o recepción externa hasta el registro de la plantación.</w:t>
+      </w:r>
+    </w:p>
+    <w:p>
+      <w:pPr>
+        <w:pStyle w:val="Heading2"/>
+      </w:pPr>
+      <w:r>
+        <w:rPr>
+          <w:rFonts w:ascii="Times New Roman" w:hAnsi="Times New Roman"/>
+          <w:sz w:val="24"/>
+        </w:rPr>
+        <w:t>7.3. Material vegetal</w:t>
+      </w:r>
+    </w:p>
+    <w:p>
+      <w:r>
+        <w:rPr>
+          <w:rFonts w:ascii="Times New Roman" w:hAnsi="Times New Roman"/>
+          <w:sz w:val="24"/>
+        </w:rPr>
+        <w:t xml:space="preserve">La Organización de las Naciones Unidas para la Alimentación y la Agricultura incluye dentro del material reproductivo forestal las semillas, las partes de plantas y las plantas producidas a partir de ellas. Para iniciativas forestales recomienda documentar la fuente, la cantidad, los tratamientos, la distribución y los lugares donde el material se utiliza, además de conservar información del proveedor cuando es adquirido (Food and Agriculture Organization of the United Nations, s. f.). En este proyecto, </w:t>
+      </w:r>
+      <w:r>
+        <w:rPr>
+          <w:rFonts w:ascii="Times New Roman" w:hAnsi="Times New Roman"/>
+          <w:i/>
+          <w:sz w:val="24"/>
+        </w:rPr>
+        <w:t>material vegetal</w:t>
+      </w:r>
+      <w:r>
+        <w:rPr>
+          <w:rFonts w:ascii="Times New Roman" w:hAnsi="Times New Roman"/>
+          <w:sz w:val="24"/>
+        </w:rPr>
+        <w:t xml:space="preserve"> comprende esas unidades durante el periodo definido por el alcance.</w:t>
+      </w:r>
+    </w:p>
+    <w:p>
+      <w:pPr>
+        <w:pStyle w:val="Heading2"/>
+      </w:pPr>
+      <w:r>
+        <w:rPr>
+          <w:rFonts w:ascii="Times New Roman" w:hAnsi="Times New Roman"/>
+          <w:sz w:val="24"/>
+        </w:rPr>
+        <w:t>7.4. Reforestación</w:t>
+      </w:r>
+    </w:p>
+    <w:p>
+      <w:r>
+        <w:rPr>
+          <w:rFonts w:ascii="Times New Roman" w:hAnsi="Times New Roman"/>
+          <w:sz w:val="24"/>
+        </w:rPr>
+        <w:t>La reforestación corresponde al restablecimiento de bosque mediante plantación o siembra deliberada en terrenos clasificados como bosque (Food and Agriculture Organization of the United Nations, 2023). Para este proyecto, el término delimita el propósito de las actividades en las que se utiliza el material vegetal, pero no implica que el sistema mida recuperación ecológica, supervivencia o captura de carbono. El producto registra la plantación como último hecho de la cadena operativa considerada.</w:t>
+      </w:r>
+    </w:p>
+    <w:p>
+      <w:pPr>
+        <w:pStyle w:val="Heading2"/>
+      </w:pPr>
+      <w:r>
+        <w:rPr>
+          <w:rFonts w:ascii="Times New Roman" w:hAnsi="Times New Roman"/>
+          <w:sz w:val="24"/>
+        </w:rPr>
+        <w:t>7.5. Bonos de carbono</w:t>
+      </w:r>
+    </w:p>
+    <w:p>
+      <w:r>
+        <w:rPr>
+          <w:rFonts w:ascii="Times New Roman" w:hAnsi="Times New Roman"/>
+          <w:sz w:val="24"/>
+        </w:rPr>
+        <w:t xml:space="preserve">En el título, la expresión </w:t>
+      </w:r>
+      <w:r>
+        <w:rPr>
+          <w:rFonts w:ascii="Times New Roman" w:hAnsi="Times New Roman"/>
+          <w:i/>
+          <w:sz w:val="24"/>
+        </w:rPr>
+        <w:t>bonos de carbono</w:t>
+      </w:r>
+      <w:r>
+        <w:rPr>
+          <w:rFonts w:ascii="Times New Roman" w:hAnsi="Times New Roman"/>
+          <w:sz w:val="24"/>
+        </w:rPr>
+        <w:t xml:space="preserve"> se emplea como denominación usual de los créditos asociados con reducciones o remociones cuantificadas de gases de efecto invernadero. La proyección indicada es institucional, secundaria y futura. La trazabilidad del material vegetal puede aportar una base documental parcial sobre procedencia, cantidades, responsables, ubicación y registro de la plantación; sin embargo, esta información solo describe la cadena operativa cubierta por el sistema.</w:t>
+      </w:r>
+    </w:p>
+    <w:p>
+      <w:r>
+        <w:rPr>
+          <w:rFonts w:ascii="Times New Roman" w:hAnsi="Times New Roman"/>
+          <w:sz w:val="24"/>
+        </w:rPr>
+        <w:t>Un proyecto de gases de efecto invernadero requiere, entre otros elementos, una línea base, la identificación de fuentes, sumideros y reservorios, el monitoreo, la cuantificación, el reporte y la gestión de la calidad de los datos (International Organization for Standardization, 2019). En el ciclo del Verified Carbon Standard también intervienen una metodología aplicable, la validación del proyecto, la medición de reducciones o remociones, la verificación independiente, la revisión y una solicitud posterior de emisión de unidades (Verra, s. f.). Por ello, la cadena de custodia y la evidencia de plantación no equivalen a monitoreo de carbono ni permiten afirmar captura, certificación o generación de créditos.</w:t>
+      </w:r>
+    </w:p>
+    <w:p>
+      <w:pPr>
+        <w:pStyle w:val="Heading2"/>
+      </w:pPr>
+      <w:r>
+        <w:rPr>
+          <w:rFonts w:ascii="Times New Roman" w:hAnsi="Times New Roman"/>
+          <w:sz w:val="24"/>
+        </w:rPr>
+        <w:t>7.6. Cadena de custodia</w:t>
+      </w:r>
+    </w:p>
+    <w:p>
+      <w:r>
+        <w:rPr>
+          <w:rFonts w:ascii="Times New Roman" w:hAnsi="Times New Roman"/>
+          <w:sz w:val="24"/>
+        </w:rPr>
+        <w:t>La cadena de custodia conserva la relación entre el material, los actores responsables y los movimientos o cambios registrados durante un recorrido. ISO 22095:2020 proporciona terminología y modelos generales para representar cadenas de custodia y advierte que un sistema de este tipo no demuestra por sí solo la veracidad de las declaraciones incorporadas (International Organization for Standardization, 2020). En R3Foresta, la cadena de custodia se utilizará para relacionar la procedencia, las cantidades, los responsables, las evidencias y el destino del material vegetal, sin atribuir al sistema funciones de certificación.</w:t>
+      </w:r>
+    </w:p>
+    <w:p>
+      <w:pPr>
+        <w:pStyle w:val="Heading2"/>
+      </w:pPr>
+      <w:r>
+        <w:rPr>
+          <w:rFonts w:ascii="Times New Roman" w:hAnsi="Times New Roman"/>
+          <w:sz w:val="24"/>
+        </w:rPr>
+        <w:t>7.7. Rational Unified Process</w:t>
+      </w:r>
+    </w:p>
+    <w:p>
+      <w:r>
+        <w:rPr>
+          <w:rFonts w:ascii="Times New Roman" w:hAnsi="Times New Roman"/>
+          <w:sz w:val="24"/>
+        </w:rPr>
+        <w:t>El Rational Unified Process es un proceso de desarrollo de software dirigido por casos de uso, centrado en la arquitectura e iterativo e incremental. Organiza el ciclo de vida en las fases de Inicio, Elaboración, Construcción y Transición; en ellas se ejecutan con diferente intensidad actividades de requisitos, análisis y diseño, implementación, pruebas, despliegue, gestión del proyecto y gestión de configuración y cambios. Los riesgos prioritarios orientan el contenido de las iteraciones y cada fase concluye con un hito que revisa el grado de madurez alcanzado (Kruchten, 2004; IBM, s. f.).</w:t>
+      </w:r>
+    </w:p>
+    <w:p>
+      <w:r>
+        <w:rPr>
+          <w:rFonts w:ascii="Times New Roman" w:hAnsi="Times New Roman"/>
+          <w:sz w:val="24"/>
+        </w:rPr>
+        <w:t>Una iteración es un intervalo de trabajo que recorre las disciplinas pertinentes y termina en una revisión; un incremento es la versión ejecutable que resulta de la iteración. Por ello, las fases describen la evolución del proyecto completo, mientras que los módulos y sus integraciones se incorporan progresivamente como incrementos de Construcción.</w:t>
+      </w:r>
+    </w:p>
+    <w:p>
+      <w:pPr>
+        <w:pStyle w:val="Heading2"/>
+      </w:pPr>
+      <w:r>
+        <w:rPr>
+          <w:rFonts w:ascii="Times New Roman" w:hAnsi="Times New Roman"/>
+          <w:sz w:val="24"/>
+        </w:rPr>
+        <w:t>7.8. Spec-Driven Development</w:t>
+      </w:r>
+    </w:p>
+    <w:p>
+      <w:r>
+        <w:rPr>
+          <w:rFonts w:ascii="Times New Roman" w:hAnsi="Times New Roman"/>
+          <w:sz w:val="24"/>
+        </w:rPr>
+        <w:t>Spec-Driven Development, o desarrollo guiado por especificaciones, utiliza la especificación como fuente principal para definir el comportamiento que debe implementarse. No se adopta como estándar ni como una segunda metodología de ciclo de vida, sino como una práctica operativa dentro de RUP. El proyecto utilizará un protocolo propio basado en el flujo central de GitHub Spec Kit —especificar, planificar, descomponer en tareas e implementar— sin declarar adopción completa de la herramienta (GitHub, 2026).</w:t>
+      </w:r>
+    </w:p>
+    <w:p>
+      <w:r>
+        <w:rPr>
+          <w:rFonts w:ascii="Times New Roman" w:hAnsi="Times New Roman"/>
+          <w:sz w:val="24"/>
+        </w:rPr>
+        <w:t>La especificación deberá expresar escenarios, reglas, datos, casos límite y criterios de aceptación antes de implementar una capacidad. Cuando cambie un comportamiento aprobado, se actualizarán la especificación y los productos afectados —plan, tareas y pruebas— y se conservará el historial de la decisión. Los artefactos SDD cubrirán el detalle de requisitos, diseño y planificación de capacidades, pero no sustituirán la visión, la arquitectura, los riesgos, los hitos ni el despliegue de RUP.</w:t>
+      </w:r>
+    </w:p>
+    <w:p>
+      <w:pPr>
+        <w:pStyle w:val="Heading2"/>
+      </w:pPr>
+      <w:r>
+        <w:rPr>
+          <w:rFonts w:ascii="Times New Roman" w:hAnsi="Times New Roman"/>
+          <w:sz w:val="24"/>
+        </w:rPr>
+        <w:t>7.9. Desarrollo de software asistido por inteligencia artificial</w:t>
+      </w:r>
+    </w:p>
+    <w:p>
+      <w:r>
+        <w:rPr>
+          <w:rFonts w:ascii="Times New Roman" w:hAnsi="Times New Roman"/>
+          <w:sz w:val="24"/>
+        </w:rPr>
+        <w:t xml:space="preserve">La asistencia de inteligencia artificial permite apoyar tareas de análisis, diseño, generación y revisión de código, pruebas y documentación. No sustituye la aprobación de requisitos, las decisiones del dominio, la revisión del código, la validación de resultados ni la responsabilidad autoral. SDD no posee una definición normativa única; el referente adoptado, GitHub Spec Kit, sí utiliza agentes de IA de manera explícita. El proyecto conserva la expresión </w:t>
+      </w:r>
+      <w:r>
+        <w:rPr>
+          <w:rFonts w:ascii="Times New Roman" w:hAnsi="Times New Roman"/>
+          <w:i/>
+          <w:sz w:val="24"/>
+        </w:rPr>
+        <w:t>asistido por inteligencia artificial</w:t>
+      </w:r>
+      <w:r>
+        <w:rPr>
+          <w:rFonts w:ascii="Times New Roman" w:hAnsi="Times New Roman"/>
+          <w:sz w:val="24"/>
+        </w:rPr>
+        <w:t xml:space="preserve"> para declarar esa variante y exigir que sus cambios se sometan a control humano (GitHub, 2026).</w:t>
+      </w:r>
+    </w:p>
+    <w:p>
+      <w:r>
+        <w:rPr>
+          <w:rFonts w:ascii="Times New Roman" w:hAnsi="Times New Roman"/>
+          <w:sz w:val="24"/>
+        </w:rPr>
+        <w:t>La supervisión requiere diferenciar las funciones humanas de las herramientas, revisar las salidas y documentar las decisiones que influyan materialmente en el producto, en consonancia con la recomendación de definir responsabilidades en las configuraciones humano–IA (Tabassi, 2023). El registro mínimo identificará fecha, herramienta y modelo o versión disponible, tarea apoyada, artefacto afectado, salida adoptada, modificada o rechazada, revisión humana, prueba ejecutada y referencia al cambio o evidencia.</w:t>
+      </w:r>
+    </w:p>
+    <w:p>
+      <w:pPr>
+        <w:pStyle w:val="Heading1"/>
+      </w:pPr>
+      <w:r>
+        <w:rPr>
+          <w:rFonts w:ascii="Times New Roman" w:hAnsi="Times New Roman"/>
+          <w:sz w:val="28"/>
+        </w:rPr>
+        <w:t>8. Metodología de desarrollo</w:t>
+      </w:r>
+    </w:p>
+    <w:p>
+      <w:pPr>
+        <w:pStyle w:val="Heading2"/>
+      </w:pPr>
+      <w:r>
+        <w:rPr>
+          <w:rFonts w:ascii="Times New Roman" w:hAnsi="Times New Roman"/>
+          <w:sz w:val="24"/>
+        </w:rPr>
+        <w:t>8.1. RUP adaptado</w:t>
+      </w:r>
+    </w:p>
+    <w:p>
+      <w:r>
+        <w:rPr>
+          <w:rFonts w:ascii="Times New Roman" w:hAnsi="Times New Roman"/>
+          <w:sz w:val="24"/>
+        </w:rPr>
+        <w:t xml:space="preserve">El desarrollo utilizará el </w:t>
+      </w:r>
+      <w:r>
+        <w:rPr>
+          <w:rFonts w:ascii="Times New Roman" w:hAnsi="Times New Roman"/>
+          <w:b/>
+          <w:sz w:val="24"/>
+        </w:rPr>
+        <w:t>Rational Unified Process (RUP) adaptado</w:t>
+      </w:r>
+      <w:r>
+        <w:rPr>
+          <w:rFonts w:ascii="Times New Roman" w:hAnsi="Times New Roman"/>
+          <w:sz w:val="24"/>
+        </w:rPr>
+        <w:t xml:space="preserve">, complementado con </w:t>
+      </w:r>
+      <w:r>
+        <w:rPr>
+          <w:rFonts w:ascii="Times New Roman" w:hAnsi="Times New Roman"/>
+          <w:b/>
+          <w:sz w:val="24"/>
+        </w:rPr>
+        <w:t>Spec-Driven Development asistido por inteligencia artificial</w:t>
+      </w:r>
+      <w:r>
+        <w:rPr>
+          <w:rFonts w:ascii="Times New Roman" w:hAnsi="Times New Roman"/>
+          <w:sz w:val="24"/>
+        </w:rPr>
+        <w:t>. RUP constituye el proceso rector y ya es iterativo e incremental por naturaleza; SDD define el flujo concreto para transformar especificaciones en planes, tareas, código y pruebas; y la IA funciona como herramienta de apoyo bajo revisión humana.</w:t>
+      </w:r>
+    </w:p>
+    <w:p>
+      <w:r>
+        <w:rPr>
+          <w:rFonts w:ascii="Times New Roman" w:hAnsi="Times New Roman"/>
+          <w:sz w:val="24"/>
+        </w:rPr>
+        <w:t>RUP se selecciona por su ajuste a los criterios del proyecto: orientación temprana a riesgos, arquitectura compartida, requisitos trazables, integración progresiva, productos verificables e hitos de decisión dentro de un ciclo de vida completo. Estos criterios son pertinentes para controlar identidad, procedencia, cantidades, saldos, transferencias y transformaciones entre tres módulos dependientes. Scrum deja abiertas las prácticas técnicas y los artefactos; un ciclo secuencial de una sola pasada ofrece menos oportunidades de revisar tempranamente las integraciones; ISO/IEC 29110 aporta lineamientos de gestión e implementación para un solo equipo pequeño, pero adoptarla como proceso rector exigiría delimitar el perfil y el grado de conformidad pretendido; y OpenUP o AUP ofrecerían una estructura más ligera. RUP no se considera universalmente superior: se adopta porque permite conservar explícitamente arquitectura, riesgos, iteraciones, integración, pruebas y evidencia académica, simplificando los roles y documentos que no aporten a una ejecución individual (IBM, s. f.; International Organization for Standardization, 2025; Kruchten, 2004; Schwaber &amp; Sutherland, 2020).</w:t>
+      </w:r>
+    </w:p>
+    <w:p>
+      <w:pPr>
+        <w:pStyle w:val="Heading2"/>
+      </w:pPr>
+      <w:r>
+        <w:rPr>
+          <w:rFonts w:ascii="Times New Roman" w:hAnsi="Times New Roman"/>
+          <w:sz w:val="24"/>
+        </w:rPr>
+        <w:t>8.2. Aplicación al proyecto</w:t>
+      </w:r>
+    </w:p>
+    <w:p>
+      <w:pPr>
         <w:pStyle w:val="Caption"/>
       </w:pPr>
       <w:r>
@@ -2056,7 +2337,23 @@
           <w:rFonts w:ascii="Times New Roman" w:hAnsi="Times New Roman"/>
           <w:sz w:val="22"/>
         </w:rPr>
-        <w:t>Tabla 1. Aspectos previstos para la evaluación.</w:t>
+        <w:t>Tabla 1</w:t>
+      </w:r>
+    </w:p>
+    <w:p>
+      <w:pPr>
+        <w:keepNext/>
+        <w:spacing w:after="80"/>
+        <w:ind w:firstLine="0"/>
+        <w:jc w:val="left"/>
+      </w:pPr>
+      <w:r>
+        <w:rPr>
+          <w:rFonts w:ascii="Times New Roman" w:hAnsi="Times New Roman"/>
+          <w:i/>
+          <w:sz w:val="24"/>
+        </w:rPr>
+        <w:t>Aplicación de RUP adaptado</w:t>
       </w:r>
     </w:p>
     <w:tbl>
@@ -2075,9 +2372,10 @@
         </w:tblBorders>
       </w:tblPr>
       <w:tblGrid>
-        <w:gridCol w:w="1800"/>
-        <w:gridCol w:w="3200"/>
-        <w:gridCol w:w="3270"/>
+        <w:gridCol w:w="1450"/>
+        <w:gridCol w:w="1100"/>
+        <w:gridCol w:w="3000"/>
+        <w:gridCol w:w="2720"/>
       </w:tblGrid>
       <w:tr>
         <w:trPr>
@@ -2085,7 +2383,7 @@
         </w:trPr>
         <w:tc>
           <w:tcPr>
-            <w:tcW w:type="dxa" w:w="1800"/>
+            <w:tcW w:type="dxa" w:w="1450"/>
             <w:vAlign w:val="center"/>
             <w:tcMar>
               <w:top w:w="100" w:type="dxa"/>
@@ -2107,13 +2405,13 @@
                 <w:b/>
                 <w:sz w:val="18"/>
               </w:rPr>
-              <w:t>Aspecto a evaluar</w:t>
+              <w:t>Fase</w:t>
             </w:r>
           </w:p>
         </w:tc>
         <w:tc>
           <w:tcPr>
-            <w:tcW w:type="dxa" w:w="3200"/>
+            <w:tcW w:type="dxa" w:w="1100"/>
             <w:vAlign w:val="center"/>
             <w:tcMar>
               <w:top w:w="100" w:type="dxa"/>
@@ -2135,13 +2433,13 @@
                 <w:b/>
                 <w:sz w:val="18"/>
               </w:rPr>
-              <w:t>Qué se busca comprobar</w:t>
+              <w:t>Iteración</w:t>
             </w:r>
           </w:p>
         </w:tc>
         <w:tc>
           <w:tcPr>
-            <w:tcW w:type="dxa" w:w="3270"/>
+            <w:tcW w:type="dxa" w:w="3000"/>
             <w:vAlign w:val="center"/>
             <w:tcMar>
               <w:top w:w="100" w:type="dxa"/>
@@ -2163,7 +2461,35 @@
                 <w:b/>
                 <w:sz w:val="18"/>
               </w:rPr>
-              <w:t>Evidencia prevista</w:t>
+              <w:t>Actividades principales</w:t>
+            </w:r>
+          </w:p>
+        </w:tc>
+        <w:tc>
+          <w:tcPr>
+            <w:tcW w:type="dxa" w:w="2720"/>
+            <w:vAlign w:val="center"/>
+            <w:tcMar>
+              <w:top w:w="100" w:type="dxa"/>
+              <w:start w:w="110" w:type="dxa"/>
+              <w:bottom w:w="100" w:type="dxa"/>
+              <w:end w:w="110" w:type="dxa"/>
+            </w:tcMar>
+            <w:shd w:fill="DCE6F1"/>
+          </w:tcPr>
+          <w:p>
+            <w:pPr>
+              <w:spacing w:after="0" w:line="240" w:lineRule="auto"/>
+              <w:ind w:firstLine="0" w:left="0" w:right="0"/>
+              <w:jc w:val="left"/>
+            </w:pPr>
+            <w:r>
+              <w:rPr>
+                <w:rFonts w:ascii="Times New Roman" w:hAnsi="Times New Roman"/>
+                <w:b/>
+                <w:sz w:val="18"/>
+              </w:rPr>
+              <w:t>Productos e hito de cierre</w:t>
             </w:r>
           </w:p>
         </w:tc>
@@ -2171,7 +2497,7 @@
       <w:tr>
         <w:tc>
           <w:tcPr>
-            <w:tcW w:type="dxa" w:w="1800"/>
+            <w:tcW w:type="dxa" w:w="1450"/>
             <w:vAlign w:val="center"/>
             <w:tcMar>
               <w:top w:w="100" w:type="dxa"/>
@@ -2191,13 +2517,13 @@
                 <w:rFonts w:ascii="Times New Roman" w:hAnsi="Times New Roman"/>
                 <w:sz w:val="18"/>
               </w:rPr>
-              <w:t>Reconstrucción de la trazabilidad</w:t>
+              <w:t>Inicio</w:t>
             </w:r>
           </w:p>
         </w:tc>
         <w:tc>
           <w:tcPr>
-            <w:tcW w:type="dxa" w:w="3200"/>
+            <w:tcW w:type="dxa" w:w="1100"/>
             <w:vAlign w:val="center"/>
             <w:tcMar>
               <w:top w:w="100" w:type="dxa"/>
@@ -2217,13 +2543,13 @@
                 <w:rFonts w:ascii="Times New Roman" w:hAnsi="Times New Roman"/>
                 <w:sz w:val="18"/>
               </w:rPr>
-              <w:t>Que la información registrada permita reconstruir de manera comprensible y consistente el origen, las etapas recorridas, los eventos, los cambios de estado, las cantidades, las transformaciones, las pérdidas, los responsables, la ubicación y el destino del material vegetal</w:t>
+              <w:t>IN-1</w:t>
             </w:r>
           </w:p>
         </w:tc>
         <w:tc>
           <w:tcPr>
-            <w:tcW w:type="dxa" w:w="3270"/>
+            <w:tcW w:type="dxa" w:w="3000"/>
             <w:vAlign w:val="center"/>
             <w:tcMar>
               <w:top w:w="100" w:type="dxa"/>
@@ -2243,7 +2569,33 @@
                 <w:rFonts w:ascii="Times New Roman" w:hAnsi="Times New Roman"/>
                 <w:sz w:val="18"/>
               </w:rPr>
-              <w:t>Consultas o ejercicios de reconstrucción sobre trazas registradas, historial de eventos y evidencias asociadas</w:t>
+              <w:t>Delimitar el problema, los actores, los tres módulos, los ingresos externos, los requisitos iniciales, los riesgos y la referencia académica</w:t>
+            </w:r>
+          </w:p>
+        </w:tc>
+        <w:tc>
+          <w:tcPr>
+            <w:tcW w:type="dxa" w:w="2720"/>
+            <w:vAlign w:val="center"/>
+            <w:tcMar>
+              <w:top w:w="100" w:type="dxa"/>
+              <w:start w:w="110" w:type="dxa"/>
+              <w:bottom w:w="100" w:type="dxa"/>
+              <w:end w:w="110" w:type="dxa"/>
+            </w:tcMar>
+          </w:tcPr>
+          <w:p>
+            <w:pPr>
+              <w:spacing w:after="0" w:line="240" w:lineRule="auto"/>
+              <w:ind w:firstLine="0" w:left="0" w:right="0"/>
+              <w:jc w:val="left"/>
+            </w:pPr>
+            <w:r>
+              <w:rPr>
+                <w:rFonts w:ascii="Times New Roman" w:hAnsi="Times New Roman"/>
+                <w:sz w:val="18"/>
+              </w:rPr>
+              <w:t>Visión, alcance, glosario, casos de uso iniciales, plan y revisión del hito LCO</w:t>
             </w:r>
           </w:p>
         </w:tc>
@@ -2251,7 +2603,7 @@
       <w:tr>
         <w:tc>
           <w:tcPr>
-            <w:tcW w:type="dxa" w:w="1800"/>
+            <w:tcW w:type="dxa" w:w="1450"/>
             <w:vAlign w:val="center"/>
             <w:tcMar>
               <w:top w:w="100" w:type="dxa"/>
@@ -2272,13 +2624,13 @@
                 <w:rFonts w:ascii="Times New Roman" w:hAnsi="Times New Roman"/>
                 <w:sz w:val="18"/>
               </w:rPr>
-              <w:t>Integridad de cantidades y saldos</w:t>
+              <w:t>Elaboración</w:t>
             </w:r>
           </w:p>
         </w:tc>
         <w:tc>
           <w:tcPr>
-            <w:tcW w:type="dxa" w:w="3200"/>
+            <w:tcW w:type="dxa" w:w="1100"/>
             <w:vAlign w:val="center"/>
             <w:tcMar>
               <w:top w:w="100" w:type="dxa"/>
@@ -2299,13 +2651,13 @@
                 <w:rFonts w:ascii="Times New Roman" w:hAnsi="Times New Roman"/>
                 <w:sz w:val="18"/>
               </w:rPr>
-              <w:t>Que las reglas implementadas prevengan o detecten cantidades negativas, consumo o asignación superior al disponible, doble consumo, doble asignación, saldos incoherentes y pérdida de relación entre material de origen y resultante</w:t>
+              <w:t>EL-1</w:t>
             </w:r>
           </w:p>
         </w:tc>
         <w:tc>
           <w:tcPr>
-            <w:tcW w:type="dxa" w:w="3270"/>
+            <w:tcW w:type="dxa" w:w="3000"/>
             <w:vAlign w:val="center"/>
             <w:tcMar>
               <w:top w:w="100" w:type="dxa"/>
@@ -2326,95 +2678,13 @@
                 <w:rFonts w:ascii="Times New Roman" w:hAnsi="Times New Roman"/>
                 <w:sz w:val="18"/>
               </w:rPr>
-              <w:t>Resultados de pruebas funcionales y técnicas, registros de eventos y conciliación de cantidades</w:t>
-            </w:r>
-          </w:p>
-        </w:tc>
-      </w:tr>
-      <w:tr>
-        <w:tc>
-          <w:tcPr>
-            <w:tcW w:type="dxa" w:w="1800"/>
-            <w:vAlign w:val="center"/>
-            <w:tcMar>
-              <w:top w:w="100" w:type="dxa"/>
-              <w:start w:w="110" w:type="dxa"/>
-              <w:bottom w:w="100" w:type="dxa"/>
-              <w:end w:w="110" w:type="dxa"/>
-            </w:tcMar>
-          </w:tcPr>
-          <w:p>
-            <w:pPr>
-              <w:spacing w:after="0" w:line="240" w:lineRule="auto"/>
-              <w:ind w:firstLine="0" w:left="0" w:right="0"/>
-              <w:jc w:val="left"/>
-            </w:pPr>
-            <w:r>
-              <w:rPr>
-                <w:rFonts w:ascii="Times New Roman" w:hAnsi="Times New Roman"/>
-                <w:sz w:val="18"/>
-              </w:rPr>
-              <w:t>Utilización durante una operación real</w:t>
+              <w:t>Detallar reglas críticas; diseñar el modelo de trazabilidad, la arquitectura, los datos y los contratos entre módulos; comprobar una línea vertical arquitectónica mínima M1→M2→M3 y los riesgos técnicos principales</w:t>
             </w:r>
           </w:p>
         </w:tc>
         <w:tc>
           <w:tcPr>
-            <w:tcW w:type="dxa" w:w="3200"/>
-            <w:vAlign w:val="center"/>
-            <w:tcMar>
-              <w:top w:w="100" w:type="dxa"/>
-              <w:start w:w="110" w:type="dxa"/>
-              <w:bottom w:w="100" w:type="dxa"/>
-              <w:end w:w="110" w:type="dxa"/>
-            </w:tcMar>
-          </w:tcPr>
-          <w:p>
-            <w:pPr>
-              <w:spacing w:after="0" w:line="240" w:lineRule="auto"/>
-              <w:ind w:firstLine="0" w:left="0" w:right="0"/>
-              <w:jc w:val="left"/>
-            </w:pPr>
-            <w:r>
-              <w:rPr>
-                <w:rFonts w:ascii="Times New Roman" w:hAnsi="Times New Roman"/>
-                <w:sz w:val="18"/>
-              </w:rPr>
-              <w:t>Que el sistema pueda utilizarse durante una actividad operativa de R3Foresta, procurando incluir una actividad real de plantación cuando el calendario institucional lo permita</w:t>
-            </w:r>
-          </w:p>
-        </w:tc>
-        <w:tc>
-          <w:tcPr>
-            <w:tcW w:type="dxa" w:w="3270"/>
-            <w:vAlign w:val="center"/>
-            <w:tcMar>
-              <w:top w:w="100" w:type="dxa"/>
-              <w:start w:w="110" w:type="dxa"/>
-              <w:bottom w:w="100" w:type="dxa"/>
-              <w:end w:w="110" w:type="dxa"/>
-            </w:tcMar>
-          </w:tcPr>
-          <w:p>
-            <w:pPr>
-              <w:spacing w:after="0" w:line="240" w:lineRule="auto"/>
-              <w:ind w:firstLine="0" w:left="0" w:right="0"/>
-              <w:jc w:val="left"/>
-            </w:pPr>
-            <w:r>
-              <w:rPr>
-                <w:rFonts w:ascii="Times New Roman" w:hAnsi="Times New Roman"/>
-                <w:sz w:val="18"/>
-              </w:rPr>
-              <w:t>Registros generados por el sistema, observación directa, registros de campo y evidencia disponible</w:t>
-            </w:r>
-          </w:p>
-        </w:tc>
-      </w:tr>
-      <w:tr>
-        <w:tc>
-          <w:tcPr>
-            <w:tcW w:type="dxa" w:w="1800"/>
+            <w:tcW w:type="dxa" w:w="2720"/>
             <w:vAlign w:val="center"/>
             <w:tcMar>
               <w:top w:w="100" w:type="dxa"/>
@@ -2435,13 +2705,121 @@
                 <w:rFonts w:ascii="Times New Roman" w:hAnsi="Times New Roman"/>
                 <w:sz w:val="18"/>
               </w:rPr>
-              <w:t>Comparación con la situación actual</w:t>
+              <w:t>Arquitectura base ejecutable, modelo de dominio y datos, especificaciones priorizadas y revisión del hito LCA</w:t>
+            </w:r>
+          </w:p>
+        </w:tc>
+      </w:tr>
+      <w:tr>
+        <w:tc>
+          <w:tcPr>
+            <w:tcW w:type="dxa" w:w="1450"/>
+            <w:vAlign w:val="center"/>
+            <w:tcMar>
+              <w:top w:w="100" w:type="dxa"/>
+              <w:start w:w="110" w:type="dxa"/>
+              <w:bottom w:w="100" w:type="dxa"/>
+              <w:end w:w="110" w:type="dxa"/>
+            </w:tcMar>
+          </w:tcPr>
+          <w:p>
+            <w:pPr>
+              <w:spacing w:after="0" w:line="240" w:lineRule="auto"/>
+              <w:ind w:firstLine="0" w:left="0" w:right="0"/>
+              <w:jc w:val="left"/>
+            </w:pPr>
+            <w:r>
+              <w:rPr>
+                <w:rFonts w:ascii="Times New Roman" w:hAnsi="Times New Roman"/>
+                <w:sz w:val="18"/>
+              </w:rPr>
+              <w:t>Construcción</w:t>
             </w:r>
           </w:p>
         </w:tc>
         <w:tc>
           <w:tcPr>
-            <w:tcW w:type="dxa" w:w="3200"/>
+            <w:tcW w:type="dxa" w:w="1100"/>
+            <w:vAlign w:val="center"/>
+            <w:tcMar>
+              <w:top w:w="100" w:type="dxa"/>
+              <w:start w:w="110" w:type="dxa"/>
+              <w:bottom w:w="100" w:type="dxa"/>
+              <w:end w:w="110" w:type="dxa"/>
+            </w:tcMar>
+          </w:tcPr>
+          <w:p>
+            <w:pPr>
+              <w:spacing w:after="0" w:line="240" w:lineRule="auto"/>
+              <w:ind w:firstLine="0" w:left="0" w:right="0"/>
+              <w:jc w:val="left"/>
+            </w:pPr>
+            <w:r>
+              <w:rPr>
+                <w:rFonts w:ascii="Times New Roman" w:hAnsi="Times New Roman"/>
+                <w:sz w:val="18"/>
+              </w:rPr>
+              <w:t>CO-1 a CO-4</w:t>
+            </w:r>
+          </w:p>
+        </w:tc>
+        <w:tc>
+          <w:tcPr>
+            <w:tcW w:type="dxa" w:w="3000"/>
+            <w:vAlign w:val="center"/>
+            <w:tcMar>
+              <w:top w:w="100" w:type="dxa"/>
+              <w:start w:w="110" w:type="dxa"/>
+              <w:bottom w:w="100" w:type="dxa"/>
+              <w:end w:w="110" w:type="dxa"/>
+            </w:tcMar>
+          </w:tcPr>
+          <w:p>
+            <w:pPr>
+              <w:spacing w:after="0" w:line="240" w:lineRule="auto"/>
+              <w:ind w:firstLine="0" w:left="0" w:right="0"/>
+              <w:jc w:val="left"/>
+            </w:pPr>
+            <w:r>
+              <w:rPr>
+                <w:rFonts w:ascii="Times New Roman" w:hAnsi="Times New Roman"/>
+                <w:sz w:val="18"/>
+              </w:rPr>
+              <w:t>Desarrollar M1 Recolección; agregar M2 Vivero e integrar M1→M2; agregar M3 Plantación e integrar M2→M3; completar la trazabilidad transversal y las pruebas</w:t>
+            </w:r>
+          </w:p>
+        </w:tc>
+        <w:tc>
+          <w:tcPr>
+            <w:tcW w:type="dxa" w:w="2720"/>
+            <w:vAlign w:val="center"/>
+            <w:tcMar>
+              <w:top w:w="100" w:type="dxa"/>
+              <w:start w:w="110" w:type="dxa"/>
+              <w:bottom w:w="100" w:type="dxa"/>
+              <w:end w:w="110" w:type="dxa"/>
+            </w:tcMar>
+          </w:tcPr>
+          <w:p>
+            <w:pPr>
+              <w:spacing w:after="0" w:line="240" w:lineRule="auto"/>
+              <w:ind w:firstLine="0" w:left="0" w:right="0"/>
+              <w:jc w:val="left"/>
+            </w:pPr>
+            <w:r>
+              <w:rPr>
+                <w:rFonts w:ascii="Times New Roman" w:hAnsi="Times New Roman"/>
+                <w:sz w:val="18"/>
+              </w:rPr>
+              <w:t>Cuatro incrementos ejecutables, migraciones, pruebas, evidencia de integración, versión candidata e hito IOC</w:t>
+            </w:r>
+          </w:p>
+        </w:tc>
+      </w:tr>
+      <w:tr>
+        <w:tc>
+          <w:tcPr>
+            <w:tcW w:type="dxa" w:w="1450"/>
             <w:vAlign w:val="center"/>
             <w:tcMar>
               <w:top w:w="100" w:type="dxa"/>
@@ -2462,13 +2840,13 @@
                 <w:rFonts w:ascii="Times New Roman" w:hAnsi="Times New Roman"/>
                 <w:sz w:val="18"/>
               </w:rPr>
-              <w:t>Qué diferencias existen en la información recuperable, los vacíos, las fuentes necesarias, el tiempo de reconstrucción, la claridad del historial y la explicación de cantidades y saldos</w:t>
+              <w:t>Transición</w:t>
             </w:r>
           </w:p>
         </w:tc>
         <w:tc>
           <w:tcPr>
-            <w:tcW w:type="dxa" w:w="3270"/>
+            <w:tcW w:type="dxa" w:w="1100"/>
             <w:vAlign w:val="center"/>
             <w:tcMar>
               <w:top w:w="100" w:type="dxa"/>
@@ -2489,15 +2867,13 @@
                 <w:rFonts w:ascii="Times New Roman" w:hAnsi="Times New Roman"/>
                 <w:sz w:val="18"/>
               </w:rPr>
-              <w:t>Censo de trazas elegibles del periodo documental, fuentes existentes y trazas paralelas o comparables generadas con la propuesta</w:t>
+              <w:t>TR-1</w:t>
             </w:r>
           </w:p>
         </w:tc>
-      </w:tr>
-      <w:tr>
         <w:tc>
           <w:tcPr>
-            <w:tcW w:type="dxa" w:w="1800"/>
+            <w:tcW w:type="dxa" w:w="3000"/>
             <w:vAlign w:val="center"/>
             <w:tcMar>
               <w:top w:w="100" w:type="dxa"/>
@@ -2505,6 +2881,7 @@
               <w:bottom w:w="100" w:type="dxa"/>
               <w:end w:w="110" w:type="dxa"/>
             </w:tcMar>
+            <w:shd w:fill="F8FAFC"/>
           </w:tcPr>
           <w:p>
             <w:pPr>
@@ -2517,13 +2894,13 @@
                 <w:rFonts w:ascii="Times New Roman" w:hAnsi="Times New Roman"/>
                 <w:sz w:val="18"/>
               </w:rPr>
-              <w:t>Carga operativa y experiencia de los participantes</w:t>
+              <w:t>Ejecutar pruebas del sistema, escenarios de validación, correcciones, despliegue, manuales, aceptación y cierre</w:t>
             </w:r>
           </w:p>
         </w:tc>
         <w:tc>
           <w:tcPr>
-            <w:tcW w:type="dxa" w:w="3200"/>
+            <w:tcW w:type="dxa" w:w="2720"/>
             <w:vAlign w:val="center"/>
             <w:tcMar>
               <w:top w:w="100" w:type="dxa"/>
@@ -2531,6 +2908,7 @@
               <w:bottom w:w="100" w:type="dxa"/>
               <w:end w:w="110" w:type="dxa"/>
             </w:tcMar>
+            <w:shd w:fill="F8FAFC"/>
           </w:tcPr>
           <w:p>
             <w:pPr>
@@ -2543,33 +2921,7 @@
                 <w:rFonts w:ascii="Times New Roman" w:hAnsi="Times New Roman"/>
                 <w:sz w:val="18"/>
               </w:rPr>
-              <w:t>Qué esfuerzo requiere registrar y recuperar la información de trazabilidad con la solución propuesta, considerando las diferencias observables respecto de la práctica actual</w:t>
-            </w:r>
-          </w:p>
-        </w:tc>
-        <w:tc>
-          <w:tcPr>
-            <w:tcW w:type="dxa" w:w="3270"/>
-            <w:vAlign w:val="center"/>
-            <w:tcMar>
-              <w:top w:w="100" w:type="dxa"/>
-              <w:start w:w="110" w:type="dxa"/>
-              <w:bottom w:w="100" w:type="dxa"/>
-              <w:end w:w="110" w:type="dxa"/>
-            </w:tcMar>
-          </w:tcPr>
-          <w:p>
-            <w:pPr>
-              <w:spacing w:after="0" w:line="240" w:lineRule="auto"/>
-              <w:ind w:firstLine="0" w:left="0" w:right="0"/>
-              <w:jc w:val="left"/>
-            </w:pPr>
-            <w:r>
-              <w:rPr>
-                <w:rFonts w:ascii="Times New Roman" w:hAnsi="Times New Roman"/>
-                <w:sz w:val="18"/>
-              </w:rPr>
-              <w:t>Tiempo de registro y reconstrucción, cantidad de pasos, observación y retroalimentación de los participantes</w:t>
+              <w:t>Versión final, informe de resultados, registro de aceptación e hito PR</w:t>
             </w:r>
           </w:p>
         </w:tc>
@@ -2586,796 +2938,797 @@
           <w:rFonts w:ascii="Times New Roman" w:hAnsi="Times New Roman"/>
           <w:sz w:val="24"/>
         </w:rPr>
-        <w:t>La evaluación se realizará con actividades y participantes coordinados con R3Foresta, priorizando la observación de actividades reales.</w:t>
+        <w:t>En cada fase se aplicarán, según corresponda, las disciplinas de requisitos, análisis y diseño, implementación, pruebas, despliegue, gestión del proyecto y gestión de configuración y cambios.</w:t>
       </w:r>
     </w:p>
     <w:p>
-      <w:pPr>
-        <w:pStyle w:val="Heading2"/>
-      </w:pPr>
       <w:r>
         <w:rPr>
           <w:rFonts w:ascii="Times New Roman" w:hAnsi="Times New Roman"/>
           <w:sz w:val="24"/>
         </w:rPr>
-        <w:t>6.3. Fuera del alcance</w:t>
+        <w:t xml:space="preserve">Los hitos de cierre serán </w:t>
+      </w:r>
+      <w:r>
+        <w:rPr>
+          <w:rFonts w:ascii="Times New Roman" w:hAnsi="Times New Roman"/>
+          <w:b/>
+          <w:sz w:val="24"/>
+        </w:rPr>
+        <w:t>LCO</w:t>
+      </w:r>
+      <w:r>
+        <w:rPr>
+          <w:rFonts w:ascii="Times New Roman" w:hAnsi="Times New Roman"/>
+          <w:sz w:val="24"/>
+        </w:rPr>
+        <w:t xml:space="preserve"> (</w:t>
+      </w:r>
+      <w:r>
+        <w:rPr>
+          <w:rFonts w:ascii="Times New Roman" w:hAnsi="Times New Roman"/>
+          <w:i/>
+          <w:sz w:val="24"/>
+        </w:rPr>
+        <w:t>Lifecycle Objectives</w:t>
+      </w:r>
+      <w:r>
+        <w:rPr>
+          <w:rFonts w:ascii="Times New Roman" w:hAnsi="Times New Roman"/>
+          <w:sz w:val="24"/>
+        </w:rPr>
+        <w:t xml:space="preserve">, objetivos del ciclo de vida), </w:t>
+      </w:r>
+      <w:r>
+        <w:rPr>
+          <w:rFonts w:ascii="Times New Roman" w:hAnsi="Times New Roman"/>
+          <w:b/>
+          <w:sz w:val="24"/>
+        </w:rPr>
+        <w:t>LCA</w:t>
+      </w:r>
+      <w:r>
+        <w:rPr>
+          <w:rFonts w:ascii="Times New Roman" w:hAnsi="Times New Roman"/>
+          <w:sz w:val="24"/>
+        </w:rPr>
+        <w:t xml:space="preserve"> (</w:t>
+      </w:r>
+      <w:r>
+        <w:rPr>
+          <w:rFonts w:ascii="Times New Roman" w:hAnsi="Times New Roman"/>
+          <w:i/>
+          <w:sz w:val="24"/>
+        </w:rPr>
+        <w:t>Lifecycle Architecture</w:t>
+      </w:r>
+      <w:r>
+        <w:rPr>
+          <w:rFonts w:ascii="Times New Roman" w:hAnsi="Times New Roman"/>
+          <w:sz w:val="24"/>
+        </w:rPr>
+        <w:t xml:space="preserve">, arquitectura del ciclo de vida), </w:t>
+      </w:r>
+      <w:r>
+        <w:rPr>
+          <w:rFonts w:ascii="Times New Roman" w:hAnsi="Times New Roman"/>
+          <w:b/>
+          <w:sz w:val="24"/>
+        </w:rPr>
+        <w:t>IOC</w:t>
+      </w:r>
+      <w:r>
+        <w:rPr>
+          <w:rFonts w:ascii="Times New Roman" w:hAnsi="Times New Roman"/>
+          <w:sz w:val="24"/>
+        </w:rPr>
+        <w:t xml:space="preserve"> (</w:t>
+      </w:r>
+      <w:r>
+        <w:rPr>
+          <w:rFonts w:ascii="Times New Roman" w:hAnsi="Times New Roman"/>
+          <w:i/>
+          <w:sz w:val="24"/>
+        </w:rPr>
+        <w:t>Initial Operational Capability</w:t>
+      </w:r>
+      <w:r>
+        <w:rPr>
+          <w:rFonts w:ascii="Times New Roman" w:hAnsi="Times New Roman"/>
+          <w:sz w:val="24"/>
+        </w:rPr>
+        <w:t xml:space="preserve">, capacidad operativa inicial) y </w:t>
+      </w:r>
+      <w:r>
+        <w:rPr>
+          <w:rFonts w:ascii="Times New Roman" w:hAnsi="Times New Roman"/>
+          <w:b/>
+          <w:sz w:val="24"/>
+        </w:rPr>
+        <w:t>PR</w:t>
+      </w:r>
+      <w:r>
+        <w:rPr>
+          <w:rFonts w:ascii="Times New Roman" w:hAnsi="Times New Roman"/>
+          <w:sz w:val="24"/>
+        </w:rPr>
+        <w:t xml:space="preserve"> (</w:t>
+      </w:r>
+      <w:r>
+        <w:rPr>
+          <w:rFonts w:ascii="Times New Roman" w:hAnsi="Times New Roman"/>
+          <w:i/>
+          <w:sz w:val="24"/>
+        </w:rPr>
+        <w:t>Product Release</w:t>
+      </w:r>
+      <w:r>
+        <w:rPr>
+          <w:rFonts w:ascii="Times New Roman" w:hAnsi="Times New Roman"/>
+          <w:sz w:val="24"/>
+        </w:rPr>
+        <w:t>, liberación del producto).</w:t>
       </w:r>
     </w:p>
     <w:p>
+      <w:pPr>
+        <w:pStyle w:val="Heading2"/>
+      </w:pPr>
       <w:r>
         <w:rPr>
           <w:rFonts w:ascii="Times New Roman" w:hAnsi="Times New Roman"/>
           <w:sz w:val="24"/>
         </w:rPr>
-        <w:t>Quedan fuera del proyecto:</w:t>
+        <w:t>8.3. Flujo SDD asistido por IA</w:t>
       </w:r>
     </w:p>
     <w:p>
-      <w:pPr>
-        <w:pStyle w:val="ListParagraph"/>
-        <w:numPr>
-          <w:ilvl w:val="0"/>
-          <w:numId w:val="14"/>
-        </w:numPr>
-        <w:spacing w:line="360" w:lineRule="auto" w:after="0"/>
-        <w:ind w:left="454" w:hanging="283"/>
-      </w:pPr>
       <w:r>
         <w:rPr>
           <w:rFonts w:ascii="Times New Roman" w:hAnsi="Times New Roman"/>
           <w:sz w:val="24"/>
         </w:rPr>
-        <w:t>certificación, emisión o comercialización de bonos o créditos de carbono;</w:t>
+        <w:t>Dentro de cada iteración se seleccionarán los requisitos y riesgos priorizados; para cada capacidad se elaborará y revisará una especificación con escenarios, reglas, invariantes y criterios de aceptación; se preparará el plan técnico; se descompondrá el trabajo en tareas; se implementará con asistencia de IA cuando corresponda; y se integrará, probará y demostrará el resultado. Las especificaciones, planes y tareas materializarán el detalle de requisitos, diseño y planificación, mientras que la visión, la arquitectura, los riesgos, la evaluación de iteraciones, los hitos y el despliegue se conservarán como productos transversales de RUP.</w:t>
       </w:r>
     </w:p>
     <w:p>
-      <w:pPr>
-        <w:pStyle w:val="ListParagraph"/>
-        <w:numPr>
-          <w:ilvl w:val="0"/>
-          <w:numId w:val="14"/>
-        </w:numPr>
-        <w:spacing w:line="360" w:lineRule="auto" w:after="0"/>
-        <w:ind w:left="454" w:hanging="283"/>
-      </w:pPr>
       <w:r>
         <w:rPr>
           <w:rFonts w:ascii="Times New Roman" w:hAnsi="Times New Roman"/>
           <w:sz w:val="24"/>
         </w:rPr>
-        <w:t>cálculo de biomasa, CO₂ equivalente, adicionalidad, permanencia o línea base de carbono;</w:t>
+        <w:t>Durante las iteraciones de Construcción, los requisitos, las reglas y las decisiones de diseño continuarán refinándose. Los hallazgos obtenidos al implementar, integrar, probar o demostrar un módulo podrán originar cambios controlados en los módulos e incrementos anteriores. En ese caso, se actualizarán las especificaciones y los productos afectados, se ejecutarán pruebas de regresión y se conservará la trazabilidad de la decisión.</w:t>
       </w:r>
     </w:p>
     <w:p>
-      <w:pPr>
-        <w:pStyle w:val="ListParagraph"/>
-        <w:numPr>
-          <w:ilvl w:val="0"/>
-          <w:numId w:val="14"/>
-        </w:numPr>
-        <w:spacing w:line="360" w:lineRule="auto" w:after="0"/>
-        <w:ind w:left="454" w:hanging="283"/>
-      </w:pPr>
       <w:r>
         <w:rPr>
           <w:rFonts w:ascii="Times New Roman" w:hAnsi="Times New Roman"/>
           <w:sz w:val="24"/>
         </w:rPr>
-        <w:t>certificación independiente de plantaciones o autenticidad forense de fotografías;</w:t>
+        <w:t>Los agentes de IA podrán apoyar la detección de ambigüedades, la comparación de alternativas, la implementación, la generación de pruebas, la revisión de cambios y la documentación. No aprobarán requisitos, no modificarán por sí solos las reglas del dominio, no declararán aceptado un resultado y no sustituirán la autoría ni la responsabilidad humana.</w:t>
       </w:r>
     </w:p>
     <w:p>
       <w:pPr>
-        <w:pStyle w:val="ListParagraph"/>
-        <w:numPr>
-          <w:ilvl w:val="0"/>
-          <w:numId w:val="14"/>
-        </w:numPr>
-        <w:spacing w:line="360" w:lineRule="auto" w:after="0"/>
-        <w:ind w:left="454" w:hanging="283"/>
+        <w:pStyle w:val="Heading2"/>
       </w:pPr>
       <w:r>
         <w:rPr>
           <w:rFonts w:ascii="Times New Roman" w:hAnsi="Times New Roman"/>
           <w:sz w:val="24"/>
         </w:rPr>
-        <w:t>monitoreo, crecimiento, mantenimiento o seguimiento ecológico posteriores al registro de la plantación;</w:t>
+        <w:t>8.4. Seguimiento y evidencia</w:t>
       </w:r>
     </w:p>
     <w:p>
-      <w:pPr>
-        <w:pStyle w:val="ListParagraph"/>
-        <w:numPr>
-          <w:ilvl w:val="0"/>
-          <w:numId w:val="14"/>
-        </w:numPr>
-        <w:spacing w:line="360" w:lineRule="auto" w:after="0"/>
-        <w:ind w:left="454" w:hanging="283"/>
-      </w:pPr>
       <w:r>
         <w:rPr>
           <w:rFonts w:ascii="Times New Roman" w:hAnsi="Times New Roman"/>
           <w:sz w:val="24"/>
         </w:rPr>
-        <w:t>garantía de supervivencia de las plantas después de su plantación;</w:t>
+        <w:t>El trabajo se organizará mediante una lista priorizada vinculada con los objetivos específicos, las iteraciones y los incrementos de Construcción. Cada elemento deberá identificar la necesidad, el requisito o regla, la especificación, la decisión de diseño, la tarea, el cambio, la prueba, el resultado y la aceptación correspondiente. Al cierre de cada iteración se revisarán los productos previstos y se registrarán decisiones, riesgos, desviaciones, ajustes al plan y riesgos residuales.</w:t>
       </w:r>
     </w:p>
     <w:p>
-      <w:pPr>
-        <w:pStyle w:val="ListParagraph"/>
-        <w:numPr>
-          <w:ilvl w:val="0"/>
-          <w:numId w:val="14"/>
-        </w:numPr>
-        <w:spacing w:line="360" w:lineRule="auto" w:after="0"/>
-        <w:ind w:left="454" w:hanging="283"/>
-      </w:pPr>
       <w:r>
         <w:rPr>
           <w:rFonts w:ascii="Times New Roman" w:hAnsi="Times New Roman"/>
           <w:sz w:val="24"/>
         </w:rPr>
-        <w:t>blockchain, NFT, contratos inteligentes, IPFS y anclajes criptográficos;</w:t>
+        <w:t>La formulación metodológica se consolidó documentalmente el 25 de agosto de 2026, dentro de la ventana académica autorizada. La construcción formal se documentará a partir de una referencia inicial identificable del repositorio y de un inventario del software preexistente. Los artefactos que describan actividades anteriores conservarán su fecha real y se marcarán como reconstrucción documental; no se retrofecharán commits, pruebas, resultados ni aprobaciones. Únicamente las actividades ejecutadas o reproducidas de forma controlada y las evidencias trazables dentro de la ventana definida sustentarán el cumplimiento de los objetivos.</w:t>
       </w:r>
     </w:p>
     <w:p>
-      <w:pPr>
-        <w:pStyle w:val="ListParagraph"/>
-        <w:numPr>
-          <w:ilvl w:val="0"/>
-          <w:numId w:val="14"/>
-        </w:numPr>
-        <w:spacing w:line="360" w:lineRule="auto" w:after="0"/>
-        <w:ind w:left="454" w:hanging="283"/>
-      </w:pPr>
       <w:r>
         <w:rPr>
           <w:rFonts w:ascii="Times New Roman" w:hAnsi="Times New Roman"/>
           <w:sz w:val="24"/>
         </w:rPr>
-        <w:t>integración con mercados de carbono o sistemas externos de certificación;</w:t>
+        <w:t>La responsabilidad técnica y autoral permanecerá bajo control humano. Los agentes de inteligencia artificial brindarán apoyo delimitado y no constituirán roles RUP: cada contribución material registrará herramienta y versión disponible, tarea, artefacto afectado, salida adoptada, modificada o rechazada, revisión humana, prueba y referencia al cambio.</w:t>
       </w:r>
     </w:p>
     <w:p>
       <w:pPr>
-        <w:pStyle w:val="ListParagraph"/>
-        <w:numPr>
-          <w:ilvl w:val="0"/>
-          <w:numId w:val="14"/>
-        </w:numPr>
-        <w:spacing w:line="360" w:lineRule="auto" w:after="0"/>
-        <w:ind w:left="454" w:hanging="283"/>
-      </w:pPr>
-      <w:r>
-        <w:rPr>
-          <w:rFonts w:ascii="Times New Roman" w:hAnsi="Times New Roman"/>
-          <w:sz w:val="24"/>
-        </w:rPr>
-        <w:t>operación nacional o despliegue masivo;</w:t>
+        <w:pStyle w:val="Heading1"/>
+      </w:pPr>
+      <w:r>
+        <w:rPr>
+          <w:rFonts w:ascii="Times New Roman" w:hAnsi="Times New Roman"/>
+          <w:sz w:val="28"/>
+        </w:rPr>
+        <w:t>9. Índice propuesto del Proyecto de Grado</w:t>
       </w:r>
     </w:p>
     <w:p>
-      <w:r>
-        <w:rPr>
-          <w:rFonts w:ascii="Times New Roman" w:hAnsi="Times New Roman"/>
-          <w:sz w:val="24"/>
-        </w:rPr>
-        <w:t>La aspiración de R3Foresta de participar en mecanismos de carbono se reconoce únicamente como contexto organizacional de largo plazo. No es un resultado ni una promesa del presente Proyecto de Grado.</w:t>
+      <w:pPr>
+        <w:spacing w:after="20" w:line="240" w:lineRule="auto"/>
+        <w:ind w:firstLine="0" w:left="0"/>
+      </w:pPr>
+      <w:r>
+        <w:rPr>
+          <w:rFonts w:ascii="Times New Roman" w:hAnsi="Times New Roman"/>
+          <w:b/>
+          <w:sz w:val="20"/>
+        </w:rPr>
+        <w:t>Resumen</w:t>
       </w:r>
     </w:p>
     <w:p>
-      <w:r>
-        <w:rPr>
-          <w:rFonts w:ascii="Times New Roman" w:hAnsi="Times New Roman"/>
-          <w:sz w:val="24"/>
-        </w:rPr>
-        <w:t>Los prototipos o componentes técnicos anteriores relacionados con blockchain, NFT o IPFS podrán existir en repositorios históricos, pero no formarán parte de la construcción académica, la matriz de cumplimiento, la evaluación ni las conclusiones de la solución presentada.</w:t>
+      <w:pPr>
+        <w:spacing w:after="20" w:line="240" w:lineRule="auto"/>
+        <w:ind w:firstLine="0" w:left="0"/>
+      </w:pPr>
+      <w:r>
+        <w:rPr>
+          <w:rFonts w:ascii="Times New Roman" w:hAnsi="Times New Roman"/>
+          <w:b/>
+          <w:sz w:val="20"/>
+        </w:rPr>
+        <w:t>Palabras clave</w:t>
       </w:r>
     </w:p>
     <w:p>
       <w:pPr>
-        <w:pStyle w:val="Heading2"/>
-      </w:pPr>
-      <w:r>
-        <w:rPr>
-          <w:rFonts w:ascii="Times New Roman" w:hAnsi="Times New Roman"/>
-          <w:sz w:val="24"/>
-        </w:rPr>
-        <w:t>6.4. Limitaciones</w:t>
-      </w:r>
+        <w:spacing w:after="40"/>
+      </w:pPr>
     </w:p>
     <w:p>
       <w:pPr>
-        <w:pStyle w:val="ListParagraph"/>
-        <w:numPr>
-          <w:ilvl w:val="0"/>
-          <w:numId w:val="15"/>
-        </w:numPr>
-        <w:spacing w:line="360" w:lineRule="auto" w:after="0"/>
-        <w:ind w:left="454" w:hanging="283"/>
+        <w:spacing w:after="20" w:line="240" w:lineRule="auto"/>
+        <w:ind w:firstLine="0" w:left="0"/>
       </w:pPr>
       <w:r>
         <w:rPr>
           <w:rFonts w:ascii="Times New Roman" w:hAnsi="Times New Roman"/>
           <w:b/>
-          <w:sz w:val="24"/>
-        </w:rPr>
-        <w:t>Disponibilidad de información histórica:</w:t>
-      </w:r>
-      <w:r>
-        <w:rPr>
-          <w:rFonts w:ascii="Times New Roman" w:hAnsi="Times New Roman"/>
-          <w:sz w:val="24"/>
-        </w:rPr>
-        <w:t xml:space="preserve"> los registros anteriores pueden estar incompletos, distribuidos entre diferentes fuentes o presentar niveles de detalle desiguales. Se delimitará un periodo documental, se inventariarán las actividades identificables y se incluirán todas las trazas que cumplan los criterios definidos; las exclusiones y sus motivos quedarán registradas.</w:t>
+          <w:sz w:val="20"/>
+        </w:rPr>
+        <w:t>Introducción</w:t>
       </w:r>
     </w:p>
     <w:p>
       <w:pPr>
-        <w:pStyle w:val="ListParagraph"/>
-        <w:numPr>
-          <w:ilvl w:val="0"/>
-          <w:numId w:val="15"/>
-        </w:numPr>
-        <w:spacing w:line="360" w:lineRule="auto" w:after="0"/>
-        <w:ind w:left="454" w:hanging="283"/>
-      </w:pPr>
-      <w:r>
-        <w:rPr>
-          <w:rFonts w:ascii="Times New Roman" w:hAnsi="Times New Roman"/>
-          <w:b/>
-          <w:sz w:val="24"/>
-        </w:rPr>
-        <w:t>Disponibilidad de operaciones reales:</w:t>
-      </w:r>
-      <w:r>
-        <w:rPr>
-          <w:rFonts w:ascii="Times New Roman" w:hAnsi="Times New Roman"/>
-          <w:sz w:val="24"/>
-        </w:rPr>
-        <w:t xml:space="preserve"> la posibilidad de observar recolección, vivero o plantación depende del calendario operativo y de los ciclos propios de R3Foresta durante el periodo del Proyecto de Grado. Las etapas que no puedan observarse se evaluarán mediante casos controlados y se informarán como tales.</w:t>
-      </w:r>
+        <w:spacing w:after="40"/>
+      </w:pPr>
     </w:p>
     <w:p>
       <w:pPr>
-        <w:pStyle w:val="ListParagraph"/>
-        <w:numPr>
-          <w:ilvl w:val="0"/>
-          <w:numId w:val="15"/>
-        </w:numPr>
-        <w:spacing w:line="360" w:lineRule="auto" w:after="0"/>
-        <w:ind w:left="454" w:hanging="283"/>
+        <w:spacing w:after="20" w:line="240" w:lineRule="auto"/>
+        <w:ind w:firstLine="0" w:left="0"/>
       </w:pPr>
       <w:r>
         <w:rPr>
           <w:rFonts w:ascii="Times New Roman" w:hAnsi="Times New Roman"/>
           <w:b/>
-          <w:sz w:val="24"/>
-        </w:rPr>
-        <w:t>Disponibilidad de participantes:</w:t>
-      </w:r>
-      <w:r>
-        <w:rPr>
-          <w:rFonts w:ascii="Times New Roman" w:hAnsi="Times New Roman"/>
-          <w:sz w:val="24"/>
-        </w:rPr>
-        <w:t xml:space="preserve"> la cantidad definitiva de participantes dependerá de las personas disponibles y autorizadas por R3Foresta durante la evaluación.</w:t>
+          <w:sz w:val="20"/>
+        </w:rPr>
+        <w:t>Capítulo I — Marco introductorio</w:t>
       </w:r>
     </w:p>
     <w:p>
       <w:pPr>
-        <w:pStyle w:val="ListParagraph"/>
-        <w:numPr>
-          <w:ilvl w:val="0"/>
-          <w:numId w:val="15"/>
-        </w:numPr>
-        <w:spacing w:line="360" w:lineRule="auto" w:after="0"/>
-        <w:ind w:left="454" w:hanging="283"/>
-      </w:pPr>
-      <w:r>
-        <w:rPr>
-          <w:rFonts w:ascii="Times New Roman" w:hAnsi="Times New Roman"/>
-          <w:b/>
-          <w:sz w:val="24"/>
-        </w:rPr>
-        <w:t>Alcance del estudio de caso:</w:t>
-      </w:r>
-      <w:r>
-        <w:rPr>
-          <w:rFonts w:ascii="Times New Roman" w:hAnsi="Times New Roman"/>
-          <w:sz w:val="24"/>
-        </w:rPr>
-        <w:t xml:space="preserve"> la evaluación se realizará dentro del contexto de R3Foresta. No busca inferencia estadística ni permite afirmar que los resultados sean automáticamente generalizables a todas las organizaciones forestales.</w:t>
+        <w:spacing w:after="20" w:line="240" w:lineRule="auto"/>
+        <w:ind w:firstLine="0" w:left="136"/>
+      </w:pPr>
+      <w:r>
+        <w:rPr>
+          <w:rFonts w:ascii="Times New Roman" w:hAnsi="Times New Roman"/>
+          <w:b w:val="0"/>
+          <w:sz w:val="20"/>
+        </w:rPr>
+        <w:t>1.1 Antecedentes institucionales y trabajos similares</w:t>
       </w:r>
     </w:p>
     <w:p>
       <w:pPr>
-        <w:pStyle w:val="ListParagraph"/>
-        <w:numPr>
-          <w:ilvl w:val="0"/>
-          <w:numId w:val="15"/>
-        </w:numPr>
-        <w:spacing w:line="360" w:lineRule="auto" w:after="0"/>
-        <w:ind w:left="454" w:hanging="283"/>
-      </w:pPr>
-      <w:r>
-        <w:rPr>
-          <w:rFonts w:ascii="Times New Roman" w:hAnsi="Times New Roman"/>
-          <w:b/>
-          <w:sz w:val="24"/>
-        </w:rPr>
-        <w:t>Limitación de las evidencias digitales:</w:t>
-      </w:r>
-      <w:r>
-        <w:rPr>
-          <w:rFonts w:ascii="Times New Roman" w:hAnsi="Times New Roman"/>
-          <w:sz w:val="24"/>
-        </w:rPr>
-        <w:t xml:space="preserve"> fotografías, coordenadas, fechas y otros datos respaldan el registro con el cual están asociados, pero no certifican por sí solos que la situación física o la cantidad declarada sea absolutamente correcta.</w:t>
+        <w:spacing w:after="20" w:line="240" w:lineRule="auto"/>
+        <w:ind w:firstLine="0" w:left="136"/>
+      </w:pPr>
+      <w:r>
+        <w:rPr>
+          <w:rFonts w:ascii="Times New Roman" w:hAnsi="Times New Roman"/>
+          <w:b w:val="0"/>
+          <w:sz w:val="20"/>
+        </w:rPr>
+        <w:t>1.2 Planteamiento del problema</w:t>
       </w:r>
     </w:p>
     <w:p>
       <w:pPr>
-        <w:pStyle w:val="ListParagraph"/>
-        <w:numPr>
-          <w:ilvl w:val="0"/>
-          <w:numId w:val="15"/>
-        </w:numPr>
-        <w:spacing w:line="360" w:lineRule="auto" w:after="0"/>
-        <w:ind w:left="454" w:hanging="283"/>
-      </w:pPr>
-      <w:r>
-        <w:rPr>
-          <w:rFonts w:ascii="Times New Roman" w:hAnsi="Times New Roman"/>
-          <w:b/>
-          <w:sz w:val="24"/>
-        </w:rPr>
-        <w:t>Sitio del piloto:</w:t>
-      </w:r>
-      <w:r>
-        <w:rPr>
-          <w:rFonts w:ascii="Times New Roman" w:hAnsi="Times New Roman"/>
-          <w:sz w:val="24"/>
-        </w:rPr>
-        <w:t xml:space="preserve"> el lugar concreto todavía no está confirmado; se seleccionará según la disponibilidad de una actividad real, la accesibilidad logística, la autorización correspondiente y la posibilidad de observar adecuadamente el proceso.</w:t>
+        <w:spacing w:after="20" w:line="240" w:lineRule="auto"/>
+        <w:ind w:firstLine="0" w:left="136"/>
+      </w:pPr>
+      <w:r>
+        <w:rPr>
+          <w:rFonts w:ascii="Times New Roman" w:hAnsi="Times New Roman"/>
+          <w:b w:val="0"/>
+          <w:sz w:val="20"/>
+        </w:rPr>
+        <w:t>1.3 Objetivos</w:t>
       </w:r>
     </w:p>
     <w:p>
       <w:pPr>
-        <w:pStyle w:val="Heading1"/>
-      </w:pPr>
-      <w:r>
-        <w:rPr>
-          <w:rFonts w:ascii="Times New Roman" w:hAnsi="Times New Roman"/>
-          <w:sz w:val="28"/>
-        </w:rPr>
-        <w:t>7. Marco teórico preliminar</w:t>
+        <w:spacing w:after="20" w:line="240" w:lineRule="auto"/>
+        <w:ind w:firstLine="0" w:left="136"/>
+      </w:pPr>
+      <w:r>
+        <w:rPr>
+          <w:rFonts w:ascii="Times New Roman" w:hAnsi="Times New Roman"/>
+          <w:b w:val="0"/>
+          <w:sz w:val="20"/>
+        </w:rPr>
+        <w:t>1.4 Justificación</w:t>
       </w:r>
     </w:p>
     <w:p>
       <w:pPr>
-        <w:pStyle w:val="Heading2"/>
-      </w:pPr>
-      <w:r>
-        <w:rPr>
-          <w:rFonts w:ascii="Times New Roman" w:hAnsi="Times New Roman"/>
-          <w:sz w:val="24"/>
-        </w:rPr>
-        <w:t>7.1. Material vegetal, trazabilidad y cadena de custodia</w:t>
+        <w:spacing w:after="20" w:line="240" w:lineRule="auto"/>
+        <w:ind w:firstLine="0" w:left="136"/>
+      </w:pPr>
+      <w:r>
+        <w:rPr>
+          <w:rFonts w:ascii="Times New Roman" w:hAnsi="Times New Roman"/>
+          <w:b w:val="0"/>
+          <w:sz w:val="20"/>
+        </w:rPr>
+        <w:t>1.5 Alcances y límites</w:t>
       </w:r>
     </w:p>
     <w:p>
-      <w:r>
-        <w:rPr>
-          <w:rFonts w:ascii="Times New Roman" w:hAnsi="Times New Roman"/>
-          <w:sz w:val="24"/>
-        </w:rPr>
-        <w:t xml:space="preserve">La Organización de las Naciones Unidas para la Alimentación y la Agricultura incluye dentro del material reproductivo forestal las semillas, las partes de plantas y las plantas producidas a partir de ellas. Para iniciativas de reforestación recomienda documentar, entre otros datos, la fuente, la cantidad, los tratamientos, la distribución y los lugares donde el material se utiliza; también señala la importancia de conservar información del proveedor cuando el material es adquirido (Food and Agriculture Organization of the United Nations [FAO], s. f.). En este proyecto, la expresión </w:t>
-      </w:r>
+      <w:pPr>
+        <w:spacing w:after="20" w:line="240" w:lineRule="auto"/>
+        <w:ind w:firstLine="0" w:left="136"/>
+      </w:pPr>
+      <w:r>
+        <w:rPr>
+          <w:rFonts w:ascii="Times New Roman" w:hAnsi="Times New Roman"/>
+          <w:b w:val="0"/>
+          <w:sz w:val="20"/>
+        </w:rPr>
+        <w:t>1.6 Metodología de desarrollo</w:t>
+      </w:r>
+    </w:p>
+    <w:p>
+      <w:pPr>
+        <w:spacing w:after="20" w:line="240" w:lineRule="auto"/>
+        <w:ind w:firstLine="0" w:left="136"/>
+      </w:pPr>
+      <w:r>
+        <w:rPr>
+          <w:rFonts w:ascii="Times New Roman" w:hAnsi="Times New Roman"/>
+          <w:b w:val="0"/>
+          <w:sz w:val="20"/>
+        </w:rPr>
+        <w:t>1.7 Organización del documento</w:t>
+      </w:r>
+    </w:p>
+    <w:p>
+      <w:pPr>
+        <w:spacing w:after="40"/>
+      </w:pPr>
+    </w:p>
+    <w:p>
+      <w:pPr>
+        <w:spacing w:after="20" w:line="240" w:lineRule="auto"/>
+        <w:ind w:firstLine="0" w:left="0"/>
+      </w:pPr>
+      <w:r>
+        <w:rPr>
+          <w:rFonts w:ascii="Times New Roman" w:hAnsi="Times New Roman"/>
+          <w:b/>
+          <w:sz w:val="20"/>
+        </w:rPr>
+        <w:t>Capítulo II — Marco teórico y conceptual</w:t>
+      </w:r>
+    </w:p>
+    <w:p>
+      <w:pPr>
+        <w:spacing w:after="20" w:line="240" w:lineRule="auto"/>
+        <w:ind w:firstLine="0" w:left="136"/>
+      </w:pPr>
+      <w:r>
+        <w:rPr>
+          <w:rFonts w:ascii="Times New Roman" w:hAnsi="Times New Roman"/>
+          <w:b w:val="0"/>
+          <w:sz w:val="20"/>
+        </w:rPr>
+        <w:t>2.1 Material vegetal y procesos de reforestación</w:t>
+      </w:r>
+    </w:p>
+    <w:p>
+      <w:pPr>
+        <w:spacing w:after="20" w:line="240" w:lineRule="auto"/>
+        <w:ind w:firstLine="0" w:left="136"/>
+      </w:pPr>
+      <w:r>
+        <w:rPr>
+          <w:rFonts w:ascii="Times New Roman" w:hAnsi="Times New Roman"/>
+          <w:b w:val="0"/>
+          <w:sz w:val="20"/>
+        </w:rPr>
+        <w:t>2.2 Trazabilidad y cadena de custodia</w:t>
+      </w:r>
+    </w:p>
+    <w:p>
+      <w:pPr>
+        <w:spacing w:after="20" w:line="240" w:lineRule="auto"/>
+        <w:ind w:firstLine="0" w:left="136"/>
+      </w:pPr>
+      <w:r>
+        <w:rPr>
+          <w:rFonts w:ascii="Times New Roman" w:hAnsi="Times New Roman"/>
+          <w:b w:val="0"/>
+          <w:sz w:val="20"/>
+        </w:rPr>
+        <w:t>2.3 Eventos, transformaciones y procedencia</w:t>
+      </w:r>
+    </w:p>
+    <w:p>
+      <w:pPr>
+        <w:spacing w:after="20" w:line="240" w:lineRule="auto"/>
+        <w:ind w:firstLine="0" w:left="136"/>
+      </w:pPr>
+      <w:r>
+        <w:rPr>
+          <w:rFonts w:ascii="Times New Roman" w:hAnsi="Times New Roman"/>
+          <w:b w:val="0"/>
+          <w:sz w:val="20"/>
+        </w:rPr>
+        <w:t>2.4 Integridad de cantidades y saldos</w:t>
+      </w:r>
+    </w:p>
+    <w:p>
+      <w:pPr>
+        <w:spacing w:after="20" w:line="240" w:lineRule="auto"/>
+        <w:ind w:firstLine="0" w:left="136"/>
+      </w:pPr>
+      <w:r>
+        <w:rPr>
+          <w:rFonts w:ascii="Times New Roman" w:hAnsi="Times New Roman"/>
+          <w:b w:val="0"/>
+          <w:sz w:val="20"/>
+        </w:rPr>
+        <w:t>2.5 Evidencia e información geográfica</w:t>
+      </w:r>
+    </w:p>
+    <w:p>
+      <w:pPr>
+        <w:spacing w:after="20" w:line="240" w:lineRule="auto"/>
+        <w:ind w:firstLine="0" w:left="136"/>
+      </w:pPr>
+      <w:r>
+        <w:rPr>
+          <w:rFonts w:ascii="Times New Roman" w:hAnsi="Times New Roman"/>
+          <w:b w:val="0"/>
+          <w:sz w:val="20"/>
+        </w:rPr>
+        <w:t>2.6 Reconstrucción y comprobación de la trazabilidad</w:t>
+      </w:r>
+    </w:p>
+    <w:p>
+      <w:pPr>
+        <w:spacing w:after="20" w:line="240" w:lineRule="auto"/>
+        <w:ind w:firstLine="0" w:left="136"/>
+      </w:pPr>
+      <w:r>
+        <w:rPr>
+          <w:rFonts w:ascii="Times New Roman" w:hAnsi="Times New Roman"/>
+          <w:b w:val="0"/>
+          <w:sz w:val="20"/>
+        </w:rPr>
+        <w:t>2.7 Bonos de carbono y alcance de la proyección</w:t>
+      </w:r>
+    </w:p>
+    <w:p>
+      <w:pPr>
+        <w:spacing w:after="20" w:line="240" w:lineRule="auto"/>
+        <w:ind w:firstLine="0" w:left="136"/>
+      </w:pPr>
+      <w:r>
+        <w:rPr>
+          <w:rFonts w:ascii="Times New Roman" w:hAnsi="Times New Roman"/>
+          <w:b w:val="0"/>
+          <w:sz w:val="20"/>
+        </w:rPr>
+        <w:t>2.8 Rational Unified Process</w:t>
+      </w:r>
+    </w:p>
+    <w:p>
+      <w:pPr>
+        <w:spacing w:after="20" w:line="240" w:lineRule="auto"/>
+        <w:ind w:firstLine="0" w:left="136"/>
+      </w:pPr>
+      <w:r>
+        <w:rPr>
+          <w:rFonts w:ascii="Times New Roman" w:hAnsi="Times New Roman"/>
+          <w:b w:val="0"/>
+          <w:sz w:val="20"/>
+        </w:rPr>
+        <w:t>2.9 Spec-Driven Development y asistencia de inteligencia artificial</w:t>
+      </w:r>
+    </w:p>
+    <w:p>
+      <w:pPr>
+        <w:spacing w:after="20" w:line="240" w:lineRule="auto"/>
+        <w:ind w:firstLine="0" w:left="136"/>
+      </w:pPr>
+      <w:r>
+        <w:rPr>
+          <w:rFonts w:ascii="Times New Roman" w:hAnsi="Times New Roman"/>
+          <w:b w:val="0"/>
+          <w:sz w:val="20"/>
+        </w:rPr>
+        <w:t>2.10 Síntesis conceptual adoptada</w:t>
+      </w:r>
+    </w:p>
+    <w:p>
+      <w:pPr>
+        <w:spacing w:after="40"/>
+      </w:pPr>
+    </w:p>
+    <w:p>
+      <w:pPr>
+        <w:spacing w:after="20" w:line="240" w:lineRule="auto"/>
+        <w:ind w:firstLine="0" w:left="0"/>
+      </w:pPr>
+      <w:r>
+        <w:rPr>
+          <w:rFonts w:ascii="Times New Roman" w:hAnsi="Times New Roman"/>
+          <w:b/>
+          <w:sz w:val="20"/>
+        </w:rPr>
+        <w:t>Capítulo III — Marco aplicativo</w:t>
+      </w:r>
+    </w:p>
+    <w:p>
+      <w:pPr>
+        <w:spacing w:after="20" w:line="240" w:lineRule="auto"/>
+        <w:ind w:firstLine="0" w:left="136"/>
+      </w:pPr>
+      <w:r>
+        <w:rPr>
+          <w:rFonts w:ascii="Times New Roman" w:hAnsi="Times New Roman"/>
+          <w:b w:val="0"/>
+          <w:sz w:val="20"/>
+        </w:rPr>
+        <w:t>3.1 Análisis de procesos, actores y requisitos</w:t>
+      </w:r>
+    </w:p>
+    <w:p>
+      <w:pPr>
+        <w:spacing w:after="20" w:line="240" w:lineRule="auto"/>
+        <w:ind w:firstLine="0" w:left="136"/>
+      </w:pPr>
+      <w:r>
+        <w:rPr>
+          <w:rFonts w:ascii="Times New Roman" w:hAnsi="Times New Roman"/>
+          <w:b w:val="0"/>
+          <w:sz w:val="20"/>
+        </w:rPr>
+        <w:t>3.2 Diseño del modelo de trazabilidad e integridad</w:t>
+      </w:r>
+    </w:p>
+    <w:p>
+      <w:pPr>
+        <w:spacing w:after="20" w:line="240" w:lineRule="auto"/>
+        <w:ind w:firstLine="0" w:left="136"/>
+      </w:pPr>
+      <w:r>
+        <w:rPr>
+          <w:rFonts w:ascii="Times New Roman" w:hAnsi="Times New Roman"/>
+          <w:b w:val="0"/>
+          <w:sz w:val="20"/>
+        </w:rPr>
+        <w:t>3.3 Implementación e integración de los tres módulos</w:t>
+      </w:r>
+    </w:p>
+    <w:p>
+      <w:pPr>
+        <w:spacing w:after="20" w:line="240" w:lineRule="auto"/>
+        <w:ind w:firstLine="0" w:left="272"/>
+      </w:pPr>
+      <w:r>
+        <w:rPr>
+          <w:rFonts w:ascii="Times New Roman" w:hAnsi="Times New Roman"/>
+          <w:b w:val="0"/>
+          <w:sz w:val="20"/>
+        </w:rPr>
+        <w:t>3.3.1 Iteración CO-1: M1 Recolección</w:t>
+      </w:r>
+    </w:p>
+    <w:p>
+      <w:pPr>
+        <w:spacing w:after="20" w:line="240" w:lineRule="auto"/>
+        <w:ind w:firstLine="0" w:left="272"/>
+      </w:pPr>
+      <w:r>
+        <w:rPr>
+          <w:rFonts w:ascii="Times New Roman" w:hAnsi="Times New Roman"/>
+          <w:b w:val="0"/>
+          <w:sz w:val="20"/>
+        </w:rPr>
+        <w:t>3.3.2 Iteración CO-2: M2 Vivero e integración M1→M2</w:t>
+      </w:r>
+    </w:p>
+    <w:p>
+      <w:pPr>
+        <w:spacing w:after="20" w:line="240" w:lineRule="auto"/>
+        <w:ind w:firstLine="0" w:left="272"/>
+      </w:pPr>
+      <w:r>
+        <w:rPr>
+          <w:rFonts w:ascii="Times New Roman" w:hAnsi="Times New Roman"/>
+          <w:b w:val="0"/>
+          <w:sz w:val="20"/>
+        </w:rPr>
+        <w:t>3.3.3 Iteración CO-3: M3 Plantación e integración M2→M3</w:t>
+      </w:r>
+    </w:p>
+    <w:p>
+      <w:pPr>
+        <w:spacing w:after="20" w:line="240" w:lineRule="auto"/>
+        <w:ind w:firstLine="0" w:left="272"/>
+      </w:pPr>
+      <w:r>
+        <w:rPr>
+          <w:rFonts w:ascii="Times New Roman" w:hAnsi="Times New Roman"/>
+          <w:b w:val="0"/>
+          <w:sz w:val="20"/>
+        </w:rPr>
+        <w:t>3.3.4 Iteración CO-4: trazabilidad transversal e integración total</w:t>
+      </w:r>
+    </w:p>
+    <w:p>
+      <w:pPr>
+        <w:spacing w:after="20" w:line="240" w:lineRule="auto"/>
+        <w:ind w:firstLine="0" w:left="136"/>
+      </w:pPr>
+      <w:r>
+        <w:rPr>
+          <w:rFonts w:ascii="Times New Roman" w:hAnsi="Times New Roman"/>
+          <w:b w:val="0"/>
+          <w:sz w:val="20"/>
+        </w:rPr>
+        <w:t>3.4 Verificación funcional y técnica</w:t>
+      </w:r>
+    </w:p>
+    <w:p>
+      <w:pPr>
+        <w:spacing w:after="20" w:line="240" w:lineRule="auto"/>
+        <w:ind w:firstLine="0" w:left="136"/>
+      </w:pPr>
+      <w:r>
+        <w:rPr>
+          <w:rFonts w:ascii="Times New Roman" w:hAnsi="Times New Roman"/>
+          <w:b w:val="0"/>
+          <w:sz w:val="20"/>
+        </w:rPr>
+        <w:t>3.5 Validación operativa y aceptación</w:t>
+      </w:r>
+    </w:p>
+    <w:p>
+      <w:pPr>
+        <w:spacing w:after="20" w:line="240" w:lineRule="auto"/>
+        <w:ind w:firstLine="0" w:left="136"/>
+      </w:pPr>
+      <w:r>
+        <w:rPr>
+          <w:rFonts w:ascii="Times New Roman" w:hAnsi="Times New Roman"/>
+          <w:b w:val="0"/>
+          <w:sz w:val="20"/>
+        </w:rPr>
+        <w:t>3.6 Presentación y discusión de resultados</w:t>
+      </w:r>
+    </w:p>
+    <w:p>
+      <w:pPr>
+        <w:spacing w:after="40"/>
+      </w:pPr>
+    </w:p>
+    <w:p>
+      <w:pPr>
+        <w:spacing w:after="20" w:line="240" w:lineRule="auto"/>
+        <w:ind w:firstLine="0" w:left="0"/>
+      </w:pPr>
+      <w:r>
+        <w:rPr>
+          <w:rFonts w:ascii="Times New Roman" w:hAnsi="Times New Roman"/>
+          <w:b/>
+          <w:sz w:val="20"/>
+        </w:rPr>
+        <w:t>Conclusiones</w:t>
+      </w:r>
+    </w:p>
+    <w:p>
+      <w:pPr>
+        <w:spacing w:after="20" w:line="240" w:lineRule="auto"/>
+        <w:ind w:firstLine="0" w:left="0"/>
+      </w:pPr>
+      <w:r>
+        <w:rPr>
+          <w:rFonts w:ascii="Times New Roman" w:hAnsi="Times New Roman"/>
+          <w:b/>
+          <w:sz w:val="20"/>
+        </w:rPr>
+        <w:t>Recomendaciones</w:t>
+      </w:r>
+    </w:p>
+    <w:p>
+      <w:pPr>
+        <w:spacing w:after="20" w:line="240" w:lineRule="auto"/>
+        <w:ind w:firstLine="0" w:left="0"/>
+      </w:pPr>
+      <w:r>
+        <w:rPr>
+          <w:rFonts w:ascii="Times New Roman" w:hAnsi="Times New Roman"/>
+          <w:b/>
+          <w:sz w:val="20"/>
+        </w:rPr>
+        <w:t>Referencias bibliográficas</w:t>
+      </w:r>
+    </w:p>
+    <w:p>
+      <w:pPr>
+        <w:spacing w:after="20" w:line="240" w:lineRule="auto"/>
+        <w:ind w:firstLine="0" w:left="0"/>
+      </w:pPr>
+      <w:r>
+        <w:rPr>
+          <w:rFonts w:ascii="Times New Roman" w:hAnsi="Times New Roman"/>
+          <w:b/>
+          <w:sz w:val="20"/>
+        </w:rPr>
+        <w:t>Anexos</w:t>
+      </w:r>
+    </w:p>
+    <w:p>
+      <w:pPr>
+        <w:pStyle w:val="Caption"/>
+      </w:pPr>
+      <w:r>
+        <w:rPr>
+          <w:rFonts w:ascii="Times New Roman" w:hAnsi="Times New Roman"/>
+          <w:sz w:val="22"/>
+        </w:rPr>
+        <w:t>Tabla 2</w:t>
+      </w:r>
+    </w:p>
+    <w:p>
+      <w:pPr>
+        <w:keepNext/>
+        <w:spacing w:after="80"/>
+        <w:ind w:firstLine="0"/>
+        <w:jc w:val="left"/>
+      </w:pPr>
       <w:r>
         <w:rPr>
           <w:rFonts w:ascii="Times New Roman" w:hAnsi="Times New Roman"/>
           <w:i/>
           <w:sz w:val="24"/>
         </w:rPr>
-        <w:t>material vegetal</w:t>
-      </w:r>
-      <w:r>
-        <w:rPr>
-          <w:rFonts w:ascii="Times New Roman" w:hAnsi="Times New Roman"/>
-          <w:sz w:val="24"/>
-        </w:rPr>
-        <w:t xml:space="preserve"> abarca esas unidades durante el periodo comprendido entre su recolección o ingreso externo y el registro de su plantación.</w:t>
-      </w:r>
-    </w:p>
-    <w:p>
-      <w:r>
-        <w:rPr>
-          <w:rFonts w:ascii="Times New Roman" w:hAnsi="Times New Roman"/>
-          <w:sz w:val="24"/>
-        </w:rPr>
-        <w:t>La trazabilidad permite recuperar información sobre un objeto y seguir sus relaciones a lo largo de una cadena. Moe (1998) diferencia la trazabilidad interna de aquella que enlaza distintas etapas y actores, mientras que Olsen y Borit (2013) la definen a partir de la posibilidad de acceder a información sobre los objetos considerados durante su ciclo de vida. La cadena de custodia complementa este concepto al conservar relaciones de procedencia, transferencia y responsabilidad. ISO 22095:2020 establece, sin embargo, que la existencia de una cadena de custodia no demuestra por sí sola la veracidad de las declaraciones registradas (ISO, 2020). Por ello, R3Foresta buscará reconstruir registros respaldados por evidencia, no certificar de manera independiente los hechos físicos.</w:t>
-      </w:r>
-    </w:p>
-    <w:p>
-      <w:pPr>
-        <w:pStyle w:val="Heading2"/>
-      </w:pPr>
-      <w:r>
-        <w:rPr>
-          <w:rFonts w:ascii="Times New Roman" w:hAnsi="Times New Roman"/>
-          <w:sz w:val="24"/>
-        </w:rPr>
-        <w:t>7.2. Unidades trazables, eventos y procedencia</w:t>
-      </w:r>
-    </w:p>
-    <w:p>
-      <w:r>
-        <w:rPr>
-          <w:rFonts w:ascii="Times New Roman" w:hAnsi="Times New Roman"/>
-          <w:sz w:val="24"/>
-        </w:rPr>
-        <w:t>Un sistema de trazabilidad necesita identificar las unidades consideradas, conservar sus atributos y registrar las relaciones que se producen cuando se agrupan, dividen o transforman (Olsen &amp; Borit, 2018). En R3Foresta estas unidades pueden representarse mediante un registro de origen, un lote de vivero, una asignación o una plantación. Su identidad informática no implica que permanezcan físicamente inalteradas: el modelo debe conservar las relaciones suficientes para explicar de dónde provienen y qué ocurrió con ellas.</w:t>
-      </w:r>
-    </w:p>
-    <w:p>
-      <w:r>
-        <w:rPr>
-          <w:rFonts w:ascii="Times New Roman" w:hAnsi="Times New Roman"/>
-          <w:sz w:val="24"/>
-        </w:rPr>
-        <w:t xml:space="preserve">Un evento representa un hecho ocurrido sobre esas unidades, por ejemplo una recepción, un embolsado, una merma, una asignación, una devolución o una plantación. Thakur et al. (2011) muestran que los eventos pueden relacionar objetos, tiempo, lugar y motivo, y Solanki y Brewster (2014) explican cómo una transformación vincula entradas con salidas para recuperar su procedencia. El modelo PROV distingue entidades, actividades y agentes, y permite expresar uso, generación, derivación y responsabilidad dentro de una cadena de procedencia (World Wide Web Consortium [W3C], 2013). Estos referentes se utilizarán como base conceptual; el proyecto no queda obligado a implementar EPCIS, PROV-O ni una arquitectura de </w:t>
-      </w:r>
-      <w:r>
-        <w:rPr>
-          <w:rFonts w:ascii="Times New Roman" w:hAnsi="Times New Roman"/>
-          <w:i/>
-          <w:sz w:val="24"/>
-        </w:rPr>
-        <w:t>event sourcing</w:t>
-      </w:r>
-      <w:r>
-        <w:rPr>
-          <w:rFonts w:ascii="Times New Roman" w:hAnsi="Times New Roman"/>
-          <w:sz w:val="24"/>
-        </w:rPr>
-        <w:t>.</w:t>
-      </w:r>
-    </w:p>
-    <w:p>
-      <w:r>
-        <w:rPr>
-          <w:rFonts w:ascii="Times New Roman" w:hAnsi="Times New Roman"/>
-          <w:sz w:val="24"/>
-        </w:rPr>
-        <w:t>El diseño distinguirá una transferencia, que mueve material entre responsables, lugares o etapas, de una transformación, que puede cambiar su estado, cantidad o unidad de medida. Tampoco atribuirá a una compra o recepción externa una recolección que no ocurrió: ese material iniciará su historial con los datos de procedencia disponibles y con el hecho de ingreso correspondiente.</w:t>
-      </w:r>
-    </w:p>
-    <w:p>
-      <w:pPr>
-        <w:pStyle w:val="Heading2"/>
-      </w:pPr>
-      <w:r>
-        <w:rPr>
-          <w:rFonts w:ascii="Times New Roman" w:hAnsi="Times New Roman"/>
-          <w:sz w:val="24"/>
-        </w:rPr>
-        <w:t>7.3. Integridad de cantidades y operaciones</w:t>
-      </w:r>
-    </w:p>
-    <w:p>
-      <w:r>
-        <w:rPr>
-          <w:rFonts w:ascii="Times New Roman" w:hAnsi="Times New Roman"/>
-          <w:sz w:val="24"/>
-        </w:rPr>
-        <w:t>La reconstrucción del historial pierde utilidad si las cantidades, saldos y relaciones pueden quedar en estados incoherentes. Una invariante es una condición que debe preservarse antes y después de una operación, como mantener un saldo no negativo, impedir una asignación superior al disponible, evitar el doble consumo y conservar la correspondencia entre el material de origen y el resultante. El diseño por contrato permite expresar precondiciones, poscondiciones e invariantes (Meyer, 1992), y la trazabilidad de requerimientos permite relacionar estas condiciones con reglas, decisiones y pruebas durante la evolución del sistema (Gotel &amp; Finkelstein, 1994).</w:t>
-      </w:r>
-    </w:p>
-    <w:p>
-      <w:r>
-        <w:rPr>
-          <w:rFonts w:ascii="Times New Roman" w:hAnsi="Times New Roman"/>
-          <w:sz w:val="24"/>
-        </w:rPr>
-        <w:t>Una operación entre etapas puede modificar simultáneamente el historial, la disponibilidad y las relaciones de procedencia. La teoría de transacciones identifica propiedades de atomicidad, consistencia, aislamiento y durabilidad para evitar resultados parciales y controlar interacciones simultáneas (Härder &amp; Reuter, 1983). El Perfil compromete las propiedades observables —coherencia, ausencia de estados parciales y prevención de consumos duplicados—, pero deja para el diseño la elección y justificación de transacciones, restricciones, bloqueos u otros mecanismos concretos.</w:t>
-      </w:r>
-    </w:p>
-    <w:p>
-      <w:pPr>
-        <w:pStyle w:val="Heading2"/>
-      </w:pPr>
-      <w:r>
-        <w:rPr>
-          <w:rFonts w:ascii="Times New Roman" w:hAnsi="Times New Roman"/>
-          <w:sz w:val="24"/>
-        </w:rPr>
-        <w:t>7.4. Evidencia, información geográfica y reconstrucción</w:t>
-      </w:r>
-    </w:p>
-    <w:p>
-      <w:r>
-        <w:rPr>
-          <w:rFonts w:ascii="Times New Roman" w:hAnsi="Times New Roman"/>
-          <w:sz w:val="24"/>
-        </w:rPr>
-        <w:t>La evidencia adquiere valor de trazabilidad cuando se relaciona con el evento que pretende respaldar. Fotografías, fechas, ubicaciones y documentos de procedencia pueden ayudar a contrastar quién registró un hecho, cuándo y dónde ocurrió y qué material estuvo involucrado. La información geográfica permite asociar puntos de recolección o plantación con lugares o áreas definidas, pero una coordenada o una fotografía no certifica por sí sola la autenticidad del hecho ni la cantidad declarada.</w:t>
-      </w:r>
-    </w:p>
-    <w:p>
-      <w:r>
-        <w:rPr>
-          <w:rFonts w:ascii="Times New Roman" w:hAnsi="Times New Roman"/>
-          <w:sz w:val="24"/>
-        </w:rPr>
-        <w:t>La capacidad de reconstrucción debe comprobarse intentando recuperar el recorrido, no suponerse por la sola existencia del sistema. Donnelly et al. (2012) evaluaron sistemas de trazabilidad mediante un retiro simulado que exigía recuperar el origen y la información vinculada con los lotes. R3Foresta adapta ese principio mediante preguntas de procedencia, eventos, cantidades, responsables, destino, ubicación y evidencia. La evaluación específica de estas propiedades se complementará con criterios de adecuación funcional, fiabilidad, capacidad de interacción, seguridad y mantenibilidad tomados como referencia del modelo ISO/IEC 25010:2023 (ISO, 2023).</w:t>
-      </w:r>
-    </w:p>
-    <w:p>
-      <w:pPr>
-        <w:pStyle w:val="Heading1"/>
-      </w:pPr>
-      <w:r>
-        <w:rPr>
-          <w:rFonts w:ascii="Times New Roman" w:hAnsi="Times New Roman"/>
-          <w:sz w:val="28"/>
-        </w:rPr>
-        <w:t>8. Marco metodológico</w:t>
-      </w:r>
-    </w:p>
-    <w:p>
-      <w:pPr>
-        <w:pStyle w:val="Heading2"/>
-      </w:pPr>
-      <w:r>
-        <w:rPr>
-          <w:rFonts w:ascii="Times New Roman" w:hAnsi="Times New Roman"/>
-          <w:sz w:val="24"/>
-        </w:rPr>
-        <w:t>8.1. Diseño de la investigación</w:t>
-      </w:r>
-    </w:p>
-    <w:p>
-      <w:r>
-        <w:rPr>
-          <w:rFonts w:ascii="Times New Roman" w:hAnsi="Times New Roman"/>
-          <w:sz w:val="24"/>
-        </w:rPr>
-        <w:t xml:space="preserve">La investigación será </w:t>
-      </w:r>
-      <w:r>
-        <w:rPr>
-          <w:rFonts w:ascii="Times New Roman" w:hAnsi="Times New Roman"/>
-          <w:b/>
-          <w:sz w:val="24"/>
-        </w:rPr>
-        <w:t>aplicada y tecnológica</w:t>
-      </w:r>
-      <w:r>
-        <w:rPr>
-          <w:rFonts w:ascii="Times New Roman" w:hAnsi="Times New Roman"/>
-          <w:sz w:val="24"/>
-        </w:rPr>
-        <w:t xml:space="preserve"> porque construirá un artefacto de software para atender un problema operativo. Se adoptará la </w:t>
-      </w:r>
-      <w:r>
-        <w:rPr>
-          <w:rFonts w:ascii="Times New Roman" w:hAnsi="Times New Roman"/>
-          <w:b/>
-          <w:sz w:val="24"/>
-        </w:rPr>
-        <w:t>ciencia del diseño</w:t>
-      </w:r>
-      <w:r>
-        <w:rPr>
-          <w:rFonts w:ascii="Times New Roman" w:hAnsi="Times New Roman"/>
-          <w:sz w:val="24"/>
-        </w:rPr>
-        <w:t>, que vincula la construcción y evaluación de un artefacto con un problema organizacional (Hevner et al., 2004). El proceso seguirá las actividades de DSRM: identificación del problema, definición de objetivos, diseño y desarrollo, demostración, evaluación y comunicación (Peffers et al., 2007). El artefacto académico comprenderá el modelo de trazabilidad e integridad, sus reglas e invariantes, los tres módulos integrados, el mecanismo de reconstrucción y la evidencia obtenida al verificar y evaluar la solución; no se reducirá a las pantallas de la aplicación.</w:t>
-      </w:r>
-    </w:p>
-    <w:p>
-      <w:r>
-        <w:rPr>
-          <w:rFonts w:ascii="Times New Roman" w:hAnsi="Times New Roman"/>
-          <w:sz w:val="24"/>
-        </w:rPr>
-        <w:t xml:space="preserve">R3Foresta se estudiará como un </w:t>
-      </w:r>
-      <w:r>
-        <w:rPr>
-          <w:rFonts w:ascii="Times New Roman" w:hAnsi="Times New Roman"/>
-          <w:b/>
-          <w:sz w:val="24"/>
-        </w:rPr>
-        <w:t>caso único embebido</w:t>
-      </w:r>
-      <w:r>
-        <w:rPr>
-          <w:rFonts w:ascii="Times New Roman" w:hAnsi="Times New Roman"/>
-          <w:sz w:val="24"/>
-        </w:rPr>
-        <w:t>. El caso será el diseño, construcción y evaluación del proceso digital de trazabilidad del material vegetal en R3Foresta durante la ventana académica formal; la Fundación constituirá el contexto organizacional y las trazas de cadena de custodia serán las unidades embebidas. La elección de un solo caso se justifica por su relación directa con el problema, el acceso autorizado a sus procesos y registros y la profundidad requerida para estudiar la interacción entre organización, operación y artefacto. Este diseño permite combinar documentos, registros, observación, entrevistas y resultados técnicos (Runeson &amp; Höst, 2009). El enfoque será mixto y descriptivo: utilizará conteos, porcentajes, tiempos y resultados de pruebas junto con observaciones y dificultades reportadas. Los resultados describirán el caso y no se generalizarán estadísticamente. Este planteamiento mantiene el carácter de investigación, programación y diseño exigido para un Proyecto de Grado de licenciatura (Comité Ejecutivo de la Universidad Boliviana, s. f.).</w:t>
-      </w:r>
-    </w:p>
-    <w:p>
-      <w:pPr>
-        <w:pStyle w:val="Heading2"/>
-      </w:pPr>
-      <w:r>
-        <w:rPr>
-          <w:rFonts w:ascii="Times New Roman" w:hAnsi="Times New Roman"/>
-          <w:sz w:val="24"/>
-        </w:rPr>
-        <w:t>8.2. Unidades de análisis y participantes</w:t>
-      </w:r>
-    </w:p>
-    <w:p>
-      <w:r>
-        <w:rPr>
-          <w:rFonts w:ascii="Times New Roman" w:hAnsi="Times New Roman"/>
-          <w:sz w:val="24"/>
-        </w:rPr>
-        <w:t xml:space="preserve">Una </w:t>
-      </w:r>
-      <w:r>
-        <w:rPr>
-          <w:rFonts w:ascii="Times New Roman" w:hAnsi="Times New Roman"/>
-          <w:b/>
-          <w:sz w:val="24"/>
-        </w:rPr>
-        <w:t>traza de cadena de custodia</w:t>
-      </w:r>
-      <w:r>
-        <w:rPr>
-          <w:rFonts w:ascii="Times New Roman" w:hAnsi="Times New Roman"/>
-          <w:sz w:val="24"/>
-        </w:rPr>
-        <w:t xml:space="preserve"> es el conjunto de registros relacionados que permite reconstruir el recorrido del material vegetal desde su origen o ingreso hasta el registro de la plantación. Para caracterizar la práctica actual se acordará con R3Foresta un periodo documental acotado según el tiempo y las fuentes accesibles. Dentro de ese periodo se inventariarán las actividades identificables y se incluirán todas las trazas que cumplan criterios previamente definidos. Por tanto, no se promete una cantidad fija ni se pretende revisar todo el historial de la organización: se realizará un censo del corpus documental delimitado y accesible.</w:t>
-      </w:r>
-    </w:p>
-    <w:p>
-      <w:r>
-        <w:rPr>
-          <w:rFonts w:ascii="Times New Roman" w:hAnsi="Times New Roman"/>
-          <w:sz w:val="24"/>
-        </w:rPr>
-        <w:t>Si una traza está incompleta, la reconstrucción llegará hasta el último punto respaldado y registrará los vacíos; las exclusiones y sus motivos también quedarán documentados. Los participantes sí se seleccionarán de manera intencional según su relación con el proceso, disponibilidad y autorización. Cuando sea viable, una persona distinta de quien registró los datos realizará la reconstrucción para reducir la influencia de la memoria del registrador.</w:t>
-      </w:r>
-    </w:p>
-    <w:p>
-      <w:r>
-        <w:rPr>
-          <w:rFonts w:ascii="Times New Roman" w:hAnsi="Times New Roman"/>
-          <w:sz w:val="24"/>
-        </w:rPr>
-        <w:t>Antes de la recolección se delimitarán además los procesos, sitios, actores y fuentes incluidos. El diseño embebido requerirá varias trazas y concluirá con una síntesis del caso completo. Si solo resultara disponible una unidad de análisis, se revisará la denominación metodológica en lugar de conservar una clasificación que la evidencia no sostenga.</w:t>
-      </w:r>
-    </w:p>
-    <w:p>
-      <w:pPr>
-        <w:pStyle w:val="Heading2"/>
-      </w:pPr>
-      <w:r>
-        <w:rPr>
-          <w:rFonts w:ascii="Times New Roman" w:hAnsi="Times New Roman"/>
-          <w:sz w:val="24"/>
-        </w:rPr>
-        <w:t>8.3. Metodología de desarrollo</w:t>
-      </w:r>
-    </w:p>
-    <w:p>
-      <w:r>
-        <w:rPr>
-          <w:rFonts w:ascii="Times New Roman" w:hAnsi="Times New Roman"/>
-          <w:sz w:val="24"/>
-        </w:rPr>
-        <w:t xml:space="preserve">El software se desarrollará de manera </w:t>
-      </w:r>
-      <w:r>
-        <w:rPr>
-          <w:rFonts w:ascii="Times New Roman" w:hAnsi="Times New Roman"/>
-          <w:b/>
-          <w:sz w:val="24"/>
-        </w:rPr>
-        <w:t>iterativa e incremental mediante ocho sprints</w:t>
-      </w:r>
-      <w:r>
-        <w:rPr>
-          <w:rFonts w:ascii="Times New Roman" w:hAnsi="Times New Roman"/>
-          <w:sz w:val="24"/>
-        </w:rPr>
-        <w:t>. Este enfoque amplía una base funcional mediante incrementos sucesivos (Basili &amp; Turner, 1975; Larman &amp; Basili, 2003) y es compatible con la aplicación iterativa e incremental de los procesos de ciclo de vida sin imponer una metodología específica (International Organization for Standardization et al., 2026). SWEBOK v4.0a se utilizará como referencia general de prácticas de Ingeniería de Software (IEEE Computer Society, 2025).</w:t>
-      </w:r>
-    </w:p>
-    <w:p>
-      <w:r>
-        <w:rPr>
-          <w:rFonts w:ascii="Times New Roman" w:hAnsi="Times New Roman"/>
-          <w:sz w:val="24"/>
-        </w:rPr>
-        <w:t xml:space="preserve">La ejecución formal abarcará del </w:t>
-      </w:r>
-      <w:r>
-        <w:rPr>
-          <w:rFonts w:ascii="Times New Roman" w:hAnsi="Times New Roman"/>
-          <w:b/>
-          <w:sz w:val="24"/>
-        </w:rPr>
-        <w:t>17 de agosto al 15 de noviembre de 2026</w:t>
-      </w:r>
-      <w:r>
-        <w:rPr>
-          <w:rFonts w:ascii="Times New Roman" w:hAnsi="Times New Roman"/>
-          <w:sz w:val="24"/>
-        </w:rPr>
-        <w:t>. Comprenderá planificación; construcción de Recolección, Vivero y Plantación; ambas integraciones; reconstrucción transversal; calidad; piloto; evaluación y cierre documental. El detalle se presenta en el cronograma de la sección 11 para evitar repetir aquí cada sprint.</w:t>
-      </w:r>
-    </w:p>
-    <w:p>
-      <w:r>
-        <w:rPr>
-          <w:rFonts w:ascii="Times New Roman" w:hAnsi="Times New Roman"/>
-          <w:sz w:val="24"/>
-        </w:rPr>
-        <w:t xml:space="preserve">La construcción partirá de una </w:t>
-      </w:r>
-      <w:r>
-        <w:rPr>
-          <w:rFonts w:ascii="Times New Roman" w:hAnsi="Times New Roman"/>
-          <w:b/>
-          <w:sz w:val="24"/>
-        </w:rPr>
-        <w:t>referencia inicial académica del repositorio</w:t>
-      </w:r>
-      <w:r>
-        <w:rPr>
-          <w:rFonts w:ascii="Times New Roman" w:hAnsi="Times New Roman"/>
-          <w:sz w:val="24"/>
-        </w:rPr>
-        <w:t xml:space="preserve"> y deberá quedar demostrada dentro del semestre. Los prototipos anteriores podrán utilizarse como referencia técnica y evidencia de factibilidad, pero no como la construcción formal presentada. Cada sprint conservará evidencia proporcionada a su alcance: versión inicial y final, requerimientos abordados, cambios principales, migraciones, pruebas críticas, demostración y decisiones relevantes.</w:t>
-      </w:r>
-    </w:p>
-    <w:p>
-      <w:r>
-        <w:rPr>
-          <w:rFonts w:ascii="Times New Roman" w:hAnsi="Times New Roman"/>
-          <w:sz w:val="24"/>
-        </w:rPr>
-        <w:t>Cada incremento incluirá, según su alcance, selección de requisitos y riesgos, análisis, diseño, construcción, integración, pruebas, demostración, actualización documental y retrospectiva. El seguimiento registrará lo planificado y lo realizado, la evidencia disponible, las desviaciones, las decisiones adoptadas, las incidencias críticas y las horas académicas. Estos controles respaldarán la ejecución, pero no constituirán una metodología de investigación adicional.</w:t>
-      </w:r>
-    </w:p>
-    <w:p>
-      <w:r>
-        <w:rPr>
-          <w:rFonts w:ascii="Times New Roman" w:hAnsi="Times New Roman"/>
-          <w:sz w:val="24"/>
-        </w:rPr>
-        <w:t>El postulante será responsable del análisis, diseño, implementación, evaluación y documentación. Los colaboradores y agentes de inteligencia artificial brindarán apoyo delimitado; sus aportes serán revisados por el postulante y no sustituirán las decisiones del dominio ni la responsabilidad autoral humana.</w:t>
-      </w:r>
-    </w:p>
-    <w:p>
-      <w:pPr>
-        <w:pStyle w:val="Heading2"/>
-      </w:pPr>
-      <w:r>
-        <w:rPr>
-          <w:rFonts w:ascii="Times New Roman" w:hAnsi="Times New Roman"/>
-          <w:sz w:val="24"/>
-        </w:rPr>
-        <w:t>8.4. Evaluación, instrumentos y análisis</w:t>
-      </w:r>
-    </w:p>
-    <w:p>
-      <w:pPr>
-        <w:pStyle w:val="Caption"/>
-      </w:pPr>
-      <w:r>
-        <w:rPr>
-          <w:rFonts w:ascii="Times New Roman" w:hAnsi="Times New Roman"/>
-          <w:sz w:val="22"/>
-        </w:rPr>
-        <w:t>Tabla 2. Métricas e instrumentos de evaluación.</w:t>
+        <w:t>Correspondencia entre objetivos y secciones del documento final</w:t>
       </w:r>
     </w:p>
     <w:tbl>
@@ -3426,7 +3779,7 @@
                 <w:b/>
                 <w:sz w:val="18"/>
               </w:rPr>
-              <w:t>Dimensión</w:t>
+              <w:t>Objetivo específico</w:t>
             </w:r>
           </w:p>
         </w:tc>
@@ -3454,7 +3807,7 @@
                 <w:b/>
                 <w:sz w:val="18"/>
               </w:rPr>
-              <w:t>Métrica o criterio</w:t>
+              <w:t>Resultado principal</w:t>
             </w:r>
           </w:p>
         </w:tc>
@@ -3482,1538 +3835,7 @@
                 <w:b/>
                 <w:sz w:val="18"/>
               </w:rPr>
-              <w:t>Instrumento</w:t>
-            </w:r>
-          </w:p>
-        </w:tc>
-      </w:tr>
-      <w:tr>
-        <w:tc>
-          <w:tcPr>
-            <w:tcW w:type="dxa" w:w="1800"/>
-            <w:vAlign w:val="center"/>
-            <w:tcMar>
-              <w:top w:w="100" w:type="dxa"/>
-              <w:start w:w="110" w:type="dxa"/>
-              <w:bottom w:w="100" w:type="dxa"/>
-              <w:end w:w="110" w:type="dxa"/>
-            </w:tcMar>
-          </w:tcPr>
-          <w:p>
-            <w:pPr>
-              <w:spacing w:after="0" w:line="240" w:lineRule="auto"/>
-              <w:ind w:firstLine="0" w:left="0" w:right="0"/>
-              <w:jc w:val="left"/>
-            </w:pPr>
-            <w:r>
-              <w:rPr>
-                <w:rFonts w:ascii="Times New Roman" w:hAnsi="Times New Roman"/>
-                <w:sz w:val="18"/>
-              </w:rPr>
-              <w:t>Cumplimiento funcional</w:t>
-            </w:r>
-          </w:p>
-        </w:tc>
-        <w:tc>
-          <w:tcPr>
-            <w:tcW w:type="dxa" w:w="3000"/>
-            <w:vAlign w:val="center"/>
-            <w:tcMar>
-              <w:top w:w="100" w:type="dxa"/>
-              <w:start w:w="110" w:type="dxa"/>
-              <w:bottom w:w="100" w:type="dxa"/>
-              <w:end w:w="110" w:type="dxa"/>
-            </w:tcMar>
-          </w:tcPr>
-          <w:p>
-            <w:pPr>
-              <w:spacing w:after="0" w:line="240" w:lineRule="auto"/>
-              <w:ind w:firstLine="0" w:left="0" w:right="0"/>
-              <w:jc w:val="left"/>
-            </w:pPr>
-            <w:r>
-              <w:rPr>
-                <w:rFonts w:ascii="Times New Roman" w:hAnsi="Times New Roman"/>
-                <w:sz w:val="18"/>
-              </w:rPr>
-              <w:t>Requerimientos satisfechos</w:t>
-            </w:r>
-          </w:p>
-        </w:tc>
-        <w:tc>
-          <w:tcPr>
-            <w:tcW w:type="dxa" w:w="3470"/>
-            <w:vAlign w:val="center"/>
-            <w:tcMar>
-              <w:top w:w="100" w:type="dxa"/>
-              <w:start w:w="110" w:type="dxa"/>
-              <w:bottom w:w="100" w:type="dxa"/>
-              <w:end w:w="110" w:type="dxa"/>
-            </w:tcMar>
-          </w:tcPr>
-          <w:p>
-            <w:pPr>
-              <w:spacing w:after="0" w:line="240" w:lineRule="auto"/>
-              <w:ind w:firstLine="0" w:left="0" w:right="0"/>
-              <w:jc w:val="left"/>
-            </w:pPr>
-            <w:r>
-              <w:rPr>
-                <w:rFonts w:ascii="Times New Roman" w:hAnsi="Times New Roman"/>
-                <w:sz w:val="18"/>
-              </w:rPr>
-              <w:t>Matriz requerimiento–prueba</w:t>
-            </w:r>
-          </w:p>
-        </w:tc>
-      </w:tr>
-      <w:tr>
-        <w:tc>
-          <w:tcPr>
-            <w:tcW w:type="dxa" w:w="1800"/>
-            <w:vAlign w:val="center"/>
-            <w:tcMar>
-              <w:top w:w="100" w:type="dxa"/>
-              <w:start w:w="110" w:type="dxa"/>
-              <w:bottom w:w="100" w:type="dxa"/>
-              <w:end w:w="110" w:type="dxa"/>
-            </w:tcMar>
-            <w:shd w:fill="F8FAFC"/>
-          </w:tcPr>
-          <w:p>
-            <w:pPr>
-              <w:spacing w:after="0" w:line="240" w:lineRule="auto"/>
-              <w:ind w:firstLine="0" w:left="0" w:right="0"/>
-              <w:jc w:val="left"/>
-            </w:pPr>
-            <w:r>
-              <w:rPr>
-                <w:rFonts w:ascii="Times New Roman" w:hAnsi="Times New Roman"/>
-                <w:sz w:val="18"/>
-              </w:rPr>
-              <w:t>Integridad</w:t>
-            </w:r>
-          </w:p>
-        </w:tc>
-        <w:tc>
-          <w:tcPr>
-            <w:tcW w:type="dxa" w:w="3000"/>
-            <w:vAlign w:val="center"/>
-            <w:tcMar>
-              <w:top w:w="100" w:type="dxa"/>
-              <w:start w:w="110" w:type="dxa"/>
-              <w:bottom w:w="100" w:type="dxa"/>
-              <w:end w:w="110" w:type="dxa"/>
-            </w:tcMar>
-            <w:shd w:fill="F8FAFC"/>
-          </w:tcPr>
-          <w:p>
-            <w:pPr>
-              <w:spacing w:after="0" w:line="240" w:lineRule="auto"/>
-              <w:ind w:firstLine="0" w:left="0" w:right="0"/>
-              <w:jc w:val="left"/>
-            </w:pPr>
-            <w:r>
-              <w:rPr>
-                <w:rFonts w:ascii="Times New Roman" w:hAnsi="Times New Roman"/>
-                <w:sz w:val="18"/>
-              </w:rPr>
-              <w:t>Resultado de las pruebas sobre saldos, doble consumo y estados parciales</w:t>
-            </w:r>
-          </w:p>
-        </w:tc>
-        <w:tc>
-          <w:tcPr>
-            <w:tcW w:type="dxa" w:w="3470"/>
-            <w:vAlign w:val="center"/>
-            <w:tcMar>
-              <w:top w:w="100" w:type="dxa"/>
-              <w:start w:w="110" w:type="dxa"/>
-              <w:bottom w:w="100" w:type="dxa"/>
-              <w:end w:w="110" w:type="dxa"/>
-            </w:tcMar>
-            <w:shd w:fill="F8FAFC"/>
-          </w:tcPr>
-          <w:p>
-            <w:pPr>
-              <w:spacing w:after="0" w:line="240" w:lineRule="auto"/>
-              <w:ind w:firstLine="0" w:left="0" w:right="0"/>
-              <w:jc w:val="left"/>
-            </w:pPr>
-            <w:r>
-              <w:rPr>
-                <w:rFonts w:ascii="Times New Roman" w:hAnsi="Times New Roman"/>
-                <w:sz w:val="18"/>
-              </w:rPr>
-              <w:t>Pruebas unitarias, de integración, concurrencia y fallo inducido</w:t>
-            </w:r>
-          </w:p>
-        </w:tc>
-      </w:tr>
-      <w:tr>
-        <w:tc>
-          <w:tcPr>
-            <w:tcW w:type="dxa" w:w="1800"/>
-            <w:vAlign w:val="center"/>
-            <w:tcMar>
-              <w:top w:w="100" w:type="dxa"/>
-              <w:start w:w="110" w:type="dxa"/>
-              <w:bottom w:w="100" w:type="dxa"/>
-              <w:end w:w="110" w:type="dxa"/>
-            </w:tcMar>
-          </w:tcPr>
-          <w:p>
-            <w:pPr>
-              <w:spacing w:after="0" w:line="240" w:lineRule="auto"/>
-              <w:ind w:firstLine="0" w:left="0" w:right="0"/>
-              <w:jc w:val="left"/>
-            </w:pPr>
-            <w:r>
-              <w:rPr>
-                <w:rFonts w:ascii="Times New Roman" w:hAnsi="Times New Roman"/>
-                <w:sz w:val="18"/>
-              </w:rPr>
-              <w:t>Reconstrucción de la trazabilidad</w:t>
-            </w:r>
-          </w:p>
-        </w:tc>
-        <w:tc>
-          <w:tcPr>
-            <w:tcW w:type="dxa" w:w="3000"/>
-            <w:vAlign w:val="center"/>
-            <w:tcMar>
-              <w:top w:w="100" w:type="dxa"/>
-              <w:start w:w="110" w:type="dxa"/>
-              <w:bottom w:w="100" w:type="dxa"/>
-              <w:end w:w="110" w:type="dxa"/>
-            </w:tcMar>
-          </w:tcPr>
-          <w:p>
-            <w:pPr>
-              <w:spacing w:after="0" w:line="240" w:lineRule="auto"/>
-              <w:ind w:firstLine="0" w:left="0" w:right="0"/>
-              <w:jc w:val="left"/>
-            </w:pPr>
-            <w:r>
-              <w:rPr>
-                <w:rFonts w:ascii="Times New Roman" w:hAnsi="Times New Roman"/>
-                <w:sz w:val="18"/>
-              </w:rPr>
-              <w:t>Trazas con origen, eventos, transformaciones, cantidades, relaciones y destino recuperables</w:t>
-            </w:r>
-          </w:p>
-        </w:tc>
-        <w:tc>
-          <w:tcPr>
-            <w:tcW w:type="dxa" w:w="3470"/>
-            <w:vAlign w:val="center"/>
-            <w:tcMar>
-              <w:top w:w="100" w:type="dxa"/>
-              <w:start w:w="110" w:type="dxa"/>
-              <w:bottom w:w="100" w:type="dxa"/>
-              <w:end w:w="110" w:type="dxa"/>
-            </w:tcMar>
-          </w:tcPr>
-          <w:p>
-            <w:pPr>
-              <w:spacing w:after="0" w:line="240" w:lineRule="auto"/>
-              <w:ind w:firstLine="0" w:left="0" w:right="0"/>
-              <w:jc w:val="left"/>
-            </w:pPr>
-            <w:r>
-              <w:rPr>
-                <w:rFonts w:ascii="Times New Roman" w:hAnsi="Times New Roman"/>
-                <w:sz w:val="18"/>
-              </w:rPr>
-              <w:t>Guía de reconstrucción</w:t>
-            </w:r>
-          </w:p>
-        </w:tc>
-      </w:tr>
-      <w:tr>
-        <w:tc>
-          <w:tcPr>
-            <w:tcW w:type="dxa" w:w="1800"/>
-            <w:vAlign w:val="center"/>
-            <w:tcMar>
-              <w:top w:w="100" w:type="dxa"/>
-              <w:start w:w="110" w:type="dxa"/>
-              <w:bottom w:w="100" w:type="dxa"/>
-              <w:end w:w="110" w:type="dxa"/>
-            </w:tcMar>
-            <w:shd w:fill="F8FAFC"/>
-          </w:tcPr>
-          <w:p>
-            <w:pPr>
-              <w:spacing w:after="0" w:line="240" w:lineRule="auto"/>
-              <w:ind w:firstLine="0" w:left="0" w:right="0"/>
-              <w:jc w:val="left"/>
-            </w:pPr>
-            <w:r>
-              <w:rPr>
-                <w:rFonts w:ascii="Times New Roman" w:hAnsi="Times New Roman"/>
-                <w:sz w:val="18"/>
-              </w:rPr>
-              <w:t>Evidencia</w:t>
-            </w:r>
-          </w:p>
-        </w:tc>
-        <w:tc>
-          <w:tcPr>
-            <w:tcW w:type="dxa" w:w="3000"/>
-            <w:vAlign w:val="center"/>
-            <w:tcMar>
-              <w:top w:w="100" w:type="dxa"/>
-              <w:start w:w="110" w:type="dxa"/>
-              <w:bottom w:w="100" w:type="dxa"/>
-              <w:end w:w="110" w:type="dxa"/>
-            </w:tcMar>
-            <w:shd w:fill="F8FAFC"/>
-          </w:tcPr>
-          <w:p>
-            <w:pPr>
-              <w:spacing w:after="0" w:line="240" w:lineRule="auto"/>
-              <w:ind w:firstLine="0" w:left="0" w:right="0"/>
-              <w:jc w:val="left"/>
-            </w:pPr>
-            <w:r>
-              <w:rPr>
-                <w:rFonts w:ascii="Times New Roman" w:hAnsi="Times New Roman"/>
-                <w:sz w:val="18"/>
-              </w:rPr>
-              <w:t>Ítems respaldados / ítems requeridos</w:t>
-            </w:r>
-          </w:p>
-        </w:tc>
-        <w:tc>
-          <w:tcPr>
-            <w:tcW w:type="dxa" w:w="3470"/>
-            <w:vAlign w:val="center"/>
-            <w:tcMar>
-              <w:top w:w="100" w:type="dxa"/>
-              <w:start w:w="110" w:type="dxa"/>
-              <w:bottom w:w="100" w:type="dxa"/>
-              <w:end w:w="110" w:type="dxa"/>
-            </w:tcMar>
-            <w:shd w:fill="F8FAFC"/>
-          </w:tcPr>
-          <w:p>
-            <w:pPr>
-              <w:spacing w:after="0" w:line="240" w:lineRule="auto"/>
-              <w:ind w:firstLine="0" w:left="0" w:right="0"/>
-              <w:jc w:val="left"/>
-            </w:pPr>
-            <w:r>
-              <w:rPr>
-                <w:rFonts w:ascii="Times New Roman" w:hAnsi="Times New Roman"/>
-                <w:sz w:val="18"/>
-              </w:rPr>
-              <w:t>Lista de cotejo documental</w:t>
-            </w:r>
-          </w:p>
-        </w:tc>
-      </w:tr>
-      <w:tr>
-        <w:tc>
-          <w:tcPr>
-            <w:tcW w:type="dxa" w:w="1800"/>
-            <w:vAlign w:val="center"/>
-            <w:tcMar>
-              <w:top w:w="100" w:type="dxa"/>
-              <w:start w:w="110" w:type="dxa"/>
-              <w:bottom w:w="100" w:type="dxa"/>
-              <w:end w:w="110" w:type="dxa"/>
-            </w:tcMar>
-          </w:tcPr>
-          <w:p>
-            <w:pPr>
-              <w:spacing w:after="0" w:line="240" w:lineRule="auto"/>
-              <w:ind w:firstLine="0" w:left="0" w:right="0"/>
-              <w:jc w:val="left"/>
-            </w:pPr>
-            <w:r>
-              <w:rPr>
-                <w:rFonts w:ascii="Times New Roman" w:hAnsi="Times New Roman"/>
-                <w:sz w:val="18"/>
-              </w:rPr>
-              <w:t>Eficiencia de reconstrucción</w:t>
-            </w:r>
-          </w:p>
-        </w:tc>
-        <w:tc>
-          <w:tcPr>
-            <w:tcW w:type="dxa" w:w="3000"/>
-            <w:vAlign w:val="center"/>
-            <w:tcMar>
-              <w:top w:w="100" w:type="dxa"/>
-              <w:start w:w="110" w:type="dxa"/>
-              <w:bottom w:w="100" w:type="dxa"/>
-              <w:end w:w="110" w:type="dxa"/>
-            </w:tcMar>
-          </w:tcPr>
-          <w:p>
-            <w:pPr>
-              <w:spacing w:after="0" w:line="240" w:lineRule="auto"/>
-              <w:ind w:firstLine="0" w:left="0" w:right="0"/>
-              <w:jc w:val="left"/>
-            </w:pPr>
-            <w:r>
-              <w:rPr>
-                <w:rFonts w:ascii="Times New Roman" w:hAnsi="Times New Roman"/>
-                <w:sz w:val="18"/>
-              </w:rPr>
-              <w:t>Tiempo para responder el mismo conjunto de preguntas</w:t>
-            </w:r>
-          </w:p>
-        </w:tc>
-        <w:tc>
-          <w:tcPr>
-            <w:tcW w:type="dxa" w:w="3470"/>
-            <w:vAlign w:val="center"/>
-            <w:tcMar>
-              <w:top w:w="100" w:type="dxa"/>
-              <w:start w:w="110" w:type="dxa"/>
-              <w:bottom w:w="100" w:type="dxa"/>
-              <w:end w:w="110" w:type="dxa"/>
-            </w:tcMar>
-          </w:tcPr>
-          <w:p>
-            <w:pPr>
-              <w:spacing w:after="0" w:line="240" w:lineRule="auto"/>
-              <w:ind w:firstLine="0" w:left="0" w:right="0"/>
-              <w:jc w:val="left"/>
-            </w:pPr>
-            <w:r>
-              <w:rPr>
-                <w:rFonts w:ascii="Times New Roman" w:hAnsi="Times New Roman"/>
-                <w:sz w:val="18"/>
-              </w:rPr>
-              <w:t>Cronometraje de la situación actual y la propuesta</w:t>
-            </w:r>
-          </w:p>
-        </w:tc>
-      </w:tr>
-      <w:tr>
-        <w:tc>
-          <w:tcPr>
-            <w:tcW w:type="dxa" w:w="1800"/>
-            <w:vAlign w:val="center"/>
-            <w:tcMar>
-              <w:top w:w="100" w:type="dxa"/>
-              <w:start w:w="110" w:type="dxa"/>
-              <w:bottom w:w="100" w:type="dxa"/>
-              <w:end w:w="110" w:type="dxa"/>
-            </w:tcMar>
-            <w:shd w:fill="F8FAFC"/>
-          </w:tcPr>
-          <w:p>
-            <w:pPr>
-              <w:spacing w:after="0" w:line="240" w:lineRule="auto"/>
-              <w:ind w:firstLine="0" w:left="0" w:right="0"/>
-              <w:jc w:val="left"/>
-            </w:pPr>
-            <w:r>
-              <w:rPr>
-                <w:rFonts w:ascii="Times New Roman" w:hAnsi="Times New Roman"/>
-                <w:sz w:val="18"/>
-              </w:rPr>
-              <w:t>Carga operativa</w:t>
-            </w:r>
-          </w:p>
-        </w:tc>
-        <w:tc>
-          <w:tcPr>
-            <w:tcW w:type="dxa" w:w="3000"/>
-            <w:vAlign w:val="center"/>
-            <w:tcMar>
-              <w:top w:w="100" w:type="dxa"/>
-              <w:start w:w="110" w:type="dxa"/>
-              <w:bottom w:w="100" w:type="dxa"/>
-              <w:end w:w="110" w:type="dxa"/>
-            </w:tcMar>
-            <w:shd w:fill="F8FAFC"/>
-          </w:tcPr>
-          <w:p>
-            <w:pPr>
-              <w:spacing w:after="0" w:line="240" w:lineRule="auto"/>
-              <w:ind w:firstLine="0" w:left="0" w:right="0"/>
-              <w:jc w:val="left"/>
-            </w:pPr>
-            <w:r>
-              <w:rPr>
-                <w:rFonts w:ascii="Times New Roman" w:hAnsi="Times New Roman"/>
-                <w:sz w:val="18"/>
-              </w:rPr>
-              <w:t>Tiempo de registro, acciones, reintentos y dificultades</w:t>
-            </w:r>
-          </w:p>
-        </w:tc>
-        <w:tc>
-          <w:tcPr>
-            <w:tcW w:type="dxa" w:w="3470"/>
-            <w:vAlign w:val="center"/>
-            <w:tcMar>
-              <w:top w:w="100" w:type="dxa"/>
-              <w:start w:w="110" w:type="dxa"/>
-              <w:bottom w:w="100" w:type="dxa"/>
-              <w:end w:w="110" w:type="dxa"/>
-            </w:tcMar>
-            <w:shd w:fill="F8FAFC"/>
-          </w:tcPr>
-          <w:p>
-            <w:pPr>
-              <w:spacing w:after="0" w:line="240" w:lineRule="auto"/>
-              <w:ind w:firstLine="0" w:left="0" w:right="0"/>
-              <w:jc w:val="left"/>
-            </w:pPr>
-            <w:r>
-              <w:rPr>
-                <w:rFonts w:ascii="Times New Roman" w:hAnsi="Times New Roman"/>
-                <w:sz w:val="18"/>
-              </w:rPr>
-              <w:t>Observación, telemetría disponible y cuestionario</w:t>
-            </w:r>
-          </w:p>
-        </w:tc>
-      </w:tr>
-      <w:tr>
-        <w:tc>
-          <w:tcPr>
-            <w:tcW w:type="dxa" w:w="1800"/>
-            <w:vAlign w:val="center"/>
-            <w:tcMar>
-              <w:top w:w="100" w:type="dxa"/>
-              <w:start w:w="110" w:type="dxa"/>
-              <w:bottom w:w="100" w:type="dxa"/>
-              <w:end w:w="110" w:type="dxa"/>
-            </w:tcMar>
-          </w:tcPr>
-          <w:p>
-            <w:pPr>
-              <w:spacing w:after="0" w:line="240" w:lineRule="auto"/>
-              <w:ind w:firstLine="0" w:left="0" w:right="0"/>
-              <w:jc w:val="left"/>
-            </w:pPr>
-            <w:r>
-              <w:rPr>
-                <w:rFonts w:ascii="Times New Roman" w:hAnsi="Times New Roman"/>
-                <w:sz w:val="18"/>
-              </w:rPr>
-              <w:t>Percepción</w:t>
-            </w:r>
-          </w:p>
-        </w:tc>
-        <w:tc>
-          <w:tcPr>
-            <w:tcW w:type="dxa" w:w="3000"/>
-            <w:vAlign w:val="center"/>
-            <w:tcMar>
-              <w:top w:w="100" w:type="dxa"/>
-              <w:start w:w="110" w:type="dxa"/>
-              <w:bottom w:w="100" w:type="dxa"/>
-              <w:end w:w="110" w:type="dxa"/>
-            </w:tcMar>
-          </w:tcPr>
-          <w:p>
-            <w:pPr>
-              <w:spacing w:after="0" w:line="240" w:lineRule="auto"/>
-              <w:ind w:firstLine="0" w:left="0" w:right="0"/>
-              <w:jc w:val="left"/>
-            </w:pPr>
-            <w:r>
-              <w:rPr>
-                <w:rFonts w:ascii="Times New Roman" w:hAnsi="Times New Roman"/>
-                <w:sz w:val="18"/>
-              </w:rPr>
-              <w:t>Claridad y facilidad reportadas</w:t>
-            </w:r>
-          </w:p>
-        </w:tc>
-        <w:tc>
-          <w:tcPr>
-            <w:tcW w:type="dxa" w:w="3470"/>
-            <w:vAlign w:val="center"/>
-            <w:tcMar>
-              <w:top w:w="100" w:type="dxa"/>
-              <w:start w:w="110" w:type="dxa"/>
-              <w:bottom w:w="100" w:type="dxa"/>
-              <w:end w:w="110" w:type="dxa"/>
-            </w:tcMar>
-          </w:tcPr>
-          <w:p>
-            <w:pPr>
-              <w:spacing w:after="0" w:line="240" w:lineRule="auto"/>
-              <w:ind w:firstLine="0" w:left="0" w:right="0"/>
-              <w:jc w:val="left"/>
-            </w:pPr>
-            <w:r>
-              <w:rPr>
-                <w:rFonts w:ascii="Times New Roman" w:hAnsi="Times New Roman"/>
-                <w:sz w:val="18"/>
-              </w:rPr>
-              <w:t>Cuestionario breve y entrevista</w:t>
-            </w:r>
-          </w:p>
-        </w:tc>
-      </w:tr>
-    </w:tbl>
-    <w:p>
-      <w:pPr>
-        <w:spacing w:after="0"/>
-      </w:pPr>
-    </w:p>
-    <w:p>
-      <w:r>
-        <w:rPr>
-          <w:rFonts w:ascii="Times New Roman" w:hAnsi="Times New Roman"/>
-          <w:sz w:val="24"/>
-        </w:rPr>
-        <w:t xml:space="preserve">La evaluación combinará verificación técnica formativa durante los incrementos y evaluación operativa descriptiva en la situación actual y el piloto. Para caracterizar la </w:t>
-      </w:r>
-      <w:r>
-        <w:rPr>
-          <w:rFonts w:ascii="Times New Roman" w:hAnsi="Times New Roman"/>
-          <w:b/>
-          <w:sz w:val="24"/>
-        </w:rPr>
-        <w:t>práctica actual</w:t>
-      </w:r>
-      <w:r>
-        <w:rPr>
-          <w:rFonts w:ascii="Times New Roman" w:hAnsi="Times New Roman"/>
-          <w:sz w:val="24"/>
-        </w:rPr>
-        <w:t xml:space="preserve">, se intentará responder un conjunto común de preguntas de procedencia, especie, cantidad, fecha, responsable, destino, ubicación y evidencia. Se distinguirá la información encontrada en documentos de aquella complementada mediante la memoria de los responsables. El mismo instrumento se aplicará después a las trazas generadas por la </w:t>
-      </w:r>
-      <w:r>
-        <w:rPr>
-          <w:rFonts w:ascii="Times New Roman" w:hAnsi="Times New Roman"/>
-          <w:b/>
-          <w:sz w:val="24"/>
-        </w:rPr>
-        <w:t>propuesta</w:t>
-      </w:r>
-      <w:r>
-        <w:rPr>
-          <w:rFonts w:ascii="Times New Roman" w:hAnsi="Times New Roman"/>
-          <w:sz w:val="24"/>
-        </w:rPr>
-        <w:t>.</w:t>
-      </w:r>
-    </w:p>
-    <w:p>
-      <w:r>
-        <w:rPr>
-          <w:rFonts w:ascii="Times New Roman" w:hAnsi="Times New Roman"/>
-          <w:sz w:val="24"/>
-        </w:rPr>
-        <w:t>Cuando sea posible, una actividad real se registrará en paralelo con la práctica habitual y con R3Foresta. Si no fuera viable, el contraste se realizará con trazas de complejidad semejante y se declarará que no son equivalentes. Las rutas que no ocurran durante el piloto se evaluarán como casos controlados, no como validación de campo.</w:t>
-      </w:r>
-    </w:p>
-    <w:p>
-      <w:r>
-        <w:rPr>
-          <w:rFonts w:ascii="Times New Roman" w:hAnsi="Times New Roman"/>
-          <w:sz w:val="24"/>
-        </w:rPr>
-        <w:t>Antes de recolectar datos se definirán los criterios para clasificar cada ítem como completo, parcial, ausente o contradictorio; qué se considerará evidencia recuperable; el inicio y fin del cronometraje; y los reintentos, errores o solicitudes de ayuda. El análisis será descriptivo y reportará conteos, porcentajes, medianas, rangos y hallazgos cualitativos, sin pruebas de significación ni afirmaciones causales generalizables. Los resultados se integrarán por traza.</w:t>
-      </w:r>
-    </w:p>
-    <w:p>
-      <w:pPr>
-        <w:pStyle w:val="Heading2"/>
-      </w:pPr>
-      <w:r>
-        <w:rPr>
-          <w:rFonts w:ascii="Times New Roman" w:hAnsi="Times New Roman"/>
-          <w:sz w:val="24"/>
-        </w:rPr>
-        <w:t>8.5. Consideraciones éticas</w:t>
-      </w:r>
-    </w:p>
-    <w:p>
-      <w:r>
-        <w:rPr>
-          <w:rFonts w:ascii="Times New Roman" w:hAnsi="Times New Roman"/>
-          <w:sz w:val="24"/>
-        </w:rPr>
-        <w:t>Antes de entrevistas y observaciones se explicará el propósito académico y se obtendrá consentimiento informado. El uso de datos operativos será coordinado con R3Foresta antes del piloto. Los nombres o ubicaciones podrán incorporarse únicamente cuando sean pertinentes y exista consentimiento; los datos personales no necesarios se omitirán. Los registros de prueba se mantendrán diferenciados de los datos operativos. El protocolo del Proyecto de Grado definirá almacenamiento, acceso, seudonimización, conservación y eliminación de entrevistas, fotografías y coordenadas; los permisos funcionales del sistema no sustituyen estas reglas de investigación.</w:t>
-      </w:r>
-    </w:p>
-    <w:p>
-      <w:pPr>
-        <w:pStyle w:val="Heading1"/>
-      </w:pPr>
-      <w:r>
-        <w:rPr>
-          <w:rFonts w:ascii="Times New Roman" w:hAnsi="Times New Roman"/>
-          <w:sz w:val="28"/>
-        </w:rPr>
-        <w:t>9. Propuesta de solución y aporte de ingeniería</w:t>
-      </w:r>
-    </w:p>
-    <w:p>
-      <w:pPr>
-        <w:pStyle w:val="Heading2"/>
-      </w:pPr>
-      <w:r>
-        <w:rPr>
-          <w:rFonts w:ascii="Times New Roman" w:hAnsi="Times New Roman"/>
-          <w:sz w:val="24"/>
-        </w:rPr>
-        <w:t>9.1. Descripción general</w:t>
-      </w:r>
-    </w:p>
-    <w:p>
-      <w:r>
-        <w:rPr>
-          <w:rFonts w:ascii="Times New Roman" w:hAnsi="Times New Roman"/>
-          <w:sz w:val="24"/>
-        </w:rPr>
-        <w:t>La propuesta integra los procesos de Recolección, Vivero y Plantación para registrar los eventos que atraviesa el material vegetal hasta su plantación. El recorrido podrá comenzar con una recolección de R3Foresta o con un ingreso externo por compra o recepción de terceros en Vivero o Plantación. En el sistema, el material se representará mediante registros y relaciones entre su procedencia, los lotes, las asignaciones y las plantaciones. La información sobre especies, actores y lugares contextualizará los hechos ocurridos, mientras que las cantidades y saldos disponibles deberán conservar relación con la historia que los explica.</w:t>
-      </w:r>
-    </w:p>
-    <w:p>
-      <w:pPr>
-        <w:pStyle w:val="Caption"/>
-      </w:pPr>
-      <w:r>
-        <w:rPr>
-          <w:rFonts w:ascii="Times New Roman" w:hAnsi="Times New Roman"/>
-          <w:sz w:val="22"/>
-        </w:rPr>
-        <w:t>Figura 3. Recorrido principal del material vegetal.</w:t>
-      </w:r>
-    </w:p>
-    <w:p>
-      <w:pPr>
-        <w:spacing w:after="120"/>
-        <w:ind w:firstLine="0"/>
-        <w:jc w:val="center"/>
-      </w:pPr>
-      <w:r>
-        <w:drawing>
-          <wp:inline xmlns:a="http://schemas.openxmlformats.org/drawingml/2006/main" xmlns:pic="http://schemas.openxmlformats.org/drawingml/2006/picture">
-            <wp:extent cx="5230368" cy="1987540"/>
-            <wp:docPr id="4" name="Picture 4"/>
-            <wp:cNvGraphicFramePr>
-              <a:graphicFrameLocks noChangeAspect="1"/>
-            </wp:cNvGraphicFramePr>
-            <a:graphic>
-              <a:graphicData uri="http://schemas.openxmlformats.org/drawingml/2006/picture">
-                <pic:pic>
-                  <pic:nvPicPr>
-                    <pic:cNvPr id="0" name="figura_2.png"/>
-                    <pic:cNvPicPr/>
-                  </pic:nvPicPr>
-                  <pic:blipFill>
-                    <a:blip r:embed="rId16"/>
-                    <a:stretch>
-                      <a:fillRect/>
-                    </a:stretch>
-                  </pic:blipFill>
-                  <pic:spPr>
-                    <a:xfrm>
-                      <a:off x="0" y="0"/>
-                      <a:ext cx="5230368" cy="1987540"/>
-                    </a:xfrm>
-                    <a:prstGeom prst="rect"/>
-                  </pic:spPr>
-                </pic:pic>
-              </a:graphicData>
-            </a:graphic>
-          </wp:inline>
-        </w:drawing>
-      </w:r>
-    </w:p>
-    <w:p>
-      <w:pPr>
-        <w:pStyle w:val="Heading2"/>
-      </w:pPr>
-      <w:r>
-        <w:rPr>
-          <w:rFonts w:ascii="Times New Roman" w:hAnsi="Times New Roman"/>
-          <w:sz w:val="24"/>
-        </w:rPr>
-        <w:t>9.2. Modelo orientado a eventos, relaciones y consistencia</w:t>
-      </w:r>
-    </w:p>
-    <w:p>
-      <w:r>
-        <w:rPr>
-          <w:rFonts w:ascii="Times New Roman" w:hAnsi="Times New Roman"/>
-          <w:sz w:val="24"/>
-        </w:rPr>
-        <w:t>Cada cambio relevante deberá conservar el hecho que lo produjo y relacionarlo con el material involucrado, las cantidades de entrada o salida, el material resultante cuando exista, el responsable, la fecha, la ubicación y la evidencia disponible. Los saldos actuales deberán poder explicarse mediante los eventos anteriores y las reglas de consistencia deberán prevenir asignaciones, consumos o resultados incoherentes. Una corrección no deberá borrar la historia explicativa; su tratamiento concreto se definirá durante el diseño.</w:t>
-      </w:r>
-    </w:p>
-    <w:p>
-      <w:pPr>
-        <w:pStyle w:val="Caption"/>
-      </w:pPr>
-      <w:r>
-        <w:rPr>
-          <w:rFonts w:ascii="Times New Roman" w:hAnsi="Times New Roman"/>
-          <w:sz w:val="22"/>
-        </w:rPr>
-        <w:t>Figura 4. Relación entre eventos, reglas de consistencia y reconstrucción.</w:t>
-      </w:r>
-    </w:p>
-    <w:p>
-      <w:pPr>
-        <w:spacing w:after="120"/>
-        <w:ind w:firstLine="0"/>
-        <w:jc w:val="center"/>
-      </w:pPr>
-      <w:r>
-        <w:drawing>
-          <wp:inline xmlns:a="http://schemas.openxmlformats.org/drawingml/2006/main" xmlns:pic="http://schemas.openxmlformats.org/drawingml/2006/picture">
-            <wp:extent cx="5230368" cy="2222906"/>
-            <wp:docPr id="5" name="Picture 5"/>
-            <wp:cNvGraphicFramePr>
-              <a:graphicFrameLocks noChangeAspect="1"/>
-            </wp:cNvGraphicFramePr>
-            <a:graphic>
-              <a:graphicData uri="http://schemas.openxmlformats.org/drawingml/2006/picture">
-                <pic:pic>
-                  <pic:nvPicPr>
-                    <pic:cNvPr id="0" name="figura_3.png"/>
-                    <pic:cNvPicPr/>
-                  </pic:nvPicPr>
-                  <pic:blipFill>
-                    <a:blip r:embed="rId17"/>
-                    <a:stretch>
-                      <a:fillRect/>
-                    </a:stretch>
-                  </pic:blipFill>
-                  <pic:spPr>
-                    <a:xfrm>
-                      <a:off x="0" y="0"/>
-                      <a:ext cx="5230368" cy="2222906"/>
-                    </a:xfrm>
-                    <a:prstGeom prst="rect"/>
-                  </pic:spPr>
-                </pic:pic>
-              </a:graphicData>
-            </a:graphic>
-          </wp:inline>
-        </w:drawing>
-      </w:r>
-    </w:p>
-    <w:p>
-      <w:pPr>
-        <w:pStyle w:val="Heading2"/>
-      </w:pPr>
-      <w:r>
-        <w:rPr>
-          <w:rFonts w:ascii="Times New Roman" w:hAnsi="Times New Roman"/>
-          <w:sz w:val="24"/>
-        </w:rPr>
-        <w:t>9.3. Integración entre etapas</w:t>
-      </w:r>
-    </w:p>
-    <w:p>
-      <w:r>
-        <w:rPr>
-          <w:rFonts w:ascii="Times New Roman" w:hAnsi="Times New Roman"/>
-          <w:sz w:val="24"/>
-        </w:rPr>
-        <w:t>Los puntos críticos son aquellos en los que el material vegetal se mueve o cambia entre etapas. La integración entre Recolección y Vivero deberá conservar la relación entre el material de origen y el material recibido o resultante. La integración entre Vivero y Plantación deberá relacionar las asignaciones y salidas con la disponibilidad y el destino registrado.</w:t>
-      </w:r>
-    </w:p>
-    <w:p>
-      <w:r>
-        <w:rPr>
-          <w:rFonts w:ascii="Times New Roman" w:hAnsi="Times New Roman"/>
-          <w:sz w:val="24"/>
-        </w:rPr>
-        <w:t>El diseño distinguirá las transferencias, que conservan una relación directa de cantidad, de las transformaciones, que pueden producir un cambio de estado, cantidad o unidad de medida. En ambos casos deberán mantenerse relaciones suficientes para explicar el recorrido y evitar salidas sin destino, consumos duplicados o saldos incoherentes. La elección de transacciones, bloqueos u otros mecanismos se justificará en las fases posteriores de diseño e implementación.</w:t>
-      </w:r>
-    </w:p>
-    <w:p>
-      <w:pPr>
-        <w:pStyle w:val="Heading2"/>
-      </w:pPr>
-      <w:r>
-        <w:rPr>
-          <w:rFonts w:ascii="Times New Roman" w:hAnsi="Times New Roman"/>
-          <w:sz w:val="24"/>
-        </w:rPr>
-        <w:t>9.4. Resultados esperados</w:t>
-      </w:r>
-    </w:p>
-    <w:p>
-      <w:pPr>
-        <w:pStyle w:val="ListParagraph"/>
-        <w:numPr>
-          <w:ilvl w:val="0"/>
-          <w:numId w:val="16"/>
-        </w:numPr>
-        <w:spacing w:line="360" w:lineRule="auto" w:after="0"/>
-        <w:ind w:left="454" w:hanging="283"/>
-      </w:pPr>
-      <w:r>
-        <w:rPr>
-          <w:rFonts w:ascii="Times New Roman" w:hAnsi="Times New Roman"/>
-          <w:sz w:val="24"/>
-        </w:rPr>
-        <w:t>modelo consolidado de procesos, actores, entidades, eventos y reglas;</w:t>
-      </w:r>
-    </w:p>
-    <w:p>
-      <w:pPr>
-        <w:pStyle w:val="ListParagraph"/>
-        <w:numPr>
-          <w:ilvl w:val="0"/>
-          <w:numId w:val="16"/>
-        </w:numPr>
-        <w:spacing w:line="360" w:lineRule="auto" w:after="0"/>
-        <w:ind w:left="454" w:hanging="283"/>
-      </w:pPr>
-      <w:r>
-        <w:rPr>
-          <w:rFonts w:ascii="Times New Roman" w:hAnsi="Times New Roman"/>
-          <w:sz w:val="24"/>
-        </w:rPr>
-        <w:t>módulos operativos estabilizados;</w:t>
-      </w:r>
-    </w:p>
-    <w:p>
-      <w:pPr>
-        <w:pStyle w:val="ListParagraph"/>
-        <w:numPr>
-          <w:ilvl w:val="0"/>
-          <w:numId w:val="16"/>
-        </w:numPr>
-        <w:spacing w:line="360" w:lineRule="auto" w:after="0"/>
-        <w:ind w:left="454" w:hanging="283"/>
-      </w:pPr>
-      <w:r>
-        <w:rPr>
-          <w:rFonts w:ascii="Times New Roman" w:hAnsi="Times New Roman"/>
-          <w:sz w:val="24"/>
-        </w:rPr>
-        <w:t>origen y recorrido reconstruibles del material vegetal;</w:t>
-      </w:r>
-    </w:p>
-    <w:p>
-      <w:pPr>
-        <w:pStyle w:val="ListParagraph"/>
-        <w:numPr>
-          <w:ilvl w:val="0"/>
-          <w:numId w:val="16"/>
-        </w:numPr>
-        <w:spacing w:line="360" w:lineRule="auto" w:after="0"/>
-        <w:ind w:left="454" w:hanging="283"/>
-      </w:pPr>
-      <w:r>
-        <w:rPr>
-          <w:rFonts w:ascii="Times New Roman" w:hAnsi="Times New Roman"/>
-          <w:sz w:val="24"/>
-        </w:rPr>
-        <w:t>matriz de trazabilidad entre requerimientos, reglas, invariantes y pruebas;</w:t>
-      </w:r>
-    </w:p>
-    <w:p>
-      <w:pPr>
-        <w:pStyle w:val="ListParagraph"/>
-        <w:numPr>
-          <w:ilvl w:val="0"/>
-          <w:numId w:val="16"/>
-        </w:numPr>
-        <w:spacing w:line="360" w:lineRule="auto" w:after="0"/>
-        <w:ind w:left="454" w:hanging="283"/>
-      </w:pPr>
-      <w:r>
-        <w:rPr>
-          <w:rFonts w:ascii="Times New Roman" w:hAnsi="Times New Roman"/>
-          <w:sz w:val="24"/>
-        </w:rPr>
-        <w:t>resultados de verificación técnica;</w:t>
-      </w:r>
-    </w:p>
-    <w:p>
-      <w:pPr>
-        <w:pStyle w:val="ListParagraph"/>
-        <w:numPr>
-          <w:ilvl w:val="0"/>
-          <w:numId w:val="16"/>
-        </w:numPr>
-        <w:spacing w:line="360" w:lineRule="auto" w:after="0"/>
-        <w:ind w:left="454" w:hanging="283"/>
-      </w:pPr>
-      <w:r>
-        <w:rPr>
-          <w:rFonts w:ascii="Times New Roman" w:hAnsi="Times New Roman"/>
-          <w:sz w:val="24"/>
-        </w:rPr>
-        <w:t>caracterización de la situación actual, evaluación del piloto y contraste descriptivo;</w:t>
-      </w:r>
-    </w:p>
-    <w:p>
-      <w:pPr>
-        <w:pStyle w:val="ListParagraph"/>
-        <w:numPr>
-          <w:ilvl w:val="0"/>
-          <w:numId w:val="16"/>
-        </w:numPr>
-        <w:spacing w:line="360" w:lineRule="auto" w:after="0"/>
-        <w:ind w:left="454" w:hanging="283"/>
-      </w:pPr>
-      <w:r>
-        <w:rPr>
-          <w:rFonts w:ascii="Times New Roman" w:hAnsi="Times New Roman"/>
-          <w:sz w:val="24"/>
-        </w:rPr>
-        <w:t>documentación de limitaciones y recomendaciones.</w:t>
-      </w:r>
-    </w:p>
-    <w:p>
-      <w:pPr>
-        <w:pStyle w:val="Heading1"/>
-      </w:pPr>
-      <w:r>
-        <w:rPr>
-          <w:rFonts w:ascii="Times New Roman" w:hAnsi="Times New Roman"/>
-          <w:sz w:val="28"/>
-        </w:rPr>
-        <w:t>10. Temario tentativo del documento final</w:t>
-      </w:r>
-    </w:p>
-    <w:p>
-      <w:pPr>
-        <w:spacing w:after="20" w:line="240" w:lineRule="auto"/>
-        <w:ind w:firstLine="0" w:left="0"/>
-      </w:pPr>
-      <w:r>
-        <w:rPr>
-          <w:rFonts w:ascii="Times New Roman" w:hAnsi="Times New Roman"/>
-          <w:b/>
-          <w:sz w:val="20"/>
-        </w:rPr>
-        <w:t>Introducción</w:t>
-      </w:r>
-    </w:p>
-    <w:p>
-      <w:pPr>
-        <w:spacing w:after="20" w:line="240" w:lineRule="auto"/>
-        <w:ind w:firstLine="0" w:left="136"/>
-      </w:pPr>
-      <w:r>
-        <w:rPr>
-          <w:rFonts w:ascii="Times New Roman" w:hAnsi="Times New Roman"/>
-          <w:b w:val="0"/>
-          <w:sz w:val="20"/>
-        </w:rPr>
-        <w:t>Sección independiente que se redactará al finalizar todos los capítulos</w:t>
-      </w:r>
-    </w:p>
-    <w:p>
-      <w:pPr>
-        <w:spacing w:after="40"/>
-      </w:pPr>
-    </w:p>
-    <w:p>
-      <w:pPr>
-        <w:spacing w:after="20" w:line="240" w:lineRule="auto"/>
-        <w:ind w:firstLine="0" w:left="0"/>
-      </w:pPr>
-      <w:r>
-        <w:rPr>
-          <w:rFonts w:ascii="Times New Roman" w:hAnsi="Times New Roman"/>
-          <w:b/>
-          <w:sz w:val="20"/>
-        </w:rPr>
-        <w:t>Capítulo I — Marco introductorio</w:t>
-      </w:r>
-    </w:p>
-    <w:p>
-      <w:pPr>
-        <w:spacing w:after="20" w:line="240" w:lineRule="auto"/>
-        <w:ind w:firstLine="0" w:left="136"/>
-      </w:pPr>
-      <w:r>
-        <w:rPr>
-          <w:rFonts w:ascii="Times New Roman" w:hAnsi="Times New Roman"/>
-          <w:b w:val="0"/>
-          <w:sz w:val="20"/>
-        </w:rPr>
-        <w:t>1.1 Antecedentes institucionales, operativos y trabajos similares</w:t>
-      </w:r>
-    </w:p>
-    <w:p>
-      <w:pPr>
-        <w:spacing w:after="20" w:line="240" w:lineRule="auto"/>
-        <w:ind w:firstLine="0" w:left="136"/>
-      </w:pPr>
-      <w:r>
-        <w:rPr>
-          <w:rFonts w:ascii="Times New Roman" w:hAnsi="Times New Roman"/>
-          <w:b w:val="0"/>
-          <w:sz w:val="20"/>
-        </w:rPr>
-        <w:t>1.2 Planteamiento del problema</w:t>
-      </w:r>
-    </w:p>
-    <w:p>
-      <w:pPr>
-        <w:spacing w:after="20" w:line="240" w:lineRule="auto"/>
-        <w:ind w:firstLine="0" w:left="136"/>
-      </w:pPr>
-      <w:r>
-        <w:rPr>
-          <w:rFonts w:ascii="Times New Roman" w:hAnsi="Times New Roman"/>
-          <w:b w:val="0"/>
-          <w:sz w:val="20"/>
-        </w:rPr>
-        <w:t>1.3 Objetivos</w:t>
-      </w:r>
-    </w:p>
-    <w:p>
-      <w:pPr>
-        <w:spacing w:after="20" w:line="240" w:lineRule="auto"/>
-        <w:ind w:firstLine="0" w:left="136"/>
-      </w:pPr>
-      <w:r>
-        <w:rPr>
-          <w:rFonts w:ascii="Times New Roman" w:hAnsi="Times New Roman"/>
-          <w:b w:val="0"/>
-          <w:sz w:val="20"/>
-        </w:rPr>
-        <w:t>1.4 Justificación</w:t>
-      </w:r>
-    </w:p>
-    <w:p>
-      <w:pPr>
-        <w:spacing w:after="20" w:line="240" w:lineRule="auto"/>
-        <w:ind w:firstLine="0" w:left="136"/>
-      </w:pPr>
-      <w:r>
-        <w:rPr>
-          <w:rFonts w:ascii="Times New Roman" w:hAnsi="Times New Roman"/>
-          <w:b w:val="0"/>
-          <w:sz w:val="20"/>
-        </w:rPr>
-        <w:t>1.5 Alcances y límites</w:t>
-      </w:r>
-    </w:p>
-    <w:p>
-      <w:pPr>
-        <w:spacing w:after="20" w:line="240" w:lineRule="auto"/>
-        <w:ind w:firstLine="0" w:left="136"/>
-      </w:pPr>
-      <w:r>
-        <w:rPr>
-          <w:rFonts w:ascii="Times New Roman" w:hAnsi="Times New Roman"/>
-          <w:b w:val="0"/>
-          <w:sz w:val="20"/>
-        </w:rPr>
-        <w:t>1.6 Aportes esperados</w:t>
-      </w:r>
-    </w:p>
-    <w:p>
-      <w:pPr>
-        <w:spacing w:after="20" w:line="240" w:lineRule="auto"/>
-        <w:ind w:firstLine="0" w:left="136"/>
-      </w:pPr>
-      <w:r>
-        <w:rPr>
-          <w:rFonts w:ascii="Times New Roman" w:hAnsi="Times New Roman"/>
-          <w:b w:val="0"/>
-          <w:sz w:val="20"/>
-        </w:rPr>
-        <w:t>1.7 Diseño metodológico</w:t>
-      </w:r>
-    </w:p>
-    <w:p>
-      <w:pPr>
-        <w:spacing w:after="20" w:line="240" w:lineRule="auto"/>
-        <w:ind w:firstLine="0" w:left="136"/>
-      </w:pPr>
-      <w:r>
-        <w:rPr>
-          <w:rFonts w:ascii="Times New Roman" w:hAnsi="Times New Roman"/>
-          <w:b w:val="0"/>
-          <w:sz w:val="20"/>
-        </w:rPr>
-        <w:t>1.8 Organización del documento</w:t>
-      </w:r>
-    </w:p>
-    <w:p>
-      <w:pPr>
-        <w:spacing w:after="40"/>
-      </w:pPr>
-    </w:p>
-    <w:p>
-      <w:pPr>
-        <w:spacing w:after="20" w:line="240" w:lineRule="auto"/>
-        <w:ind w:firstLine="0" w:left="0"/>
-      </w:pPr>
-      <w:r>
-        <w:rPr>
-          <w:rFonts w:ascii="Times New Roman" w:hAnsi="Times New Roman"/>
-          <w:b/>
-          <w:sz w:val="20"/>
-        </w:rPr>
-        <w:t>Capítulo II — Marco teórico y conceptual</w:t>
-      </w:r>
-    </w:p>
-    <w:p>
-      <w:pPr>
-        <w:spacing w:after="20" w:line="240" w:lineRule="auto"/>
-        <w:ind w:firstLine="0" w:left="136"/>
-      </w:pPr>
-      <w:r>
-        <w:rPr>
-          <w:rFonts w:ascii="Times New Roman" w:hAnsi="Times New Roman"/>
-          <w:b w:val="0"/>
-          <w:sz w:val="20"/>
-        </w:rPr>
-        <w:t>2.1 Material vegetal y procesos de reforestación</w:t>
-      </w:r>
-    </w:p>
-    <w:p>
-      <w:pPr>
-        <w:spacing w:after="20" w:line="240" w:lineRule="auto"/>
-        <w:ind w:firstLine="0" w:left="136"/>
-      </w:pPr>
-      <w:r>
-        <w:rPr>
-          <w:rFonts w:ascii="Times New Roman" w:hAnsi="Times New Roman"/>
-          <w:b w:val="0"/>
-          <w:sz w:val="20"/>
-        </w:rPr>
-        <w:t>2.2 Trazabilidad y cadena de custodia</w:t>
-      </w:r>
-    </w:p>
-    <w:p>
-      <w:pPr>
-        <w:spacing w:after="20" w:line="240" w:lineRule="auto"/>
-        <w:ind w:firstLine="0" w:left="136"/>
-      </w:pPr>
-      <w:r>
-        <w:rPr>
-          <w:rFonts w:ascii="Times New Roman" w:hAnsi="Times New Roman"/>
-          <w:b w:val="0"/>
-          <w:sz w:val="20"/>
-        </w:rPr>
-        <w:t>2.3 Eventos, transformaciones y procedencia</w:t>
-      </w:r>
-    </w:p>
-    <w:p>
-      <w:pPr>
-        <w:spacing w:after="20" w:line="240" w:lineRule="auto"/>
-        <w:ind w:firstLine="0" w:left="136"/>
-      </w:pPr>
-      <w:r>
-        <w:rPr>
-          <w:rFonts w:ascii="Times New Roman" w:hAnsi="Times New Roman"/>
-          <w:b w:val="0"/>
-          <w:sz w:val="20"/>
-        </w:rPr>
-        <w:t>2.4 Integridad de cantidades y saldos</w:t>
-      </w:r>
-    </w:p>
-    <w:p>
-      <w:pPr>
-        <w:spacing w:after="20" w:line="240" w:lineRule="auto"/>
-        <w:ind w:firstLine="0" w:left="136"/>
-      </w:pPr>
-      <w:r>
-        <w:rPr>
-          <w:rFonts w:ascii="Times New Roman" w:hAnsi="Times New Roman"/>
-          <w:b w:val="0"/>
-          <w:sz w:val="20"/>
-        </w:rPr>
-        <w:t>2.5 Evidencia e información geográfica</w:t>
-      </w:r>
-    </w:p>
-    <w:p>
-      <w:pPr>
-        <w:spacing w:after="20" w:line="240" w:lineRule="auto"/>
-        <w:ind w:firstLine="0" w:left="136"/>
-      </w:pPr>
-      <w:r>
-        <w:rPr>
-          <w:rFonts w:ascii="Times New Roman" w:hAnsi="Times New Roman"/>
-          <w:b w:val="0"/>
-          <w:sz w:val="20"/>
-        </w:rPr>
-        <w:t>2.6 Reconstrucción y evaluación de la trazabilidad</w:t>
-      </w:r>
-    </w:p>
-    <w:p>
-      <w:pPr>
-        <w:spacing w:after="20" w:line="240" w:lineRule="auto"/>
-        <w:ind w:firstLine="0" w:left="136"/>
-      </w:pPr>
-      <w:r>
-        <w:rPr>
-          <w:rFonts w:ascii="Times New Roman" w:hAnsi="Times New Roman"/>
-          <w:b w:val="0"/>
-          <w:sz w:val="20"/>
-        </w:rPr>
-        <w:t>2.7 Síntesis conceptual adoptada por R3Foresta</w:t>
-      </w:r>
-    </w:p>
-    <w:p>
-      <w:pPr>
-        <w:spacing w:after="40"/>
-      </w:pPr>
-    </w:p>
-    <w:p>
-      <w:pPr>
-        <w:spacing w:after="20" w:line="240" w:lineRule="auto"/>
-        <w:ind w:firstLine="0" w:left="0"/>
-      </w:pPr>
-      <w:r>
-        <w:rPr>
-          <w:rFonts w:ascii="Times New Roman" w:hAnsi="Times New Roman"/>
-          <w:b/>
-          <w:sz w:val="20"/>
-        </w:rPr>
-        <w:t>Capítulo III — Marco aplicativo</w:t>
-      </w:r>
-    </w:p>
-    <w:p>
-      <w:pPr>
-        <w:spacing w:after="20" w:line="240" w:lineRule="auto"/>
-        <w:ind w:firstLine="0" w:left="136"/>
-      </w:pPr>
-      <w:r>
-        <w:rPr>
-          <w:rFonts w:ascii="Times New Roman" w:hAnsi="Times New Roman"/>
-          <w:b w:val="0"/>
-          <w:sz w:val="20"/>
-        </w:rPr>
-        <w:t>Análisis, diseño, construcción e integración de la solución</w:t>
-      </w:r>
-    </w:p>
-    <w:p>
-      <w:pPr>
-        <w:spacing w:after="20" w:line="240" w:lineRule="auto"/>
-        <w:ind w:firstLine="0" w:left="136"/>
-      </w:pPr>
-      <w:r>
-        <w:rPr>
-          <w:rFonts w:ascii="Times New Roman" w:hAnsi="Times New Roman"/>
-          <w:b w:val="0"/>
-          <w:sz w:val="20"/>
-        </w:rPr>
-        <w:t>Estructura interna pendiente de definición</w:t>
-      </w:r>
-    </w:p>
-    <w:p>
-      <w:pPr>
-        <w:spacing w:after="40"/>
-      </w:pPr>
-    </w:p>
-    <w:p>
-      <w:pPr>
-        <w:spacing w:after="20" w:line="240" w:lineRule="auto"/>
-        <w:ind w:firstLine="0" w:left="0"/>
-      </w:pPr>
-      <w:r>
-        <w:rPr>
-          <w:rFonts w:ascii="Times New Roman" w:hAnsi="Times New Roman"/>
-          <w:b/>
-          <w:sz w:val="20"/>
-        </w:rPr>
-        <w:t>Capítulos posteriores</w:t>
-      </w:r>
-    </w:p>
-    <w:p>
-      <w:pPr>
-        <w:spacing w:after="20" w:line="240" w:lineRule="auto"/>
-        <w:ind w:firstLine="0" w:left="136"/>
-      </w:pPr>
-      <w:r>
-        <w:rPr>
-          <w:rFonts w:ascii="Times New Roman" w:hAnsi="Times New Roman"/>
-          <w:b w:val="0"/>
-          <w:sz w:val="20"/>
-        </w:rPr>
-        <w:t>Verificación y evaluación de resultados</w:t>
-      </w:r>
-    </w:p>
-    <w:p>
-      <w:pPr>
-        <w:spacing w:after="20" w:line="240" w:lineRule="auto"/>
-        <w:ind w:firstLine="0" w:left="136"/>
-      </w:pPr>
-      <w:r>
-        <w:rPr>
-          <w:rFonts w:ascii="Times New Roman" w:hAnsi="Times New Roman"/>
-          <w:b w:val="0"/>
-          <w:sz w:val="20"/>
-        </w:rPr>
-        <w:t>Conclusiones y recomendaciones</w:t>
-      </w:r>
-    </w:p>
-    <w:p>
-      <w:pPr>
-        <w:spacing w:after="20" w:line="240" w:lineRule="auto"/>
-        <w:ind w:firstLine="0" w:left="136"/>
-      </w:pPr>
-      <w:r>
-        <w:rPr>
-          <w:rFonts w:ascii="Times New Roman" w:hAnsi="Times New Roman"/>
-          <w:b w:val="0"/>
-          <w:sz w:val="20"/>
-        </w:rPr>
-        <w:t>Denominación y numeración pendientes de definición</w:t>
-      </w:r>
-    </w:p>
-    <w:p>
-      <w:pPr>
-        <w:spacing w:after="40"/>
-      </w:pPr>
-    </w:p>
-    <w:p>
-      <w:pPr>
-        <w:spacing w:after="20" w:line="240" w:lineRule="auto"/>
-        <w:ind w:firstLine="0" w:left="0"/>
-      </w:pPr>
-      <w:r>
-        <w:rPr>
-          <w:rFonts w:ascii="Times New Roman" w:hAnsi="Times New Roman"/>
-          <w:b/>
-          <w:sz w:val="20"/>
-        </w:rPr>
-        <w:t>Referencias bibliográficas</w:t>
-      </w:r>
-    </w:p>
-    <w:p>
-      <w:pPr>
-        <w:spacing w:after="20" w:line="240" w:lineRule="auto"/>
-        <w:ind w:firstLine="0" w:left="0"/>
-      </w:pPr>
-      <w:r>
-        <w:rPr>
-          <w:rFonts w:ascii="Times New Roman" w:hAnsi="Times New Roman"/>
-          <w:b/>
-          <w:sz w:val="20"/>
-        </w:rPr>
-        <w:t>Anexos</w:t>
-      </w:r>
-    </w:p>
-    <w:p>
-      <w:pPr>
-        <w:pStyle w:val="Caption"/>
-      </w:pPr>
-      <w:r>
-        <w:rPr>
-          <w:rFonts w:ascii="Times New Roman" w:hAnsi="Times New Roman"/>
-          <w:sz w:val="22"/>
-        </w:rPr>
-        <w:t>Tabla 3. Correspondencia entre objetivos y resultados.</w:t>
-      </w:r>
-    </w:p>
-    <w:tbl>
-      <w:tblPr>
-        <w:tblW w:type="dxa" w:w="8270"/>
-        <w:jc w:val="center"/>
-        <w:tblLayout w:type="fixed"/>
-        <w:tblLook w:firstColumn="1" w:firstRow="1" w:lastColumn="0" w:lastRow="0" w:noHBand="0" w:noVBand="1" w:val="04A0"/>
-        <w:tblBorders>
-          <w:top w:val="single" w:sz="4" w:color="94A3B8"/>
-          <w:left w:val="single" w:sz="4" w:color="94A3B8"/>
-          <w:bottom w:val="single" w:sz="4" w:color="94A3B8"/>
-          <w:right w:val="single" w:sz="4" w:color="94A3B8"/>
-          <w:insideH w:val="single" w:sz="4" w:color="94A3B8"/>
-          <w:insideV w:val="single" w:sz="4" w:color="94A3B8"/>
-        </w:tblBorders>
-      </w:tblPr>
-      <w:tblGrid>
-        <w:gridCol w:w="1800"/>
-        <w:gridCol w:w="4500"/>
-        <w:gridCol w:w="1970"/>
-      </w:tblGrid>
-      <w:tr>
-        <w:trPr>
-          <w:tblHeader w:val="true"/>
-        </w:trPr>
-        <w:tc>
-          <w:tcPr>
-            <w:tcW w:type="dxa" w:w="1800"/>
-            <w:vAlign w:val="center"/>
-            <w:tcMar>
-              <w:top w:w="100" w:type="dxa"/>
-              <w:start w:w="110" w:type="dxa"/>
-              <w:bottom w:w="100" w:type="dxa"/>
-              <w:end w:w="110" w:type="dxa"/>
-            </w:tcMar>
-            <w:shd w:fill="DCE6F1"/>
-          </w:tcPr>
-          <w:p>
-            <w:pPr>
-              <w:spacing w:after="0" w:line="240" w:lineRule="auto"/>
-              <w:ind w:firstLine="0" w:left="0" w:right="0"/>
-              <w:jc w:val="left"/>
-            </w:pPr>
-            <w:r>
-              <w:rPr>
-                <w:rFonts w:ascii="Times New Roman" w:hAnsi="Times New Roman"/>
-                <w:b/>
-                <w:sz w:val="18"/>
-              </w:rPr>
-              <w:t>Objetivo</w:t>
-            </w:r>
-          </w:p>
-        </w:tc>
-        <w:tc>
-          <w:tcPr>
-            <w:tcW w:type="dxa" w:w="4500"/>
-            <w:vAlign w:val="center"/>
-            <w:tcMar>
-              <w:top w:w="100" w:type="dxa"/>
-              <w:start w:w="110" w:type="dxa"/>
-              <w:bottom w:w="100" w:type="dxa"/>
-              <w:end w:w="110" w:type="dxa"/>
-            </w:tcMar>
-            <w:shd w:fill="DCE6F1"/>
-          </w:tcPr>
-          <w:p>
-            <w:pPr>
-              <w:spacing w:after="0" w:line="240" w:lineRule="auto"/>
-              <w:ind w:firstLine="0" w:left="0" w:right="0"/>
-              <w:jc w:val="left"/>
-            </w:pPr>
-            <w:r>
-              <w:rPr>
-                <w:rFonts w:ascii="Times New Roman" w:hAnsi="Times New Roman"/>
-                <w:b/>
-                <w:sz w:val="18"/>
-              </w:rPr>
-              <w:t>Resultado principal</w:t>
-            </w:r>
-          </w:p>
-        </w:tc>
-        <w:tc>
-          <w:tcPr>
-            <w:tcW w:type="dxa" w:w="1970"/>
-            <w:vAlign w:val="center"/>
-            <w:tcMar>
-              <w:top w:w="100" w:type="dxa"/>
-              <w:start w:w="110" w:type="dxa"/>
-              <w:bottom w:w="100" w:type="dxa"/>
-              <w:end w:w="110" w:type="dxa"/>
-            </w:tcMar>
-            <w:shd w:fill="DCE6F1"/>
-          </w:tcPr>
-          <w:p>
-            <w:pPr>
-              <w:spacing w:after="0" w:line="240" w:lineRule="auto"/>
-              <w:ind w:firstLine="0" w:left="0" w:right="0"/>
-              <w:jc w:val="left"/>
-            </w:pPr>
-            <w:r>
-              <w:rPr>
-                <w:rFonts w:ascii="Times New Roman" w:hAnsi="Times New Roman"/>
-                <w:b/>
-                <w:sz w:val="18"/>
-              </w:rPr>
-              <w:t>Sección prevista</w:t>
+              <w:t>Ubicación prevista</w:t>
             </w:r>
           </w:p>
         </w:tc>
@@ -5047,7 +3869,7 @@
         </w:tc>
         <w:tc>
           <w:tcPr>
-            <w:tcW w:type="dxa" w:w="4500"/>
+            <w:tcW w:type="dxa" w:w="3000"/>
             <w:vAlign w:val="center"/>
             <w:tcMar>
               <w:top w:w="100" w:type="dxa"/>
@@ -5067,13 +3889,13 @@
                 <w:rFonts w:ascii="Times New Roman" w:hAnsi="Times New Roman"/>
                 <w:sz w:val="18"/>
               </w:rPr>
-              <w:t>Procesos, requerimientos y reglas definidos</w:t>
+              <w:t>Procesos, actores, requisitos y reglas definidos</w:t>
             </w:r>
           </w:p>
         </w:tc>
         <w:tc>
           <w:tcPr>
-            <w:tcW w:type="dxa" w:w="1970"/>
+            <w:tcW w:type="dxa" w:w="3470"/>
             <w:vAlign w:val="center"/>
             <w:tcMar>
               <w:top w:w="100" w:type="dxa"/>
@@ -5093,7 +3915,7 @@
                 <w:rFonts w:ascii="Times New Roman" w:hAnsi="Times New Roman"/>
                 <w:sz w:val="18"/>
               </w:rPr>
-              <w:t>Capítulo III, sección por definir</w:t>
+              <w:t>Capítulo III, sección 3.1</w:t>
             </w:r>
           </w:p>
         </w:tc>
@@ -5128,7 +3950,7 @@
         </w:tc>
         <w:tc>
           <w:tcPr>
-            <w:tcW w:type="dxa" w:w="4500"/>
+            <w:tcW w:type="dxa" w:w="3000"/>
             <w:vAlign w:val="center"/>
             <w:tcMar>
               <w:top w:w="100" w:type="dxa"/>
@@ -5149,13 +3971,13 @@
                 <w:rFonts w:ascii="Times New Roman" w:hAnsi="Times New Roman"/>
                 <w:sz w:val="18"/>
               </w:rPr>
-              <w:t>Modelo de trazabilidad, invariantes y contratos</w:t>
+              <w:t>Modelo de trazabilidad, relaciones e invariantes</w:t>
             </w:r>
           </w:p>
         </w:tc>
         <w:tc>
           <w:tcPr>
-            <w:tcW w:type="dxa" w:w="1970"/>
+            <w:tcW w:type="dxa" w:w="3470"/>
             <w:vAlign w:val="center"/>
             <w:tcMar>
               <w:top w:w="100" w:type="dxa"/>
@@ -5176,7 +3998,7 @@
                 <w:rFonts w:ascii="Times New Roman" w:hAnsi="Times New Roman"/>
                 <w:sz w:val="18"/>
               </w:rPr>
-              <w:t>Capítulo III, sección por definir</w:t>
+              <w:t>Capítulo III, sección 3.2</w:t>
             </w:r>
           </w:p>
         </w:tc>
@@ -5210,7 +4032,7 @@
         </w:tc>
         <w:tc>
           <w:tcPr>
-            <w:tcW w:type="dxa" w:w="4500"/>
+            <w:tcW w:type="dxa" w:w="3000"/>
             <w:vAlign w:val="center"/>
             <w:tcMar>
               <w:top w:w="100" w:type="dxa"/>
@@ -5230,13 +4052,13 @@
                 <w:rFonts w:ascii="Times New Roman" w:hAnsi="Times New Roman"/>
                 <w:sz w:val="18"/>
               </w:rPr>
-              <w:t>Tres módulos integrados</w:t>
+              <w:t>Recolección, Vivero y Plantación integrados</w:t>
             </w:r>
           </w:p>
         </w:tc>
         <w:tc>
           <w:tcPr>
-            <w:tcW w:type="dxa" w:w="1970"/>
+            <w:tcW w:type="dxa" w:w="3470"/>
             <w:vAlign w:val="center"/>
             <w:tcMar>
               <w:top w:w="100" w:type="dxa"/>
@@ -5256,7 +4078,7 @@
                 <w:rFonts w:ascii="Times New Roman" w:hAnsi="Times New Roman"/>
                 <w:sz w:val="18"/>
               </w:rPr>
-              <w:t>Capítulo III, sección por definir</w:t>
+              <w:t>Capítulo III, sección 3.3</w:t>
             </w:r>
           </w:p>
         </w:tc>
@@ -5291,7 +4113,7 @@
         </w:tc>
         <w:tc>
           <w:tcPr>
-            <w:tcW w:type="dxa" w:w="4500"/>
+            <w:tcW w:type="dxa" w:w="3000"/>
             <w:vAlign w:val="center"/>
             <w:tcMar>
               <w:top w:w="100" w:type="dxa"/>
@@ -5318,7 +4140,7 @@
         </w:tc>
         <w:tc>
           <w:tcPr>
-            <w:tcW w:type="dxa" w:w="1970"/>
+            <w:tcW w:type="dxa" w:w="3470"/>
             <w:vAlign w:val="center"/>
             <w:tcMar>
               <w:top w:w="100" w:type="dxa"/>
@@ -5339,7 +4161,7 @@
                 <w:rFonts w:ascii="Times New Roman" w:hAnsi="Times New Roman"/>
                 <w:sz w:val="18"/>
               </w:rPr>
-              <w:t>Capítulo posterior de verificación y evaluación, por definir</w:t>
+              <w:t>Capítulo III, sección 3.4</w:t>
             </w:r>
           </w:p>
         </w:tc>
@@ -5373,7 +4195,7 @@
         </w:tc>
         <w:tc>
           <w:tcPr>
-            <w:tcW w:type="dxa" w:w="4500"/>
+            <w:tcW w:type="dxa" w:w="3000"/>
             <w:vAlign w:val="center"/>
             <w:tcMar>
               <w:top w:w="100" w:type="dxa"/>
@@ -5393,13 +4215,13 @@
                 <w:rFonts w:ascii="Times New Roman" w:hAnsi="Times New Roman"/>
                 <w:sz w:val="18"/>
               </w:rPr>
-              <w:t>Situación actual, piloto, reconstrucción, contraste y carga operativa</w:t>
+              <w:t>Reconstrucción, evidencia y carga de los flujos comprobadas mediante escenarios de aceptación</w:t>
             </w:r>
           </w:p>
         </w:tc>
         <w:tc>
           <w:tcPr>
-            <w:tcW w:type="dxa" w:w="1970"/>
+            <w:tcW w:type="dxa" w:w="3470"/>
             <w:vAlign w:val="center"/>
             <w:tcMar>
               <w:top w:w="100" w:type="dxa"/>
@@ -5419,7 +4241,7 @@
                 <w:rFonts w:ascii="Times New Roman" w:hAnsi="Times New Roman"/>
                 <w:sz w:val="18"/>
               </w:rPr>
-              <w:t>Capítulo posterior de verificación y evaluación, por definir</w:t>
+              <w:t>Capítulo III, secciones 3.5 y 3.6</w:t>
             </w:r>
           </w:p>
         </w:tc>
@@ -5439,7 +4261,7 @@
           <w:rFonts w:ascii="Times New Roman" w:hAnsi="Times New Roman"/>
           <w:sz w:val="28"/>
         </w:rPr>
-        <w:t>11. Cronograma de actividades</w:t>
+        <w:t>10. Cronograma de actividades</w:t>
       </w:r>
     </w:p>
     <w:p>
@@ -5448,7 +4270,22 @@
           <w:rFonts w:ascii="Times New Roman" w:hAnsi="Times New Roman"/>
           <w:sz w:val="24"/>
         </w:rPr>
-        <w:t>La ejecución formal comienza el 17 de agosto y concluye el 15 de noviembre de 2026. El cronograma incluye el ciclo completo de análisis, desarrollo, integración, pruebas, evaluación y documentación. Las fechas representan compromisos académicos prospectivos; los prototipos anteriores se utilizarán únicamente como referencia técnica y evidencia de factibilidad, no como construcción formal.</w:t>
+        <w:t xml:space="preserve">El cronograma se desarrolla del </w:t>
+      </w:r>
+      <w:r>
+        <w:rPr>
+          <w:rFonts w:ascii="Times New Roman" w:hAnsi="Times New Roman"/>
+          <w:b/>
+          <w:sz w:val="24"/>
+        </w:rPr>
+        <w:t>6 de julio al 15 de noviembre de 2026</w:t>
+      </w:r>
+      <w:r>
+        <w:rPr>
+          <w:rFonts w:ascii="Times New Roman" w:hAnsi="Times New Roman"/>
+          <w:sz w:val="24"/>
+        </w:rPr>
+        <w:t>, fechas confirmadas para la ejecución académica. Conserva la presentación por objetivos específicos y muestra su correspondencia con las fases, las iteraciones y los incrementos de RUP.</w:t>
       </w:r>
     </w:p>
     <w:p>
@@ -5460,7 +4297,23 @@
           <w:rFonts w:ascii="Times New Roman" w:hAnsi="Times New Roman"/>
           <w:sz w:val="22"/>
         </w:rPr>
-        <w:t>Tabla 4. Cronograma resumido.</w:t>
+        <w:t>Tabla 3</w:t>
+      </w:r>
+    </w:p>
+    <w:p>
+      <w:pPr>
+        <w:keepNext/>
+        <w:spacing w:after="80"/>
+        <w:ind w:firstLine="0"/>
+        <w:jc w:val="left"/>
+      </w:pPr>
+      <w:r>
+        <w:rPr>
+          <w:rFonts w:ascii="Times New Roman" w:hAnsi="Times New Roman"/>
+          <w:i/>
+          <w:sz w:val="24"/>
+        </w:rPr>
+        <w:t>Cronograma por objetivos, fases e iteraciones RUP</w:t>
       </w:r>
     </w:p>
     <w:tbl>
@@ -5479,9 +4332,10 @@
         </w:tblBorders>
       </w:tblPr>
       <w:tblGrid>
-        <w:gridCol w:w="1700"/>
-        <w:gridCol w:w="3900"/>
-        <w:gridCol w:w="2670"/>
+        <w:gridCol w:w="1150"/>
+        <w:gridCol w:w="2500"/>
+        <w:gridCol w:w="2500"/>
+        <w:gridCol w:w="2120"/>
       </w:tblGrid>
       <w:tr>
         <w:trPr>
@@ -5489,7 +4343,7 @@
         </w:trPr>
         <w:tc>
           <w:tcPr>
-            <w:tcW w:type="dxa" w:w="1700"/>
+            <w:tcW w:type="dxa" w:w="1150"/>
             <w:vAlign w:val="center"/>
             <w:tcMar>
               <w:top w:w="100" w:type="dxa"/>
@@ -5511,13 +4365,13 @@
                 <w:b/>
                 <w:sz w:val="18"/>
               </w:rPr>
-              <w:t>Sprint y periodo</w:t>
+              <w:t>Periodo</w:t>
             </w:r>
           </w:p>
         </w:tc>
         <w:tc>
           <w:tcPr>
-            <w:tcW w:type="dxa" w:w="3900"/>
+            <w:tcW w:type="dxa" w:w="2500"/>
             <w:vAlign w:val="center"/>
             <w:tcMar>
               <w:top w:w="100" w:type="dxa"/>
@@ -5539,13 +4393,13 @@
                 <w:b/>
                 <w:sz w:val="18"/>
               </w:rPr>
-              <w:t>Objetivo y actividades principales</w:t>
+              <w:t>Fase, iteración y objetivo</w:t>
             </w:r>
           </w:p>
         </w:tc>
         <w:tc>
           <w:tcPr>
-            <w:tcW w:type="dxa" w:w="2670"/>
+            <w:tcW w:type="dxa" w:w="2500"/>
             <w:vAlign w:val="center"/>
             <w:tcMar>
               <w:top w:w="100" w:type="dxa"/>
@@ -5567,7 +4421,35 @@
                 <w:b/>
                 <w:sz w:val="18"/>
               </w:rPr>
-              <w:t>Incremento verificable</w:t>
+              <w:t>Actividades principales</w:t>
+            </w:r>
+          </w:p>
+        </w:tc>
+        <w:tc>
+          <w:tcPr>
+            <w:tcW w:type="dxa" w:w="2120"/>
+            <w:vAlign w:val="center"/>
+            <w:tcMar>
+              <w:top w:w="100" w:type="dxa"/>
+              <w:start w:w="110" w:type="dxa"/>
+              <w:bottom w:w="100" w:type="dxa"/>
+              <w:end w:w="110" w:type="dxa"/>
+            </w:tcMar>
+            <w:shd w:fill="DCE6F1"/>
+          </w:tcPr>
+          <w:p>
+            <w:pPr>
+              <w:spacing w:after="0" w:line="240" w:lineRule="auto"/>
+              <w:ind w:firstLine="0" w:left="0" w:right="0"/>
+              <w:jc w:val="left"/>
+            </w:pPr>
+            <w:r>
+              <w:rPr>
+                <w:rFonts w:ascii="Times New Roman" w:hAnsi="Times New Roman"/>
+                <w:b/>
+                <w:sz w:val="18"/>
+              </w:rPr>
+              <w:t>Producto verificable</w:t>
             </w:r>
           </w:p>
         </w:tc>
@@ -5575,7 +4457,7 @@
       <w:tr>
         <w:tc>
           <w:tcPr>
-            <w:tcW w:type="dxa" w:w="1700"/>
+            <w:tcW w:type="dxa" w:w="1150"/>
             <w:vAlign w:val="center"/>
             <w:tcMar>
               <w:top w:w="100" w:type="dxa"/>
@@ -5595,13 +4477,13 @@
                 <w:rFonts w:ascii="Times New Roman" w:hAnsi="Times New Roman"/>
                 <w:sz w:val="18"/>
               </w:rPr>
-              <w:t>Sprint 0 · 17–23 ago</w:t>
+              <w:t>6–19 jul</w:t>
             </w:r>
           </w:p>
         </w:tc>
         <w:tc>
           <w:tcPr>
-            <w:tcW w:type="dxa" w:w="3900"/>
+            <w:tcW w:type="dxa" w:w="2500"/>
             <w:vAlign w:val="center"/>
             <w:tcMar>
               <w:top w:w="100" w:type="dxa"/>
@@ -5621,13 +4503,13 @@
                 <w:rFonts w:ascii="Times New Roman" w:hAnsi="Times New Roman"/>
                 <w:sz w:val="18"/>
               </w:rPr>
-              <w:t>Inicio, perfil, backlog, referencia inicial académica del repositorio, arquitectura, instrumentos iniciales y caracterización de la práctica actual</w:t>
+              <w:t>Inicio, IN-1 — Objetivo 1</w:t>
             </w:r>
           </w:p>
         </w:tc>
         <w:tc>
           <w:tcPr>
-            <w:tcW w:type="dxa" w:w="2670"/>
+            <w:tcW w:type="dxa" w:w="2500"/>
             <w:vAlign w:val="center"/>
             <w:tcMar>
               <w:top w:w="100" w:type="dxa"/>
@@ -5647,7 +4529,33 @@
                 <w:rFonts w:ascii="Times New Roman" w:hAnsi="Times New Roman"/>
                 <w:sz w:val="18"/>
               </w:rPr>
-              <w:t>Perfil, referencia inicial, plan de ejecución y caracterización inicial disponibles</w:t>
+              <w:t>Alcance, actores, procesos, casos de uso, requisitos iniciales, riesgos y referencia académica</w:t>
+            </w:r>
+          </w:p>
+        </w:tc>
+        <w:tc>
+          <w:tcPr>
+            <w:tcW w:type="dxa" w:w="2120"/>
+            <w:vAlign w:val="center"/>
+            <w:tcMar>
+              <w:top w:w="100" w:type="dxa"/>
+              <w:start w:w="110" w:type="dxa"/>
+              <w:bottom w:w="100" w:type="dxa"/>
+              <w:end w:w="110" w:type="dxa"/>
+            </w:tcMar>
+          </w:tcPr>
+          <w:p>
+            <w:pPr>
+              <w:spacing w:after="0" w:line="240" w:lineRule="auto"/>
+              <w:ind w:firstLine="0" w:left="0" w:right="0"/>
+              <w:jc w:val="left"/>
+            </w:pPr>
+            <w:r>
+              <w:rPr>
+                <w:rFonts w:ascii="Times New Roman" w:hAnsi="Times New Roman"/>
+                <w:sz w:val="18"/>
+              </w:rPr>
+              <w:t>Visión, plan, requisitos iniciales e hito LCO</w:t>
             </w:r>
           </w:p>
         </w:tc>
@@ -5655,7 +4563,7 @@
       <w:tr>
         <w:tc>
           <w:tcPr>
-            <w:tcW w:type="dxa" w:w="1700"/>
+            <w:tcW w:type="dxa" w:w="1150"/>
             <w:vAlign w:val="center"/>
             <w:tcMar>
               <w:top w:w="100" w:type="dxa"/>
@@ -5676,13 +4584,13 @@
                 <w:rFonts w:ascii="Times New Roman" w:hAnsi="Times New Roman"/>
                 <w:sz w:val="18"/>
               </w:rPr>
-              <w:t>Sprint 1 · 24 ago–6 sep</w:t>
+              <w:t>20 jul–16 ago</w:t>
             </w:r>
           </w:p>
         </w:tc>
         <w:tc>
           <w:tcPr>
-            <w:tcW w:type="dxa" w:w="3900"/>
+            <w:tcW w:type="dxa" w:w="2500"/>
             <w:vAlign w:val="center"/>
             <w:tcMar>
               <w:top w:w="100" w:type="dxa"/>
@@ -5703,13 +4611,13 @@
                 <w:rFonts w:ascii="Times New Roman" w:hAnsi="Times New Roman"/>
                 <w:sz w:val="18"/>
               </w:rPr>
-              <w:t>Iniciar la construcción formal: analizar, construir, probar y documentar Recolección</w:t>
+              <w:t>Elaboración, EL-1 — Objetivos 1 y 2</w:t>
             </w:r>
           </w:p>
         </w:tc>
         <w:tc>
           <w:tcPr>
-            <w:tcW w:type="dxa" w:w="2670"/>
+            <w:tcW w:type="dxa" w:w="2500"/>
             <w:vAlign w:val="center"/>
             <w:tcMar>
               <w:top w:w="100" w:type="dxa"/>
@@ -5730,95 +4638,13 @@
                 <w:rFonts w:ascii="Times New Roman" w:hAnsi="Times New Roman"/>
                 <w:sz w:val="18"/>
               </w:rPr>
-              <w:t>M1 construido desde la referencia inicial y revisado</w:t>
-            </w:r>
-          </w:p>
-        </w:tc>
-      </w:tr>
-      <w:tr>
-        <w:tc>
-          <w:tcPr>
-            <w:tcW w:type="dxa" w:w="1700"/>
-            <w:vAlign w:val="center"/>
-            <w:tcMar>
-              <w:top w:w="100" w:type="dxa"/>
-              <w:start w:w="110" w:type="dxa"/>
-              <w:bottom w:w="100" w:type="dxa"/>
-              <w:end w:w="110" w:type="dxa"/>
-            </w:tcMar>
-          </w:tcPr>
-          <w:p>
-            <w:pPr>
-              <w:spacing w:after="0" w:line="240" w:lineRule="auto"/>
-              <w:ind w:firstLine="0" w:left="0" w:right="0"/>
-              <w:jc w:val="left"/>
-            </w:pPr>
-            <w:r>
-              <w:rPr>
-                <w:rFonts w:ascii="Times New Roman" w:hAnsi="Times New Roman"/>
-                <w:sz w:val="18"/>
-              </w:rPr>
-              <w:t>Sprint 2 · 7–20 sep</w:t>
+              <w:t>Reglas, modelo de trazabilidad, arquitectura, línea vertical arquitectónica mínima M1→M2→M3, contratos y riesgos técnicos</w:t>
             </w:r>
           </w:p>
         </w:tc>
         <w:tc>
           <w:tcPr>
-            <w:tcW w:type="dxa" w:w="3900"/>
-            <w:vAlign w:val="center"/>
-            <w:tcMar>
-              <w:top w:w="100" w:type="dxa"/>
-              <w:start w:w="110" w:type="dxa"/>
-              <w:bottom w:w="100" w:type="dxa"/>
-              <w:end w:w="110" w:type="dxa"/>
-            </w:tcMar>
-          </w:tcPr>
-          <w:p>
-            <w:pPr>
-              <w:spacing w:after="0" w:line="240" w:lineRule="auto"/>
-              <w:ind w:firstLine="0" w:left="0" w:right="0"/>
-              <w:jc w:val="left"/>
-            </w:pPr>
-            <w:r>
-              <w:rPr>
-                <w:rFonts w:ascii="Times New Roman" w:hAnsi="Times New Roman"/>
-                <w:sz w:val="18"/>
-              </w:rPr>
-              <w:t>Desarrollar Vivero, eventos, saldos y contrato M1→M2</w:t>
-            </w:r>
-          </w:p>
-        </w:tc>
-        <w:tc>
-          <w:tcPr>
-            <w:tcW w:type="dxa" w:w="2670"/>
-            <w:vAlign w:val="center"/>
-            <w:tcMar>
-              <w:top w:w="100" w:type="dxa"/>
-              <w:start w:w="110" w:type="dxa"/>
-              <w:bottom w:w="100" w:type="dxa"/>
-              <w:end w:w="110" w:type="dxa"/>
-            </w:tcMar>
-          </w:tcPr>
-          <w:p>
-            <w:pPr>
-              <w:spacing w:after="0" w:line="240" w:lineRule="auto"/>
-              <w:ind w:firstLine="0" w:left="0" w:right="0"/>
-              <w:jc w:val="left"/>
-            </w:pPr>
-            <w:r>
-              <w:rPr>
-                <w:rFonts w:ascii="Times New Roman" w:hAnsi="Times New Roman"/>
-                <w:sz w:val="18"/>
-              </w:rPr>
-              <w:t>M2 y primera integración cerrados</w:t>
-            </w:r>
-          </w:p>
-        </w:tc>
-      </w:tr>
-      <w:tr>
-        <w:tc>
-          <w:tcPr>
-            <w:tcW w:type="dxa" w:w="1700"/>
+            <w:tcW w:type="dxa" w:w="2120"/>
             <w:vAlign w:val="center"/>
             <w:tcMar>
               <w:top w:w="100" w:type="dxa"/>
@@ -5839,13 +4665,121 @@
                 <w:rFonts w:ascii="Times New Roman" w:hAnsi="Times New Roman"/>
                 <w:sz w:val="18"/>
               </w:rPr>
-              <w:t>Sprint 3 · 21 sep–4 oct</w:t>
+              <w:t>Arquitectura base, especificaciones priorizadas e hito LCA</w:t>
+            </w:r>
+          </w:p>
+        </w:tc>
+      </w:tr>
+      <w:tr>
+        <w:tc>
+          <w:tcPr>
+            <w:tcW w:type="dxa" w:w="1150"/>
+            <w:vAlign w:val="center"/>
+            <w:tcMar>
+              <w:top w:w="100" w:type="dxa"/>
+              <w:start w:w="110" w:type="dxa"/>
+              <w:bottom w:w="100" w:type="dxa"/>
+              <w:end w:w="110" w:type="dxa"/>
+            </w:tcMar>
+          </w:tcPr>
+          <w:p>
+            <w:pPr>
+              <w:spacing w:after="0" w:line="240" w:lineRule="auto"/>
+              <w:ind w:firstLine="0" w:left="0" w:right="0"/>
+              <w:jc w:val="left"/>
+            </w:pPr>
+            <w:r>
+              <w:rPr>
+                <w:rFonts w:ascii="Times New Roman" w:hAnsi="Times New Roman"/>
+                <w:sz w:val="18"/>
+              </w:rPr>
+              <w:t>17 ago–6 sep</w:t>
             </w:r>
           </w:p>
         </w:tc>
         <w:tc>
           <w:tcPr>
-            <w:tcW w:type="dxa" w:w="3900"/>
+            <w:tcW w:type="dxa" w:w="2500"/>
+            <w:vAlign w:val="center"/>
+            <w:tcMar>
+              <w:top w:w="100" w:type="dxa"/>
+              <w:start w:w="110" w:type="dxa"/>
+              <w:bottom w:w="100" w:type="dxa"/>
+              <w:end w:w="110" w:type="dxa"/>
+            </w:tcMar>
+          </w:tcPr>
+          <w:p>
+            <w:pPr>
+              <w:spacing w:after="0" w:line="240" w:lineRule="auto"/>
+              <w:ind w:firstLine="0" w:left="0" w:right="0"/>
+              <w:jc w:val="left"/>
+            </w:pPr>
+            <w:r>
+              <w:rPr>
+                <w:rFonts w:ascii="Times New Roman" w:hAnsi="Times New Roman"/>
+                <w:sz w:val="18"/>
+              </w:rPr>
+              <w:t>Construcción, CO-1 — Objetivo 3</w:t>
+            </w:r>
+          </w:p>
+        </w:tc>
+        <w:tc>
+          <w:tcPr>
+            <w:tcW w:type="dxa" w:w="2500"/>
+            <w:vAlign w:val="center"/>
+            <w:tcMar>
+              <w:top w:w="100" w:type="dxa"/>
+              <w:start w:w="110" w:type="dxa"/>
+              <w:bottom w:w="100" w:type="dxa"/>
+              <w:end w:w="110" w:type="dxa"/>
+            </w:tcMar>
+          </w:tcPr>
+          <w:p>
+            <w:pPr>
+              <w:spacing w:after="0" w:line="240" w:lineRule="auto"/>
+              <w:ind w:firstLine="0" w:left="0" w:right="0"/>
+              <w:jc w:val="left"/>
+            </w:pPr>
+            <w:r>
+              <w:rPr>
+                <w:rFonts w:ascii="Times New Roman" w:hAnsi="Times New Roman"/>
+                <w:sz w:val="18"/>
+              </w:rPr>
+              <w:t>Especificar, diseñar, implementar y probar M1 Recolección</w:t>
+            </w:r>
+          </w:p>
+        </w:tc>
+        <w:tc>
+          <w:tcPr>
+            <w:tcW w:type="dxa" w:w="2120"/>
+            <w:vAlign w:val="center"/>
+            <w:tcMar>
+              <w:top w:w="100" w:type="dxa"/>
+              <w:start w:w="110" w:type="dxa"/>
+              <w:bottom w:w="100" w:type="dxa"/>
+              <w:end w:w="110" w:type="dxa"/>
+            </w:tcMar>
+          </w:tcPr>
+          <w:p>
+            <w:pPr>
+              <w:spacing w:after="0" w:line="240" w:lineRule="auto"/>
+              <w:ind w:firstLine="0" w:left="0" w:right="0"/>
+              <w:jc w:val="left"/>
+            </w:pPr>
+            <w:r>
+              <w:rPr>
+                <w:rFonts w:ascii="Times New Roman" w:hAnsi="Times New Roman"/>
+                <w:sz w:val="18"/>
+              </w:rPr>
+              <w:t>Incremento 1: M1 funcional y probado</w:t>
+            </w:r>
+          </w:p>
+        </w:tc>
+      </w:tr>
+      <w:tr>
+        <w:tc>
+          <w:tcPr>
+            <w:tcW w:type="dxa" w:w="1150"/>
             <w:vAlign w:val="center"/>
             <w:tcMar>
               <w:top w:w="100" w:type="dxa"/>
@@ -5866,13 +4800,13 @@
                 <w:rFonts w:ascii="Times New Roman" w:hAnsi="Times New Roman"/>
                 <w:sz w:val="18"/>
               </w:rPr>
-              <w:t>Desarrollar Plantación, asignaciones y contrato M2→M3</w:t>
+              <w:t>7–27 sep</w:t>
             </w:r>
           </w:p>
         </w:tc>
         <w:tc>
           <w:tcPr>
-            <w:tcW w:type="dxa" w:w="2670"/>
+            <w:tcW w:type="dxa" w:w="2500"/>
             <w:vAlign w:val="center"/>
             <w:tcMar>
               <w:top w:w="100" w:type="dxa"/>
@@ -5893,95 +4827,13 @@
                 <w:rFonts w:ascii="Times New Roman" w:hAnsi="Times New Roman"/>
                 <w:sz w:val="18"/>
               </w:rPr>
-              <w:t>M3 y segunda integración cerrados</w:t>
-            </w:r>
-          </w:p>
-        </w:tc>
-      </w:tr>
-      <w:tr>
-        <w:tc>
-          <w:tcPr>
-            <w:tcW w:type="dxa" w:w="1700"/>
-            <w:vAlign w:val="center"/>
-            <w:tcMar>
-              <w:top w:w="100" w:type="dxa"/>
-              <w:start w:w="110" w:type="dxa"/>
-              <w:bottom w:w="100" w:type="dxa"/>
-              <w:end w:w="110" w:type="dxa"/>
-            </w:tcMar>
-          </w:tcPr>
-          <w:p>
-            <w:pPr>
-              <w:spacing w:after="0" w:line="240" w:lineRule="auto"/>
-              <w:ind w:firstLine="0" w:left="0" w:right="0"/>
-              <w:jc w:val="left"/>
-            </w:pPr>
-            <w:r>
-              <w:rPr>
-                <w:rFonts w:ascii="Times New Roman" w:hAnsi="Times New Roman"/>
-                <w:sz w:val="18"/>
-              </w:rPr>
-              <w:t>Sprint 4 · 5–18 oct</w:t>
+              <w:t>Construcción, CO-2 — Objetivo 3</w:t>
             </w:r>
           </w:p>
         </w:tc>
         <w:tc>
           <w:tcPr>
-            <w:tcW w:type="dxa" w:w="3900"/>
-            <w:vAlign w:val="center"/>
-            <w:tcMar>
-              <w:top w:w="100" w:type="dxa"/>
-              <w:start w:w="110" w:type="dxa"/>
-              <w:bottom w:w="100" w:type="dxa"/>
-              <w:end w:w="110" w:type="dxa"/>
-            </w:tcMar>
-          </w:tcPr>
-          <w:p>
-            <w:pPr>
-              <w:spacing w:after="0" w:line="240" w:lineRule="auto"/>
-              <w:ind w:firstLine="0" w:left="0" w:right="0"/>
-              <w:jc w:val="left"/>
-            </w:pPr>
-            <w:r>
-              <w:rPr>
-                <w:rFonts w:ascii="Times New Roman" w:hAnsi="Times New Roman"/>
-                <w:sz w:val="18"/>
-              </w:rPr>
-              <w:t>Consolidar reconstrucción y trazabilidad transversal</w:t>
-            </w:r>
-          </w:p>
-        </w:tc>
-        <w:tc>
-          <w:tcPr>
-            <w:tcW w:type="dxa" w:w="2670"/>
-            <w:vAlign w:val="center"/>
-            <w:tcMar>
-              <w:top w:w="100" w:type="dxa"/>
-              <w:start w:w="110" w:type="dxa"/>
-              <w:bottom w:w="100" w:type="dxa"/>
-              <w:end w:w="110" w:type="dxa"/>
-            </w:tcMar>
-          </w:tcPr>
-          <w:p>
-            <w:pPr>
-              <w:spacing w:after="0" w:line="240" w:lineRule="auto"/>
-              <w:ind w:firstLine="0" w:left="0" w:right="0"/>
-              <w:jc w:val="left"/>
-            </w:pPr>
-            <w:r>
-              <w:rPr>
-                <w:rFonts w:ascii="Times New Roman" w:hAnsi="Times New Roman"/>
-                <w:sz w:val="18"/>
-              </w:rPr>
-              <w:t>Recorrido completo reconstruible entre los tres módulos</w:t>
-            </w:r>
-          </w:p>
-        </w:tc>
-      </w:tr>
-      <w:tr>
-        <w:tc>
-          <w:tcPr>
-            <w:tcW w:type="dxa" w:w="1700"/>
+            <w:tcW w:type="dxa" w:w="2500"/>
             <w:vAlign w:val="center"/>
             <w:tcMar>
               <w:top w:w="100" w:type="dxa"/>
@@ -6002,13 +4854,13 @@
                 <w:rFonts w:ascii="Times New Roman" w:hAnsi="Times New Roman"/>
                 <w:sz w:val="18"/>
               </w:rPr>
-              <w:t>Sprint 5 · 19 oct–1 nov</w:t>
+              <w:t>Construir M2 Vivero e integrar M1→M2</w:t>
             </w:r>
           </w:p>
         </w:tc>
         <w:tc>
           <w:tcPr>
-            <w:tcW w:type="dxa" w:w="3900"/>
+            <w:tcW w:type="dxa" w:w="2120"/>
             <w:vAlign w:val="center"/>
             <w:tcMar>
               <w:top w:w="100" w:type="dxa"/>
@@ -6029,13 +4881,121 @@
                 <w:rFonts w:ascii="Times New Roman" w:hAnsi="Times New Roman"/>
                 <w:sz w:val="18"/>
               </w:rPr>
-              <w:t>Integración transversal, interfaz y experiencia de uso, seguridad, pruebas y despliegue</w:t>
+              <w:t>Incremento 2: M1 y M2 integrados y probados</w:t>
+            </w:r>
+          </w:p>
+        </w:tc>
+      </w:tr>
+      <w:tr>
+        <w:tc>
+          <w:tcPr>
+            <w:tcW w:type="dxa" w:w="1150"/>
+            <w:vAlign w:val="center"/>
+            <w:tcMar>
+              <w:top w:w="100" w:type="dxa"/>
+              <w:start w:w="110" w:type="dxa"/>
+              <w:bottom w:w="100" w:type="dxa"/>
+              <w:end w:w="110" w:type="dxa"/>
+            </w:tcMar>
+          </w:tcPr>
+          <w:p>
+            <w:pPr>
+              <w:spacing w:after="0" w:line="240" w:lineRule="auto"/>
+              <w:ind w:firstLine="0" w:left="0" w:right="0"/>
+              <w:jc w:val="left"/>
+            </w:pPr>
+            <w:r>
+              <w:rPr>
+                <w:rFonts w:ascii="Times New Roman" w:hAnsi="Times New Roman"/>
+                <w:sz w:val="18"/>
+              </w:rPr>
+              <w:t>28 sep–18 oct</w:t>
             </w:r>
           </w:p>
         </w:tc>
         <w:tc>
           <w:tcPr>
-            <w:tcW w:type="dxa" w:w="2670"/>
+            <w:tcW w:type="dxa" w:w="2500"/>
+            <w:vAlign w:val="center"/>
+            <w:tcMar>
+              <w:top w:w="100" w:type="dxa"/>
+              <w:start w:w="110" w:type="dxa"/>
+              <w:bottom w:w="100" w:type="dxa"/>
+              <w:end w:w="110" w:type="dxa"/>
+            </w:tcMar>
+          </w:tcPr>
+          <w:p>
+            <w:pPr>
+              <w:spacing w:after="0" w:line="240" w:lineRule="auto"/>
+              <w:ind w:firstLine="0" w:left="0" w:right="0"/>
+              <w:jc w:val="left"/>
+            </w:pPr>
+            <w:r>
+              <w:rPr>
+                <w:rFonts w:ascii="Times New Roman" w:hAnsi="Times New Roman"/>
+                <w:sz w:val="18"/>
+              </w:rPr>
+              <w:t>Construcción, CO-3 — Objetivo 3</w:t>
+            </w:r>
+          </w:p>
+        </w:tc>
+        <w:tc>
+          <w:tcPr>
+            <w:tcW w:type="dxa" w:w="2500"/>
+            <w:vAlign w:val="center"/>
+            <w:tcMar>
+              <w:top w:w="100" w:type="dxa"/>
+              <w:start w:w="110" w:type="dxa"/>
+              <w:bottom w:w="100" w:type="dxa"/>
+              <w:end w:w="110" w:type="dxa"/>
+            </w:tcMar>
+          </w:tcPr>
+          <w:p>
+            <w:pPr>
+              <w:spacing w:after="0" w:line="240" w:lineRule="auto"/>
+              <w:ind w:firstLine="0" w:left="0" w:right="0"/>
+              <w:jc w:val="left"/>
+            </w:pPr>
+            <w:r>
+              <w:rPr>
+                <w:rFonts w:ascii="Times New Roman" w:hAnsi="Times New Roman"/>
+                <w:sz w:val="18"/>
+              </w:rPr>
+              <w:t>Construir M3 Plantación e integrar M2→M3</w:t>
+            </w:r>
+          </w:p>
+        </w:tc>
+        <w:tc>
+          <w:tcPr>
+            <w:tcW w:type="dxa" w:w="2120"/>
+            <w:vAlign w:val="center"/>
+            <w:tcMar>
+              <w:top w:w="100" w:type="dxa"/>
+              <w:start w:w="110" w:type="dxa"/>
+              <w:bottom w:w="100" w:type="dxa"/>
+              <w:end w:w="110" w:type="dxa"/>
+            </w:tcMar>
+          </w:tcPr>
+          <w:p>
+            <w:pPr>
+              <w:spacing w:after="0" w:line="240" w:lineRule="auto"/>
+              <w:ind w:firstLine="0" w:left="0" w:right="0"/>
+              <w:jc w:val="left"/>
+            </w:pPr>
+            <w:r>
+              <w:rPr>
+                <w:rFonts w:ascii="Times New Roman" w:hAnsi="Times New Roman"/>
+                <w:sz w:val="18"/>
+              </w:rPr>
+              <w:t>Incremento 3: tres módulos integrados</w:t>
+            </w:r>
+          </w:p>
+        </w:tc>
+      </w:tr>
+      <w:tr>
+        <w:tc>
+          <w:tcPr>
+            <w:tcW w:type="dxa" w:w="1150"/>
             <w:vAlign w:val="center"/>
             <w:tcMar>
               <w:top w:w="100" w:type="dxa"/>
@@ -6056,95 +5016,13 @@
                 <w:rFonts w:ascii="Times New Roman" w:hAnsi="Times New Roman"/>
                 <w:sz w:val="18"/>
               </w:rPr>
-              <w:t>Versión candidata para piloto</w:t>
-            </w:r>
-          </w:p>
-        </w:tc>
-      </w:tr>
-      <w:tr>
-        <w:tc>
-          <w:tcPr>
-            <w:tcW w:type="dxa" w:w="1700"/>
-            <w:vAlign w:val="center"/>
-            <w:tcMar>
-              <w:top w:w="100" w:type="dxa"/>
-              <w:start w:w="110" w:type="dxa"/>
-              <w:bottom w:w="100" w:type="dxa"/>
-              <w:end w:w="110" w:type="dxa"/>
-            </w:tcMar>
-          </w:tcPr>
-          <w:p>
-            <w:pPr>
-              <w:spacing w:after="0" w:line="240" w:lineRule="auto"/>
-              <w:ind w:firstLine="0" w:left="0" w:right="0"/>
-              <w:jc w:val="left"/>
-            </w:pPr>
-            <w:r>
-              <w:rPr>
-                <w:rFonts w:ascii="Times New Roman" w:hAnsi="Times New Roman"/>
-                <w:sz w:val="18"/>
-              </w:rPr>
-              <w:t>Sprint 6 · 2–8 nov</w:t>
+              <w:t>19 oct–1 nov</w:t>
             </w:r>
           </w:p>
         </w:tc>
         <w:tc>
           <w:tcPr>
-            <w:tcW w:type="dxa" w:w="3900"/>
-            <w:vAlign w:val="center"/>
-            <w:tcMar>
-              <w:top w:w="100" w:type="dxa"/>
-              <w:start w:w="110" w:type="dxa"/>
-              <w:bottom w:w="100" w:type="dxa"/>
-              <w:end w:w="110" w:type="dxa"/>
-            </w:tcMar>
-          </w:tcPr>
-          <w:p>
-            <w:pPr>
-              <w:spacing w:after="0" w:line="240" w:lineRule="auto"/>
-              <w:ind w:firstLine="0" w:left="0" w:right="0"/>
-              <w:jc w:val="left"/>
-            </w:pPr>
-            <w:r>
-              <w:rPr>
-                <w:rFonts w:ascii="Times New Roman" w:hAnsi="Times New Roman"/>
-                <w:sz w:val="18"/>
-              </w:rPr>
-              <w:t>Ejecutar el piloto, evaluar la propuesta y compararla con la situación actual</w:t>
-            </w:r>
-          </w:p>
-        </w:tc>
-        <w:tc>
-          <w:tcPr>
-            <w:tcW w:type="dxa" w:w="2670"/>
-            <w:vAlign w:val="center"/>
-            <w:tcMar>
-              <w:top w:w="100" w:type="dxa"/>
-              <w:start w:w="110" w:type="dxa"/>
-              <w:bottom w:w="100" w:type="dxa"/>
-              <w:end w:w="110" w:type="dxa"/>
-            </w:tcMar>
-          </w:tcPr>
-          <w:p>
-            <w:pPr>
-              <w:spacing w:after="0" w:line="240" w:lineRule="auto"/>
-              <w:ind w:firstLine="0" w:left="0" w:right="0"/>
-              <w:jc w:val="left"/>
-            </w:pPr>
-            <w:r>
-              <w:rPr>
-                <w:rFonts w:ascii="Times New Roman" w:hAnsi="Times New Roman"/>
-                <w:sz w:val="18"/>
-              </w:rPr>
-              <w:t>Evidencia operativa y técnica analizada</w:t>
-            </w:r>
-          </w:p>
-        </w:tc>
-      </w:tr>
-      <w:tr>
-        <w:tc>
-          <w:tcPr>
-            <w:tcW w:type="dxa" w:w="1700"/>
+            <w:tcW w:type="dxa" w:w="2500"/>
             <w:vAlign w:val="center"/>
             <w:tcMar>
               <w:top w:w="100" w:type="dxa"/>
@@ -6165,13 +5043,13 @@
                 <w:rFonts w:ascii="Times New Roman" w:hAnsi="Times New Roman"/>
                 <w:sz w:val="18"/>
               </w:rPr>
-              <w:t>Sprint 7 · 9–15 nov</w:t>
+              <w:t>Construcción, CO-4 — Objetivos 3 y 4</w:t>
             </w:r>
           </w:p>
         </w:tc>
         <w:tc>
           <w:tcPr>
-            <w:tcW w:type="dxa" w:w="3900"/>
+            <w:tcW w:type="dxa" w:w="2500"/>
             <w:vAlign w:val="center"/>
             <w:tcMar>
               <w:top w:w="100" w:type="dxa"/>
@@ -6192,13 +5070,13 @@
                 <w:rFonts w:ascii="Times New Roman" w:hAnsi="Times New Roman"/>
                 <w:sz w:val="18"/>
               </w:rPr>
-              <w:t>Redactar resultados, conclusiones, anexos y entrega</w:t>
+              <w:t>Completar trazabilidad transversal, integración, regresión y versión candidata</w:t>
             </w:r>
           </w:p>
         </w:tc>
         <w:tc>
           <w:tcPr>
-            <w:tcW w:type="dxa" w:w="2670"/>
+            <w:tcW w:type="dxa" w:w="2120"/>
             <w:vAlign w:val="center"/>
             <w:tcMar>
               <w:top w:w="100" w:type="dxa"/>
@@ -6219,7 +5097,223 @@
                 <w:rFonts w:ascii="Times New Roman" w:hAnsi="Times New Roman"/>
                 <w:sz w:val="18"/>
               </w:rPr>
-              <w:t>Proyecto de Grado concluido</w:t>
+              <w:t>Incremento 4: versión candidata e hito IOC</w:t>
+            </w:r>
+          </w:p>
+        </w:tc>
+      </w:tr>
+      <w:tr>
+        <w:tc>
+          <w:tcPr>
+            <w:tcW w:type="dxa" w:w="1150"/>
+            <w:vAlign w:val="center"/>
+            <w:tcMar>
+              <w:top w:w="100" w:type="dxa"/>
+              <w:start w:w="110" w:type="dxa"/>
+              <w:bottom w:w="100" w:type="dxa"/>
+              <w:end w:w="110" w:type="dxa"/>
+            </w:tcMar>
+          </w:tcPr>
+          <w:p>
+            <w:pPr>
+              <w:spacing w:after="0" w:line="240" w:lineRule="auto"/>
+              <w:ind w:firstLine="0" w:left="0" w:right="0"/>
+              <w:jc w:val="left"/>
+            </w:pPr>
+            <w:r>
+              <w:rPr>
+                <w:rFonts w:ascii="Times New Roman" w:hAnsi="Times New Roman"/>
+                <w:sz w:val="18"/>
+              </w:rPr>
+              <w:t>2–8 nov</w:t>
+            </w:r>
+          </w:p>
+        </w:tc>
+        <w:tc>
+          <w:tcPr>
+            <w:tcW w:type="dxa" w:w="2500"/>
+            <w:vAlign w:val="center"/>
+            <w:tcMar>
+              <w:top w:w="100" w:type="dxa"/>
+              <w:start w:w="110" w:type="dxa"/>
+              <w:bottom w:w="100" w:type="dxa"/>
+              <w:end w:w="110" w:type="dxa"/>
+            </w:tcMar>
+          </w:tcPr>
+          <w:p>
+            <w:pPr>
+              <w:spacing w:after="0" w:line="240" w:lineRule="auto"/>
+              <w:ind w:firstLine="0" w:left="0" w:right="0"/>
+              <w:jc w:val="left"/>
+            </w:pPr>
+            <w:r>
+              <w:rPr>
+                <w:rFonts w:ascii="Times New Roman" w:hAnsi="Times New Roman"/>
+                <w:sz w:val="18"/>
+              </w:rPr>
+              <w:t>Transición, TR-1 — Objetivos 4 y 5</w:t>
+            </w:r>
+          </w:p>
+        </w:tc>
+        <w:tc>
+          <w:tcPr>
+            <w:tcW w:type="dxa" w:w="2500"/>
+            <w:vAlign w:val="center"/>
+            <w:tcMar>
+              <w:top w:w="100" w:type="dxa"/>
+              <w:start w:w="110" w:type="dxa"/>
+              <w:bottom w:w="100" w:type="dxa"/>
+              <w:end w:w="110" w:type="dxa"/>
+            </w:tcMar>
+          </w:tcPr>
+          <w:p>
+            <w:pPr>
+              <w:spacing w:after="0" w:line="240" w:lineRule="auto"/>
+              <w:ind w:firstLine="0" w:left="0" w:right="0"/>
+              <w:jc w:val="left"/>
+            </w:pPr>
+            <w:r>
+              <w:rPr>
+                <w:rFonts w:ascii="Times New Roman" w:hAnsi="Times New Roman"/>
+                <w:sz w:val="18"/>
+              </w:rPr>
+              <w:t>Pruebas del sistema, escenarios operativos y corrección de defectos</w:t>
+            </w:r>
+          </w:p>
+        </w:tc>
+        <w:tc>
+          <w:tcPr>
+            <w:tcW w:type="dxa" w:w="2120"/>
+            <w:vAlign w:val="center"/>
+            <w:tcMar>
+              <w:top w:w="100" w:type="dxa"/>
+              <w:start w:w="110" w:type="dxa"/>
+              <w:bottom w:w="100" w:type="dxa"/>
+              <w:end w:w="110" w:type="dxa"/>
+            </w:tcMar>
+          </w:tcPr>
+          <w:p>
+            <w:pPr>
+              <w:spacing w:after="0" w:line="240" w:lineRule="auto"/>
+              <w:ind w:firstLine="0" w:left="0" w:right="0"/>
+              <w:jc w:val="left"/>
+            </w:pPr>
+            <w:r>
+              <w:rPr>
+                <w:rFonts w:ascii="Times New Roman" w:hAnsi="Times New Roman"/>
+                <w:sz w:val="18"/>
+              </w:rPr>
+              <w:t>Informe de verificación y validación</w:t>
+            </w:r>
+          </w:p>
+        </w:tc>
+      </w:tr>
+      <w:tr>
+        <w:tc>
+          <w:tcPr>
+            <w:tcW w:type="dxa" w:w="1150"/>
+            <w:vAlign w:val="center"/>
+            <w:tcMar>
+              <w:top w:w="100" w:type="dxa"/>
+              <w:start w:w="110" w:type="dxa"/>
+              <w:bottom w:w="100" w:type="dxa"/>
+              <w:end w:w="110" w:type="dxa"/>
+            </w:tcMar>
+            <w:shd w:fill="F8FAFC"/>
+          </w:tcPr>
+          <w:p>
+            <w:pPr>
+              <w:spacing w:after="0" w:line="240" w:lineRule="auto"/>
+              <w:ind w:firstLine="0" w:left="0" w:right="0"/>
+              <w:jc w:val="left"/>
+            </w:pPr>
+            <w:r>
+              <w:rPr>
+                <w:rFonts w:ascii="Times New Roman" w:hAnsi="Times New Roman"/>
+                <w:sz w:val="18"/>
+              </w:rPr>
+              <w:t>9–15 nov</w:t>
+            </w:r>
+          </w:p>
+        </w:tc>
+        <w:tc>
+          <w:tcPr>
+            <w:tcW w:type="dxa" w:w="2500"/>
+            <w:vAlign w:val="center"/>
+            <w:tcMar>
+              <w:top w:w="100" w:type="dxa"/>
+              <w:start w:w="110" w:type="dxa"/>
+              <w:bottom w:w="100" w:type="dxa"/>
+              <w:end w:w="110" w:type="dxa"/>
+            </w:tcMar>
+            <w:shd w:fill="F8FAFC"/>
+          </w:tcPr>
+          <w:p>
+            <w:pPr>
+              <w:spacing w:after="0" w:line="240" w:lineRule="auto"/>
+              <w:ind w:firstLine="0" w:left="0" w:right="0"/>
+              <w:jc w:val="left"/>
+            </w:pPr>
+            <w:r>
+              <w:rPr>
+                <w:rFonts w:ascii="Times New Roman" w:hAnsi="Times New Roman"/>
+                <w:sz w:val="18"/>
+              </w:rPr>
+              <w:t>Transición, TR-1 — Objetivo 5 y cierre</w:t>
+            </w:r>
+          </w:p>
+        </w:tc>
+        <w:tc>
+          <w:tcPr>
+            <w:tcW w:type="dxa" w:w="2500"/>
+            <w:vAlign w:val="center"/>
+            <w:tcMar>
+              <w:top w:w="100" w:type="dxa"/>
+              <w:start w:w="110" w:type="dxa"/>
+              <w:bottom w:w="100" w:type="dxa"/>
+              <w:end w:w="110" w:type="dxa"/>
+            </w:tcMar>
+            <w:shd w:fill="F8FAFC"/>
+          </w:tcPr>
+          <w:p>
+            <w:pPr>
+              <w:spacing w:after="0" w:line="240" w:lineRule="auto"/>
+              <w:ind w:firstLine="0" w:left="0" w:right="0"/>
+              <w:jc w:val="left"/>
+            </w:pPr>
+            <w:r>
+              <w:rPr>
+                <w:rFonts w:ascii="Times New Roman" w:hAnsi="Times New Roman"/>
+                <w:sz w:val="18"/>
+              </w:rPr>
+              <w:t>Despliegue, manuales, aceptación y consolidación del documento</w:t>
+            </w:r>
+          </w:p>
+        </w:tc>
+        <w:tc>
+          <w:tcPr>
+            <w:tcW w:type="dxa" w:w="2120"/>
+            <w:vAlign w:val="center"/>
+            <w:tcMar>
+              <w:top w:w="100" w:type="dxa"/>
+              <w:start w:w="110" w:type="dxa"/>
+              <w:bottom w:w="100" w:type="dxa"/>
+              <w:end w:w="110" w:type="dxa"/>
+            </w:tcMar>
+            <w:shd w:fill="F8FAFC"/>
+          </w:tcPr>
+          <w:p>
+            <w:pPr>
+              <w:spacing w:after="0" w:line="240" w:lineRule="auto"/>
+              <w:ind w:firstLine="0" w:left="0" w:right="0"/>
+              <w:jc w:val="left"/>
+            </w:pPr>
+            <w:r>
+              <w:rPr>
+                <w:rFonts w:ascii="Times New Roman" w:hAnsi="Times New Roman"/>
+                <w:sz w:val="18"/>
+              </w:rPr>
+              <w:t>Producto liberado, hito PR y documento final para revisión</w:t>
             </w:r>
           </w:p>
         </w:tc>
@@ -6239,7 +5333,23 @@
           <w:rFonts w:ascii="Times New Roman" w:hAnsi="Times New Roman"/>
           <w:sz w:val="22"/>
         </w:rPr>
-        <w:t>Figura 5. Diagrama de Gantt, agosto–noviembre de 2026.</w:t>
+        <w:t>Figura 2</w:t>
+      </w:r>
+    </w:p>
+    <w:p>
+      <w:pPr>
+        <w:keepNext/>
+        <w:spacing w:after="80"/>
+        <w:ind w:firstLine="0"/>
+        <w:jc w:val="left"/>
+      </w:pPr>
+      <w:r>
+        <w:rPr>
+          <w:rFonts w:ascii="Times New Roman" w:hAnsi="Times New Roman"/>
+          <w:i/>
+          <w:sz w:val="24"/>
+        </w:rPr>
+        <w:t>Diagrama de Gantt del proceso de desarrollo, julio–noviembre de 2026</w:t>
       </w:r>
     </w:p>
     <w:p>
@@ -6252,7 +5362,7 @@
         <w:drawing>
           <wp:inline xmlns:a="http://schemas.openxmlformats.org/drawingml/2006/main" xmlns:pic="http://schemas.openxmlformats.org/drawingml/2006/picture">
             <wp:extent cx="5230368" cy="3138221"/>
-            <wp:docPr id="6" name="Picture 6"/>
+            <wp:docPr id="3" name="Picture 3" title="Diagrama de Gantt del proceso de desarrollo, julio a noviembre de 2026" descr="Diagrama de Gantt del proceso de desarrollo, julio a noviembre de 2026"/>
             <wp:cNvGraphicFramePr>
               <a:graphicFrameLocks noChangeAspect="1"/>
             </wp:cNvGraphicFramePr>
@@ -6264,7 +5374,7 @@
                     <pic:cNvPicPr/>
                   </pic:nvPicPr>
                   <pic:blipFill>
-                    <a:blip r:embed="rId18"/>
+                    <a:blip r:embed="rId15"/>
                     <a:stretch>
                       <a:fillRect/>
                     </a:stretch>
@@ -6284,280 +5394,46 @@
       </w:r>
     </w:p>
     <w:p>
-      <w:pPr>
-        <w:pStyle w:val="Heading1"/>
-      </w:pPr>
-      <w:r>
-        <w:rPr>
-          <w:rFonts w:ascii="Times New Roman" w:hAnsi="Times New Roman"/>
-          <w:sz w:val="28"/>
-        </w:rPr>
-        <w:t>12. Recursos</w:t>
+      <w:r>
+        <w:rPr>
+          <w:rFonts w:ascii="Times New Roman" w:hAnsi="Times New Roman"/>
+          <w:i/>
+          <w:sz w:val="24"/>
+        </w:rPr>
+        <w:t>Nota.</w:t>
+      </w:r>
+      <w:r>
+        <w:rPr>
+          <w:rFonts w:ascii="Times New Roman" w:hAnsi="Times New Roman"/>
+          <w:sz w:val="24"/>
+        </w:rPr>
+        <w:t xml:space="preserve"> Elaboración propia; cada barra utiliza días calendario y cubre los periodos indicados en la Tabla 3.</w:t>
       </w:r>
     </w:p>
     <w:p>
       <w:pPr>
-        <w:pStyle w:val="Heading2"/>
-      </w:pPr>
-      <w:r>
-        <w:rPr>
-          <w:rFonts w:ascii="Times New Roman" w:hAnsi="Times New Roman"/>
-          <w:sz w:val="24"/>
-        </w:rPr>
-        <w:t>12.1. Recursos humanos</w:t>
+        <w:pStyle w:val="Heading1"/>
+      </w:pPr>
+      <w:r>
+        <w:rPr>
+          <w:rFonts w:ascii="Times New Roman" w:hAnsi="Times New Roman"/>
+          <w:sz w:val="28"/>
+        </w:rPr>
+        <w:t>11. Referencias bibliográficas</w:t>
       </w:r>
     </w:p>
     <w:p>
       <w:pPr>
-        <w:pStyle w:val="ListParagraph"/>
-        <w:numPr>
-          <w:ilvl w:val="0"/>
-          <w:numId w:val="17"/>
-        </w:numPr>
-        <w:spacing w:line="360" w:lineRule="auto" w:after="0"/>
-        <w:ind w:left="454" w:hanging="283"/>
-      </w:pPr>
-      <w:r>
-        <w:rPr>
-          <w:rFonts w:ascii="Times New Roman" w:hAnsi="Times New Roman"/>
-          <w:sz w:val="24"/>
-        </w:rPr>
-        <w:t>postulante, como responsable principal del análisis, desarrollo, evaluación y documentación;</w:t>
-      </w:r>
-    </w:p>
-    <w:p>
-      <w:pPr>
-        <w:pStyle w:val="ListParagraph"/>
-        <w:numPr>
-          <w:ilvl w:val="0"/>
-          <w:numId w:val="17"/>
-        </w:numPr>
-        <w:spacing w:line="360" w:lineRule="auto" w:after="0"/>
-        <w:ind w:left="454" w:hanging="283"/>
-      </w:pPr>
-      <w:r>
-        <w:rPr>
-          <w:rFonts w:ascii="Times New Roman" w:hAnsi="Times New Roman"/>
-          <w:sz w:val="24"/>
-        </w:rPr>
-        <w:t>tutora académica, para orientación y revisión;</w:t>
-      </w:r>
-    </w:p>
-    <w:p>
-      <w:pPr>
-        <w:pStyle w:val="ListParagraph"/>
-        <w:numPr>
-          <w:ilvl w:val="0"/>
-          <w:numId w:val="17"/>
-        </w:numPr>
-        <w:spacing w:line="360" w:lineRule="auto" w:after="0"/>
-        <w:ind w:left="454" w:hanging="283"/>
-      </w:pPr>
-      <w:r>
-        <w:rPr>
-          <w:rFonts w:ascii="Times New Roman" w:hAnsi="Times New Roman"/>
-          <w:sz w:val="24"/>
-        </w:rPr>
-        <w:t>personal y participantes de R3Foresta, para información del proceso y piloto;</w:t>
-      </w:r>
-    </w:p>
-    <w:p>
-      <w:pPr>
-        <w:pStyle w:val="ListParagraph"/>
-        <w:numPr>
-          <w:ilvl w:val="0"/>
-          <w:numId w:val="17"/>
-        </w:numPr>
-        <w:spacing w:line="360" w:lineRule="auto" w:after="0"/>
-        <w:ind w:left="454" w:hanging="283"/>
-      </w:pPr>
-      <w:r>
-        <w:rPr>
-          <w:rFonts w:ascii="Times New Roman" w:hAnsi="Times New Roman"/>
-          <w:sz w:val="24"/>
-        </w:rPr>
-        <w:t>apoyo puntual de colaboradores, limitado a las contribuciones que se declararán en el documento final.</w:t>
-      </w:r>
-    </w:p>
-    <w:p>
-      <w:r>
-        <w:rPr>
-          <w:rFonts w:ascii="Times New Roman" w:hAnsi="Times New Roman"/>
-          <w:sz w:val="24"/>
-        </w:rPr>
-        <w:t>Las horas del postulante y de los colaboradores se registrarán durante los sprints para documentar el esfuerzo dedicado al proyecto.</w:t>
-      </w:r>
-    </w:p>
-    <w:p>
-      <w:pPr>
-        <w:pStyle w:val="Heading2"/>
-      </w:pPr>
-      <w:r>
-        <w:rPr>
-          <w:rFonts w:ascii="Times New Roman" w:hAnsi="Times New Roman"/>
-          <w:sz w:val="24"/>
-        </w:rPr>
-        <w:t>12.2. Recursos tecnológicos y materiales</w:t>
-      </w:r>
-    </w:p>
-    <w:p>
-      <w:pPr>
-        <w:pStyle w:val="ListParagraph"/>
-        <w:numPr>
-          <w:ilvl w:val="0"/>
-          <w:numId w:val="18"/>
-        </w:numPr>
-        <w:spacing w:line="360" w:lineRule="auto" w:after="0"/>
-        <w:ind w:left="454" w:hanging="283"/>
-      </w:pPr>
-      <w:r>
-        <w:rPr>
-          <w:rFonts w:ascii="Times New Roman" w:hAnsi="Times New Roman"/>
-          <w:sz w:val="24"/>
-        </w:rPr>
-        <w:t>computadora portátil y teléfonos móviles propios, como aporte en especie;</w:t>
-      </w:r>
-    </w:p>
-    <w:p>
-      <w:pPr>
-        <w:pStyle w:val="ListParagraph"/>
-        <w:numPr>
-          <w:ilvl w:val="0"/>
-          <w:numId w:val="18"/>
-        </w:numPr>
-        <w:spacing w:line="360" w:lineRule="auto" w:after="0"/>
-        <w:ind w:left="454" w:hanging="283"/>
-      </w:pPr>
-      <w:r>
-        <w:rPr>
-          <w:rFonts w:ascii="Times New Roman" w:hAnsi="Times New Roman"/>
-          <w:sz w:val="24"/>
-        </w:rPr>
-        <w:t>repositorios Git y GitHub;</w:t>
-      </w:r>
-    </w:p>
-    <w:p>
-      <w:pPr>
-        <w:pStyle w:val="ListParagraph"/>
-        <w:numPr>
-          <w:ilvl w:val="0"/>
-          <w:numId w:val="18"/>
-        </w:numPr>
-        <w:spacing w:line="360" w:lineRule="auto" w:after="0"/>
-        <w:ind w:left="454" w:hanging="283"/>
-      </w:pPr>
-      <w:r>
-        <w:rPr>
-          <w:rFonts w:ascii="Times New Roman" w:hAnsi="Times New Roman"/>
-          <w:sz w:val="24"/>
-        </w:rPr>
-        <w:t>PostgreSQL/PostGIS, Supabase, Vercel y Render en planes gratuitos;</w:t>
-      </w:r>
-    </w:p>
-    <w:p>
-      <w:pPr>
-        <w:pStyle w:val="ListParagraph"/>
-        <w:numPr>
-          <w:ilvl w:val="0"/>
-          <w:numId w:val="18"/>
-        </w:numPr>
-        <w:spacing w:line="360" w:lineRule="auto" w:after="0"/>
-        <w:ind w:left="454" w:hanging="283"/>
-      </w:pPr>
-      <w:r>
-        <w:rPr>
-          <w:rFonts w:ascii="Times New Roman" w:hAnsi="Times New Roman"/>
-          <w:sz w:val="24"/>
-        </w:rPr>
-        <w:t>herramientas de programación, prueba, documentación y diagramación;</w:t>
-      </w:r>
-    </w:p>
-    <w:p>
-      <w:pPr>
-        <w:pStyle w:val="ListParagraph"/>
-        <w:numPr>
-          <w:ilvl w:val="0"/>
-          <w:numId w:val="18"/>
-        </w:numPr>
-        <w:spacing w:line="360" w:lineRule="auto" w:after="0"/>
-        <w:ind w:left="454" w:hanging="283"/>
-      </w:pPr>
-      <w:r>
-        <w:rPr>
-          <w:rFonts w:ascii="Times New Roman" w:hAnsi="Times New Roman"/>
-          <w:sz w:val="24"/>
-        </w:rPr>
-        <w:t>agentes de inteligencia artificial mediante una suscripción mensual alternada entre Claude Code y Codex, sin mantener ambas simultáneamente;</w:t>
-      </w:r>
-    </w:p>
-    <w:p>
-      <w:pPr>
-        <w:pStyle w:val="ListParagraph"/>
-        <w:numPr>
-          <w:ilvl w:val="0"/>
-          <w:numId w:val="18"/>
-        </w:numPr>
-        <w:spacing w:line="360" w:lineRule="auto" w:after="0"/>
-        <w:ind w:left="454" w:hanging="283"/>
-      </w:pPr>
-      <w:r>
-        <w:rPr>
-          <w:rFonts w:ascii="Times New Roman" w:hAnsi="Times New Roman"/>
-          <w:sz w:val="24"/>
-        </w:rPr>
-        <w:t>conexión a Internet y datos móviles;</w:t>
-      </w:r>
-    </w:p>
-    <w:p>
-      <w:pPr>
-        <w:pStyle w:val="ListParagraph"/>
-        <w:numPr>
-          <w:ilvl w:val="0"/>
-          <w:numId w:val="18"/>
-        </w:numPr>
-        <w:spacing w:line="360" w:lineRule="auto" w:after="0"/>
-        <w:ind w:left="454" w:hanging="283"/>
-      </w:pPr>
-      <w:r>
-        <w:rPr>
-          <w:rFonts w:ascii="Times New Roman" w:hAnsi="Times New Roman"/>
-          <w:sz w:val="24"/>
-        </w:rPr>
-        <w:t>transporte y alimentación para las actividades de campo que se coordinen con R3Foresta.</w:t>
-      </w:r>
-    </w:p>
-    <w:p>
-      <w:r>
-        <w:rPr>
-          <w:rFonts w:ascii="Times New Roman" w:hAnsi="Times New Roman"/>
-          <w:sz w:val="24"/>
-        </w:rPr>
-        <w:t>Se utilizará el subdominio gratuito de Vercel. Los servicios blockchain, IPFS y redes RPC no se consideran recursos del proyecto porque se encuentran fuera del alcance.</w:t>
-      </w:r>
-    </w:p>
-    <w:p>
-      <w:pPr>
-        <w:pStyle w:val="Heading1"/>
-      </w:pPr>
-      <w:r>
-        <w:rPr>
-          <w:rFonts w:ascii="Times New Roman" w:hAnsi="Times New Roman"/>
-          <w:sz w:val="28"/>
-        </w:rPr>
-        <w:t>13. Referencias bibliográficas</w:t>
-      </w:r>
-    </w:p>
-    <w:p>
-      <w:pPr>
         <w:spacing w:line="360" w:lineRule="auto" w:after="80"/>
         <w:ind w:hanging="720" w:left="720"/>
+        <w:jc w:val="left"/>
       </w:pPr>
       <w:r>
         <w:rPr>
           <w:rFonts w:ascii="Times New Roman" w:hAnsi="Times New Roman"/>
           <w:sz w:val="24"/>
         </w:rPr>
-        <w:t xml:space="preserve">Basili, V. R., &amp; Turner, A. J. (1975). Iterative enhancement: A practical technique for software development. </w:t>
+        <w:t xml:space="preserve">Dabbene, F., Gay, P., &amp; Tortia, C. (2014). Traceability issues in food supply chain management: A review. </w:t>
       </w:r>
       <w:r>
         <w:rPr>
@@ -6565,94 +5441,16 @@
           <w:i/>
           <w:sz w:val="24"/>
         </w:rPr>
-        <w:t>IEEE Transactions on Software Engineering, SE-1</w:t>
+        <w:t>Biosystems Engineering, 120</w:t>
       </w:r>
       <w:r>
         <w:rPr>
           <w:rFonts w:ascii="Times New Roman" w:hAnsi="Times New Roman"/>
           <w:sz w:val="24"/>
         </w:rPr>
-        <w:t xml:space="preserve">(4), 390–396. </w:t>
-      </w:r>
-      <w:hyperlink r:id="rId19">
-        <w:r>
-          <w:rPr>
-            <w:rFonts w:ascii="Times New Roman" w:hAnsi="Times New Roman"/>
-            <w:color w:val="0563C1"/>
-            <w:u w:val="single"/>
-            <w:sz w:val="24"/>
-          </w:rPr>
-          <w:t>https://doi.org/10.1109/TSE.1975.6312870</w:t>
-        </w:r>
-      </w:hyperlink>
-    </w:p>
-    <w:p>
-      <w:pPr>
-        <w:spacing w:line="360" w:lineRule="auto" w:after="80"/>
-        <w:ind w:hanging="720" w:left="720"/>
-      </w:pPr>
-      <w:r>
-        <w:rPr>
-          <w:rFonts w:ascii="Times New Roman" w:hAnsi="Times New Roman"/>
-          <w:sz w:val="24"/>
-        </w:rPr>
-        <w:t xml:space="preserve">Comité Ejecutivo de la Universidad Boliviana. (s. f.). </w:t>
-      </w:r>
-      <w:r>
-        <w:rPr>
-          <w:rFonts w:ascii="Times New Roman" w:hAnsi="Times New Roman"/>
-          <w:i/>
-          <w:sz w:val="24"/>
-        </w:rPr>
-        <w:t>Reglamento general de tipos y modalidades de graduación</w:t>
-      </w:r>
-      <w:r>
-        <w:rPr>
-          <w:rFonts w:ascii="Times New Roman" w:hAnsi="Times New Roman"/>
-          <w:sz w:val="24"/>
-        </w:rPr>
-        <w:t xml:space="preserve">. </w:t>
-      </w:r>
-      <w:hyperlink r:id="rId20">
-        <w:r>
-          <w:rPr>
-            <w:rFonts w:ascii="Times New Roman" w:hAnsi="Times New Roman"/>
-            <w:color w:val="0563C1"/>
-            <w:u w:val="single"/>
-            <w:sz w:val="24"/>
-          </w:rPr>
-          <w:t>https://www.umsa.bo/documents/1811251/1811998/5%2BREGLAMENTO%2BDE%2BTIPOS%2BY%2BMODALIDADES%2BDE%2BGRADUACI%C3%93N.pdf/e959340f-87f2-ef65-e2df-f52ef89a2a53</w:t>
-        </w:r>
-      </w:hyperlink>
-    </w:p>
-    <w:p>
-      <w:pPr>
-        <w:spacing w:line="360" w:lineRule="auto" w:after="80"/>
-        <w:ind w:hanging="720" w:left="720"/>
-      </w:pPr>
-      <w:r>
-        <w:rPr>
-          <w:rFonts w:ascii="Times New Roman" w:hAnsi="Times New Roman"/>
-          <w:sz w:val="24"/>
-        </w:rPr>
-        <w:t xml:space="preserve">Dabbene, F., Gay, P., &amp; Tortia, C. (2014). Traceability issues in food supply chain management: A review. </w:t>
-      </w:r>
-      <w:r>
-        <w:rPr>
-          <w:rFonts w:ascii="Times New Roman" w:hAnsi="Times New Roman"/>
-          <w:i/>
-          <w:sz w:val="24"/>
-        </w:rPr>
-        <w:t>Biosystems Engineering, 120</w:t>
-      </w:r>
-      <w:r>
-        <w:rPr>
-          <w:rFonts w:ascii="Times New Roman" w:hAnsi="Times New Roman"/>
-          <w:sz w:val="24"/>
-        </w:rPr>
         <w:t xml:space="preserve">, 65–80. </w:t>
       </w:r>
-      <w:hyperlink r:id="rId21">
+      <w:hyperlink r:id="rId16">
         <w:r>
           <w:rPr>
             <w:rFonts w:ascii="Times New Roman" w:hAnsi="Times New Roman"/>
@@ -6668,13 +5466,14 @@
       <w:pPr>
         <w:spacing w:line="360" w:lineRule="auto" w:after="80"/>
         <w:ind w:hanging="720" w:left="720"/>
+        <w:jc w:val="left"/>
       </w:pPr>
       <w:r>
         <w:rPr>
           <w:rFonts w:ascii="Times New Roman" w:hAnsi="Times New Roman"/>
           <w:sz w:val="24"/>
         </w:rPr>
-        <w:t xml:space="preserve">Donnelly, K. A.-M., Karlsen, K. M., &amp; Dreyer, B. (2012). A simulated recall study in five major food sectors. </w:t>
+        <w:t xml:space="preserve">Food and Agriculture Organization of the United Nations. (2023). </w:t>
       </w:r>
       <w:r>
         <w:rPr>
@@ -6682,16 +5481,16 @@
           <w:i/>
           <w:sz w:val="24"/>
         </w:rPr>
-        <w:t>British Food Journal, 114</w:t>
+        <w:t>Terms and definitions: FRA 2025</w:t>
       </w:r>
       <w:r>
         <w:rPr>
           <w:rFonts w:ascii="Times New Roman" w:hAnsi="Times New Roman"/>
           <w:sz w:val="24"/>
         </w:rPr>
-        <w:t xml:space="preserve">(7), 1016–1031. </w:t>
-      </w:r>
-      <w:hyperlink r:id="rId22">
+        <w:t xml:space="preserve"> (Forest Resources Assessment Working Paper No. 194). </w:t>
+      </w:r>
+      <w:hyperlink r:id="rId17">
         <w:r>
           <w:rPr>
             <w:rFonts w:ascii="Times New Roman" w:hAnsi="Times New Roman"/>
@@ -6699,7 +5498,7 @@
             <w:u w:val="single"/>
             <w:sz w:val="24"/>
           </w:rPr>
-          <w:t>https://doi.org/10.1108/00070701211241590</w:t>
+          <w:t>https://www.fao.org/3/cc4691en/cc4691en.pdf</w:t>
         </w:r>
       </w:hyperlink>
     </w:p>
@@ -6707,6 +5506,7 @@
       <w:pPr>
         <w:spacing w:line="360" w:lineRule="auto" w:after="80"/>
         <w:ind w:hanging="720" w:left="720"/>
+        <w:jc w:val="left"/>
       </w:pPr>
       <w:r>
         <w:rPr>
@@ -6730,7 +5530,7 @@
         </w:rPr>
         <w:t xml:space="preserve">. Sustainable Forest Management Toolbox. Recuperado el 19 de agosto de 2026, de </w:t>
       </w:r>
-      <w:hyperlink r:id="rId23">
+      <w:hyperlink r:id="rId18">
         <w:r>
           <w:rPr>
             <w:rFonts w:ascii="Times New Roman" w:hAnsi="Times New Roman"/>
@@ -6746,13 +5546,14 @@
       <w:pPr>
         <w:spacing w:line="360" w:lineRule="auto" w:after="80"/>
         <w:ind w:hanging="720" w:left="720"/>
+        <w:jc w:val="left"/>
       </w:pPr>
       <w:r>
         <w:rPr>
           <w:rFonts w:ascii="Times New Roman" w:hAnsi="Times New Roman"/>
           <w:sz w:val="24"/>
         </w:rPr>
-        <w:t xml:space="preserve">Gotel, O. C. Z., &amp; Finkelstein, A. C. W. (1994). An analysis of the requirements traceability problem. </w:t>
+        <w:t xml:space="preserve">GitHub. (2026, 21 de agosto). </w:t>
       </w:r>
       <w:r>
         <w:rPr>
@@ -6760,16 +5561,16 @@
           <w:i/>
           <w:sz w:val="24"/>
         </w:rPr>
-        <w:t>Proceedings of the 1st International Conference on Requirements Engineering</w:t>
+        <w:t>GitHub Spec Kit</w:t>
       </w:r>
       <w:r>
         <w:rPr>
           <w:rFonts w:ascii="Times New Roman" w:hAnsi="Times New Roman"/>
           <w:sz w:val="24"/>
         </w:rPr>
-        <w:t xml:space="preserve">, 94–101. </w:t>
-      </w:r>
-      <w:hyperlink r:id="rId24">
+        <w:t xml:space="preserve">. </w:t>
+      </w:r>
+      <w:hyperlink r:id="rId19">
         <w:r>
           <w:rPr>
             <w:rFonts w:ascii="Times New Roman" w:hAnsi="Times New Roman"/>
@@ -6777,7 +5578,7 @@
             <w:u w:val="single"/>
             <w:sz w:val="24"/>
           </w:rPr>
-          <w:t>https://doi.org/10.1109/ICRE.1994.292398</w:t>
+          <w:t>https://github.github.com/spec-kit/</w:t>
         </w:r>
       </w:hyperlink>
     </w:p>
@@ -6785,13 +5586,14 @@
       <w:pPr>
         <w:spacing w:line="360" w:lineRule="auto" w:after="80"/>
         <w:ind w:hanging="720" w:left="720"/>
+        <w:jc w:val="left"/>
       </w:pPr>
       <w:r>
         <w:rPr>
           <w:rFonts w:ascii="Times New Roman" w:hAnsi="Times New Roman"/>
           <w:sz w:val="24"/>
         </w:rPr>
-        <w:t xml:space="preserve">Härder, T., &amp; Reuter, A. (1983). Principles of transaction-oriented database recovery. </w:t>
+        <w:t xml:space="preserve">IBM. (s. f.). </w:t>
       </w:r>
       <w:r>
         <w:rPr>
@@ -6799,16 +5601,16 @@
           <w:i/>
           <w:sz w:val="24"/>
         </w:rPr>
-        <w:t>ACM Computing Surveys, 15</w:t>
+        <w:t>Project planning in the Rational Unified Process</w:t>
       </w:r>
       <w:r>
         <w:rPr>
           <w:rFonts w:ascii="Times New Roman" w:hAnsi="Times New Roman"/>
           <w:sz w:val="24"/>
         </w:rPr>
-        <w:t xml:space="preserve">(4), 287–317. </w:t>
-      </w:r>
-      <w:hyperlink r:id="rId25">
+        <w:t xml:space="preserve">. </w:t>
+      </w:r>
+      <w:hyperlink r:id="rId20">
         <w:r>
           <w:rPr>
             <w:rFonts w:ascii="Times New Roman" w:hAnsi="Times New Roman"/>
@@ -6816,7 +5618,7 @@
             <w:u w:val="single"/>
             <w:sz w:val="24"/>
           </w:rPr>
-          <w:t>https://doi.org/10.1145/289.291</w:t>
+          <w:t>https://www.ibm.com/docs/en/rational-clearquest/10.0.9?topic=settings-project-planning</w:t>
         </w:r>
       </w:hyperlink>
     </w:p>
@@ -6824,13 +5626,14 @@
       <w:pPr>
         <w:spacing w:line="360" w:lineRule="auto" w:after="80"/>
         <w:ind w:hanging="720" w:left="720"/>
+        <w:jc w:val="left"/>
       </w:pPr>
       <w:r>
         <w:rPr>
           <w:rFonts w:ascii="Times New Roman" w:hAnsi="Times New Roman"/>
           <w:sz w:val="24"/>
         </w:rPr>
-        <w:t xml:space="preserve">Hevner, A. R., March, S. T., Park, J., &amp; Ram, S. (2004). Design science in information systems research. </w:t>
+        <w:t xml:space="preserve">International Organization for Standardization. (2019). </w:t>
       </w:r>
       <w:r>
         <w:rPr>
@@ -6838,16 +5641,16 @@
           <w:i/>
           <w:sz w:val="24"/>
         </w:rPr>
-        <w:t>MIS Quarterly, 28</w:t>
+        <w:t>Greenhouse gases—Part 2: Specification with guidance at the project level for quantification, monitoring and reporting of greenhouse gas emission reductions or removal enhancements</w:t>
       </w:r>
       <w:r>
         <w:rPr>
           <w:rFonts w:ascii="Times New Roman" w:hAnsi="Times New Roman"/>
           <w:sz w:val="24"/>
         </w:rPr>
-        <w:t xml:space="preserve">(1), 75–105. </w:t>
-      </w:r>
-      <w:hyperlink r:id="rId26">
+        <w:t xml:space="preserve"> (ISO Standard No. 14064-2:2019). </w:t>
+      </w:r>
+      <w:hyperlink r:id="rId21">
         <w:r>
           <w:rPr>
             <w:rFonts w:ascii="Times New Roman" w:hAnsi="Times New Roman"/>
@@ -6855,7 +5658,7 @@
             <w:u w:val="single"/>
             <w:sz w:val="24"/>
           </w:rPr>
-          <w:t>https://doi.org/10.2307/25148625</w:t>
+          <w:t>https://www.iso.org/standard/66454.html</w:t>
         </w:r>
       </w:hyperlink>
     </w:p>
@@ -6863,13 +5666,14 @@
       <w:pPr>
         <w:spacing w:line="360" w:lineRule="auto" w:after="80"/>
         <w:ind w:hanging="720" w:left="720"/>
+        <w:jc w:val="left"/>
       </w:pPr>
       <w:r>
         <w:rPr>
           <w:rFonts w:ascii="Times New Roman" w:hAnsi="Times New Roman"/>
           <w:sz w:val="24"/>
         </w:rPr>
-        <w:t xml:space="preserve">IEEE Computer Society. (2025). </w:t>
+        <w:t xml:space="preserve">International Organization for Standardization. (2020). </w:t>
       </w:r>
       <w:r>
         <w:rPr>
@@ -6877,55 +5681,16 @@
           <w:i/>
           <w:sz w:val="24"/>
         </w:rPr>
-        <w:t>Guide to the Software Engineering Body of Knowledge (SWEBOK Guide), version 4.0a</w:t>
+        <w:t>Chain of custody—General terminology and models</w:t>
       </w:r>
       <w:r>
         <w:rPr>
           <w:rFonts w:ascii="Times New Roman" w:hAnsi="Times New Roman"/>
           <w:sz w:val="24"/>
         </w:rPr>
-        <w:t xml:space="preserve">. </w:t>
-      </w:r>
-      <w:hyperlink r:id="rId27">
-        <w:r>
-          <w:rPr>
-            <w:rFonts w:ascii="Times New Roman" w:hAnsi="Times New Roman"/>
-            <w:color w:val="0563C1"/>
-            <w:u w:val="single"/>
-            <w:sz w:val="24"/>
-          </w:rPr>
-          <w:t>https://www.computer.org/education/bodies-of-knowledge/software-engineering/v4</w:t>
-        </w:r>
-      </w:hyperlink>
-    </w:p>
-    <w:p>
-      <w:pPr>
-        <w:spacing w:line="360" w:lineRule="auto" w:after="80"/>
-        <w:ind w:hanging="720" w:left="720"/>
-      </w:pPr>
-      <w:r>
-        <w:rPr>
-          <w:rFonts w:ascii="Times New Roman" w:hAnsi="Times New Roman"/>
-          <w:sz w:val="24"/>
-        </w:rPr>
-        <w:t xml:space="preserve">International Organization for Standardization. (2020). </w:t>
-      </w:r>
-      <w:r>
-        <w:rPr>
-          <w:rFonts w:ascii="Times New Roman" w:hAnsi="Times New Roman"/>
-          <w:i/>
-          <w:sz w:val="24"/>
-        </w:rPr>
-        <w:t>Chain of custody—General terminology and models</w:t>
-      </w:r>
-      <w:r>
-        <w:rPr>
-          <w:rFonts w:ascii="Times New Roman" w:hAnsi="Times New Roman"/>
-          <w:sz w:val="24"/>
-        </w:rPr>
         <w:t xml:space="preserve"> (ISO Standard No. 22095:2020). </w:t>
       </w:r>
-      <w:hyperlink r:id="rId28">
+      <w:hyperlink r:id="rId22">
         <w:r>
           <w:rPr>
             <w:rFonts w:ascii="Times New Roman" w:hAnsi="Times New Roman"/>
@@ -6941,13 +5706,14 @@
       <w:pPr>
         <w:spacing w:line="360" w:lineRule="auto" w:after="80"/>
         <w:ind w:hanging="720" w:left="720"/>
+        <w:jc w:val="left"/>
       </w:pPr>
       <w:r>
         <w:rPr>
           <w:rFonts w:ascii="Times New Roman" w:hAnsi="Times New Roman"/>
           <w:sz w:val="24"/>
         </w:rPr>
-        <w:t xml:space="preserve">International Organization for Standardization. (2023). </w:t>
+        <w:t xml:space="preserve">International Organization for Standardization. (2025). </w:t>
       </w:r>
       <w:r>
         <w:rPr>
@@ -6955,16 +5721,16 @@
           <w:i/>
           <w:sz w:val="24"/>
         </w:rPr>
-        <w:t>Systems and software engineering—Systems and software Quality Requirements and Evaluation (SQuaRE)—Product quality model</w:t>
+        <w:t>Systems and software engineering—Life cycle profiles for very small entities (VSEs)—Part 5-1-2: Software engineering guidelines for the generic Basic profile</w:t>
       </w:r>
       <w:r>
         <w:rPr>
           <w:rFonts w:ascii="Times New Roman" w:hAnsi="Times New Roman"/>
           <w:sz w:val="24"/>
         </w:rPr>
-        <w:t xml:space="preserve"> (ISO/IEC Standard No. 25010:2023). </w:t>
-      </w:r>
-      <w:hyperlink r:id="rId29">
+        <w:t xml:space="preserve"> (ISO/IEC Standard No. 29110-5-1-2:2025). </w:t>
+      </w:r>
+      <w:hyperlink r:id="rId23">
         <w:r>
           <w:rPr>
             <w:rFonts w:ascii="Times New Roman" w:hAnsi="Times New Roman"/>
@@ -6972,7 +5738,7 @@
             <w:u w:val="single"/>
             <w:sz w:val="24"/>
           </w:rPr>
-          <w:t>https://www.iso.org/standard/78176.html</w:t>
+          <w:t>https://www.iso.org/standard/82669.html</w:t>
         </w:r>
       </w:hyperlink>
     </w:p>
@@ -6980,13 +5746,14 @@
       <w:pPr>
         <w:spacing w:line="360" w:lineRule="auto" w:after="80"/>
         <w:ind w:hanging="720" w:left="720"/>
+        <w:jc w:val="left"/>
       </w:pPr>
       <w:r>
         <w:rPr>
           <w:rFonts w:ascii="Times New Roman" w:hAnsi="Times New Roman"/>
           <w:sz w:val="24"/>
         </w:rPr>
-        <w:t xml:space="preserve">International Organization for Standardization, International Electrotechnical Commission, &amp; Institute of Electrical and Electronics Engineers. (2026). </w:t>
+        <w:t xml:space="preserve">International Organization for Standardization. (2026). </w:t>
       </w:r>
       <w:r>
         <w:rPr>
@@ -6994,16 +5761,16 @@
           <w:i/>
           <w:sz w:val="24"/>
         </w:rPr>
-        <w:t>Systems and software engineering—Software life cycle processes</w:t>
+        <w:t>Quality management—Fundamentals and vocabulary</w:t>
       </w:r>
       <w:r>
         <w:rPr>
           <w:rFonts w:ascii="Times New Roman" w:hAnsi="Times New Roman"/>
           <w:sz w:val="24"/>
         </w:rPr>
-        <w:t xml:space="preserve"> (ISO/IEC/IEEE Standard No. 12207:2026). </w:t>
-      </w:r>
-      <w:hyperlink r:id="rId30">
+        <w:t xml:space="preserve"> (ISO Standard No. 9000:2026). </w:t>
+      </w:r>
+      <w:hyperlink r:id="rId24">
         <w:r>
           <w:rPr>
             <w:rFonts w:ascii="Times New Roman" w:hAnsi="Times New Roman"/>
@@ -7011,7 +5778,7 @@
             <w:u w:val="single"/>
             <w:sz w:val="24"/>
           </w:rPr>
-          <w:t>https://www.iso.org/standard/90219.html</w:t>
+          <w:t>https://www.iso.org/standard/9000</w:t>
         </w:r>
       </w:hyperlink>
     </w:p>
@@ -7019,13 +5786,14 @@
       <w:pPr>
         <w:spacing w:line="360" w:lineRule="auto" w:after="80"/>
         <w:ind w:hanging="720" w:left="720"/>
+        <w:jc w:val="left"/>
       </w:pPr>
       <w:r>
         <w:rPr>
           <w:rFonts w:ascii="Times New Roman" w:hAnsi="Times New Roman"/>
           <w:sz w:val="24"/>
         </w:rPr>
-        <w:t xml:space="preserve">Larman, C., &amp; Basili, V. R. (2003). Iterative and incremental development: A brief history. </w:t>
+        <w:t xml:space="preserve">Kruchten, P. (2004). </w:t>
       </w:r>
       <w:r>
         <w:rPr>
@@ -7033,31 +5801,21 @@
           <w:i/>
           <w:sz w:val="24"/>
         </w:rPr>
-        <w:t>Computer, 36</w:t>
+        <w:t>The Rational Unified Process: An introduction</w:t>
       </w:r>
       <w:r>
         <w:rPr>
           <w:rFonts w:ascii="Times New Roman" w:hAnsi="Times New Roman"/>
           <w:sz w:val="24"/>
         </w:rPr>
-        <w:t xml:space="preserve">(6), 47–56. </w:t>
-      </w:r>
-      <w:hyperlink r:id="rId31">
-        <w:r>
-          <w:rPr>
-            <w:rFonts w:ascii="Times New Roman" w:hAnsi="Times New Roman"/>
-            <w:color w:val="0563C1"/>
-            <w:u w:val="single"/>
-            <w:sz w:val="24"/>
-          </w:rPr>
-          <w:t>https://doi.org/10.1109/MC.2003.1204375</w:t>
-        </w:r>
-      </w:hyperlink>
+        <w:t xml:space="preserve"> (3.ª ed.). Addison-Wesley Professional.</w:t>
+      </w:r>
     </w:p>
     <w:p>
       <w:pPr>
         <w:spacing w:line="360" w:lineRule="auto" w:after="80"/>
         <w:ind w:hanging="720" w:left="720"/>
+        <w:jc w:val="left"/>
       </w:pPr>
       <w:r>
         <w:rPr>
@@ -7081,7 +5839,7 @@
         </w:rPr>
         <w:t xml:space="preserve"> [Proyecto de grado, Universidad Pública de El Alto]. </w:t>
       </w:r>
-      <w:hyperlink r:id="rId32">
+      <w:hyperlink r:id="rId25">
         <w:r>
           <w:rPr>
             <w:rFonts w:ascii="Times New Roman" w:hAnsi="Times New Roman"/>
@@ -7097,6 +5855,7 @@
       <w:pPr>
         <w:spacing w:line="360" w:lineRule="auto" w:after="80"/>
         <w:ind w:hanging="720" w:left="720"/>
+        <w:jc w:val="left"/>
       </w:pPr>
       <w:r>
         <w:rPr>
@@ -7120,7 +5879,7 @@
         </w:rPr>
         <w:t xml:space="preserve">(16), 200–213. </w:t>
       </w:r>
-      <w:hyperlink r:id="rId33">
+      <w:hyperlink r:id="rId26">
         <w:r>
           <w:rPr>
             <w:rFonts w:ascii="Times New Roman" w:hAnsi="Times New Roman"/>
@@ -7136,13 +5895,14 @@
       <w:pPr>
         <w:spacing w:line="360" w:lineRule="auto" w:after="80"/>
         <w:ind w:hanging="720" w:left="720"/>
+        <w:jc w:val="left"/>
       </w:pPr>
       <w:r>
         <w:rPr>
           <w:rFonts w:ascii="Times New Roman" w:hAnsi="Times New Roman"/>
           <w:sz w:val="24"/>
         </w:rPr>
-        <w:t xml:space="preserve">Meyer, B. (1992). Applying design by contract. </w:t>
+        <w:t xml:space="preserve">Moe, T. (1998). Perspectives on traceability in food manufacture. </w:t>
       </w:r>
       <w:r>
         <w:rPr>
@@ -7150,55 +5910,16 @@
           <w:i/>
           <w:sz w:val="24"/>
         </w:rPr>
-        <w:t>Computer, 25</w:t>
+        <w:t>Trends in Food Science &amp; Technology, 9</w:t>
       </w:r>
       <w:r>
         <w:rPr>
           <w:rFonts w:ascii="Times New Roman" w:hAnsi="Times New Roman"/>
           <w:sz w:val="24"/>
         </w:rPr>
-        <w:t xml:space="preserve">(10), 40–51. </w:t>
-      </w:r>
-      <w:hyperlink r:id="rId34">
-        <w:r>
-          <w:rPr>
-            <w:rFonts w:ascii="Times New Roman" w:hAnsi="Times New Roman"/>
-            <w:color w:val="0563C1"/>
-            <w:u w:val="single"/>
-            <w:sz w:val="24"/>
-          </w:rPr>
-          <w:t>https://doi.org/10.1109/2.161279</w:t>
-        </w:r>
-      </w:hyperlink>
-    </w:p>
-    <w:p>
-      <w:pPr>
-        <w:spacing w:line="360" w:lineRule="auto" w:after="80"/>
-        <w:ind w:hanging="720" w:left="720"/>
-      </w:pPr>
-      <w:r>
-        <w:rPr>
-          <w:rFonts w:ascii="Times New Roman" w:hAnsi="Times New Roman"/>
-          <w:sz w:val="24"/>
-        </w:rPr>
-        <w:t xml:space="preserve">Moe, T. (1998). Perspectives on traceability in food manufacture. </w:t>
-      </w:r>
-      <w:r>
-        <w:rPr>
-          <w:rFonts w:ascii="Times New Roman" w:hAnsi="Times New Roman"/>
-          <w:i/>
-          <w:sz w:val="24"/>
-        </w:rPr>
-        <w:t>Trends in Food Science &amp; Technology, 9</w:t>
-      </w:r>
-      <w:r>
-        <w:rPr>
-          <w:rFonts w:ascii="Times New Roman" w:hAnsi="Times New Roman"/>
-          <w:sz w:val="24"/>
-        </w:rPr>
         <w:t xml:space="preserve">(5), 211–214. </w:t>
       </w:r>
-      <w:hyperlink r:id="rId35">
+      <w:hyperlink r:id="rId27">
         <w:r>
           <w:rPr>
             <w:rFonts w:ascii="Times New Roman" w:hAnsi="Times New Roman"/>
@@ -7221,6 +5942,7 @@
       <w:pPr>
         <w:spacing w:line="360" w:lineRule="auto" w:after="80"/>
         <w:ind w:hanging="720" w:left="720"/>
+        <w:jc w:val="left"/>
       </w:pPr>
       <w:r>
         <w:rPr>
@@ -7244,7 +5966,7 @@
         </w:rPr>
         <w:t xml:space="preserve">(2), 142–150. </w:t>
       </w:r>
-      <w:hyperlink r:id="rId36">
+      <w:hyperlink r:id="rId28">
         <w:r>
           <w:rPr>
             <w:rFonts w:ascii="Times New Roman" w:hAnsi="Times New Roman"/>
@@ -7260,13 +5982,14 @@
       <w:pPr>
         <w:spacing w:line="360" w:lineRule="auto" w:after="80"/>
         <w:ind w:hanging="720" w:left="720"/>
+        <w:jc w:val="left"/>
       </w:pPr>
       <w:r>
         <w:rPr>
           <w:rFonts w:ascii="Times New Roman" w:hAnsi="Times New Roman"/>
           <w:sz w:val="24"/>
         </w:rPr>
-        <w:t xml:space="preserve">Olsen, P., &amp; Borit, M. (2018). The components of a food traceability system. </w:t>
+        <w:t xml:space="preserve">Quispe Tola, M. R., &amp; Condori Zapana, J. C. (2020). </w:t>
       </w:r>
       <w:r>
         <w:rPr>
@@ -7274,16 +5997,16 @@
           <w:i/>
           <w:sz w:val="24"/>
         </w:rPr>
-        <w:t>Trends in Food Science &amp; Technology, 77</w:t>
+        <w:t>Sistema inventario registro de iniciativas de manejo integral sustentables de los bosques y la Madre Tierra</w:t>
       </w:r>
       <w:r>
         <w:rPr>
           <w:rFonts w:ascii="Times New Roman" w:hAnsi="Times New Roman"/>
           <w:sz w:val="24"/>
         </w:rPr>
-        <w:t xml:space="preserve">, 143–149. </w:t>
-      </w:r>
-      <w:hyperlink r:id="rId37">
+        <w:t xml:space="preserve"> [Proyecto de grado, Universidad Pública de El Alto]. </w:t>
+      </w:r>
+      <w:hyperlink r:id="rId29">
         <w:r>
           <w:rPr>
             <w:rFonts w:ascii="Times New Roman" w:hAnsi="Times New Roman"/>
@@ -7291,7 +6014,7 @@
             <w:u w:val="single"/>
             <w:sz w:val="24"/>
           </w:rPr>
-          <w:t>https://doi.org/10.1016/j.tifs.2018.05.004</w:t>
+          <w:t>https://repositorio.upea.bo/jspui/bitstream/123456789/64/1/PDG-MARLIEN%20RUTH%20QUISPE%20TOLA-JUAN%20CARLOS%20CONDORI%20ZAPANA.pdf</w:t>
         </w:r>
       </w:hyperlink>
     </w:p>
@@ -7299,13 +6022,14 @@
       <w:pPr>
         <w:spacing w:line="360" w:lineRule="auto" w:after="80"/>
         <w:ind w:hanging="720" w:left="720"/>
+        <w:jc w:val="left"/>
       </w:pPr>
       <w:r>
         <w:rPr>
           <w:rFonts w:ascii="Times New Roman" w:hAnsi="Times New Roman"/>
           <w:sz w:val="24"/>
         </w:rPr>
-        <w:t xml:space="preserve">Peffers, K., Tuunanen, T., Rothenberger, M. A., &amp; Chatterjee, S. (2007). A design science research methodology for information systems research. </w:t>
+        <w:t xml:space="preserve">R3Foresta. (2026, 23 de agosto). </w:t>
       </w:r>
       <w:r>
         <w:rPr>
@@ -7313,38 +6037,28 @@
           <w:i/>
           <w:sz w:val="24"/>
         </w:rPr>
-        <w:t>Journal of Management Information Systems, 24</w:t>
+        <w:t>Resumen ejecutivo institucional: Modelo integral de bioregeneración, innovación ambiental y desarrollo comunitario</w:t>
       </w:r>
       <w:r>
         <w:rPr>
           <w:rFonts w:ascii="Times New Roman" w:hAnsi="Times New Roman"/>
           <w:sz w:val="24"/>
         </w:rPr>
-        <w:t xml:space="preserve">(3), 45–77. </w:t>
-      </w:r>
-      <w:hyperlink r:id="rId38">
-        <w:r>
-          <w:rPr>
-            <w:rFonts w:ascii="Times New Roman" w:hAnsi="Times New Roman"/>
-            <w:color w:val="0563C1"/>
-            <w:u w:val="single"/>
-            <w:sz w:val="24"/>
-          </w:rPr>
-          <w:t>https://doi.org/10.2753/MIS0742-1222240302</w:t>
-        </w:r>
-      </w:hyperlink>
+        <w:t xml:space="preserve"> [Documento institucional no publicado].</w:t>
+      </w:r>
     </w:p>
     <w:p>
       <w:pPr>
         <w:spacing w:line="360" w:lineRule="auto" w:after="80"/>
         <w:ind w:hanging="720" w:left="720"/>
+        <w:jc w:val="left"/>
       </w:pPr>
       <w:r>
         <w:rPr>
           <w:rFonts w:ascii="Times New Roman" w:hAnsi="Times New Roman"/>
           <w:sz w:val="24"/>
         </w:rPr>
-        <w:t xml:space="preserve">R3Foresta. (2026, 23 de agosto). </w:t>
+        <w:t xml:space="preserve">Salamanca Contreras, F. R. (2024). </w:t>
       </w:r>
       <w:r>
         <w:rPr>
@@ -7352,83 +6066,16 @@
           <w:i/>
           <w:sz w:val="24"/>
         </w:rPr>
-        <w:t>Resumen Ejecutivo Institucional: Modelo Integral de Bioregeneración, Innovación Ambiental y Desarrollo Comunitario</w:t>
+        <w:t>Influencia del sistema web con notificaciones en el proceso de control interno y seguimiento del inventario en el vivero Tu Semilla E.I.R.L. sede Tacna, 2022</w:t>
       </w:r>
       <w:r>
         <w:rPr>
           <w:rFonts w:ascii="Times New Roman" w:hAnsi="Times New Roman"/>
           <w:sz w:val="24"/>
         </w:rPr>
-        <w:t xml:space="preserve"> [Documento institucional no publicado].</w:t>
-      </w:r>
-    </w:p>
-    <w:p>
-      <w:pPr>
-        <w:spacing w:line="360" w:lineRule="auto" w:after="80"/>
-        <w:ind w:hanging="720" w:left="720"/>
-      </w:pPr>
-      <w:r>
-        <w:rPr>
-          <w:rFonts w:ascii="Times New Roman" w:hAnsi="Times New Roman"/>
-          <w:sz w:val="24"/>
-        </w:rPr>
-        <w:t xml:space="preserve">Runeson, P., &amp; Höst, M. (2009). Guidelines for conducting and reporting case study research in software engineering. </w:t>
-      </w:r>
-      <w:r>
-        <w:rPr>
-          <w:rFonts w:ascii="Times New Roman" w:hAnsi="Times New Roman"/>
-          <w:i/>
-          <w:sz w:val="24"/>
-        </w:rPr>
-        <w:t>Empirical Software Engineering, 14</w:t>
-      </w:r>
-      <w:r>
-        <w:rPr>
-          <w:rFonts w:ascii="Times New Roman" w:hAnsi="Times New Roman"/>
-          <w:sz w:val="24"/>
-        </w:rPr>
-        <w:t xml:space="preserve">, 131–164. </w:t>
-      </w:r>
-      <w:hyperlink r:id="rId39">
-        <w:r>
-          <w:rPr>
-            <w:rFonts w:ascii="Times New Roman" w:hAnsi="Times New Roman"/>
-            <w:color w:val="0563C1"/>
-            <w:u w:val="single"/>
-            <w:sz w:val="24"/>
-          </w:rPr>
-          <w:t>https://doi.org/10.1007/s10664-008-9102-8</w:t>
-        </w:r>
-      </w:hyperlink>
-    </w:p>
-    <w:p>
-      <w:pPr>
-        <w:spacing w:line="360" w:lineRule="auto" w:after="80"/>
-        <w:ind w:hanging="720" w:left="720"/>
-      </w:pPr>
-      <w:r>
-        <w:rPr>
-          <w:rFonts w:ascii="Times New Roman" w:hAnsi="Times New Roman"/>
-          <w:sz w:val="24"/>
-        </w:rPr>
-        <w:t xml:space="preserve">Salamanca Contreras, F. R. (2024). </w:t>
-      </w:r>
-      <w:r>
-        <w:rPr>
-          <w:rFonts w:ascii="Times New Roman" w:hAnsi="Times New Roman"/>
-          <w:i/>
-          <w:sz w:val="24"/>
-        </w:rPr>
-        <w:t>Influencia del sistema web con notificaciones en el proceso de control interno y seguimiento del inventario en el vivero Tu Semilla E.I.R.L. sede Tacna, 2022</w:t>
-      </w:r>
-      <w:r>
-        <w:rPr>
-          <w:rFonts w:ascii="Times New Roman" w:hAnsi="Times New Roman"/>
-          <w:sz w:val="24"/>
-        </w:rPr>
         <w:t xml:space="preserve"> [Tesis, Universidad Privada de Tacna]. </w:t>
       </w:r>
-      <w:hyperlink r:id="rId40">
+      <w:hyperlink r:id="rId30">
         <w:r>
           <w:rPr>
             <w:rFonts w:ascii="Times New Roman" w:hAnsi="Times New Roman"/>
@@ -7444,13 +6091,14 @@
       <w:pPr>
         <w:spacing w:line="360" w:lineRule="auto" w:after="80"/>
         <w:ind w:hanging="720" w:left="720"/>
+        <w:jc w:val="left"/>
       </w:pPr>
       <w:r>
         <w:rPr>
           <w:rFonts w:ascii="Times New Roman" w:hAnsi="Times New Roman"/>
           <w:sz w:val="24"/>
         </w:rPr>
-        <w:t xml:space="preserve">Solanki, M., &amp; Brewster, C. (2014). Modelling and linking transformations in EPCIS governing supply chain business processes. In M. Hepp &amp; Y. Hoffner (Eds.), </w:t>
+        <w:t xml:space="preserve">Schwaber, K., &amp; Sutherland, J. (2020). </w:t>
       </w:r>
       <w:r>
         <w:rPr>
@@ -7458,16 +6106,16 @@
           <w:i/>
           <w:sz w:val="24"/>
         </w:rPr>
-        <w:t>E-Commerce and Web Technologies</w:t>
+        <w:t>The Scrum Guide</w:t>
       </w:r>
       <w:r>
         <w:rPr>
           <w:rFonts w:ascii="Times New Roman" w:hAnsi="Times New Roman"/>
           <w:sz w:val="24"/>
         </w:rPr>
-        <w:t xml:space="preserve"> (Lecture Notes in Business Information Processing, Vol. 188, pp. 46–57). Springer. </w:t>
-      </w:r>
-      <w:hyperlink r:id="rId41">
+        <w:t xml:space="preserve">. </w:t>
+      </w:r>
+      <w:hyperlink r:id="rId31">
         <w:r>
           <w:rPr>
             <w:rFonts w:ascii="Times New Roman" w:hAnsi="Times New Roman"/>
@@ -7475,7 +6123,7 @@
             <w:u w:val="single"/>
             <w:sz w:val="24"/>
           </w:rPr>
-          <w:t>https://doi.org/10.1007/978-3-319-10491-1_5</w:t>
+          <w:t>https://scrumguides.org/docs/scrumguide/v2020/2020-Scrum-Guide-US.pdf</w:t>
         </w:r>
       </w:hyperlink>
     </w:p>
@@ -7483,13 +6131,14 @@
       <w:pPr>
         <w:spacing w:line="360" w:lineRule="auto" w:after="80"/>
         <w:ind w:hanging="720" w:left="720"/>
+        <w:jc w:val="left"/>
       </w:pPr>
       <w:r>
         <w:rPr>
           <w:rFonts w:ascii="Times New Roman" w:hAnsi="Times New Roman"/>
           <w:sz w:val="24"/>
         </w:rPr>
-        <w:t xml:space="preserve">Thakur, M., Sørensen, C. F., Bjørnson, F. O., Forås, E., &amp; Hurburgh, C. R. (2011). Managing food traceability information using EPCIS framework. </w:t>
+        <w:t xml:space="preserve">Tabassi, E. (2023). </w:t>
       </w:r>
       <w:r>
         <w:rPr>
@@ -7497,6 +6146,46 @@
           <w:i/>
           <w:sz w:val="24"/>
         </w:rPr>
+        <w:t>Artificial Intelligence Risk Management Framework (AI RMF 1.0)</w:t>
+      </w:r>
+      <w:r>
+        <w:rPr>
+          <w:rFonts w:ascii="Times New Roman" w:hAnsi="Times New Roman"/>
+          <w:sz w:val="24"/>
+        </w:rPr>
+        <w:t xml:space="preserve"> (NIST AI 100-1). National Institute of Standards and Technology. </w:t>
+      </w:r>
+      <w:hyperlink r:id="rId32">
+        <w:r>
+          <w:rPr>
+            <w:rFonts w:ascii="Times New Roman" w:hAnsi="Times New Roman"/>
+            <w:color w:val="0563C1"/>
+            <w:u w:val="single"/>
+            <w:sz w:val="24"/>
+          </w:rPr>
+          <w:t>https://doi.org/10.6028/NIST.AI.100-1</w:t>
+        </w:r>
+      </w:hyperlink>
+    </w:p>
+    <w:p>
+      <w:pPr>
+        <w:spacing w:line="360" w:lineRule="auto" w:after="80"/>
+        <w:ind w:hanging="720" w:left="720"/>
+        <w:jc w:val="left"/>
+      </w:pPr>
+      <w:r>
+        <w:rPr>
+          <w:rFonts w:ascii="Times New Roman" w:hAnsi="Times New Roman"/>
+          <w:sz w:val="24"/>
+        </w:rPr>
+        <w:t xml:space="preserve">Thakur, M., Sørensen, C. F., Bjørnson, F. O., Forås, E., &amp; Hurburgh, C. R. (2011). Managing food traceability information using EPCIS framework. </w:t>
+      </w:r>
+      <w:r>
+        <w:rPr>
+          <w:rFonts w:ascii="Times New Roman" w:hAnsi="Times New Roman"/>
+          <w:i/>
+          <w:sz w:val="24"/>
+        </w:rPr>
         <w:t>Journal of Food Engineering, 103</w:t>
       </w:r>
       <w:r>
@@ -7506,7 +6195,7 @@
         </w:rPr>
         <w:t xml:space="preserve">(4), 417–433. </w:t>
       </w:r>
-      <w:hyperlink r:id="rId42">
+      <w:hyperlink r:id="rId33">
         <w:r>
           <w:rPr>
             <w:rFonts w:ascii="Times New Roman" w:hAnsi="Times New Roman"/>
@@ -7522,13 +6211,14 @@
       <w:pPr>
         <w:spacing w:line="360" w:lineRule="auto" w:after="80"/>
         <w:ind w:hanging="720" w:left="720"/>
+        <w:jc w:val="left"/>
       </w:pPr>
       <w:r>
         <w:rPr>
           <w:rFonts w:ascii="Times New Roman" w:hAnsi="Times New Roman"/>
           <w:sz w:val="24"/>
         </w:rPr>
-        <w:t xml:space="preserve">World Wide Web Consortium. (2013). </w:t>
+        <w:t xml:space="preserve">Valdez Alvarado, G. R. (2023). </w:t>
       </w:r>
       <w:r>
         <w:rPr>
@@ -7536,16 +6226,16 @@
           <w:i/>
           <w:sz w:val="24"/>
         </w:rPr>
-        <w:t>PROV-O: The PROV ontology</w:t>
+        <w:t>Desarrollo de un sistema de información web para la gestión y control de viveros en la ciudad de El Alto. Caso: Unidad de Forestación del Gobierno Autónomo Municipal de El Alto</w:t>
       </w:r>
       <w:r>
         <w:rPr>
           <w:rFonts w:ascii="Times New Roman" w:hAnsi="Times New Roman"/>
           <w:sz w:val="24"/>
         </w:rPr>
-        <w:t xml:space="preserve">. </w:t>
-      </w:r>
-      <w:hyperlink r:id="rId43">
+        <w:t xml:space="preserve"> [Proyecto de grado, Universidad Pública de El Alto]. </w:t>
+      </w:r>
+      <w:hyperlink r:id="rId34">
         <w:r>
           <w:rPr>
             <w:rFonts w:ascii="Times New Roman" w:hAnsi="Times New Roman"/>
@@ -7553,137 +6243,159 @@
             <w:u w:val="single"/>
             <w:sz w:val="24"/>
           </w:rPr>
-          <w:t>https://www.w3.org/TR/prov-o/</w:t>
+          <w:t>https://repositorio.upea.bo/jspui/bitstream/123456789/1019/1/PROYECTO%20DE%20GRADO%20-%20%20GADIEL%20RANDALL.pdf</w:t>
         </w:r>
       </w:hyperlink>
     </w:p>
     <w:p>
       <w:pPr>
-        <w:pStyle w:val="Heading1"/>
-      </w:pPr>
-      <w:r>
-        <w:rPr>
-          <w:rFonts w:ascii="Times New Roman" w:hAnsi="Times New Roman"/>
-          <w:sz w:val="28"/>
-        </w:rPr>
-        <w:t>Anexos previstos para el documento final</w:t>
-      </w:r>
+        <w:spacing w:line="360" w:lineRule="auto" w:after="80"/>
+        <w:ind w:hanging="720" w:left="720"/>
+        <w:jc w:val="left"/>
+      </w:pPr>
+      <w:r>
+        <w:rPr>
+          <w:rFonts w:ascii="Times New Roman" w:hAnsi="Times New Roman"/>
+          <w:sz w:val="24"/>
+        </w:rPr>
+        <w:t xml:space="preserve">Verra. (s. f.). </w:t>
+      </w:r>
+      <w:r>
+        <w:rPr>
+          <w:rFonts w:ascii="Times New Roman" w:hAnsi="Times New Roman"/>
+          <w:i/>
+          <w:sz w:val="24"/>
+        </w:rPr>
+        <w:t>Develop a Verified Carbon Standard (VCS) project.</w:t>
+      </w:r>
+      <w:r>
+        <w:rPr>
+          <w:rFonts w:ascii="Times New Roman" w:hAnsi="Times New Roman"/>
+          <w:sz w:val="24"/>
+        </w:rPr>
+        <w:t xml:space="preserve"> Recuperado el 27 de agosto de 2026, de </w:t>
+      </w:r>
+      <w:hyperlink r:id="rId35">
+        <w:r>
+          <w:rPr>
+            <w:rFonts w:ascii="Times New Roman" w:hAnsi="Times New Roman"/>
+            <w:color w:val="0563C1"/>
+            <w:u w:val="single"/>
+            <w:sz w:val="24"/>
+          </w:rPr>
+          <w:t>https://verra.org/programs/verified-carbon-standard/develop-a-vcs-project/</w:t>
+        </w:r>
+      </w:hyperlink>
     </w:p>
     <w:p>
-      <w:r>
-        <w:rPr>
-          <w:rFonts w:ascii="Times New Roman" w:hAnsi="Times New Roman"/>
-          <w:sz w:val="24"/>
-        </w:rPr>
-        <w:t>Los anexos no se desarrollan en esta versión del perfil. Para el Proyecto de Grado se prevén:</w:t>
+      <w:pPr>
+        <w:pStyle w:val="Heading1"/>
+        <w:pageBreakBefore/>
+      </w:pPr>
+      <w:r>
+        <w:rPr>
+          <w:rFonts w:ascii="Times New Roman" w:hAnsi="Times New Roman"/>
+          <w:sz w:val="28"/>
+        </w:rPr>
+        <w:t>12. Anexos</w:t>
       </w:r>
     </w:p>
     <w:p>
       <w:pPr>
-        <w:pStyle w:val="ListParagraph"/>
-        <w:numPr>
-          <w:ilvl w:val="0"/>
-          <w:numId w:val="19"/>
-        </w:numPr>
-        <w:spacing w:line="360" w:lineRule="auto" w:after="0"/>
-        <w:ind w:left="454" w:hanging="283"/>
+        <w:pStyle w:val="Heading2"/>
       </w:pPr>
       <w:r>
         <w:rPr>
           <w:rFonts w:ascii="Times New Roman" w:hAnsi="Times New Roman"/>
           <w:sz w:val="24"/>
         </w:rPr>
-        <w:t>guía de entrevista y cuestionario para comparar la situación actual con la propuesta;</w:t>
+        <w:t>Anexo A — Árbol de causas y efectos</w:t>
       </w:r>
     </w:p>
     <w:p>
       <w:pPr>
-        <w:pStyle w:val="ListParagraph"/>
-        <w:numPr>
-          <w:ilvl w:val="0"/>
-          <w:numId w:val="19"/>
-        </w:numPr>
-        <w:spacing w:line="360" w:lineRule="auto" w:after="0"/>
-        <w:ind w:left="454" w:hanging="283"/>
-      </w:pPr>
-      <w:r>
-        <w:rPr>
-          <w:rFonts w:ascii="Times New Roman" w:hAnsi="Times New Roman"/>
-          <w:sz w:val="24"/>
-        </w:rPr>
-        <w:t>consentimiento informado;</w:t>
+        <w:pStyle w:val="Caption"/>
+      </w:pPr>
+      <w:r>
+        <w:rPr>
+          <w:rFonts w:ascii="Times New Roman" w:hAnsi="Times New Roman"/>
+          <w:sz w:val="22"/>
+        </w:rPr>
+        <w:t>Figura A1</w:t>
       </w:r>
     </w:p>
     <w:p>
       <w:pPr>
-        <w:pStyle w:val="ListParagraph"/>
-        <w:numPr>
-          <w:ilvl w:val="0"/>
-          <w:numId w:val="19"/>
-        </w:numPr>
-        <w:spacing w:line="360" w:lineRule="auto" w:after="0"/>
-        <w:ind w:left="454" w:hanging="283"/>
-      </w:pPr>
-      <w:r>
-        <w:rPr>
-          <w:rFonts w:ascii="Times New Roman" w:hAnsi="Times New Roman"/>
+        <w:keepNext/>
+        <w:spacing w:after="80"/>
+        <w:ind w:firstLine="0"/>
+        <w:jc w:val="left"/>
+      </w:pPr>
+      <w:r>
+        <w:rPr>
+          <w:rFonts w:ascii="Times New Roman" w:hAnsi="Times New Roman"/>
+          <w:i/>
           <w:sz w:val="24"/>
         </w:rPr>
-        <w:t>matriz requerimiento–regla–invariante–prueba;</w:t>
+        <w:t>Árbol de causas y efectos de la situación problemática</w:t>
       </w:r>
     </w:p>
     <w:p>
       <w:pPr>
-        <w:pStyle w:val="ListParagraph"/>
-        <w:numPr>
-          <w:ilvl w:val="0"/>
-          <w:numId w:val="19"/>
-        </w:numPr>
-        <w:spacing w:line="360" w:lineRule="auto" w:after="0"/>
-        <w:ind w:left="454" w:hanging="283"/>
-      </w:pPr>
-      <w:r>
-        <w:rPr>
-          <w:rFonts w:ascii="Times New Roman" w:hAnsi="Times New Roman"/>
-          <w:sz w:val="24"/>
-        </w:rPr>
-        <w:t>diagramas técnicos consolidados;</w:t>
+        <w:spacing w:after="120"/>
+        <w:ind w:firstLine="0"/>
+        <w:jc w:val="center"/>
+      </w:pPr>
+      <w:r>
+        <w:drawing>
+          <wp:inline xmlns:a="http://schemas.openxmlformats.org/drawingml/2006/main" xmlns:pic="http://schemas.openxmlformats.org/drawingml/2006/picture">
+            <wp:extent cx="5230368" cy="6211062"/>
+            <wp:docPr id="4" name="Picture 4" title="Árbol de causas y efectos de la situación problemática" descr="Árbol de causas y efectos de la situación problemática"/>
+            <wp:cNvGraphicFramePr>
+              <a:graphicFrameLocks noChangeAspect="1"/>
+            </wp:cNvGraphicFramePr>
+            <a:graphic>
+              <a:graphicData uri="http://schemas.openxmlformats.org/drawingml/2006/picture">
+                <pic:pic>
+                  <pic:nvPicPr>
+                    <pic:cNvPr id="0" name="figura_1.png"/>
+                    <pic:cNvPicPr/>
+                  </pic:nvPicPr>
+                  <pic:blipFill>
+                    <a:blip r:embed="rId36"/>
+                    <a:stretch>
+                      <a:fillRect/>
+                    </a:stretch>
+                  </pic:blipFill>
+                  <pic:spPr>
+                    <a:xfrm>
+                      <a:off x="0" y="0"/>
+                      <a:ext cx="5230368" cy="6211062"/>
+                    </a:xfrm>
+                    <a:prstGeom prst="rect"/>
+                  </pic:spPr>
+                </pic:pic>
+              </a:graphicData>
+            </a:graphic>
+          </wp:inline>
+        </w:drawing>
       </w:r>
     </w:p>
     <w:p>
-      <w:pPr>
-        <w:pStyle w:val="ListParagraph"/>
-        <w:numPr>
-          <w:ilvl w:val="0"/>
-          <w:numId w:val="19"/>
-        </w:numPr>
-        <w:spacing w:line="360" w:lineRule="auto" w:after="0"/>
-        <w:ind w:left="454" w:hanging="283"/>
-      </w:pPr>
-      <w:r>
-        <w:rPr>
-          <w:rFonts w:ascii="Times New Roman" w:hAnsi="Times New Roman"/>
+      <w:r>
+        <w:rPr>
+          <w:rFonts w:ascii="Times New Roman" w:hAnsi="Times New Roman"/>
+          <w:i/>
           <w:sz w:val="24"/>
         </w:rPr>
-        <w:t>evidencias y resultados del piloto;</w:t>
-      </w:r>
-    </w:p>
-    <w:p>
-      <w:pPr>
-        <w:pStyle w:val="ListParagraph"/>
-        <w:numPr>
-          <w:ilvl w:val="0"/>
-          <w:numId w:val="19"/>
-        </w:numPr>
-        <w:spacing w:line="360" w:lineRule="auto" w:after="0"/>
-        <w:ind w:left="454" w:hanging="283"/>
-      </w:pPr>
+        <w:t>Nota.</w:t>
+      </w:r>
       <w:r>
         <w:rPr>
           <w:rFonts w:ascii="Times New Roman" w:hAnsi="Times New Roman"/>
           <w:sz w:val="24"/>
         </w:rPr>
-        <w:t>resultados detallados de pruebas.</w:t>
+        <w:t xml:space="preserve"> Elaboración propia a partir del planteamiento del problema.</w:t>
       </w:r>
     </w:p>
     <w:sectPr>
@@ -8041,132 +6753,6 @@
   </w:abstractNum>
   <w:num w:numId="13">
     <w:abstractNumId w:val="12"/>
-  </w:num>
-  <w:abstractNum w:abstractNumId="13">
-    <w:multiLevelType w:val="singleLevel"/>
-    <w:lvl w:ilvl="0">
-      <w:start w:val="1"/>
-      <w:numFmt w:val="bullet"/>
-      <w:lvlText w:val="•"/>
-      <w:lvlJc w:val="left"/>
-      <w:pPr>
-        <w:tabs>
-          <w:tab w:val="num" w:pos="720"/>
-        </w:tabs>
-        <w:ind w:left="720" w:hanging="360"/>
-      </w:pPr>
-      <w:rPr>
-        <w:rFonts w:ascii="Times New Roman" w:hAnsi="Times New Roman"/>
-      </w:rPr>
-    </w:lvl>
-  </w:abstractNum>
-  <w:num w:numId="14">
-    <w:abstractNumId w:val="13"/>
-  </w:num>
-  <w:abstractNum w:abstractNumId="14">
-    <w:multiLevelType w:val="singleLevel"/>
-    <w:lvl w:ilvl="0">
-      <w:start w:val="1"/>
-      <w:numFmt w:val="bullet"/>
-      <w:lvlText w:val="•"/>
-      <w:lvlJc w:val="left"/>
-      <w:pPr>
-        <w:tabs>
-          <w:tab w:val="num" w:pos="720"/>
-        </w:tabs>
-        <w:ind w:left="720" w:hanging="360"/>
-      </w:pPr>
-      <w:rPr>
-        <w:rFonts w:ascii="Times New Roman" w:hAnsi="Times New Roman"/>
-      </w:rPr>
-    </w:lvl>
-  </w:abstractNum>
-  <w:num w:numId="15">
-    <w:abstractNumId w:val="14"/>
-  </w:num>
-  <w:abstractNum w:abstractNumId="15">
-    <w:multiLevelType w:val="singleLevel"/>
-    <w:lvl w:ilvl="0">
-      <w:start w:val="1"/>
-      <w:numFmt w:val="bullet"/>
-      <w:lvlText w:val="•"/>
-      <w:lvlJc w:val="left"/>
-      <w:pPr>
-        <w:tabs>
-          <w:tab w:val="num" w:pos="720"/>
-        </w:tabs>
-        <w:ind w:left="720" w:hanging="360"/>
-      </w:pPr>
-      <w:rPr>
-        <w:rFonts w:ascii="Times New Roman" w:hAnsi="Times New Roman"/>
-      </w:rPr>
-    </w:lvl>
-  </w:abstractNum>
-  <w:num w:numId="16">
-    <w:abstractNumId w:val="15"/>
-  </w:num>
-  <w:abstractNum w:abstractNumId="16">
-    <w:multiLevelType w:val="singleLevel"/>
-    <w:lvl w:ilvl="0">
-      <w:start w:val="1"/>
-      <w:numFmt w:val="bullet"/>
-      <w:lvlText w:val="•"/>
-      <w:lvlJc w:val="left"/>
-      <w:pPr>
-        <w:tabs>
-          <w:tab w:val="num" w:pos="720"/>
-        </w:tabs>
-        <w:ind w:left="720" w:hanging="360"/>
-      </w:pPr>
-      <w:rPr>
-        <w:rFonts w:ascii="Times New Roman" w:hAnsi="Times New Roman"/>
-      </w:rPr>
-    </w:lvl>
-  </w:abstractNum>
-  <w:num w:numId="17">
-    <w:abstractNumId w:val="16"/>
-  </w:num>
-  <w:abstractNum w:abstractNumId="17">
-    <w:multiLevelType w:val="singleLevel"/>
-    <w:lvl w:ilvl="0">
-      <w:start w:val="1"/>
-      <w:numFmt w:val="bullet"/>
-      <w:lvlText w:val="•"/>
-      <w:lvlJc w:val="left"/>
-      <w:pPr>
-        <w:tabs>
-          <w:tab w:val="num" w:pos="720"/>
-        </w:tabs>
-        <w:ind w:left="720" w:hanging="360"/>
-      </w:pPr>
-      <w:rPr>
-        <w:rFonts w:ascii="Times New Roman" w:hAnsi="Times New Roman"/>
-      </w:rPr>
-    </w:lvl>
-  </w:abstractNum>
-  <w:num w:numId="18">
-    <w:abstractNumId w:val="17"/>
-  </w:num>
-  <w:abstractNum w:abstractNumId="18">
-    <w:multiLevelType w:val="singleLevel"/>
-    <w:lvl w:ilvl="0">
-      <w:start w:val="1"/>
-      <w:numFmt w:val="bullet"/>
-      <w:lvlText w:val="•"/>
-      <w:lvlJc w:val="left"/>
-      <w:pPr>
-        <w:tabs>
-          <w:tab w:val="num" w:pos="720"/>
-        </w:tabs>
-        <w:ind w:left="720" w:hanging="360"/>
-      </w:pPr>
-      <w:rPr>
-        <w:rFonts w:ascii="Times New Roman" w:hAnsi="Times New Roman"/>
-      </w:rPr>
-    </w:lvl>
-  </w:abstractNum>
-  <w:num w:numId="19">
-    <w:abstractNumId w:val="18"/>
   </w:num>
 </w:numbering>
 </file>
@@ -9144,8 +7730,9 @@
     <w:rsid w:val="00FC693F"/>
     <w:pPr>
       <w:keepNext/>
-      <w:spacing w:line="240" w:lineRule="auto" w:before="120" w:after="80"/>
-      <w:jc w:val="center"/>
+      <w:spacing w:line="240" w:lineRule="auto" w:before="120" w:after="40"/>
+      <w:ind w:firstLine="0"/>
+      <w:jc w:val="left"/>
     </w:pPr>
     <w:rPr>
       <w:rFonts w:ascii="Times New Roman" w:hAnsi="Times New Roman"/>
